--- a/docs/Skillable-Intelligence-Executive-Briefing.docx
+++ b/docs/Skillable-Intelligence-Executive-Briefing.docx
@@ -8,7 +8,7 @@
       </w:pPr>
       <w:r>
         <w:rPr>
-          <w:rFonts w:ascii="Arial" w:hAnsi="Arial"/>
+          <w:rFonts w:ascii="Calibri" w:hAnsi="Calibri"/>
           <w:b/>
           <w:color w:val="1A4D35"/>
           <w:sz w:val="40"/>
@@ -22,7 +22,7 @@
       </w:pPr>
       <w:r>
         <w:rPr>
-          <w:rFonts w:ascii="Arial" w:hAnsi="Arial"/>
+          <w:rFonts w:ascii="Calibri" w:hAnsi="Calibri"/>
           <w:color w:val="606060"/>
           <w:sz w:val="20"/>
         </w:rPr>
@@ -51,7 +51,7 @@
       </w:pPr>
       <w:r>
         <w:rPr>
-          <w:rFonts w:ascii="Arial" w:hAnsi="Arial"/>
+          <w:rFonts w:ascii="Calibri" w:hAnsi="Calibri"/>
           <w:b/>
           <w:i w:val="0"/>
           <w:color w:val="1A4D35"/>
@@ -66,7 +66,7 @@
       </w:pPr>
       <w:r>
         <w:rPr>
-          <w:rFonts w:ascii="Arial" w:hAnsi="Arial"/>
+          <w:rFonts w:ascii="Calibri" w:hAnsi="Calibri"/>
           <w:b w:val="0"/>
           <w:i w:val="0"/>
           <w:color w:val="1A1A1A"/>
@@ -82,7 +82,7 @@
       </w:pPr>
       <w:r>
         <w:rPr>
-          <w:rFonts w:ascii="Arial" w:hAnsi="Arial"/>
+          <w:rFonts w:ascii="Calibri" w:hAnsi="Calibri"/>
           <w:b w:val="0"/>
           <w:i w:val="0"/>
           <w:color w:val="1A1A1A"/>
@@ -98,7 +98,7 @@
       </w:pPr>
       <w:r>
         <w:rPr>
-          <w:rFonts w:ascii="Arial" w:hAnsi="Arial"/>
+          <w:rFonts w:ascii="Calibri" w:hAnsi="Calibri"/>
           <w:b w:val="0"/>
           <w:i w:val="0"/>
           <w:color w:val="1A1A1A"/>
@@ -114,7 +114,7 @@
       </w:pPr>
       <w:r>
         <w:rPr>
-          <w:rFonts w:ascii="Arial" w:hAnsi="Arial"/>
+          <w:rFonts w:ascii="Calibri" w:hAnsi="Calibri"/>
           <w:b w:val="0"/>
           <w:i w:val="0"/>
           <w:color w:val="1A1A1A"/>
@@ -129,7 +129,7 @@
       </w:pPr>
       <w:r>
         <w:rPr>
-          <w:rFonts w:ascii="Arial" w:hAnsi="Arial"/>
+          <w:rFonts w:ascii="Calibri" w:hAnsi="Calibri"/>
           <w:b/>
           <w:i w:val="0"/>
           <w:color w:val="1A1A1A"/>
@@ -147,7 +147,7 @@
       </w:pPr>
       <w:r>
         <w:rPr>
-          <w:rFonts w:ascii="Arial" w:hAnsi="Arial"/>
+          <w:rFonts w:ascii="Calibri" w:hAnsi="Calibri"/>
           <w:b/>
           <w:i w:val="0"/>
           <w:color w:val="1A4D35"/>
@@ -162,7 +162,7 @@
       </w:pPr>
       <w:r>
         <w:rPr>
-          <w:rFonts w:ascii="Arial" w:hAnsi="Arial"/>
+          <w:rFonts w:ascii="Calibri" w:hAnsi="Calibri"/>
           <w:b w:val="0"/>
           <w:i w:val="0"/>
           <w:color w:val="1A1A1A"/>
@@ -178,7 +178,7 @@
       </w:pPr>
       <w:r>
         <w:rPr>
-          <w:rFonts w:ascii="Arial" w:hAnsi="Arial"/>
+          <w:rFonts w:ascii="Calibri" w:hAnsi="Calibri"/>
           <w:b/>
           <w:i w:val="0"/>
           <w:color w:val="1A1A1A"/>
@@ -188,7 +188,7 @@
       </w:r>
       <w:r>
         <w:rPr>
-          <w:rFonts w:ascii="Arial" w:hAnsi="Arial"/>
+          <w:rFonts w:ascii="Calibri" w:hAnsi="Calibri"/>
           <w:b w:val="0"/>
           <w:i w:val="0"/>
           <w:color w:val="1A1A1A"/>
@@ -204,7 +204,7 @@
       </w:pPr>
       <w:r>
         <w:rPr>
-          <w:rFonts w:ascii="Arial" w:hAnsi="Arial"/>
+          <w:rFonts w:ascii="Calibri" w:hAnsi="Calibri"/>
           <w:b/>
           <w:i w:val="0"/>
           <w:color w:val="1A1A1A"/>
@@ -214,7 +214,7 @@
       </w:r>
       <w:r>
         <w:rPr>
-          <w:rFonts w:ascii="Arial" w:hAnsi="Arial"/>
+          <w:rFonts w:ascii="Calibri" w:hAnsi="Calibri"/>
           <w:b w:val="0"/>
           <w:i w:val="0"/>
           <w:color w:val="1A1A1A"/>
@@ -230,7 +230,7 @@
       </w:pPr>
       <w:r>
         <w:rPr>
-          <w:rFonts w:ascii="Arial" w:hAnsi="Arial"/>
+          <w:rFonts w:ascii="Calibri" w:hAnsi="Calibri"/>
           <w:b/>
           <w:i w:val="0"/>
           <w:color w:val="1A1A1A"/>
@@ -240,7 +240,7 @@
       </w:r>
       <w:r>
         <w:rPr>
-          <w:rFonts w:ascii="Arial" w:hAnsi="Arial"/>
+          <w:rFonts w:ascii="Calibri" w:hAnsi="Calibri"/>
           <w:b w:val="0"/>
           <w:i w:val="0"/>
           <w:color w:val="1A1A1A"/>
@@ -258,7 +258,7 @@
       </w:pPr>
       <w:r>
         <w:rPr>
-          <w:rFonts w:ascii="Arial" w:hAnsi="Arial"/>
+          <w:rFonts w:ascii="Calibri" w:hAnsi="Calibri"/>
           <w:b/>
           <w:i w:val="0"/>
           <w:color w:val="1A4D35"/>
@@ -312,7 +312,7 @@
             </w:pPr>
             <w:r>
               <w:rPr>
-                <w:rFonts w:ascii="Arial" w:hAnsi="Arial"/>
+                <w:rFonts w:ascii="Calibri" w:hAnsi="Calibri"/>
                 <w:b/>
                 <w:color w:val="606060"/>
                 <w:sz w:val="16"/>
@@ -329,7 +329,7 @@
             </w:pPr>
             <w:r>
               <w:rPr>
-                <w:rFonts w:ascii="Arial" w:hAnsi="Arial"/>
+                <w:rFonts w:ascii="Calibri" w:hAnsi="Calibri"/>
                 <w:b/>
                 <w:color w:val="1A1A1A"/>
                 <w:sz w:val="16"/>
@@ -345,7 +345,7 @@
             </w:pPr>
             <w:r>
               <w:rPr>
-                <w:rFonts w:ascii="Arial" w:hAnsi="Arial"/>
+                <w:rFonts w:ascii="Calibri" w:hAnsi="Calibri"/>
                 <w:b/>
                 <w:color w:val="1A4D35"/>
                 <w:sz w:val="16"/>
@@ -362,7 +362,7 @@
             </w:pPr>
             <w:r>
               <w:rPr>
-                <w:rFonts w:ascii="Arial" w:hAnsi="Arial"/>
+                <w:rFonts w:ascii="Calibri" w:hAnsi="Calibri"/>
                 <w:b/>
                 <w:color w:val="FFFFFF"/>
                 <w:sz w:val="16"/>
@@ -378,7 +378,7 @@
             </w:pPr>
             <w:r>
               <w:rPr>
-                <w:rFonts w:ascii="Arial" w:hAnsi="Arial"/>
+                <w:rFonts w:ascii="Calibri" w:hAnsi="Calibri"/>
                 <w:b/>
                 <w:color w:val="1A4D35"/>
                 <w:sz w:val="16"/>
@@ -395,7 +395,7 @@
             </w:pPr>
             <w:r>
               <w:rPr>
-                <w:rFonts w:ascii="Arial" w:hAnsi="Arial"/>
+                <w:rFonts w:ascii="Calibri" w:hAnsi="Calibri"/>
                 <w:b/>
                 <w:color w:val="FFFFFF"/>
                 <w:sz w:val="16"/>
@@ -411,7 +411,7 @@
             </w:pPr>
             <w:r>
               <w:rPr>
-                <w:rFonts w:ascii="Arial" w:hAnsi="Arial"/>
+                <w:rFonts w:ascii="Calibri" w:hAnsi="Calibri"/>
                 <w:b/>
                 <w:color w:val="1A4D35"/>
                 <w:sz w:val="16"/>
@@ -428,7 +428,7 @@
             </w:pPr>
             <w:r>
               <w:rPr>
-                <w:rFonts w:ascii="Arial" w:hAnsi="Arial"/>
+                <w:rFonts w:ascii="Calibri" w:hAnsi="Calibri"/>
                 <w:b/>
                 <w:color w:val="FFFFFF"/>
                 <w:sz w:val="16"/>
@@ -444,7 +444,7 @@
             </w:pPr>
             <w:r>
               <w:rPr>
-                <w:rFonts w:ascii="Arial" w:hAnsi="Arial"/>
+                <w:rFonts w:ascii="Calibri" w:hAnsi="Calibri"/>
                 <w:b/>
                 <w:color w:val="1A4D35"/>
                 <w:sz w:val="16"/>
@@ -461,7 +461,7 @@
             </w:pPr>
             <w:r>
               <w:rPr>
-                <w:rFonts w:ascii="Arial" w:hAnsi="Arial"/>
+                <w:rFonts w:ascii="Calibri" w:hAnsi="Calibri"/>
                 <w:b/>
                 <w:color w:val="1A1A1A"/>
                 <w:sz w:val="16"/>
@@ -486,7 +486,7 @@
             </w:pPr>
             <w:r>
               <w:rPr>
-                <w:rFonts w:ascii="Arial" w:hAnsi="Arial"/>
+                <w:rFonts w:ascii="Calibri" w:hAnsi="Calibri"/>
                 <w:b/>
                 <w:color w:val="606060"/>
                 <w:sz w:val="16"/>
@@ -526,7 +526,7 @@
                 <w:p>
                   <w:r>
                     <w:rPr>
-                      <w:rFonts w:ascii="Arial" w:hAnsi="Arial"/>
+                      <w:rFonts w:ascii="Calibri" w:hAnsi="Calibri"/>
                       <w:b/>
                       <w:color w:val="FFFFFF"/>
                       <w:sz w:val="16"/>
@@ -555,7 +555,7 @@
                 <w:p>
                   <w:r>
                     <w:rPr>
-                      <w:rFonts w:ascii="Arial" w:hAnsi="Arial"/>
+                      <w:rFonts w:ascii="Calibri" w:hAnsi="Calibri"/>
                       <w:b/>
                       <w:color w:val="FFFFFF"/>
                       <w:sz w:val="16"/>
@@ -584,7 +584,7 @@
                 <w:p>
                   <w:r>
                     <w:rPr>
-                      <w:rFonts w:ascii="Arial" w:hAnsi="Arial"/>
+                      <w:rFonts w:ascii="Calibri" w:hAnsi="Calibri"/>
                       <w:b/>
                       <w:color w:val="FFFFFF"/>
                       <w:sz w:val="16"/>
@@ -615,7 +615,7 @@
                 <w:p>
                   <w:r>
                     <w:rPr>
-                      <w:rFonts w:ascii="Arial" w:hAnsi="Arial"/>
+                      <w:rFonts w:ascii="Calibri" w:hAnsi="Calibri"/>
                       <w:b w:val="0"/>
                       <w:color w:val="1A1A1A"/>
                       <w:sz w:val="16"/>
@@ -644,7 +644,7 @@
                 <w:p>
                   <w:r>
                     <w:rPr>
-                      <w:rFonts w:ascii="Arial" w:hAnsi="Arial"/>
+                      <w:rFonts w:ascii="Calibri" w:hAnsi="Calibri"/>
                       <w:b w:val="0"/>
                       <w:color w:val="1A1A1A"/>
                       <w:sz w:val="16"/>
@@ -673,7 +673,7 @@
                 <w:p>
                   <w:r>
                     <w:rPr>
-                      <w:rFonts w:ascii="Arial" w:hAnsi="Arial"/>
+                      <w:rFonts w:ascii="Calibri" w:hAnsi="Calibri"/>
                       <w:b w:val="0"/>
                       <w:color w:val="1A1A1A"/>
                       <w:sz w:val="16"/>
@@ -704,7 +704,7 @@
                 <w:p>
                   <w:r>
                     <w:rPr>
-                      <w:rFonts w:ascii="Arial" w:hAnsi="Arial"/>
+                      <w:rFonts w:ascii="Calibri" w:hAnsi="Calibri"/>
                       <w:b w:val="0"/>
                       <w:color w:val="1A1A1A"/>
                       <w:sz w:val="16"/>
@@ -733,7 +733,7 @@
                 <w:p>
                   <w:r>
                     <w:rPr>
-                      <w:rFonts w:ascii="Arial" w:hAnsi="Arial"/>
+                      <w:rFonts w:ascii="Calibri" w:hAnsi="Calibri"/>
                       <w:b w:val="0"/>
                       <w:color w:val="1A1A1A"/>
                       <w:sz w:val="16"/>
@@ -762,7 +762,7 @@
                 <w:p>
                   <w:r>
                     <w:rPr>
-                      <w:rFonts w:ascii="Arial" w:hAnsi="Arial"/>
+                      <w:rFonts w:ascii="Calibri" w:hAnsi="Calibri"/>
                       <w:b w:val="0"/>
                       <w:color w:val="1A1A1A"/>
                       <w:sz w:val="16"/>
@@ -793,7 +793,7 @@
                 <w:p>
                   <w:r>
                     <w:rPr>
-                      <w:rFonts w:ascii="Arial" w:hAnsi="Arial"/>
+                      <w:rFonts w:ascii="Calibri" w:hAnsi="Calibri"/>
                       <w:b w:val="0"/>
                       <w:color w:val="1A1A1A"/>
                       <w:sz w:val="16"/>
@@ -822,7 +822,7 @@
                 <w:p>
                   <w:r>
                     <w:rPr>
-                      <w:rFonts w:ascii="Arial" w:hAnsi="Arial"/>
+                      <w:rFonts w:ascii="Calibri" w:hAnsi="Calibri"/>
                       <w:b w:val="0"/>
                       <w:color w:val="1A1A1A"/>
                       <w:sz w:val="16"/>
@@ -851,7 +851,7 @@
                 <w:p>
                   <w:r>
                     <w:rPr>
-                      <w:rFonts w:ascii="Arial" w:hAnsi="Arial"/>
+                      <w:rFonts w:ascii="Calibri" w:hAnsi="Calibri"/>
                       <w:b w:val="0"/>
                       <w:color w:val="1A1A1A"/>
                       <w:sz w:val="16"/>
@@ -882,7 +882,7 @@
                 <w:p>
                   <w:r>
                     <w:rPr>
-                      <w:rFonts w:ascii="Arial" w:hAnsi="Arial"/>
+                      <w:rFonts w:ascii="Calibri" w:hAnsi="Calibri"/>
                       <w:b w:val="0"/>
                       <w:color w:val="1A1A1A"/>
                       <w:sz w:val="16"/>
@@ -911,7 +911,7 @@
                 <w:p>
                   <w:r>
                     <w:rPr>
-                      <w:rFonts w:ascii="Arial" w:hAnsi="Arial"/>
+                      <w:rFonts w:ascii="Calibri" w:hAnsi="Calibri"/>
                       <w:b w:val="0"/>
                       <w:color w:val="1A1A1A"/>
                       <w:sz w:val="16"/>
@@ -940,7 +940,7 @@
                 <w:p>
                   <w:r>
                     <w:rPr>
-                      <w:rFonts w:ascii="Arial" w:hAnsi="Arial"/>
+                      <w:rFonts w:ascii="Calibri" w:hAnsi="Calibri"/>
                       <w:b w:val="0"/>
                       <w:color w:val="1A1A1A"/>
                       <w:sz w:val="16"/>
@@ -974,7 +974,7 @@
       </w:pPr>
       <w:r>
         <w:rPr>
-          <w:rFonts w:ascii="Arial" w:hAnsi="Arial"/>
+          <w:rFonts w:ascii="Calibri" w:hAnsi="Calibri"/>
           <w:b/>
           <w:i w:val="0"/>
           <w:color w:val="1A4D35"/>
@@ -990,7 +990,7 @@
       </w:pPr>
       <w:r>
         <w:rPr>
-          <w:rFonts w:ascii="Arial" w:hAnsi="Arial"/>
+          <w:rFonts w:ascii="Calibri" w:hAnsi="Calibri"/>
           <w:b/>
           <w:i w:val="0"/>
           <w:color w:val="1A1A1A"/>
@@ -1000,7 +1000,7 @@
       </w:r>
       <w:r>
         <w:rPr>
-          <w:rFonts w:ascii="Arial" w:hAnsi="Arial"/>
+          <w:rFonts w:ascii="Calibri" w:hAnsi="Calibri"/>
           <w:b w:val="0"/>
           <w:i w:val="0"/>
           <w:color w:val="1A1A1A"/>
@@ -1016,7 +1016,7 @@
       </w:pPr>
       <w:r>
         <w:rPr>
-          <w:rFonts w:ascii="Arial" w:hAnsi="Arial"/>
+          <w:rFonts w:ascii="Calibri" w:hAnsi="Calibri"/>
           <w:b/>
           <w:i w:val="0"/>
           <w:color w:val="1A1A1A"/>
@@ -1026,7 +1026,7 @@
       </w:r>
       <w:r>
         <w:rPr>
-          <w:rFonts w:ascii="Arial" w:hAnsi="Arial"/>
+          <w:rFonts w:ascii="Calibri" w:hAnsi="Calibri"/>
           <w:b w:val="0"/>
           <w:i w:val="0"/>
           <w:color w:val="1A1A1A"/>
@@ -1042,7 +1042,7 @@
       </w:pPr>
       <w:r>
         <w:rPr>
-          <w:rFonts w:ascii="Arial" w:hAnsi="Arial"/>
+          <w:rFonts w:ascii="Calibri" w:hAnsi="Calibri"/>
           <w:b/>
           <w:i w:val="0"/>
           <w:color w:val="1A1A1A"/>
@@ -1052,7 +1052,7 @@
       </w:r>
       <w:r>
         <w:rPr>
-          <w:rFonts w:ascii="Arial" w:hAnsi="Arial"/>
+          <w:rFonts w:ascii="Calibri" w:hAnsi="Calibri"/>
           <w:b w:val="0"/>
           <w:i w:val="0"/>
           <w:color w:val="1A1A1A"/>
@@ -1068,7 +1068,7 @@
       </w:pPr>
       <w:r>
         <w:rPr>
-          <w:rFonts w:ascii="Arial" w:hAnsi="Arial"/>
+          <w:rFonts w:ascii="Calibri" w:hAnsi="Calibri"/>
           <w:b/>
           <w:i w:val="0"/>
           <w:color w:val="1A1A1A"/>
@@ -1078,7 +1078,7 @@
       </w:r>
       <w:r>
         <w:rPr>
-          <w:rFonts w:ascii="Arial" w:hAnsi="Arial"/>
+          <w:rFonts w:ascii="Calibri" w:hAnsi="Calibri"/>
           <w:b w:val="0"/>
           <w:i w:val="0"/>
           <w:color w:val="1A1A1A"/>
@@ -1096,7 +1096,7 @@
       </w:pPr>
       <w:r>
         <w:rPr>
-          <w:rFonts w:ascii="Arial" w:hAnsi="Arial"/>
+          <w:rFonts w:ascii="Calibri" w:hAnsi="Calibri"/>
           <w:b/>
           <w:i w:val="0"/>
           <w:color w:val="1A4D35"/>
@@ -1112,7 +1112,7 @@
       </w:pPr>
       <w:r>
         <w:rPr>
-          <w:rFonts w:ascii="Arial" w:hAnsi="Arial"/>
+          <w:rFonts w:ascii="Calibri" w:hAnsi="Calibri"/>
           <w:b/>
           <w:i w:val="0"/>
           <w:color w:val="1A1A1A"/>
@@ -1122,7 +1122,7 @@
       </w:r>
       <w:r>
         <w:rPr>
-          <w:rFonts w:ascii="Arial" w:hAnsi="Arial"/>
+          <w:rFonts w:ascii="Calibri" w:hAnsi="Calibri"/>
           <w:b w:val="0"/>
           <w:i w:val="0"/>
           <w:color w:val="1A1A1A"/>
@@ -1138,7 +1138,7 @@
       </w:pPr>
       <w:r>
         <w:rPr>
-          <w:rFonts w:ascii="Arial" w:hAnsi="Arial"/>
+          <w:rFonts w:ascii="Calibri" w:hAnsi="Calibri"/>
           <w:b/>
           <w:i w:val="0"/>
           <w:color w:val="1A1A1A"/>
@@ -1148,7 +1148,7 @@
       </w:r>
       <w:r>
         <w:rPr>
-          <w:rFonts w:ascii="Arial" w:hAnsi="Arial"/>
+          <w:rFonts w:ascii="Calibri" w:hAnsi="Calibri"/>
           <w:b w:val="0"/>
           <w:i w:val="0"/>
           <w:color w:val="1A1A1A"/>
@@ -1164,7 +1164,7 @@
       </w:pPr>
       <w:r>
         <w:rPr>
-          <w:rFonts w:ascii="Arial" w:hAnsi="Arial"/>
+          <w:rFonts w:ascii="Calibri" w:hAnsi="Calibri"/>
           <w:b/>
           <w:i w:val="0"/>
           <w:color w:val="1A1A1A"/>
@@ -1174,7 +1174,7 @@
       </w:r>
       <w:r>
         <w:rPr>
-          <w:rFonts w:ascii="Arial" w:hAnsi="Arial"/>
+          <w:rFonts w:ascii="Calibri" w:hAnsi="Calibri"/>
           <w:b w:val="0"/>
           <w:i w:val="0"/>
           <w:color w:val="1A1A1A"/>
@@ -1192,7 +1192,7 @@
       </w:pPr>
       <w:r>
         <w:rPr>
-          <w:rFonts w:ascii="Arial" w:hAnsi="Arial"/>
+          <w:rFonts w:ascii="Calibri" w:hAnsi="Calibri"/>
           <w:b/>
           <w:i w:val="0"/>
           <w:color w:val="1A4D35"/>
@@ -1252,7 +1252,7 @@
             </w:pPr>
             <w:r>
               <w:rPr>
-                <w:rFonts w:ascii="Arial" w:hAnsi="Arial"/>
+                <w:rFonts w:ascii="Calibri" w:hAnsi="Calibri"/>
                 <w:b/>
                 <w:color w:val="1A4D35"/>
                 <w:sz w:val="20"/>
@@ -1267,7 +1267,7 @@
             </w:pPr>
             <w:r>
               <w:rPr>
-                <w:rFonts w:ascii="Arial" w:hAnsi="Arial"/>
+                <w:rFonts w:ascii="Calibri" w:hAnsi="Calibri"/>
                 <w:color w:val="1A1A1A"/>
                 <w:sz w:val="18"/>
               </w:rPr>
@@ -1281,7 +1281,7 @@
             </w:pPr>
             <w:r>
               <w:rPr>
-                <w:rFonts w:ascii="Arial" w:hAnsi="Arial"/>
+                <w:rFonts w:ascii="Calibri" w:hAnsi="Calibri"/>
                 <w:color w:val="1A1A1A"/>
                 <w:sz w:val="18"/>
               </w:rPr>
@@ -1295,7 +1295,7 @@
             </w:pPr>
             <w:r>
               <w:rPr>
-                <w:rFonts w:ascii="Arial" w:hAnsi="Arial"/>
+                <w:rFonts w:ascii="Calibri" w:hAnsi="Calibri"/>
                 <w:color w:val="1A1A1A"/>
                 <w:sz w:val="18"/>
               </w:rPr>
@@ -1309,7 +1309,7 @@
             </w:pPr>
             <w:r>
               <w:rPr>
-                <w:rFonts w:ascii="Arial" w:hAnsi="Arial"/>
+                <w:rFonts w:ascii="Calibri" w:hAnsi="Calibri"/>
                 <w:color w:val="1A1A1A"/>
                 <w:sz w:val="18"/>
               </w:rPr>
@@ -1323,7 +1323,7 @@
             </w:pPr>
             <w:r>
               <w:rPr>
-                <w:rFonts w:ascii="Arial" w:hAnsi="Arial"/>
+                <w:rFonts w:ascii="Calibri" w:hAnsi="Calibri"/>
                 <w:color w:val="1A1A1A"/>
                 <w:sz w:val="18"/>
               </w:rPr>
@@ -1353,7 +1353,7 @@
             </w:pPr>
             <w:r>
               <w:rPr>
-                <w:rFonts w:ascii="Arial" w:hAnsi="Arial"/>
+                <w:rFonts w:ascii="Calibri" w:hAnsi="Calibri"/>
                 <w:b/>
                 <w:color w:val="1A4D35"/>
                 <w:sz w:val="20"/>
@@ -1368,7 +1368,7 @@
             </w:pPr>
             <w:r>
               <w:rPr>
-                <w:rFonts w:ascii="Arial" w:hAnsi="Arial"/>
+                <w:rFonts w:ascii="Calibri" w:hAnsi="Calibri"/>
                 <w:color w:val="1A1A1A"/>
                 <w:sz w:val="18"/>
               </w:rPr>
@@ -1382,7 +1382,7 @@
             </w:pPr>
             <w:r>
               <w:rPr>
-                <w:rFonts w:ascii="Arial" w:hAnsi="Arial"/>
+                <w:rFonts w:ascii="Calibri" w:hAnsi="Calibri"/>
                 <w:color w:val="1A1A1A"/>
                 <w:sz w:val="18"/>
               </w:rPr>
@@ -1396,7 +1396,7 @@
             </w:pPr>
             <w:r>
               <w:rPr>
-                <w:rFonts w:ascii="Arial" w:hAnsi="Arial"/>
+                <w:rFonts w:ascii="Calibri" w:hAnsi="Calibri"/>
                 <w:color w:val="1A1A1A"/>
                 <w:sz w:val="18"/>
               </w:rPr>
@@ -1410,7 +1410,7 @@
             </w:pPr>
             <w:r>
               <w:rPr>
-                <w:rFonts w:ascii="Arial" w:hAnsi="Arial"/>
+                <w:rFonts w:ascii="Calibri" w:hAnsi="Calibri"/>
                 <w:color w:val="1A1A1A"/>
                 <w:sz w:val="18"/>
               </w:rPr>
@@ -1424,7 +1424,7 @@
             </w:pPr>
             <w:r>
               <w:rPr>
-                <w:rFonts w:ascii="Arial" w:hAnsi="Arial"/>
+                <w:rFonts w:ascii="Calibri" w:hAnsi="Calibri"/>
                 <w:color w:val="1A1A1A"/>
                 <w:sz w:val="18"/>
               </w:rPr>
@@ -1455,12 +1455,21 @@
     </w:pPr>
     <w:r>
       <w:rPr>
+        <w:rFonts w:ascii="Calibri" w:hAnsi="Calibri"/>
+        <w:sz w:val="16"/>
+        <w:szCs w:val="16"/>
+        <w:color w:val="888888"/>
+      </w:rPr>
+      <w:t xml:space="preserve">Page </w:t>
+    </w:r>
+    <w:r>
+      <w:rPr>
         <w:rFonts w:ascii="Arial" w:hAnsi="Arial"/>
         <w:sz w:val="18"/>
         <w:szCs w:val="18"/>
         <w:color w:val="888888"/>
       </w:rPr>
-      <w:t xml:space="preserve">Page </w:t>
+      <w:fldChar w:fldCharType="begin"/>
     </w:r>
     <w:r>
       <w:rPr>
@@ -1469,7 +1478,7 @@
         <w:szCs w:val="18"/>
         <w:color w:val="888888"/>
       </w:rPr>
-      <w:fldChar w:fldCharType="begin"/>
+      <w:instrText xml:space="preserve"> PAGE </w:instrText>
     </w:r>
     <w:r>
       <w:rPr>
@@ -1478,22 +1487,13 @@
         <w:szCs w:val="18"/>
         <w:color w:val="888888"/>
       </w:rPr>
-      <w:instrText xml:space="preserve"> PAGE </w:instrText>
-    </w:r>
-    <w:r>
-      <w:rPr>
-        <w:rFonts w:ascii="Arial" w:hAnsi="Arial"/>
-        <w:sz w:val="18"/>
-        <w:szCs w:val="18"/>
-        <w:color w:val="888888"/>
-      </w:rPr>
       <w:fldChar w:fldCharType="end"/>
     </w:r>
     <w:r>
       <w:rPr>
-        <w:rFonts w:ascii="Arial" w:hAnsi="Arial"/>
-        <w:sz w:val="18"/>
-        <w:szCs w:val="18"/>
+        <w:rFonts w:ascii="Calibri" w:hAnsi="Calibri"/>
+        <w:sz w:val="16"/>
+        <w:szCs w:val="16"/>
         <w:color w:val="888888"/>
       </w:rPr>
       <w:t xml:space="preserve"> of </w:t>
@@ -1539,7 +1539,7 @@
     <w:r>
       <w:drawing>
         <wp:inline xmlns:a="http://schemas.openxmlformats.org/drawingml/2006/main" xmlns:pic="http://schemas.openxmlformats.org/drawingml/2006/picture">
-          <wp:extent cx="1005840" cy="528066"/>
+          <wp:extent cx="1005840" cy="334541"/>
           <wp:docPr id="1" name="Picture 1"/>
           <wp:cNvGraphicFramePr>
             <a:graphicFrameLocks noChangeAspect="1"/>
@@ -1560,7 +1560,7 @@
                 <pic:spPr>
                   <a:xfrm>
                     <a:off x="0" y="0"/>
-                    <a:ext cx="1005840" cy="528066"/>
+                    <a:ext cx="1005840" cy="334541"/>
                   </a:xfrm>
                   <a:prstGeom prst="rect"/>
                 </pic:spPr>
@@ -1951,7 +1951,7 @@
     <w:qFormat/>
     <w:rsid w:val="00FC693F"/>
     <w:rPr>
-      <w:rFonts w:ascii="Arial" w:hAnsi="Arial"/>
+      <w:rFonts w:ascii="Calibri" w:hAnsi="Calibri"/>
       <w:sz w:val="20"/>
     </w:rPr>
   </w:style>

--- a/docs/Skillable-Intelligence-Executive-Briefing.docx
+++ b/docs/Skillable-Intelligence-Executive-Briefing.docx
@@ -194,7 +194,7 @@
           <w:color w:val="1A1A1A"/>
           <w:sz w:val="20"/>
         </w:rPr>
-        <w:t xml:space="preserve"> Scores a company’s products for labability (0–100) across four dimensions; produces a partnership readiness score, opportunity composite, recommended Skillable path (VM / Cloud Slice / Simulation), estimated annual ACV, and named contacts for training/enablement outreach. Used by SEs and AMs for pre-call research.</w:t>
+        <w:t xml:space="preserve"> Scores a company’s products for labability (0–100) across four dimensions; produces a lab maturity score, opportunity composite, recommended Skillable path (VM / Cloud Slice / Simulation), estimated annual ACV, and named contacts for training/enablement outreach. Used by SEs and AMs for pre-call research.</w:t>
       </w:r>
     </w:p>
     <w:p>
@@ -220,7 +220,7 @@
           <w:color w:val="1A1A1A"/>
           <w:sz w:val="20"/>
         </w:rPr>
-        <w:t xml:space="preserve"> Runs a lightweight Inspector analysis on a full ZoomInfo export simultaneously — returns a ranked, scored table with labability/partnership/composite scores, a path label (Labable / Simulations / Do Not Pursue / Academic / Not a Fit), and top two contacts per company with LinkedIn and Excel export. Used by RevOps and field sales for account-based targeting.</w:t>
+        <w:t xml:space="preserve"> Runs a lightweight Inspector analysis on a full ZoomInfo export simultaneously — returns a ranked, scored table with labability/lab maturity/composite scores, a path label (Labable / Simulations / Do Not Pursue / Academic / Not a Fit), and top two contacts per company with LinkedIn and Excel export. Used by RevOps and field sales for account-based targeting.</w:t>
       </w:r>
     </w:p>
     <w:p>
@@ -298,7 +298,7 @@
       <w:tr>
         <w:tc>
           <w:tcPr>
-            <w:tcW w:type="dxa" w:w="2520"/>
+            <w:tcW w:type="dxa" w:w="2160"/>
             <w:tcBorders>
               <w:top w:val="none" w:sz="0" w:space="0" w:color="auto"/>
               <w:left w:val="none" w:sz="0" w:space="0" w:color="auto"/>
@@ -472,7 +472,7 @@
         </w:tc>
         <w:tc>
           <w:tcPr>
-            <w:tcW w:type="dxa" w:w="6840"/>
+            <w:tcW w:type="dxa" w:w="7632"/>
             <w:tcBorders>
               <w:top w:val="none" w:sz="0" w:space="0" w:color="auto"/>
               <w:left w:val="none" w:sz="0" w:space="0" w:color="auto"/>
@@ -501,14 +501,14 @@
               <w:tblLook w:firstColumn="1" w:firstRow="1" w:lastColumn="0" w:lastRow="0" w:noHBand="0" w:noVBand="1" w:val="04A0"/>
             </w:tblPr>
             <w:tblGrid>
-              <w:gridCol w:w="2280"/>
-              <w:gridCol w:w="2280"/>
-              <w:gridCol w:w="2280"/>
+              <w:gridCol w:w="2544"/>
+              <w:gridCol w:w="2544"/>
+              <w:gridCol w:w="2544"/>
             </w:tblGrid>
             <w:tr>
               <w:tc>
                 <w:tcPr>
-                  <w:tcW w:type="dxa" w:w="2000"/>
+                  <w:tcW w:type="dxa" w:w="2200"/>
                   <w:shd w:val="clear" w:color="auto" w:fill="1A4D35"/>
                   <w:tcBorders>
                     <w:top w:val="single" w:sz="4" w:space="0" w:color="1A4D35"/>
@@ -537,7 +537,7 @@
               </w:tc>
               <w:tc>
                 <w:tcPr>
-                  <w:tcW w:type="dxa" w:w="3240"/>
+                  <w:tcW w:type="dxa" w:w="3832"/>
                   <w:shd w:val="clear" w:color="auto" w:fill="1A4D35"/>
                   <w:tcBorders>
                     <w:top w:val="single" w:sz="4" w:space="0" w:color="1A4D35"/>
@@ -566,7 +566,7 @@
               </w:tc>
               <w:tc>
                 <w:tcPr>
-                  <w:tcW w:type="dxa" w:w="1560"/>
+                  <w:tcW w:type="dxa" w:w="1600"/>
                   <w:shd w:val="clear" w:color="auto" w:fill="1A4D35"/>
                   <w:tcBorders>
                     <w:top w:val="single" w:sz="4" w:space="0" w:color="1A4D35"/>
@@ -597,7 +597,7 @@
             <w:tr>
               <w:tc>
                 <w:tcPr>
-                  <w:tcW w:type="dxa" w:w="2000"/>
+                  <w:tcW w:type="dxa" w:w="2200"/>
                   <w:shd w:val="clear" w:color="auto" w:fill="F0F5F2"/>
                   <w:tcBorders>
                     <w:top w:val="single" w:sz="4" w:space="0" w:color="CCCCCC"/>
@@ -626,7 +626,7 @@
               </w:tc>
               <w:tc>
                 <w:tcPr>
-                  <w:tcW w:type="dxa" w:w="3240"/>
+                  <w:tcW w:type="dxa" w:w="3832"/>
                   <w:shd w:val="clear" w:color="auto" w:fill="F0F5F2"/>
                   <w:tcBorders>
                     <w:top w:val="single" w:sz="4" w:space="0" w:color="CCCCCC"/>
@@ -655,7 +655,7 @@
               </w:tc>
               <w:tc>
                 <w:tcPr>
-                  <w:tcW w:type="dxa" w:w="1560"/>
+                  <w:tcW w:type="dxa" w:w="1600"/>
                   <w:shd w:val="clear" w:color="auto" w:fill="F0F5F2"/>
                   <w:tcBorders>
                     <w:top w:val="single" w:sz="4" w:space="0" w:color="CCCCCC"/>
@@ -686,7 +686,7 @@
             <w:tr>
               <w:tc>
                 <w:tcPr>
-                  <w:tcW w:type="dxa" w:w="2000"/>
+                  <w:tcW w:type="dxa" w:w="2200"/>
                   <w:shd w:val="clear" w:color="auto" w:fill="FFFFFF"/>
                   <w:tcBorders>
                     <w:top w:val="single" w:sz="4" w:space="0" w:color="CCCCCC"/>
@@ -715,7 +715,7 @@
               </w:tc>
               <w:tc>
                 <w:tcPr>
-                  <w:tcW w:type="dxa" w:w="3240"/>
+                  <w:tcW w:type="dxa" w:w="3832"/>
                   <w:shd w:val="clear" w:color="auto" w:fill="FFFFFF"/>
                   <w:tcBorders>
                     <w:top w:val="single" w:sz="4" w:space="0" w:color="CCCCCC"/>
@@ -744,7 +744,7 @@
               </w:tc>
               <w:tc>
                 <w:tcPr>
-                  <w:tcW w:type="dxa" w:w="1560"/>
+                  <w:tcW w:type="dxa" w:w="1600"/>
                   <w:shd w:val="clear" w:color="auto" w:fill="FFFFFF"/>
                   <w:tcBorders>
                     <w:top w:val="single" w:sz="4" w:space="0" w:color="CCCCCC"/>
@@ -775,7 +775,7 @@
             <w:tr>
               <w:tc>
                 <w:tcPr>
-                  <w:tcW w:type="dxa" w:w="2000"/>
+                  <w:tcW w:type="dxa" w:w="2200"/>
                   <w:shd w:val="clear" w:color="auto" w:fill="F0F5F2"/>
                   <w:tcBorders>
                     <w:top w:val="single" w:sz="4" w:space="0" w:color="CCCCCC"/>
@@ -804,7 +804,7 @@
               </w:tc>
               <w:tc>
                 <w:tcPr>
-                  <w:tcW w:type="dxa" w:w="3240"/>
+                  <w:tcW w:type="dxa" w:w="3832"/>
                   <w:shd w:val="clear" w:color="auto" w:fill="F0F5F2"/>
                   <w:tcBorders>
                     <w:top w:val="single" w:sz="4" w:space="0" w:color="CCCCCC"/>
@@ -833,7 +833,7 @@
               </w:tc>
               <w:tc>
                 <w:tcPr>
-                  <w:tcW w:type="dxa" w:w="1560"/>
+                  <w:tcW w:type="dxa" w:w="1600"/>
                   <w:shd w:val="clear" w:color="auto" w:fill="F0F5F2"/>
                   <w:tcBorders>
                     <w:top w:val="single" w:sz="4" w:space="0" w:color="CCCCCC"/>
@@ -864,7 +864,7 @@
             <w:tr>
               <w:tc>
                 <w:tcPr>
-                  <w:tcW w:type="dxa" w:w="2000"/>
+                  <w:tcW w:type="dxa" w:w="2200"/>
                   <w:shd w:val="clear" w:color="auto" w:fill="FFFFFF"/>
                   <w:tcBorders>
                     <w:top w:val="single" w:sz="4" w:space="0" w:color="CCCCCC"/>
@@ -893,7 +893,7 @@
               </w:tc>
               <w:tc>
                 <w:tcPr>
-                  <w:tcW w:type="dxa" w:w="3240"/>
+                  <w:tcW w:type="dxa" w:w="3832"/>
                   <w:shd w:val="clear" w:color="auto" w:fill="FFFFFF"/>
                   <w:tcBorders>
                     <w:top w:val="single" w:sz="4" w:space="0" w:color="CCCCCC"/>
@@ -922,7 +922,7 @@
               </w:tc>
               <w:tc>
                 <w:tcPr>
-                  <w:tcW w:type="dxa" w:w="1560"/>
+                  <w:tcW w:type="dxa" w:w="1600"/>
                   <w:shd w:val="clear" w:color="auto" w:fill="FFFFFF"/>
                   <w:tcBorders>
                     <w:top w:val="single" w:sz="4" w:space="0" w:color="CCCCCC"/>
@@ -1154,7 +1154,7 @@
           <w:color w:val="1A1A1A"/>
           <w:sz w:val="20"/>
         </w:rPr>
-        <w:t xml:space="preserve"> Define ZoomInfo export → Prospector import spec. Define what Prospector and Inspector push to HubSpot (fields, object type, trigger). Build HubSpot integration (Excel import as MVP, API as next step). Run pilot: one territory through Prospector → HubSpot.</w:t>
+        <w:t xml:space="preserve"> Define ZoomInfo export → Prospector import spec. Define what Prospector and Inspector push to HubSpot: Products card (product name, labability tier, link to product detail page), Lab Maturity score, composite score, and top contacts. Build HubSpot integration (Excel import as MVP, API as next step). Run pilot: one territory through Prospector → HubSpot.</w:t>
       </w:r>
     </w:p>
     <w:p>
@@ -1369,6 +1369,52 @@
             <w:r>
               <w:rPr>
                 <w:rFonts w:ascii="Calibri" w:hAnsi="Calibri"/>
+                <w:b/>
+                <w:color w:val="1A1A1A"/>
+                <w:sz w:val="18"/>
+              </w:rPr>
+              <w:t>Recommended:</w:t>
+            </w:r>
+            <w:r>
+              <w:rPr>
+                <w:rFonts w:ascii="Calibri" w:hAnsi="Calibri"/>
+                <w:color w:val="1A1A1A"/>
+                <w:sz w:val="18"/>
+              </w:rPr>
+              <w:t xml:space="preserve"> Add a “Products” card to the HubSpot Company record listing each scored product as a link to its Inspector detail page, labeled Highly Labable / Likely Labable / Not Labable.</w:t>
+            </w:r>
+          </w:p>
+          <w:p>
+            <w:pPr>
+              <w:pStyle w:val="ListBullet"/>
+              <w:spacing w:before="0" w:after="50"/>
+            </w:pPr>
+            <w:r>
+              <w:rPr>
+                <w:rFonts w:ascii="Calibri" w:hAnsi="Calibri"/>
+                <w:b/>
+                <w:color w:val="1A1A1A"/>
+                <w:sz w:val="18"/>
+              </w:rPr>
+              <w:t>Recommended:</w:t>
+            </w:r>
+            <w:r>
+              <w:rPr>
+                <w:rFonts w:ascii="Calibri" w:hAnsi="Calibri"/>
+                <w:color w:val="1A1A1A"/>
+                <w:sz w:val="18"/>
+              </w:rPr>
+              <w:t xml:space="preserve"> Add a “Lab Maturity Signals” link on the Company record pointing to the Inspector Lab Maturity Signals card for that company.</w:t>
+            </w:r>
+          </w:p>
+          <w:p>
+            <w:pPr>
+              <w:pStyle w:val="ListBullet"/>
+              <w:spacing w:before="0" w:after="50"/>
+            </w:pPr>
+            <w:r>
+              <w:rPr>
+                <w:rFonts w:ascii="Calibri" w:hAnsi="Calibri"/>
                 <w:color w:val="1A1A1A"/>
                 <w:sz w:val="18"/>
               </w:rPr>
@@ -1387,20 +1433,6 @@
                 <w:sz w:val="18"/>
               </w:rPr>
               <w:t>Should Prospector results create new HubSpot Contacts, update existing, or feed a separate object?</w:t>
-            </w:r>
-          </w:p>
-          <w:p>
-            <w:pPr>
-              <w:pStyle w:val="ListBullet"/>
-              <w:spacing w:before="0" w:after="50"/>
-            </w:pPr>
-            <w:r>
-              <w:rPr>
-                <w:rFonts w:ascii="Calibri" w:hAnsi="Calibri"/>
-                <w:color w:val="1A1A1A"/>
-                <w:sz w:val="18"/>
-              </w:rPr>
-              <w:t>Minimum viable Prospector-to-HubSpot workflow for the first pilot?</w:t>
             </w:r>
           </w:p>
           <w:p>
@@ -1533,7 +1565,7 @@
 <w:hdr xmlns:m="http://schemas.openxmlformats.org/officeDocument/2006/math" xmlns:mc="http://schemas.openxmlformats.org/markup-compatibility/2006" xmlns:mo="http://schemas.microsoft.com/office/mac/office/2008/main" xmlns:mv="urn:schemas-microsoft-com:mac:vml" xmlns:o="urn:schemas-microsoft-com:office:office" xmlns:r="http://schemas.openxmlformats.org/officeDocument/2006/relationships" xmlns:v="urn:schemas-microsoft-com:vml" xmlns:w10="urn:schemas-microsoft-com:office:word" xmlns:w14="http://schemas.microsoft.com/office/word/2010/wordml" xmlns:w="http://schemas.openxmlformats.org/wordprocessingml/2006/main" xmlns:wne="http://schemas.microsoft.com/office/word/2006/wordml" xmlns:wp14="http://schemas.microsoft.com/office/word/2010/wordprocessingDrawing" xmlns:wp="http://schemas.openxmlformats.org/drawingml/2006/wordprocessingDrawing" xmlns:wpc="http://schemas.microsoft.com/office/word/2010/wordprocessingCanvas" xmlns:wpg="http://schemas.microsoft.com/office/word/2010/wordprocessingGroup" xmlns:wpi="http://schemas.microsoft.com/office/word/2010/wordprocessingInk" xmlns:wps="http://schemas.microsoft.com/office/word/2010/wordprocessingShape" mc:Ignorable="w14 wp14">
   <w:p>
     <w:pPr>
-      <w:jc w:val="left"/>
+      <w:jc w:val="right"/>
       <w:spacing w:before="0" w:after="40"/>
     </w:pPr>
     <w:r>

--- a/docs/Skillable-Intelligence-Executive-Briefing.docx
+++ b/docs/Skillable-Intelligence-Executive-Briefing.docx
@@ -1381,7 +1381,7 @@
                 <w:color w:val="1A1A1A"/>
                 <w:sz w:val="18"/>
               </w:rPr>
-              <w:t xml:space="preserve"> Add a “Products” card to the HubSpot Company record listing each scored product as a link to its Inspector detail page, labeled Highly Labable / Likely Labable / Not Labable.</w:t>
+              <w:t xml:space="preserve"> Add a “Products” card to the HubSpot Company record — each product listed as a link to its Inspector score page, labeled Highly Labable / Likely Labable / Not Labable.</w:t>
             </w:r>
           </w:p>
           <w:p>
@@ -1404,7 +1404,76 @@
                 <w:color w:val="1A1A1A"/>
                 <w:sz w:val="18"/>
               </w:rPr>
-              <w:t xml:space="preserve"> Add a “Lab Maturity Signals” link on the Company record pointing to the Inspector Lab Maturity Signals card for that company.</w:t>
+              <w:t xml:space="preserve"> Add a “Lab Maturity Signals →” link on the Company record pointing to the full lab maturity breakdown page in Inspector.</w:t>
+            </w:r>
+          </w:p>
+          <w:p>
+            <w:pPr>
+              <w:pStyle w:val="ListBullet"/>
+              <w:spacing w:before="0" w:after="50"/>
+            </w:pPr>
+            <w:r>
+              <w:rPr>
+                <w:rFonts w:ascii="Calibri" w:hAnsi="Calibri"/>
+                <w:b/>
+                <w:color w:val="1A1A1A"/>
+                <w:sz w:val="18"/>
+              </w:rPr>
+              <w:t>Recommended:</w:t>
+            </w:r>
+            <w:r>
+              <w:rPr>
+                <w:rFonts w:ascii="Calibri" w:hAnsi="Calibri"/>
+                <w:color w:val="1A1A1A"/>
+                <w:sz w:val="18"/>
+              </w:rPr>
+              <w:t xml:space="preserve"> Prospector results should update existing HubSpot Contacts or add new ones — not a separate object.</w:t>
+            </w:r>
+          </w:p>
+          <w:p>
+            <w:pPr>
+              <w:pStyle w:val="ListBullet"/>
+              <w:spacing w:before="0" w:after="50"/>
+            </w:pPr>
+            <w:r>
+              <w:rPr>
+                <w:rFonts w:ascii="Calibri" w:hAnsi="Calibri"/>
+                <w:b/>
+                <w:color w:val="1A1A1A"/>
+                <w:sz w:val="18"/>
+              </w:rPr>
+              <w:t>Recommended:</w:t>
+            </w:r>
+            <w:r>
+              <w:rPr>
+                <w:rFonts w:ascii="Calibri" w:hAnsi="Calibri"/>
+                <w:color w:val="1A1A1A"/>
+                <w:sz w:val="18"/>
+              </w:rPr>
+              <w:t xml:space="preserve"> RevOps owns the HubSpot integration build.</w:t>
+            </w:r>
+          </w:p>
+          <w:p>
+            <w:pPr>
+              <w:pStyle w:val="ListBullet"/>
+              <w:spacing w:before="0" w:after="50"/>
+            </w:pPr>
+            <w:r>
+              <w:rPr>
+                <w:rFonts w:ascii="Calibri" w:hAnsi="Calibri"/>
+                <w:b/>
+                <w:color w:val="1A1A1A"/>
+                <w:sz w:val="18"/>
+              </w:rPr>
+              <w:t>Recommended:</w:t>
+            </w:r>
+            <w:r>
+              <w:rPr>
+                <w:rFonts w:ascii="Calibri" w:hAnsi="Calibri"/>
+                <w:color w:val="1A1A1A"/>
+                <w:sz w:val="18"/>
+              </w:rPr>
+              <w:t xml:space="preserve"> Identify the existing HubSpot source attribution field (“Lead Source” or equivalent) and confirm the stamp value (e.g., “Skillable Intelligence”) — enables pipeline influence reporting.</w:t>
             </w:r>
           </w:p>
           <w:p>
@@ -1418,7 +1487,7 @@
                 <w:color w:val="1A1A1A"/>
                 <w:sz w:val="18"/>
               </w:rPr>
-              <w:t>Standard ZoomInfo export format? Which filters before feeding Prospector?</w:t>
+              <w:t>Standard ZoomInfo export format? Which filters to apply before feeding Prospector?</w:t>
             </w:r>
           </w:p>
           <w:p>
@@ -1432,35 +1501,7 @@
                 <w:color w:val="1A1A1A"/>
                 <w:sz w:val="18"/>
               </w:rPr>
-              <w:t>Should Prospector results create new HubSpot Contacts, update existing, or feed a separate object?</w:t>
-            </w:r>
-          </w:p>
-          <w:p>
-            <w:pPr>
-              <w:pStyle w:val="ListBullet"/>
-              <w:spacing w:before="0" w:after="50"/>
-            </w:pPr>
-            <w:r>
-              <w:rPr>
-                <w:rFonts w:ascii="Calibri" w:hAnsi="Calibri"/>
-                <w:color w:val="1A1A1A"/>
-                <w:sz w:val="18"/>
-              </w:rPr>
-              <w:t>Who owns the HubSpot integration build — RevOps, engineering, or third party?</w:t>
-            </w:r>
-          </w:p>
-          <w:p>
-            <w:pPr>
-              <w:pStyle w:val="ListBullet"/>
-              <w:spacing w:before="0" w:after="50"/>
-            </w:pPr>
-            <w:r>
-              <w:rPr>
-                <w:rFonts w:ascii="Calibri" w:hAnsi="Calibri"/>
-                <w:color w:val="1A1A1A"/>
-                <w:sz w:val="18"/>
-              </w:rPr>
-              <w:t>How do we track whether an Inspector analysis influenced a pipeline opportunity?</w:t>
+              <w:t>What other tools are in the RevOps stack (Salesforce, Outreach, Apollo, Sales Navigator, etc.) that should be considered for integration or data handoff?</w:t>
             </w:r>
           </w:p>
         </w:tc>

--- a/docs/Skillable-Intelligence-Executive-Briefing.docx
+++ b/docs/Skillable-Intelligence-Executive-Briefing.docx
@@ -1006,7 +1006,7 @@
           <w:color w:val="1A1A1A"/>
           <w:sz w:val="20"/>
         </w:rPr>
-        <w:t xml:space="preserve"> API keys (Anthropic, Serper) live server-side in a .env file — never in browser storage or source code. All client-side API calls were eliminated in the most recent build cycle.</w:t>
+        <w:t xml:space="preserve"> Two API keys in a server-side .env file — never in browser storage or source code. (1) Anthropic Claude API — AI research and scoring engine; all three tools depend on it. (2) Serper.dev — Google Search API used for web research on every company analysis; requires a paid subscription. Both keys move to Azure Key Vault in production.</w:t>
       </w:r>
     </w:p>
     <w:p>
@@ -1048,7 +1048,7 @@
           <w:color w:val="1A1A1A"/>
           <w:sz w:val="20"/>
         </w:rPr>
-        <w:t>Current State:</w:t>
+        <w:t>Current State — Storage &amp; Caching:</w:t>
       </w:r>
       <w:r>
         <w:rPr>
@@ -1058,7 +1058,7 @@
           <w:color w:val="1A1A1A"/>
           <w:sz w:val="20"/>
         </w:rPr>
-        <w:t xml:space="preserve"> No user authentication today — runs locally on a developer machine. Must be resolved before any shared deployment. No database; results stored as flat JSON on local filesystem.</w:t>
+        <w:t xml:space="preserve"> No user authentication — currently runs on a developer’s local machine. No database; analysis results stored as flat JSON files on the local filesystem. Results are aggressively cached: re-analyzing a company already in the cache skips all Anthropic and Serper API calls, reducing cost and latency significantly.</w:t>
       </w:r>
     </w:p>
     <w:p>
@@ -1084,7 +1084,190 @@
           <w:color w:val="1A1A1A"/>
           <w:sz w:val="20"/>
         </w:rPr>
-        <w:t xml:space="preserve"> API key exposure (low risk today, needs Azure Key Vault in production). Unauthenticated access (needs Entra ID/SSO before deployment). Data residency: AI calls to Anthropic (US), web search through Serper/Google, no internal data egress. GitHub repo currently on personal account — needs to move to corporate Skillable GitHub with proper access controls.</w:t>
+        <w:t xml:space="preserve"> API key exposure (low risk today, needs Azure Key Vault in production). Unauthenticated access (needs Entra ID/SSO before any shared deployment). Data residency: AI calls to Anthropic (US), web search via Serper/Google, no internal data egress. Repo currently on personal GitHub account — needs to move to corporate Skillable org. No audit trail of who ran which analyses.</w:t>
+      </w:r>
+    </w:p>
+    <w:p>
+      <w:pPr>
+        <w:spacing w:before="0" w:after="0"/>
+      </w:pPr>
+      <w:r>
+        <w:rPr>
+          <w:sz w:val="12"/>
+        </w:rPr>
+      </w:r>
+    </w:p>
+    <w:p>
+      <w:pPr>
+        <w:spacing w:before="40" w:after="40"/>
+      </w:pPr>
+      <w:r>
+        <w:rPr>
+          <w:rFonts w:ascii="Calibri" w:hAnsi="Calibri"/>
+          <w:color w:val="606060"/>
+          <w:sz w:val="16"/>
+        </w:rPr>
+        <w:t>Current repo structure (github.com/fgartland4/skillable-intelligence):</w:t>
+      </w:r>
+    </w:p>
+    <w:p>
+      <w:pPr>
+        <w:spacing w:before="0" w:after="0"/>
+        <w:shd w:val="clear" w:color="auto" w:fill="F2F5F3"/>
+        <w:ind w:left="200" w:right="200"/>
+      </w:pPr>
+      <w:r>
+        <w:rPr>
+          <w:rFonts w:ascii="Consolas" w:hAnsi="Consolas"/>
+          <w:color w:val="1A1A1A"/>
+          <w:sz w:val="16"/>
+        </w:rPr>
+        <w:t>skillable-intelligence/          ← Personal GitHub (fgartland4) — needs to move to Skillable org</w:t>
+      </w:r>
+    </w:p>
+    <w:p>
+      <w:pPr>
+        <w:spacing w:before="0" w:after="0"/>
+        <w:shd w:val="clear" w:color="auto" w:fill="F2F5F3"/>
+        <w:ind w:left="200" w:right="200"/>
+      </w:pPr>
+      <w:r>
+        <w:rPr>
+          <w:rFonts w:ascii="Consolas" w:hAnsi="Consolas"/>
+          <w:color w:val="1A1A1A"/>
+          <w:sz w:val="16"/>
+        </w:rPr>
+        <w:t>├── backend/                     Flask app: routes, scoring engine, AI calls, storage</w:t>
+      </w:r>
+    </w:p>
+    <w:p>
+      <w:pPr>
+        <w:spacing w:before="0" w:after="0"/>
+        <w:shd w:val="clear" w:color="auto" w:fill="F2F5F3"/>
+        <w:ind w:left="200" w:right="200"/>
+      </w:pPr>
+      <w:r>
+        <w:rPr>
+          <w:rFonts w:ascii="Consolas" w:hAnsi="Consolas"/>
+          <w:color w:val="1A1A1A"/>
+          <w:sz w:val="16"/>
+        </w:rPr>
+        <w:t>├── tools/</w:t>
+      </w:r>
+    </w:p>
+    <w:p>
+      <w:pPr>
+        <w:spacing w:before="0" w:after="0"/>
+        <w:shd w:val="clear" w:color="auto" w:fill="F2F5F3"/>
+        <w:ind w:left="200" w:right="200"/>
+      </w:pPr>
+      <w:r>
+        <w:rPr>
+          <w:rFonts w:ascii="Consolas" w:hAnsi="Consolas"/>
+          <w:color w:val="1A1A1A"/>
+          <w:sz w:val="16"/>
+        </w:rPr>
+        <w:t>│   ├── inspector/templates/     Inspector UI</w:t>
+      </w:r>
+    </w:p>
+    <w:p>
+      <w:pPr>
+        <w:spacing w:before="0" w:after="0"/>
+        <w:shd w:val="clear" w:color="auto" w:fill="F2F5F3"/>
+        <w:ind w:left="200" w:right="200"/>
+      </w:pPr>
+      <w:r>
+        <w:rPr>
+          <w:rFonts w:ascii="Consolas" w:hAnsi="Consolas"/>
+          <w:color w:val="1A1A1A"/>
+          <w:sz w:val="16"/>
+        </w:rPr>
+        <w:t>│   ├── prospector/templates/    Prospector UI</w:t>
+      </w:r>
+    </w:p>
+    <w:p>
+      <w:pPr>
+        <w:spacing w:before="0" w:after="0"/>
+        <w:shd w:val="clear" w:color="auto" w:fill="F2F5F3"/>
+        <w:ind w:left="200" w:right="200"/>
+      </w:pPr>
+      <w:r>
+        <w:rPr>
+          <w:rFonts w:ascii="Consolas" w:hAnsi="Consolas"/>
+          <w:color w:val="1A1A1A"/>
+          <w:sz w:val="16"/>
+        </w:rPr>
+        <w:t>│   └── designer/                Designer UI + client JS</w:t>
+      </w:r>
+    </w:p>
+    <w:p>
+      <w:pPr>
+        <w:spacing w:before="0" w:after="0"/>
+        <w:shd w:val="clear" w:color="auto" w:fill="F2F5F3"/>
+        <w:ind w:left="200" w:right="200"/>
+      </w:pPr>
+      <w:r>
+        <w:rPr>
+          <w:rFonts w:ascii="Consolas" w:hAnsi="Consolas"/>
+          <w:color w:val="1A1A1A"/>
+          <w:sz w:val="16"/>
+        </w:rPr>
+        <w:t>├── static/                      Shared CSS, JS, images</w:t>
+      </w:r>
+    </w:p>
+    <w:p>
+      <w:pPr>
+        <w:spacing w:before="0" w:after="0"/>
+        <w:shd w:val="clear" w:color="auto" w:fill="F2F5F3"/>
+        <w:ind w:left="200" w:right="200"/>
+      </w:pPr>
+      <w:r>
+        <w:rPr>
+          <w:rFonts w:ascii="Consolas" w:hAnsi="Consolas"/>
+          <w:color w:val="1A1A1A"/>
+          <w:sz w:val="16"/>
+        </w:rPr>
+        <w:t>├── docs/                        Executive briefing + generator</w:t>
+      </w:r>
+    </w:p>
+    <w:p>
+      <w:pPr>
+        <w:spacing w:before="0" w:after="0"/>
+        <w:shd w:val="clear" w:color="auto" w:fill="F2F5F3"/>
+        <w:ind w:left="200" w:right="200"/>
+      </w:pPr>
+      <w:r>
+        <w:rPr>
+          <w:rFonts w:ascii="Consolas" w:hAnsi="Consolas"/>
+          <w:color w:val="1A1A1A"/>
+          <w:sz w:val="16"/>
+        </w:rPr>
+        <w:t>├── .gitignore</w:t>
+      </w:r>
+    </w:p>
+    <w:p>
+      <w:pPr>
+        <w:spacing w:before="0" w:after="0"/>
+        <w:shd w:val="clear" w:color="auto" w:fill="F2F5F3"/>
+        <w:ind w:left="200" w:right="200"/>
+      </w:pPr>
+      <w:r>
+        <w:rPr>
+          <w:rFonts w:ascii="Consolas" w:hAnsi="Consolas"/>
+          <w:color w:val="1A1A1A"/>
+          <w:sz w:val="16"/>
+        </w:rPr>
+        <w:t>└── render.yaml                  Deployment config</w:t>
+      </w:r>
+    </w:p>
+    <w:p>
+      <w:pPr>
+        <w:spacing w:before="0" w:after="0"/>
+      </w:pPr>
+      <w:r>
+        <w:rPr>
+          <w:sz w:val="12"/>
+        </w:rPr>
       </w:r>
     </w:p>
     <w:p>
@@ -1271,7 +1454,7 @@
                 <w:color w:val="1A1A1A"/>
                 <w:sz w:val="18"/>
               </w:rPr>
-              <w:t>Process for moving repo to corporate GitHub? Who approves access?</w:t>
+              <w:t>What’s the process for moving a repo to the corporate GitHub org? Who approves access and sets permissions?</w:t>
             </w:r>
           </w:p>
           <w:p>
@@ -1285,7 +1468,7 @@
                 <w:color w:val="1A1A1A"/>
                 <w:sz w:val="18"/>
               </w:rPr>
-              <w:t>Which Azure subscription and resource group for App Service?</w:t>
+              <w:t>Which Azure subscription and resource group should this live in, and what’s the approval process for deploying a new internal tool?</w:t>
             </w:r>
           </w:p>
           <w:p>
@@ -1313,7 +1496,7 @@
                 <w:color w:val="1A1A1A"/>
                 <w:sz w:val="18"/>
               </w:rPr>
-              <w:t>Data classification for JSON analysis files (public info + LinkedIn URLs)?</w:t>
+              <w:t>Data classification for JSON analysis files (public company info + LinkedIn URLs)?</w:t>
             </w:r>
           </w:p>
           <w:p>
@@ -1327,7 +1510,21 @@
                 <w:color w:val="1A1A1A"/>
                 <w:sz w:val="18"/>
               </w:rPr>
-              <w:t>DLP or egress controls affecting calls to Anthropic or Serper APIs?</w:t>
+              <w:t>DLP or egress controls that could affect outbound calls to Anthropic (US) or Serper APIs?</w:t>
+            </w:r>
+          </w:p>
+          <w:p>
+            <w:pPr>
+              <w:pStyle w:val="ListBullet"/>
+              <w:spacing w:before="0" w:after="50"/>
+            </w:pPr>
+            <w:r>
+              <w:rPr>
+                <w:rFonts w:ascii="Calibri" w:hAnsi="Calibri"/>
+                <w:color w:val="1A1A1A"/>
+                <w:sz w:val="18"/>
+              </w:rPr>
+              <w:t>Do you require audit logging for internal tools that make external API calls? If so, what’s the standard — we’d log user, company analyzed, timestamp, and APIs called.</w:t>
             </w:r>
           </w:p>
         </w:tc>

--- a/docs/Skillable-Intelligence-Executive-Briefing.docx
+++ b/docs/Skillable-Intelligence-Executive-Briefing.docx
@@ -83,12 +83,22 @@
       <w:r>
         <w:rPr>
           <w:rFonts w:ascii="Calibri" w:hAnsi="Calibri"/>
+          <w:b/>
+          <w:i w:val="0"/>
+          <w:color w:val="1A1A1A"/>
+          <w:sz w:val="20"/>
+        </w:rPr>
+        <w:t>Targeting &amp; Lead Qualification:</w:t>
+      </w:r>
+      <w:r>
+        <w:rPr>
+          <w:rFonts w:ascii="Calibri" w:hAnsi="Calibri"/>
           <w:b w:val="0"/>
           <w:i w:val="0"/>
           <w:color w:val="1A1A1A"/>
           <w:sz w:val="20"/>
         </w:rPr>
-        <w:t>No fast way to qualify a company for a lab conversation. SEs and AMs spend hours researching whether a prospect’s products are technically buildable as Skillable labs — time that compounds across every territory.</w:t>
+        <w:t xml:space="preserve"> No scalable way to build target lists. Identifying companies with the right training ecosystems, technical products, and partner programs for a Skillable conversation currently requires manual research at every stage.</w:t>
       </w:r>
     </w:p>
     <w:p>
@@ -99,12 +109,22 @@
       <w:r>
         <w:rPr>
           <w:rFonts w:ascii="Calibri" w:hAnsi="Calibri"/>
+          <w:b/>
+          <w:i w:val="0"/>
+          <w:color w:val="1A1A1A"/>
+          <w:sz w:val="20"/>
+        </w:rPr>
+        <w:t>Accelerate Discovery:</w:t>
+      </w:r>
+      <w:r>
+        <w:rPr>
+          <w:rFonts w:ascii="Calibri" w:hAnsi="Calibri"/>
           <w:b w:val="0"/>
           <w:i w:val="0"/>
           <w:color w:val="1A1A1A"/>
           <w:sz w:val="20"/>
         </w:rPr>
-        <w:t>No scalable way to build target lists. Identifying companies with the right training ecosystems, partner programs, and technical products for a Skillable partnership currently requires manual research at every stage.</w:t>
+        <w:t xml:space="preserve"> No fast way to qualify a company once identified. SEs and AMs spend hours researching whether a prospect’s products are technically buildable as Skillable labs — time that compounds across every territory.</w:t>
       </w:r>
     </w:p>
     <w:p>
@@ -115,12 +135,22 @@
       <w:r>
         <w:rPr>
           <w:rFonts w:ascii="Calibri" w:hAnsi="Calibri"/>
+          <w:b/>
+          <w:i w:val="0"/>
+          <w:color w:val="1A1A1A"/>
+          <w:sz w:val="20"/>
+        </w:rPr>
+        <w:t>Facilitate Lab Design &amp; Decrease TTV:</w:t>
+      </w:r>
+      <w:r>
+        <w:rPr>
+          <w:rFonts w:ascii="Calibri" w:hAnsi="Calibri"/>
           <w:b w:val="0"/>
           <w:i w:val="0"/>
           <w:color w:val="1A1A1A"/>
           <w:sz w:val="20"/>
         </w:rPr>
-        <w:t>No starting point for lab program design. When an SE wants to propose a lab program to a prospect, they start from a blank page — no structure, no connection to the research already done on the company.</w:t>
+        <w:t xml:space="preserve"> No starting point for lab program design. When an SE wants to propose a lab program, they start from a blank page — no structure, no connection to the research already done on the company.</w:t>
       </w:r>
     </w:p>
     <w:p>
@@ -184,7 +214,7 @@
           <w:color w:val="1A1A1A"/>
           <w:sz w:val="20"/>
         </w:rPr>
-        <w:t>Inspector — Single-Company Deep Analysis.</w:t>
+        <w:t>Prospector — Batch Territory Scoring.</w:t>
       </w:r>
       <w:r>
         <w:rPr>
@@ -194,7 +224,7 @@
           <w:color w:val="1A1A1A"/>
           <w:sz w:val="20"/>
         </w:rPr>
-        <w:t xml:space="preserve"> Scores a company’s products for labability (0–100) across four dimensions; produces a lab maturity score, opportunity composite, recommended Skillable path (VM / Cloud Slice / Simulation), estimated annual ACV, and named contacts for training/enablement outreach. Used by SEs and AMs for pre-call research.</w:t>
+        <w:t xml:space="preserve"> Runs a lightweight Inspector analysis on a full ZoomInfo export simultaneously — returns a ranked, scored table with labability/lab maturity/composite scores, a path label (Labable / Simulations / Do Not Pursue / Academic / Not a Fit), and top two contacts per company with LinkedIn and Excel export. Used by RevOps and field sales for account-based targeting.</w:t>
       </w:r>
     </w:p>
     <w:p>
@@ -210,7 +240,7 @@
           <w:color w:val="1A1A1A"/>
           <w:sz w:val="20"/>
         </w:rPr>
-        <w:t>Prospector — Batch Territory Scoring.</w:t>
+        <w:t>Inspector — Single-Company Deep Analysis.</w:t>
       </w:r>
       <w:r>
         <w:rPr>
@@ -220,7 +250,7 @@
           <w:color w:val="1A1A1A"/>
           <w:sz w:val="20"/>
         </w:rPr>
-        <w:t xml:space="preserve"> Runs a lightweight Inspector analysis on a full ZoomInfo export simultaneously — returns a ranked, scored table with labability/lab maturity/composite scores, a path label (Labable / Simulations / Do Not Pursue / Academic / Not a Fit), and top two contacts per company with LinkedIn and Excel export. Used by RevOps and field sales for account-based targeting.</w:t>
+        <w:t xml:space="preserve"> Scores a company’s products for labability (0–100) across four dimensions; produces a lab maturity score, opportunity composite, recommended Skillable path (VM / Cloud Slice / Simulation), estimated annual ACV, and named contacts for training/enablement outreach. Used by SEs and AMs for pre-call research.</w:t>
       </w:r>
     </w:p>
     <w:p>

--- a/docs/Skillable-Intelligence-Executive-Briefing.docx
+++ b/docs/Skillable-Intelligence-Executive-Briefing.docx
@@ -62,6 +62,30 @@
     </w:p>
     <w:p>
       <w:pPr>
+        <w:jc w:val="left"/>
+        <w:spacing w:before="0" w:after="80"/>
+      </w:pPr>
+      <w:r>
+        <w:rPr>
+          <w:rFonts w:ascii="Calibri" w:hAnsi="Calibri"/>
+          <w:b/>
+          <w:color w:val="1A4D35"/>
+          <w:sz w:val="20"/>
+        </w:rPr>
+        <w:t>Labability</w:t>
+      </w:r>
+      <w:r>
+        <w:rPr>
+          <w:rFonts w:ascii="Calibri" w:hAnsi="Calibri"/>
+          <w:i/>
+          <w:color w:val="606060"/>
+          <w:sz w:val="20"/>
+        </w:rPr>
+        <w:t xml:space="preserve"> — whether a company’s products are technically and commercially suited for hands-on Skillable lab delivery — is the core question this platform is built to answer.</w:t>
+      </w:r>
+    </w:p>
+    <w:p>
+      <w:pPr>
         <w:spacing w:before="0" w:after="60"/>
       </w:pPr>
       <w:r>
@@ -72,7 +96,7 @@
           <w:color w:val="1A1A1A"/>
           <w:sz w:val="20"/>
         </w:rPr>
-        <w:t>The revenue and partnerships teams face three concrete friction points today:</w:t>
+        <w:t>The sales and revenue teams face three concrete friction points today:</w:t>
       </w:r>
     </w:p>
     <w:p>
@@ -88,7 +112,7 @@
           <w:color w:val="1A1A1A"/>
           <w:sz w:val="20"/>
         </w:rPr>
-        <w:t>Targeting &amp; Lead Qualification:</w:t>
+        <w:t>Leverage Labability for Targeting &amp; Lead Qualification:</w:t>
       </w:r>
       <w:r>
         <w:rPr>
@@ -114,7 +138,7 @@
           <w:color w:val="1A1A1A"/>
           <w:sz w:val="20"/>
         </w:rPr>
-        <w:t>Accelerate Discovery:</w:t>
+        <w:t>Accelerate Discovery with AI-Powered Labability Scoring:</w:t>
       </w:r>
       <w:r>
         <w:rPr>
@@ -140,7 +164,7 @@
           <w:color w:val="1A1A1A"/>
           <w:sz w:val="20"/>
         </w:rPr>
-        <w:t>Facilitate Lab Design &amp; Decrease TTV:</w:t>
+        <w:t>Leverage AI-Generated Intelligence to Design Programs and Lab Templates:</w:t>
       </w:r>
       <w:r>
         <w:rPr>

--- a/docs/Skillable-Intelligence-Executive-Briefing.docx
+++ b/docs/Skillable-Intelligence-Executive-Briefing.docx
@@ -31,7 +31,7 @@
     </w:p>
     <w:p>
       <w:pPr>
-        <w:spacing w:before="0" w:after="140"/>
+        <w:spacing w:before="0" w:after="80"/>
         <w:pBdr>
           <w:bottom w:val="single" w:sz="10" w:space="1" w:color="1A4D35"/>
         </w:pBdr>
@@ -44,7 +44,7 @@
     </w:p>
     <w:p>
       <w:pPr>
-        <w:spacing w:before="180" w:after="60"/>
+        <w:spacing w:before="120" w:after="40"/>
         <w:pBdr>
           <w:bottom w:val="single" w:sz="6" w:space="1" w:color="1A4D35"/>
         </w:pBdr>
@@ -102,7 +102,7 @@
     <w:p>
       <w:pPr>
         <w:pStyle w:val="ListBullet"/>
-        <w:spacing w:before="0" w:after="60"/>
+        <w:spacing w:before="0" w:after="40"/>
       </w:pPr>
       <w:r>
         <w:rPr>
@@ -128,7 +128,7 @@
     <w:p>
       <w:pPr>
         <w:pStyle w:val="ListBullet"/>
-        <w:spacing w:before="0" w:after="60"/>
+        <w:spacing w:before="0" w:after="40"/>
       </w:pPr>
       <w:r>
         <w:rPr>
@@ -154,7 +154,7 @@
     <w:p>
       <w:pPr>
         <w:pStyle w:val="ListBullet"/>
-        <w:spacing w:before="0" w:after="60"/>
+        <w:spacing w:before="0" w:after="40"/>
       </w:pPr>
       <w:r>
         <w:rPr>
@@ -179,7 +179,7 @@
     </w:p>
     <w:p>
       <w:pPr>
-        <w:spacing w:before="40" w:after="100"/>
+        <w:spacing w:before="20" w:after="60"/>
       </w:pPr>
       <w:r>
         <w:rPr>
@@ -194,7 +194,7 @@
     </w:p>
     <w:p>
       <w:pPr>
-        <w:spacing w:before="180" w:after="60"/>
+        <w:spacing w:before="120" w:after="40"/>
         <w:pBdr>
           <w:bottom w:val="single" w:sz="6" w:space="1" w:color="1A4D35"/>
         </w:pBdr>
@@ -228,7 +228,7 @@
     <w:p>
       <w:pPr>
         <w:pStyle w:val="ListBullet"/>
-        <w:spacing w:before="0" w:after="60"/>
+        <w:spacing w:before="0" w:after="40"/>
       </w:pPr>
       <w:r>
         <w:rPr>
@@ -254,7 +254,7 @@
     <w:p>
       <w:pPr>
         <w:pStyle w:val="ListBullet"/>
-        <w:spacing w:before="0" w:after="60"/>
+        <w:spacing w:before="0" w:after="40"/>
       </w:pPr>
       <w:r>
         <w:rPr>
@@ -280,7 +280,7 @@
     <w:p>
       <w:pPr>
         <w:pStyle w:val="ListBullet"/>
-        <w:spacing w:before="0" w:after="60"/>
+        <w:spacing w:before="0" w:after="40"/>
       </w:pPr>
       <w:r>
         <w:rPr>
@@ -305,7 +305,7 @@
     </w:p>
     <w:p>
       <w:pPr>
-        <w:spacing w:before="180" w:after="60"/>
+        <w:spacing w:before="120" w:after="40"/>
         <w:pBdr>
           <w:bottom w:val="single" w:sz="6" w:space="1" w:color="1A4D35"/>
         </w:pBdr>
@@ -362,7 +362,7 @@
           </w:tcPr>
           <w:p>
             <w:pPr>
-              <w:spacing w:before="0" w:after="60"/>
+              <w:spacing w:before="0" w:after="30"/>
             </w:pPr>
             <w:r>
               <w:rPr>
@@ -377,7 +377,7 @@
           <w:p>
             <w:pPr>
               <w:jc w:val="left"/>
-              <w:spacing w:before="20" w:after="20"/>
+              <w:spacing w:before="10" w:after="10"/>
               <w:shd w:val="clear" w:color="auto" w:fill="D0E8DA"/>
               <w:ind w:left="120" w:right="120"/>
             </w:pPr>
@@ -410,7 +410,7 @@
           <w:p>
             <w:pPr>
               <w:jc w:val="left"/>
-              <w:spacing w:before="20" w:after="20"/>
+              <w:spacing w:before="10" w:after="10"/>
               <w:shd w:val="clear" w:color="auto" w:fill="1A4D35"/>
               <w:ind w:left="120" w:right="120"/>
             </w:pPr>
@@ -443,7 +443,7 @@
           <w:p>
             <w:pPr>
               <w:jc w:val="left"/>
-              <w:spacing w:before="20" w:after="20"/>
+              <w:spacing w:before="10" w:after="10"/>
               <w:shd w:val="clear" w:color="auto" w:fill="1A4D35"/>
               <w:ind w:left="120" w:right="120"/>
             </w:pPr>
@@ -476,7 +476,7 @@
           <w:p>
             <w:pPr>
               <w:jc w:val="left"/>
-              <w:spacing w:before="20" w:after="20"/>
+              <w:spacing w:before="10" w:after="10"/>
               <w:shd w:val="clear" w:color="auto" w:fill="1A4D35"/>
               <w:ind w:left="120" w:right="120"/>
             </w:pPr>
@@ -509,7 +509,7 @@
           <w:p>
             <w:pPr>
               <w:jc w:val="left"/>
-              <w:spacing w:before="20" w:after="20"/>
+              <w:spacing w:before="10" w:after="10"/>
               <w:shd w:val="clear" w:color="auto" w:fill="D0E8DA"/>
               <w:ind w:left="120" w:right="120"/>
             </w:pPr>
@@ -536,7 +536,7 @@
           </w:tcPr>
           <w:p>
             <w:pPr>
-              <w:spacing w:before="0" w:after="60"/>
+              <w:spacing w:before="0" w:after="30"/>
             </w:pPr>
             <w:r>
               <w:rPr>
@@ -571,13 +571,16 @@
                     <w:right w:val="single" w:sz="4" w:space="0" w:color="1A4D35"/>
                   </w:tcBorders>
                   <w:tcMar>
-                    <w:top w:w="80" w:type="dxa"/>
-                    <w:left w:w="80" w:type="dxa"/>
-                    <w:bottom w:w="80" w:type="dxa"/>
-                    <w:right w:w="80" w:type="dxa"/>
+                    <w:top w:w="50" w:type="dxa"/>
+                    <w:left w:w="50" w:type="dxa"/>
+                    <w:bottom w:w="50" w:type="dxa"/>
+                    <w:right w:w="50" w:type="dxa"/>
                   </w:tcMar>
                 </w:tcPr>
                 <w:p>
+                  <w:pPr>
+                    <w:spacing w:before="0" w:after="0"/>
+                  </w:pPr>
                   <w:r>
                     <w:rPr>
                       <w:rFonts w:ascii="Calibri" w:hAnsi="Calibri"/>
@@ -600,13 +603,16 @@
                     <w:right w:val="single" w:sz="4" w:space="0" w:color="1A4D35"/>
                   </w:tcBorders>
                   <w:tcMar>
-                    <w:top w:w="80" w:type="dxa"/>
-                    <w:left w:w="80" w:type="dxa"/>
-                    <w:bottom w:w="80" w:type="dxa"/>
-                    <w:right w:w="80" w:type="dxa"/>
+                    <w:top w:w="50" w:type="dxa"/>
+                    <w:left w:w="50" w:type="dxa"/>
+                    <w:bottom w:w="50" w:type="dxa"/>
+                    <w:right w:w="50" w:type="dxa"/>
                   </w:tcMar>
                 </w:tcPr>
                 <w:p>
+                  <w:pPr>
+                    <w:spacing w:before="0" w:after="0"/>
+                  </w:pPr>
                   <w:r>
                     <w:rPr>
                       <w:rFonts w:ascii="Calibri" w:hAnsi="Calibri"/>
@@ -629,13 +635,16 @@
                     <w:right w:val="single" w:sz="4" w:space="0" w:color="1A4D35"/>
                   </w:tcBorders>
                   <w:tcMar>
-                    <w:top w:w="80" w:type="dxa"/>
-                    <w:left w:w="80" w:type="dxa"/>
-                    <w:bottom w:w="80" w:type="dxa"/>
-                    <w:right w:w="80" w:type="dxa"/>
+                    <w:top w:w="50" w:type="dxa"/>
+                    <w:left w:w="50" w:type="dxa"/>
+                    <w:bottom w:w="50" w:type="dxa"/>
+                    <w:right w:w="50" w:type="dxa"/>
                   </w:tcMar>
                 </w:tcPr>
                 <w:p>
+                  <w:pPr>
+                    <w:spacing w:before="0" w:after="0"/>
+                  </w:pPr>
                   <w:r>
                     <w:rPr>
                       <w:rFonts w:ascii="Calibri" w:hAnsi="Calibri"/>
@@ -660,13 +669,16 @@
                     <w:right w:val="single" w:sz="4" w:space="0" w:color="CCCCCC"/>
                   </w:tcBorders>
                   <w:tcMar>
-                    <w:top w:w="80" w:type="dxa"/>
-                    <w:left w:w="80" w:type="dxa"/>
-                    <w:bottom w:w="80" w:type="dxa"/>
-                    <w:right w:w="80" w:type="dxa"/>
+                    <w:top w:w="50" w:type="dxa"/>
+                    <w:left w:w="50" w:type="dxa"/>
+                    <w:bottom w:w="50" w:type="dxa"/>
+                    <w:right w:w="50" w:type="dxa"/>
                   </w:tcMar>
                 </w:tcPr>
                 <w:p>
+                  <w:pPr>
+                    <w:spacing w:before="0" w:after="0"/>
+                  </w:pPr>
                   <w:r>
                     <w:rPr>
                       <w:rFonts w:ascii="Calibri" w:hAnsi="Calibri"/>
@@ -689,13 +701,16 @@
                     <w:right w:val="single" w:sz="4" w:space="0" w:color="CCCCCC"/>
                   </w:tcBorders>
                   <w:tcMar>
-                    <w:top w:w="80" w:type="dxa"/>
-                    <w:left w:w="80" w:type="dxa"/>
-                    <w:bottom w:w="80" w:type="dxa"/>
-                    <w:right w:w="80" w:type="dxa"/>
+                    <w:top w:w="50" w:type="dxa"/>
+                    <w:left w:w="50" w:type="dxa"/>
+                    <w:bottom w:w="50" w:type="dxa"/>
+                    <w:right w:w="50" w:type="dxa"/>
                   </w:tcMar>
                 </w:tcPr>
                 <w:p>
+                  <w:pPr>
+                    <w:spacing w:before="0" w:after="0"/>
+                  </w:pPr>
                   <w:r>
                     <w:rPr>
                       <w:rFonts w:ascii="Calibri" w:hAnsi="Calibri"/>
@@ -718,13 +733,16 @@
                     <w:right w:val="single" w:sz="4" w:space="0" w:color="CCCCCC"/>
                   </w:tcBorders>
                   <w:tcMar>
-                    <w:top w:w="80" w:type="dxa"/>
-                    <w:left w:w="80" w:type="dxa"/>
-                    <w:bottom w:w="80" w:type="dxa"/>
-                    <w:right w:w="80" w:type="dxa"/>
+                    <w:top w:w="50" w:type="dxa"/>
+                    <w:left w:w="50" w:type="dxa"/>
+                    <w:bottom w:w="50" w:type="dxa"/>
+                    <w:right w:w="50" w:type="dxa"/>
                   </w:tcMar>
                 </w:tcPr>
                 <w:p>
+                  <w:pPr>
+                    <w:spacing w:before="0" w:after="0"/>
+                  </w:pPr>
                   <w:r>
                     <w:rPr>
                       <w:rFonts w:ascii="Calibri" w:hAnsi="Calibri"/>
@@ -749,13 +767,16 @@
                     <w:right w:val="single" w:sz="4" w:space="0" w:color="CCCCCC"/>
                   </w:tcBorders>
                   <w:tcMar>
-                    <w:top w:w="80" w:type="dxa"/>
-                    <w:left w:w="80" w:type="dxa"/>
-                    <w:bottom w:w="80" w:type="dxa"/>
-                    <w:right w:w="80" w:type="dxa"/>
+                    <w:top w:w="50" w:type="dxa"/>
+                    <w:left w:w="50" w:type="dxa"/>
+                    <w:bottom w:w="50" w:type="dxa"/>
+                    <w:right w:w="50" w:type="dxa"/>
                   </w:tcMar>
                 </w:tcPr>
                 <w:p>
+                  <w:pPr>
+                    <w:spacing w:before="0" w:after="0"/>
+                  </w:pPr>
                   <w:r>
                     <w:rPr>
                       <w:rFonts w:ascii="Calibri" w:hAnsi="Calibri"/>
@@ -778,13 +799,16 @@
                     <w:right w:val="single" w:sz="4" w:space="0" w:color="CCCCCC"/>
                   </w:tcBorders>
                   <w:tcMar>
-                    <w:top w:w="80" w:type="dxa"/>
-                    <w:left w:w="80" w:type="dxa"/>
-                    <w:bottom w:w="80" w:type="dxa"/>
-                    <w:right w:w="80" w:type="dxa"/>
+                    <w:top w:w="50" w:type="dxa"/>
+                    <w:left w:w="50" w:type="dxa"/>
+                    <w:bottom w:w="50" w:type="dxa"/>
+                    <w:right w:w="50" w:type="dxa"/>
                   </w:tcMar>
                 </w:tcPr>
                 <w:p>
+                  <w:pPr>
+                    <w:spacing w:before="0" w:after="0"/>
+                  </w:pPr>
                   <w:r>
                     <w:rPr>
                       <w:rFonts w:ascii="Calibri" w:hAnsi="Calibri"/>
@@ -807,13 +831,16 @@
                     <w:right w:val="single" w:sz="4" w:space="0" w:color="CCCCCC"/>
                   </w:tcBorders>
                   <w:tcMar>
-                    <w:top w:w="80" w:type="dxa"/>
-                    <w:left w:w="80" w:type="dxa"/>
-                    <w:bottom w:w="80" w:type="dxa"/>
-                    <w:right w:w="80" w:type="dxa"/>
+                    <w:top w:w="50" w:type="dxa"/>
+                    <w:left w:w="50" w:type="dxa"/>
+                    <w:bottom w:w="50" w:type="dxa"/>
+                    <w:right w:w="50" w:type="dxa"/>
                   </w:tcMar>
                 </w:tcPr>
                 <w:p>
+                  <w:pPr>
+                    <w:spacing w:before="0" w:after="0"/>
+                  </w:pPr>
                   <w:r>
                     <w:rPr>
                       <w:rFonts w:ascii="Calibri" w:hAnsi="Calibri"/>
@@ -838,13 +865,16 @@
                     <w:right w:val="single" w:sz="4" w:space="0" w:color="CCCCCC"/>
                   </w:tcBorders>
                   <w:tcMar>
-                    <w:top w:w="80" w:type="dxa"/>
-                    <w:left w:w="80" w:type="dxa"/>
-                    <w:bottom w:w="80" w:type="dxa"/>
-                    <w:right w:w="80" w:type="dxa"/>
+                    <w:top w:w="50" w:type="dxa"/>
+                    <w:left w:w="50" w:type="dxa"/>
+                    <w:bottom w:w="50" w:type="dxa"/>
+                    <w:right w:w="50" w:type="dxa"/>
                   </w:tcMar>
                 </w:tcPr>
                 <w:p>
+                  <w:pPr>
+                    <w:spacing w:before="0" w:after="0"/>
+                  </w:pPr>
                   <w:r>
                     <w:rPr>
                       <w:rFonts w:ascii="Calibri" w:hAnsi="Calibri"/>
@@ -867,13 +897,16 @@
                     <w:right w:val="single" w:sz="4" w:space="0" w:color="CCCCCC"/>
                   </w:tcBorders>
                   <w:tcMar>
-                    <w:top w:w="80" w:type="dxa"/>
-                    <w:left w:w="80" w:type="dxa"/>
-                    <w:bottom w:w="80" w:type="dxa"/>
-                    <w:right w:w="80" w:type="dxa"/>
+                    <w:top w:w="50" w:type="dxa"/>
+                    <w:left w:w="50" w:type="dxa"/>
+                    <w:bottom w:w="50" w:type="dxa"/>
+                    <w:right w:w="50" w:type="dxa"/>
                   </w:tcMar>
                 </w:tcPr>
                 <w:p>
+                  <w:pPr>
+                    <w:spacing w:before="0" w:after="0"/>
+                  </w:pPr>
                   <w:r>
                     <w:rPr>
                       <w:rFonts w:ascii="Calibri" w:hAnsi="Calibri"/>
@@ -896,13 +929,16 @@
                     <w:right w:val="single" w:sz="4" w:space="0" w:color="CCCCCC"/>
                   </w:tcBorders>
                   <w:tcMar>
-                    <w:top w:w="80" w:type="dxa"/>
-                    <w:left w:w="80" w:type="dxa"/>
-                    <w:bottom w:w="80" w:type="dxa"/>
-                    <w:right w:w="80" w:type="dxa"/>
+                    <w:top w:w="50" w:type="dxa"/>
+                    <w:left w:w="50" w:type="dxa"/>
+                    <w:bottom w:w="50" w:type="dxa"/>
+                    <w:right w:w="50" w:type="dxa"/>
                   </w:tcMar>
                 </w:tcPr>
                 <w:p>
+                  <w:pPr>
+                    <w:spacing w:before="0" w:after="0"/>
+                  </w:pPr>
                   <w:r>
                     <w:rPr>
                       <w:rFonts w:ascii="Calibri" w:hAnsi="Calibri"/>
@@ -927,13 +963,16 @@
                     <w:right w:val="single" w:sz="4" w:space="0" w:color="CCCCCC"/>
                   </w:tcBorders>
                   <w:tcMar>
-                    <w:top w:w="80" w:type="dxa"/>
-                    <w:left w:w="80" w:type="dxa"/>
-                    <w:bottom w:w="80" w:type="dxa"/>
-                    <w:right w:w="80" w:type="dxa"/>
+                    <w:top w:w="50" w:type="dxa"/>
+                    <w:left w:w="50" w:type="dxa"/>
+                    <w:bottom w:w="50" w:type="dxa"/>
+                    <w:right w:w="50" w:type="dxa"/>
                   </w:tcMar>
                 </w:tcPr>
                 <w:p>
+                  <w:pPr>
+                    <w:spacing w:before="0" w:after="0"/>
+                  </w:pPr>
                   <w:r>
                     <w:rPr>
                       <w:rFonts w:ascii="Calibri" w:hAnsi="Calibri"/>
@@ -956,13 +995,16 @@
                     <w:right w:val="single" w:sz="4" w:space="0" w:color="CCCCCC"/>
                   </w:tcBorders>
                   <w:tcMar>
-                    <w:top w:w="80" w:type="dxa"/>
-                    <w:left w:w="80" w:type="dxa"/>
-                    <w:bottom w:w="80" w:type="dxa"/>
-                    <w:right w:w="80" w:type="dxa"/>
+                    <w:top w:w="50" w:type="dxa"/>
+                    <w:left w:w="50" w:type="dxa"/>
+                    <w:bottom w:w="50" w:type="dxa"/>
+                    <w:right w:w="50" w:type="dxa"/>
                   </w:tcMar>
                 </w:tcPr>
                 <w:p>
+                  <w:pPr>
+                    <w:spacing w:before="0" w:after="0"/>
+                  </w:pPr>
                   <w:r>
                     <w:rPr>
                       <w:rFonts w:ascii="Calibri" w:hAnsi="Calibri"/>
@@ -985,13 +1027,16 @@
                     <w:right w:val="single" w:sz="4" w:space="0" w:color="CCCCCC"/>
                   </w:tcBorders>
                   <w:tcMar>
-                    <w:top w:w="80" w:type="dxa"/>
-                    <w:left w:w="80" w:type="dxa"/>
-                    <w:bottom w:w="80" w:type="dxa"/>
-                    <w:right w:w="80" w:type="dxa"/>
+                    <w:top w:w="50" w:type="dxa"/>
+                    <w:left w:w="50" w:type="dxa"/>
+                    <w:bottom w:w="50" w:type="dxa"/>
+                    <w:right w:w="50" w:type="dxa"/>
                   </w:tcMar>
                 </w:tcPr>
                 <w:p>
+                  <w:pPr>
+                    <w:spacing w:before="0" w:after="0"/>
+                  </w:pPr>
                   <w:r>
                     <w:rPr>
                       <w:rFonts w:ascii="Calibri" w:hAnsi="Calibri"/>
@@ -1021,7 +1066,7 @@
     </w:p>
     <w:p>
       <w:pPr>
-        <w:spacing w:before="180" w:after="60"/>
+        <w:spacing w:before="120" w:after="40"/>
         <w:pBdr>
           <w:bottom w:val="single" w:sz="6" w:space="1" w:color="1A4D35"/>
         </w:pBdr>
@@ -1040,7 +1085,7 @@
     <w:p>
       <w:pPr>
         <w:pStyle w:val="ListBullet"/>
-        <w:spacing w:before="0" w:after="60"/>
+        <w:spacing w:before="0" w:after="40"/>
       </w:pPr>
       <w:r>
         <w:rPr>
@@ -1066,7 +1111,7 @@
     <w:p>
       <w:pPr>
         <w:pStyle w:val="ListBullet"/>
-        <w:spacing w:before="0" w:after="60"/>
+        <w:spacing w:before="0" w:after="40"/>
       </w:pPr>
       <w:r>
         <w:rPr>
@@ -1092,7 +1137,7 @@
     <w:p>
       <w:pPr>
         <w:pStyle w:val="ListBullet"/>
-        <w:spacing w:before="0" w:after="60"/>
+        <w:spacing w:before="0" w:after="40"/>
       </w:pPr>
       <w:r>
         <w:rPr>
@@ -1118,7 +1163,7 @@
     <w:p>
       <w:pPr>
         <w:pStyle w:val="ListBullet"/>
-        <w:spacing w:before="0" w:after="60"/>
+        <w:spacing w:before="0" w:after="40"/>
       </w:pPr>
       <w:r>
         <w:rPr>
@@ -1326,7 +1371,7 @@
     </w:p>
     <w:p>
       <w:pPr>
-        <w:spacing w:before="180" w:after="60"/>
+        <w:spacing w:before="120" w:after="40"/>
         <w:pBdr>
           <w:bottom w:val="single" w:sz="6" w:space="1" w:color="1A4D35"/>
         </w:pBdr>
@@ -1345,7 +1390,7 @@
     <w:p>
       <w:pPr>
         <w:pStyle w:val="ListBullet"/>
-        <w:spacing w:before="0" w:after="60"/>
+        <w:spacing w:before="0" w:after="40"/>
       </w:pPr>
       <w:r>
         <w:rPr>
@@ -1371,7 +1416,7 @@
     <w:p>
       <w:pPr>
         <w:pStyle w:val="ListBullet"/>
-        <w:spacing w:before="0" w:after="60"/>
+        <w:spacing w:before="0" w:after="40"/>
       </w:pPr>
       <w:r>
         <w:rPr>
@@ -1397,7 +1442,7 @@
     <w:p>
       <w:pPr>
         <w:pStyle w:val="ListBullet"/>
-        <w:spacing w:before="0" w:after="60"/>
+        <w:spacing w:before="0" w:after="40"/>
       </w:pPr>
       <w:r>
         <w:rPr>
@@ -1422,7 +1467,7 @@
     </w:p>
     <w:p>
       <w:pPr>
-        <w:spacing w:before="180" w:after="60"/>
+        <w:spacing w:before="120" w:after="40"/>
         <w:pBdr>
           <w:bottom w:val="single" w:sz="6" w:space="1" w:color="1A4D35"/>
         </w:pBdr>
@@ -1797,21 +1842,39 @@
     </w:r>
     <w:r>
       <w:rPr>
+        <w:rFonts w:ascii="Calibri" w:hAnsi="Calibri"/>
+        <w:sz w:val="16"/>
+        <w:szCs w:val="16"/>
+        <w:color w:val="888888"/>
+      </w:rPr>
+      <w:instrText xml:space="preserve"> PAGE </w:instrText>
+    </w:r>
+    <w:r>
+      <w:rPr>
+        <w:rFonts w:ascii="Calibri" w:hAnsi="Calibri"/>
+        <w:sz w:val="16"/>
+        <w:szCs w:val="16"/>
+        <w:color w:val="888888"/>
+      </w:rPr>
+      <w:fldChar w:fldCharType="end"/>
+    </w:r>
+    <w:r>
+      <w:rPr>
+        <w:rFonts w:ascii="Calibri" w:hAnsi="Calibri"/>
+        <w:sz w:val="16"/>
+        <w:szCs w:val="16"/>
+        <w:color w:val="888888"/>
+      </w:rPr>
+      <w:t xml:space="preserve"> of </w:t>
+    </w:r>
+    <w:r>
+      <w:rPr>
         <w:rFonts w:ascii="Arial" w:hAnsi="Arial"/>
         <w:sz w:val="18"/>
         <w:szCs w:val="18"/>
         <w:color w:val="888888"/>
       </w:rPr>
-      <w:instrText xml:space="preserve"> PAGE </w:instrText>
-    </w:r>
-    <w:r>
-      <w:rPr>
-        <w:rFonts w:ascii="Arial" w:hAnsi="Arial"/>
-        <w:sz w:val="18"/>
-        <w:szCs w:val="18"/>
-        <w:color w:val="888888"/>
-      </w:rPr>
-      <w:fldChar w:fldCharType="end"/>
+      <w:fldChar w:fldCharType="begin"/>
     </w:r>
     <w:r>
       <w:rPr>
@@ -1820,31 +1883,13 @@
         <w:szCs w:val="16"/>
         <w:color w:val="888888"/>
       </w:rPr>
-      <w:t xml:space="preserve"> of </w:t>
-    </w:r>
-    <w:r>
-      <w:rPr>
-        <w:rFonts w:ascii="Arial" w:hAnsi="Arial"/>
-        <w:sz w:val="18"/>
-        <w:szCs w:val="18"/>
-        <w:color w:val="888888"/>
-      </w:rPr>
-      <w:fldChar w:fldCharType="begin"/>
-    </w:r>
-    <w:r>
-      <w:rPr>
-        <w:rFonts w:ascii="Arial" w:hAnsi="Arial"/>
-        <w:sz w:val="18"/>
-        <w:szCs w:val="18"/>
-        <w:color w:val="888888"/>
-      </w:rPr>
       <w:instrText xml:space="preserve"> NUMPAGES </w:instrText>
     </w:r>
     <w:r>
       <w:rPr>
-        <w:rFonts w:ascii="Arial" w:hAnsi="Arial"/>
-        <w:sz w:val="18"/>
-        <w:szCs w:val="18"/>
+        <w:rFonts w:ascii="Calibri" w:hAnsi="Calibri"/>
+        <w:sz w:val="16"/>
+        <w:szCs w:val="16"/>
         <w:color w:val="888888"/>
       </w:rPr>
       <w:fldChar w:fldCharType="end"/>

--- a/docs/Skillable-Intelligence-Executive-Briefing.docx
+++ b/docs/Skillable-Intelligence-Executive-Briefing.docx
@@ -1209,156 +1209,169 @@
         <w:t>Current repo structure (github.com/fgartland4/skillable-intelligence):</w:t>
       </w:r>
     </w:p>
-    <w:p>
-      <w:pPr>
-        <w:spacing w:before="0" w:after="0"/>
-        <w:shd w:val="clear" w:color="auto" w:fill="F2F5F3"/>
-        <w:ind w:left="200" w:right="200"/>
-      </w:pPr>
-      <w:r>
-        <w:rPr>
-          <w:rFonts w:ascii="Consolas" w:hAnsi="Consolas"/>
-          <w:color w:val="1A1A1A"/>
-          <w:sz w:val="16"/>
-        </w:rPr>
-        <w:t>skillable-intelligence/          ← Personal GitHub (fgartland4) — needs to move to Skillable org</w:t>
-      </w:r>
-    </w:p>
-    <w:p>
-      <w:pPr>
-        <w:spacing w:before="0" w:after="0"/>
-        <w:shd w:val="clear" w:color="auto" w:fill="F2F5F3"/>
-        <w:ind w:left="200" w:right="200"/>
-      </w:pPr>
-      <w:r>
-        <w:rPr>
-          <w:rFonts w:ascii="Consolas" w:hAnsi="Consolas"/>
-          <w:color w:val="1A1A1A"/>
-          <w:sz w:val="16"/>
-        </w:rPr>
-        <w:t>├── backend/                     Flask app: routes, scoring engine, AI calls, storage</w:t>
-      </w:r>
-    </w:p>
-    <w:p>
-      <w:pPr>
-        <w:spacing w:before="0" w:after="0"/>
-        <w:shd w:val="clear" w:color="auto" w:fill="F2F5F3"/>
-        <w:ind w:left="200" w:right="200"/>
-      </w:pPr>
-      <w:r>
-        <w:rPr>
-          <w:rFonts w:ascii="Consolas" w:hAnsi="Consolas"/>
-          <w:color w:val="1A1A1A"/>
-          <w:sz w:val="16"/>
-        </w:rPr>
-        <w:t>├── tools/</w:t>
-      </w:r>
-    </w:p>
-    <w:p>
-      <w:pPr>
-        <w:spacing w:before="0" w:after="0"/>
-        <w:shd w:val="clear" w:color="auto" w:fill="F2F5F3"/>
-        <w:ind w:left="200" w:right="200"/>
-      </w:pPr>
-      <w:r>
-        <w:rPr>
-          <w:rFonts w:ascii="Consolas" w:hAnsi="Consolas"/>
-          <w:color w:val="1A1A1A"/>
-          <w:sz w:val="16"/>
-        </w:rPr>
-        <w:t>│   ├── inspector/templates/     Inspector UI</w:t>
-      </w:r>
-    </w:p>
-    <w:p>
-      <w:pPr>
-        <w:spacing w:before="0" w:after="0"/>
-        <w:shd w:val="clear" w:color="auto" w:fill="F2F5F3"/>
-        <w:ind w:left="200" w:right="200"/>
-      </w:pPr>
-      <w:r>
-        <w:rPr>
-          <w:rFonts w:ascii="Consolas" w:hAnsi="Consolas"/>
-          <w:color w:val="1A1A1A"/>
-          <w:sz w:val="16"/>
-        </w:rPr>
-        <w:t>│   ├── prospector/templates/    Prospector UI</w:t>
-      </w:r>
-    </w:p>
-    <w:p>
-      <w:pPr>
-        <w:spacing w:before="0" w:after="0"/>
-        <w:shd w:val="clear" w:color="auto" w:fill="F2F5F3"/>
-        <w:ind w:left="200" w:right="200"/>
-      </w:pPr>
-      <w:r>
-        <w:rPr>
-          <w:rFonts w:ascii="Consolas" w:hAnsi="Consolas"/>
-          <w:color w:val="1A1A1A"/>
-          <w:sz w:val="16"/>
-        </w:rPr>
-        <w:t>│   └── designer/                Designer UI + client JS</w:t>
-      </w:r>
-    </w:p>
-    <w:p>
-      <w:pPr>
-        <w:spacing w:before="0" w:after="0"/>
-        <w:shd w:val="clear" w:color="auto" w:fill="F2F5F3"/>
-        <w:ind w:left="200" w:right="200"/>
-      </w:pPr>
-      <w:r>
-        <w:rPr>
-          <w:rFonts w:ascii="Consolas" w:hAnsi="Consolas"/>
-          <w:color w:val="1A1A1A"/>
-          <w:sz w:val="16"/>
-        </w:rPr>
-        <w:t>├── static/                      Shared CSS, JS, images</w:t>
-      </w:r>
-    </w:p>
-    <w:p>
-      <w:pPr>
-        <w:spacing w:before="0" w:after="0"/>
-        <w:shd w:val="clear" w:color="auto" w:fill="F2F5F3"/>
-        <w:ind w:left="200" w:right="200"/>
-      </w:pPr>
-      <w:r>
-        <w:rPr>
-          <w:rFonts w:ascii="Consolas" w:hAnsi="Consolas"/>
-          <w:color w:val="1A1A1A"/>
-          <w:sz w:val="16"/>
-        </w:rPr>
-        <w:t>├── docs/                        Executive briefing + generator</w:t>
-      </w:r>
-    </w:p>
-    <w:p>
-      <w:pPr>
-        <w:spacing w:before="0" w:after="0"/>
-        <w:shd w:val="clear" w:color="auto" w:fill="F2F5F3"/>
-        <w:ind w:left="200" w:right="200"/>
-      </w:pPr>
-      <w:r>
-        <w:rPr>
-          <w:rFonts w:ascii="Consolas" w:hAnsi="Consolas"/>
-          <w:color w:val="1A1A1A"/>
-          <w:sz w:val="16"/>
-        </w:rPr>
-        <w:t>├── .gitignore</w:t>
-      </w:r>
-    </w:p>
-    <w:p>
-      <w:pPr>
-        <w:spacing w:before="0" w:after="0"/>
-        <w:shd w:val="clear" w:color="auto" w:fill="F2F5F3"/>
-        <w:ind w:left="200" w:right="200"/>
-      </w:pPr>
-      <w:r>
-        <w:rPr>
-          <w:rFonts w:ascii="Consolas" w:hAnsi="Consolas"/>
-          <w:color w:val="1A1A1A"/>
-          <w:sz w:val="16"/>
-        </w:rPr>
-        <w:t>└── render.yaml                  Deployment config</w:t>
-      </w:r>
-    </w:p>
+    <w:tbl>
+      <w:tblPr>
+        <w:tblW w:type="auto" w:w="0"/>
+        <w:jc w:val="left"/>
+        <w:tblLook w:firstColumn="1" w:firstRow="1" w:lastColumn="0" w:lastRow="0" w:noHBand="0" w:noVBand="1" w:val="04A0"/>
+        <w:tblW w:w="9792" w:type="dxa"/>
+        <w:tblBorders>
+          <w:top w:val="single" w:sz="4" w:space="0" w:color="AAAAAA"/>
+          <w:left w:val="single" w:sz="4" w:space="0" w:color="AAAAAA"/>
+          <w:bottom w:val="single" w:sz="4" w:space="0" w:color="AAAAAA"/>
+          <w:right w:val="single" w:sz="4" w:space="0" w:color="AAAAAA"/>
+          <w:insideH w:val="none" w:sz="0" w:space="0" w:color="auto"/>
+          <w:insideV w:val="none" w:sz="0" w:space="0" w:color="auto"/>
+        </w:tblBorders>
+      </w:tblPr>
+      <w:tblGrid>
+        <w:gridCol w:w="9792"/>
+      </w:tblGrid>
+      <w:tr>
+        <w:tc>
+          <w:tcPr>
+            <w:tcW w:type="dxa" w:w="9792"/>
+            <w:shd w:val="clear" w:color="auto" w:fill="F2F5F3"/>
+            <w:tcMar>
+              <w:top w:w="120" w:type="dxa"/>
+              <w:left w:w="120" w:type="dxa"/>
+              <w:bottom w:w="120" w:type="dxa"/>
+              <w:right w:w="120" w:type="dxa"/>
+            </w:tcMar>
+          </w:tcPr>
+          <w:p>
+            <w:pPr>
+              <w:spacing w:before="0" w:after="0"/>
+            </w:pPr>
+            <w:r>
+              <w:rPr>
+                <w:rFonts w:ascii="Consolas" w:hAnsi="Consolas"/>
+                <w:color w:val="1A1A1A"/>
+                <w:sz w:val="16"/>
+              </w:rPr>
+              <w:t>skillable-intelligence/          ← Personal GitHub (fgartland4) — needs to move to Skillable org</w:t>
+            </w:r>
+          </w:p>
+          <w:p>
+            <w:pPr>
+              <w:spacing w:before="0" w:after="0"/>
+            </w:pPr>
+            <w:r>
+              <w:rPr>
+                <w:rFonts w:ascii="Consolas" w:hAnsi="Consolas"/>
+                <w:color w:val="1A1A1A"/>
+                <w:sz w:val="16"/>
+              </w:rPr>
+              <w:t>├── backend/                     Flask app: routes, scoring engine, AI calls, storage</w:t>
+            </w:r>
+          </w:p>
+          <w:p>
+            <w:pPr>
+              <w:spacing w:before="0" w:after="0"/>
+            </w:pPr>
+            <w:r>
+              <w:rPr>
+                <w:rFonts w:ascii="Consolas" w:hAnsi="Consolas"/>
+                <w:color w:val="1A1A1A"/>
+                <w:sz w:val="16"/>
+              </w:rPr>
+              <w:t>├── tools/</w:t>
+            </w:r>
+          </w:p>
+          <w:p>
+            <w:pPr>
+              <w:spacing w:before="0" w:after="0"/>
+            </w:pPr>
+            <w:r>
+              <w:rPr>
+                <w:rFonts w:ascii="Consolas" w:hAnsi="Consolas"/>
+                <w:color w:val="1A1A1A"/>
+                <w:sz w:val="16"/>
+              </w:rPr>
+              <w:t>│   ├── inspector/templates/     Inspector UI</w:t>
+            </w:r>
+          </w:p>
+          <w:p>
+            <w:pPr>
+              <w:spacing w:before="0" w:after="0"/>
+            </w:pPr>
+            <w:r>
+              <w:rPr>
+                <w:rFonts w:ascii="Consolas" w:hAnsi="Consolas"/>
+                <w:color w:val="1A1A1A"/>
+                <w:sz w:val="16"/>
+              </w:rPr>
+              <w:t>│   ├── prospector/templates/    Prospector UI</w:t>
+            </w:r>
+          </w:p>
+          <w:p>
+            <w:pPr>
+              <w:spacing w:before="0" w:after="0"/>
+            </w:pPr>
+            <w:r>
+              <w:rPr>
+                <w:rFonts w:ascii="Consolas" w:hAnsi="Consolas"/>
+                <w:color w:val="1A1A1A"/>
+                <w:sz w:val="16"/>
+              </w:rPr>
+              <w:t>│   └── designer/                Designer UI + client JS</w:t>
+            </w:r>
+          </w:p>
+          <w:p>
+            <w:pPr>
+              <w:spacing w:before="0" w:after="0"/>
+            </w:pPr>
+            <w:r>
+              <w:rPr>
+                <w:rFonts w:ascii="Consolas" w:hAnsi="Consolas"/>
+                <w:color w:val="1A1A1A"/>
+                <w:sz w:val="16"/>
+              </w:rPr>
+              <w:t>├── static/                      Shared CSS, JS, images</w:t>
+            </w:r>
+          </w:p>
+          <w:p>
+            <w:pPr>
+              <w:spacing w:before="0" w:after="0"/>
+            </w:pPr>
+            <w:r>
+              <w:rPr>
+                <w:rFonts w:ascii="Consolas" w:hAnsi="Consolas"/>
+                <w:color w:val="1A1A1A"/>
+                <w:sz w:val="16"/>
+              </w:rPr>
+              <w:t>├── docs/                        Executive briefing + generator</w:t>
+            </w:r>
+          </w:p>
+          <w:p>
+            <w:pPr>
+              <w:spacing w:before="0" w:after="0"/>
+            </w:pPr>
+            <w:r>
+              <w:rPr>
+                <w:rFonts w:ascii="Consolas" w:hAnsi="Consolas"/>
+                <w:color w:val="1A1A1A"/>
+                <w:sz w:val="16"/>
+              </w:rPr>
+              <w:t>├── .gitignore</w:t>
+            </w:r>
+          </w:p>
+          <w:p>
+            <w:pPr>
+              <w:spacing w:before="0" w:after="0"/>
+            </w:pPr>
+            <w:r>
+              <w:rPr>
+                <w:rFonts w:ascii="Consolas" w:hAnsi="Consolas"/>
+                <w:color w:val="1A1A1A"/>
+                <w:sz w:val="16"/>
+              </w:rPr>
+              <w:t>└── render.yaml                  Deployment config</w:t>
+            </w:r>
+          </w:p>
+        </w:tc>
+      </w:tr>
+    </w:tbl>
     <w:p>
       <w:pPr>
         <w:spacing w:before="0" w:after="0"/>
@@ -1467,6 +1480,14 @@
     </w:p>
     <w:p>
       <w:pPr>
+        <w:spacing w:before="0" w:after="0"/>
+      </w:pPr>
+      <w:r>
+        <w:br w:type="page"/>
+      </w:r>
+    </w:p>
+    <w:p>
+      <w:pPr>
         <w:spacing w:before="120" w:after="40"/>
         <w:pBdr>
           <w:bottom w:val="single" w:sz="6" w:space="1" w:color="1A4D35"/>
@@ -1480,7 +1501,7 @@
           <w:color w:val="1A4D35"/>
           <w:sz w:val="24"/>
         </w:rPr>
-        <w:t>6.  Open Questions</w:t>
+        <w:t>6.  Questions &amp; Recommendations</w:t>
       </w:r>
     </w:p>
     <w:p>
@@ -1508,13 +1529,14 @@
         </w:tblBorders>
       </w:tblPr>
       <w:tblGrid>
-        <w:gridCol w:w="4896"/>
-        <w:gridCol w:w="4896"/>
+        <w:gridCol w:w="3264"/>
+        <w:gridCol w:w="3264"/>
+        <w:gridCol w:w="3264"/>
       </w:tblGrid>
       <w:tr>
         <w:tc>
           <w:tcPr>
-            <w:tcW w:type="dxa" w:w="4500"/>
+            <w:tcW w:type="dxa" w:w="4400"/>
             <w:tcBorders>
               <w:top w:val="none" w:sz="0" w:space="0" w:color="auto"/>
               <w:left w:val="none" w:sz="0" w:space="0" w:color="auto"/>
@@ -1530,6 +1552,7 @@
           </w:tcPr>
           <w:p>
             <w:pPr>
+              <w:jc w:val="center"/>
               <w:spacing w:before="0" w:after="60"/>
             </w:pPr>
             <w:r>
@@ -1629,7 +1652,25 @@
         </w:tc>
         <w:tc>
           <w:tcPr>
-            <w:tcW w:type="dxa" w:w="4860"/>
+            <w:tcW w:type="dxa" w:w="480"/>
+            <w:tcBorders>
+              <w:top w:val="none" w:sz="0" w:space="0" w:color="auto"/>
+              <w:left w:val="none" w:sz="0" w:space="0" w:color="auto"/>
+              <w:bottom w:val="none" w:sz="0" w:space="0" w:color="auto"/>
+              <w:right w:val="none" w:sz="0" w:space="0" w:color="auto"/>
+            </w:tcBorders>
+            <w:tcMar>
+              <w:top w:w="0" w:type="dxa"/>
+              <w:left w:w="0" w:type="dxa"/>
+              <w:bottom w:w="0" w:type="dxa"/>
+              <w:right w:w="0" w:type="dxa"/>
+            </w:tcMar>
+          </w:tcPr>
+          <w:p/>
+        </w:tc>
+        <w:tc>
+          <w:tcPr>
+            <w:tcW w:type="dxa" w:w="4912"/>
             <w:tcBorders>
               <w:top w:val="none" w:sz="0" w:space="0" w:color="auto"/>
               <w:left w:val="none" w:sz="0" w:space="0" w:color="auto"/>
@@ -1645,6 +1686,7 @@
           </w:tcPr>
           <w:p>
             <w:pPr>
+              <w:jc w:val="center"/>
               <w:spacing w:before="0" w:after="60"/>
             </w:pPr>
             <w:r>
@@ -1833,21 +1875,12 @@
     </w:r>
     <w:r>
       <w:rPr>
-        <w:rFonts w:ascii="Arial" w:hAnsi="Arial"/>
-        <w:sz w:val="18"/>
-        <w:szCs w:val="18"/>
-        <w:color w:val="888888"/>
-      </w:rPr>
-      <w:fldChar w:fldCharType="begin"/>
-    </w:r>
-    <w:r>
-      <w:rPr>
         <w:rFonts w:ascii="Calibri" w:hAnsi="Calibri"/>
         <w:sz w:val="16"/>
         <w:szCs w:val="16"/>
         <w:color w:val="888888"/>
       </w:rPr>
-      <w:instrText xml:space="preserve"> PAGE </w:instrText>
+      <w:fldChar w:fldCharType="begin"/>
     </w:r>
     <w:r>
       <w:rPr>
@@ -1856,7 +1889,7 @@
         <w:szCs w:val="16"/>
         <w:color w:val="888888"/>
       </w:rPr>
-      <w:fldChar w:fldCharType="end"/>
+      <w:instrText xml:space="preserve"> PAGE </w:instrText>
     </w:r>
     <w:r>
       <w:rPr>
@@ -1865,13 +1898,22 @@
         <w:szCs w:val="16"/>
         <w:color w:val="888888"/>
       </w:rPr>
+      <w:fldChar w:fldCharType="end"/>
+    </w:r>
+    <w:r>
+      <w:rPr>
+        <w:rFonts w:ascii="Calibri" w:hAnsi="Calibri"/>
+        <w:sz w:val="16"/>
+        <w:szCs w:val="16"/>
+        <w:color w:val="888888"/>
+      </w:rPr>
       <w:t xml:space="preserve"> of </w:t>
     </w:r>
     <w:r>
       <w:rPr>
-        <w:rFonts w:ascii="Arial" w:hAnsi="Arial"/>
-        <w:sz w:val="18"/>
-        <w:szCs w:val="18"/>
+        <w:rFonts w:ascii="Calibri" w:hAnsi="Calibri"/>
+        <w:sz w:val="16"/>
+        <w:szCs w:val="16"/>
         <w:color w:val="888888"/>
       </w:rPr>
       <w:fldChar w:fldCharType="begin"/>

--- a/docs/Skillable-Intelligence-Executive-Briefing.docx
+++ b/docs/Skillable-Intelligence-Executive-Briefing.docx
@@ -29,7 +29,7 @@
     <w:p>
       <w:pPr>
         <w:pBdr>
-          <w:bottom w:val="single" w:color="1A4D35" w:sz="10" w:space="1"/>
+          <w:bottom w:val="single" w:sz="10" w:space="1" w:color="1A4D35"/>
         </w:pBdr>
         <w:spacing w:after="80"/>
       </w:pPr>
@@ -37,7 +37,7 @@
     <w:p>
       <w:pPr>
         <w:pBdr>
-          <w:bottom w:val="single" w:color="1A4D35" w:sz="6" w:space="1"/>
+          <w:bottom w:val="single" w:sz="6" w:space="1" w:color="1A4D35"/>
         </w:pBdr>
         <w:spacing w:before="120" w:after="40"/>
       </w:pPr>
@@ -139,6 +139,9 @@
       <w:r>
         <w:rPr>
           <w:rStyle w:val="CommentReference"/>
+          <w:color w:val="1A1A1A"/>
+          <w:sz w:val="20"/>
+          <w:szCs w:val="22"/>
         </w:rPr>
         <w:commentReference w:id="1"/>
       </w:r>
@@ -153,8 +156,8 @@
       </w:pPr>
       <w:r>
         <w:rPr>
-          <w:b w:val="1"/>
-          <w:bCs w:val="1"/>
+          <w:b/>
+          <w:bCs/>
           <w:color w:val="1A1A1A"/>
         </w:rPr>
         <w:t>Leverage AI-Generated Intelligence to Design Programs and Lab Templates:</w:t>
@@ -165,13 +168,16 @@
         </w:rPr>
         <w:t xml:space="preserve"> No starting point for lab program design. When an SE wants to propose a lab program, they start from a blank page — no structure, no connection to the research already done on the company.</w:t>
       </w:r>
-      <w:commentRangeStart w:id="993428045"/>
-      <w:commentRangeEnd w:id="993428045"/>
+      <w:commentRangeStart w:id="2"/>
+      <w:commentRangeEnd w:id="2"/>
       <w:r>
         <w:rPr>
           <w:rStyle w:val="CommentReference"/>
+          <w:color w:val="1A1A1A"/>
+          <w:sz w:val="20"/>
+          <w:szCs w:val="22"/>
         </w:rPr>
-        <w:commentReference w:id="993428045"/>
+        <w:commentReference w:id="2"/>
       </w:r>
     </w:p>
     <w:p>
@@ -189,7 +195,7 @@
     <w:p>
       <w:pPr>
         <w:pBdr>
-          <w:bottom w:val="single" w:color="1A4D35" w:sz="6" w:space="1"/>
+          <w:bottom w:val="single" w:sz="6" w:space="1" w:color="1A4D35"/>
         </w:pBdr>
         <w:spacing w:before="120" w:after="40"/>
       </w:pPr>
@@ -212,15 +218,15 @@
         </w:rPr>
         <w:t xml:space="preserve">Three tools forming a pipeline from target identification </w:t>
       </w:r>
-      <w:commentRangeStart w:id="2"/>
       <w:commentRangeStart w:id="3"/>
+      <w:commentRangeStart w:id="4"/>
       <w:r>
         <w:rPr>
           <w:color w:val="1A1A1A"/>
         </w:rPr>
         <w:t>through lab program design</w:t>
       </w:r>
-      <w:commentRangeEnd w:id="2"/>
+      <w:commentRangeEnd w:id="3"/>
       <w:r>
         <w:rPr>
           <w:rStyle w:val="CommentReference"/>
@@ -228,14 +234,17 @@
           <w:sz w:val="20"/>
           <w:szCs w:val="22"/>
         </w:rPr>
-        <w:commentReference w:id="2"/>
+        <w:commentReference w:id="3"/>
       </w:r>
-      <w:commentRangeEnd w:id="3"/>
+      <w:commentRangeEnd w:id="4"/>
       <w:r>
         <w:rPr>
           <w:rStyle w:val="CommentReference"/>
+          <w:color w:val="1A1A1A"/>
+          <w:sz w:val="20"/>
+          <w:szCs w:val="22"/>
         </w:rPr>
-        <w:commentReference w:id="3"/>
+        <w:commentReference w:id="4"/>
       </w:r>
       <w:r>
         <w:rPr>
@@ -284,14 +293,14 @@
         </w:rPr>
         <w:t xml:space="preserve"> Scores a company’s products for labability (0–100) across four dimensions; </w:t>
       </w:r>
-      <w:commentRangeStart w:id="4"/>
+      <w:commentRangeStart w:id="5"/>
       <w:r>
         <w:rPr>
           <w:color w:val="1A1A1A"/>
         </w:rPr>
         <w:t xml:space="preserve">produces a lab maturity score, opportunity composite, recommended Skillable path (VM / Cloud Slice / Simulation), estimated annual ACV, and named contacts for training/enablement outreach. </w:t>
       </w:r>
-      <w:commentRangeEnd w:id="4"/>
+      <w:commentRangeEnd w:id="5"/>
       <w:r>
         <w:rPr>
           <w:rStyle w:val="CommentReference"/>
@@ -299,7 +308,7 @@
           <w:sz w:val="20"/>
           <w:szCs w:val="22"/>
         </w:rPr>
-        <w:commentReference w:id="4"/>
+        <w:commentReference w:id="5"/>
       </w:r>
       <w:r>
         <w:rPr>
@@ -318,8 +327,8 @@
       </w:pPr>
       <w:r>
         <w:rPr>
-          <w:b w:val="1"/>
-          <w:bCs w:val="1"/>
+          <w:b/>
+          <w:bCs/>
           <w:color w:val="1A1A1A"/>
         </w:rPr>
         <w:t>Designer — Lab Program Scaffolding.</w:t>
@@ -328,69 +337,35 @@
         <w:rPr>
           <w:color w:val="1A1A1A"/>
         </w:rPr>
-        <w:t xml:space="preserve"> A four-phase wizard that designs a complete lab program for a specific company — from audience and </w:t>
+        <w:t xml:space="preserve"> A four-phase wizard that designs a complete lab program for a specific company — from audience and objectives through program architecture, draft lab instructions, and Skillable Studio export. Used by SEs building a proof of concept or proposal after Inspector identifies a strong opportunity.</w:t>
       </w:r>
-      <w:r>
-        <w:rPr>
-          <w:color w:val="1A1A1A"/>
-        </w:rPr>
-        <w:t>objectives</w:t>
-      </w:r>
-      <w:r>
-        <w:rPr>
-          <w:color w:val="1A1A1A"/>
-        </w:rPr>
-        <w:t xml:space="preserve"> through program architecture, draft lab instructions, and </w:t>
-      </w:r>
-      <w:r>
-        <w:rPr>
-          <w:color w:val="1A1A1A"/>
-        </w:rPr>
-        <w:t>Skillable</w:t>
-      </w:r>
-      <w:r>
-        <w:rPr>
-          <w:color w:val="1A1A1A"/>
-        </w:rPr>
-        <w:t xml:space="preserve"> Studio export. Used by SEs building </w:t>
-      </w:r>
-      <w:r>
-        <w:rPr>
-          <w:color w:val="1A1A1A"/>
-        </w:rPr>
-        <w:t>a proof</w:t>
-      </w:r>
-      <w:r>
-        <w:rPr>
-          <w:color w:val="1A1A1A"/>
-        </w:rPr>
-        <w:t xml:space="preserve"> of concept or proposal after Inspector </w:t>
-      </w:r>
-      <w:r>
-        <w:rPr>
-          <w:color w:val="1A1A1A"/>
-        </w:rPr>
-        <w:t>identifies</w:t>
-      </w:r>
-      <w:r>
-        <w:rPr>
-          <w:color w:val="1A1A1A"/>
-        </w:rPr>
-        <w:t xml:space="preserve"> a strong opportunity.</w:t>
-      </w:r>
-      <w:commentRangeStart w:id="1779894036"/>
-      <w:commentRangeEnd w:id="1779894036"/>
+      <w:commentRangeStart w:id="6"/>
+      <w:commentRangeStart w:id="7"/>
+      <w:commentRangeEnd w:id="6"/>
       <w:r>
         <w:rPr>
           <w:rStyle w:val="CommentReference"/>
+          <w:color w:val="1A1A1A"/>
+          <w:sz w:val="20"/>
+          <w:szCs w:val="22"/>
         </w:rPr>
-        <w:commentReference w:id="1779894036"/>
+        <w:commentReference w:id="6"/>
+      </w:r>
+      <w:commentRangeEnd w:id="7"/>
+      <w:r>
+        <w:rPr>
+          <w:rStyle w:val="CommentReference"/>
+          <w:color w:val="1A1A1A"/>
+          <w:sz w:val="20"/>
+          <w:szCs w:val="22"/>
+        </w:rPr>
+        <w:commentReference w:id="7"/>
       </w:r>
     </w:p>
     <w:p>
       <w:pPr>
         <w:pBdr>
-          <w:bottom w:val="single" w:color="1A4D35" w:sz="6" w:space="1"/>
+          <w:bottom w:val="single" w:sz="6" w:space="1" w:color="1A4D35"/>
         </w:pBdr>
         <w:spacing w:before="120" w:after="40"/>
       </w:pPr>
@@ -599,10 +574,10 @@
                 <w:tcPr>
                   <w:tcW w:w="2200" w:type="dxa"/>
                   <w:tcBorders>
-                    <w:top w:val="single" w:color="1A4D35" w:sz="4" w:space="0"/>
-                    <w:left w:val="single" w:color="1A4D35" w:sz="4" w:space="0"/>
-                    <w:bottom w:val="single" w:color="1A4D35" w:sz="4" w:space="0"/>
-                    <w:right w:val="single" w:color="1A4D35" w:sz="4" w:space="0"/>
+                    <w:top w:val="single" w:sz="4" w:space="0" w:color="1A4D35"/>
+                    <w:left w:val="single" w:sz="4" w:space="0" w:color="1A4D35"/>
+                    <w:bottom w:val="single" w:sz="4" w:space="0" w:color="1A4D35"/>
+                    <w:right w:val="single" w:sz="4" w:space="0" w:color="1A4D35"/>
                   </w:tcBorders>
                   <w:shd w:val="clear" w:color="auto" w:fill="1A4D35"/>
                   <w:tcMar>
@@ -630,10 +605,10 @@
                 <w:tcPr>
                   <w:tcW w:w="3832" w:type="dxa"/>
                   <w:tcBorders>
-                    <w:top w:val="single" w:color="1A4D35" w:sz="4" w:space="0"/>
-                    <w:left w:val="single" w:color="1A4D35" w:sz="4" w:space="0"/>
-                    <w:bottom w:val="single" w:color="1A4D35" w:sz="4" w:space="0"/>
-                    <w:right w:val="single" w:color="1A4D35" w:sz="4" w:space="0"/>
+                    <w:top w:val="single" w:sz="4" w:space="0" w:color="1A4D35"/>
+                    <w:left w:val="single" w:sz="4" w:space="0" w:color="1A4D35"/>
+                    <w:bottom w:val="single" w:sz="4" w:space="0" w:color="1A4D35"/>
+                    <w:right w:val="single" w:sz="4" w:space="0" w:color="1A4D35"/>
                   </w:tcBorders>
                   <w:shd w:val="clear" w:color="auto" w:fill="1A4D35"/>
                   <w:tcMar>
@@ -661,10 +636,10 @@
                 <w:tcPr>
                   <w:tcW w:w="1600" w:type="dxa"/>
                   <w:tcBorders>
-                    <w:top w:val="single" w:color="1A4D35" w:sz="4" w:space="0"/>
-                    <w:left w:val="single" w:color="1A4D35" w:sz="4" w:space="0"/>
-                    <w:bottom w:val="single" w:color="1A4D35" w:sz="4" w:space="0"/>
-                    <w:right w:val="single" w:color="1A4D35" w:sz="4" w:space="0"/>
+                    <w:top w:val="single" w:sz="4" w:space="0" w:color="1A4D35"/>
+                    <w:left w:val="single" w:sz="4" w:space="0" w:color="1A4D35"/>
+                    <w:bottom w:val="single" w:sz="4" w:space="0" w:color="1A4D35"/>
+                    <w:right w:val="single" w:sz="4" w:space="0" w:color="1A4D35"/>
                   </w:tcBorders>
                   <w:shd w:val="clear" w:color="auto" w:fill="1A4D35"/>
                   <w:tcMar>
@@ -694,10 +669,10 @@
                 <w:tcPr>
                   <w:tcW w:w="2200" w:type="dxa"/>
                   <w:tcBorders>
-                    <w:top w:val="single" w:color="CCCCCC" w:sz="4" w:space="0"/>
-                    <w:left w:val="single" w:color="CCCCCC" w:sz="4" w:space="0"/>
-                    <w:bottom w:val="single" w:color="CCCCCC" w:sz="4" w:space="0"/>
-                    <w:right w:val="single" w:color="CCCCCC" w:sz="4" w:space="0"/>
+                    <w:top w:val="single" w:sz="4" w:space="0" w:color="CCCCCC"/>
+                    <w:left w:val="single" w:sz="4" w:space="0" w:color="CCCCCC"/>
+                    <w:bottom w:val="single" w:sz="4" w:space="0" w:color="CCCCCC"/>
+                    <w:right w:val="single" w:sz="4" w:space="0" w:color="CCCCCC"/>
                   </w:tcBorders>
                   <w:shd w:val="clear" w:color="auto" w:fill="F0F5F2"/>
                   <w:tcMar>
@@ -724,10 +699,10 @@
                 <w:tcPr>
                   <w:tcW w:w="3832" w:type="dxa"/>
                   <w:tcBorders>
-                    <w:top w:val="single" w:color="CCCCCC" w:sz="4" w:space="0"/>
-                    <w:left w:val="single" w:color="CCCCCC" w:sz="4" w:space="0"/>
-                    <w:bottom w:val="single" w:color="CCCCCC" w:sz="4" w:space="0"/>
-                    <w:right w:val="single" w:color="CCCCCC" w:sz="4" w:space="0"/>
+                    <w:top w:val="single" w:sz="4" w:space="0" w:color="CCCCCC"/>
+                    <w:left w:val="single" w:sz="4" w:space="0" w:color="CCCCCC"/>
+                    <w:bottom w:val="single" w:sz="4" w:space="0" w:color="CCCCCC"/>
+                    <w:right w:val="single" w:sz="4" w:space="0" w:color="CCCCCC"/>
                   </w:tcBorders>
                   <w:shd w:val="clear" w:color="auto" w:fill="F0F5F2"/>
                   <w:tcMar>
@@ -754,10 +729,10 @@
                 <w:tcPr>
                   <w:tcW w:w="1600" w:type="dxa"/>
                   <w:tcBorders>
-                    <w:top w:val="single" w:color="CCCCCC" w:sz="4" w:space="0"/>
-                    <w:left w:val="single" w:color="CCCCCC" w:sz="4" w:space="0"/>
-                    <w:bottom w:val="single" w:color="CCCCCC" w:sz="4" w:space="0"/>
-                    <w:right w:val="single" w:color="CCCCCC" w:sz="4" w:space="0"/>
+                    <w:top w:val="single" w:sz="4" w:space="0" w:color="CCCCCC"/>
+                    <w:left w:val="single" w:sz="4" w:space="0" w:color="CCCCCC"/>
+                    <w:bottom w:val="single" w:sz="4" w:space="0" w:color="CCCCCC"/>
+                    <w:right w:val="single" w:sz="4" w:space="0" w:color="CCCCCC"/>
                   </w:tcBorders>
                   <w:shd w:val="clear" w:color="auto" w:fill="F0F5F2"/>
                   <w:tcMar>
@@ -786,10 +761,10 @@
                 <w:tcPr>
                   <w:tcW w:w="2200" w:type="dxa"/>
                   <w:tcBorders>
-                    <w:top w:val="single" w:color="CCCCCC" w:sz="4" w:space="0"/>
-                    <w:left w:val="single" w:color="CCCCCC" w:sz="4" w:space="0"/>
-                    <w:bottom w:val="single" w:color="CCCCCC" w:sz="4" w:space="0"/>
-                    <w:right w:val="single" w:color="CCCCCC" w:sz="4" w:space="0"/>
+                    <w:top w:val="single" w:sz="4" w:space="0" w:color="CCCCCC"/>
+                    <w:left w:val="single" w:sz="4" w:space="0" w:color="CCCCCC"/>
+                    <w:bottom w:val="single" w:sz="4" w:space="0" w:color="CCCCCC"/>
+                    <w:right w:val="single" w:sz="4" w:space="0" w:color="CCCCCC"/>
                   </w:tcBorders>
                   <w:shd w:val="clear" w:color="auto" w:fill="FFFFFF"/>
                   <w:tcMar>
@@ -816,10 +791,10 @@
                 <w:tcPr>
                   <w:tcW w:w="3832" w:type="dxa"/>
                   <w:tcBorders>
-                    <w:top w:val="single" w:color="CCCCCC" w:sz="4" w:space="0"/>
-                    <w:left w:val="single" w:color="CCCCCC" w:sz="4" w:space="0"/>
-                    <w:bottom w:val="single" w:color="CCCCCC" w:sz="4" w:space="0"/>
-                    <w:right w:val="single" w:color="CCCCCC" w:sz="4" w:space="0"/>
+                    <w:top w:val="single" w:sz="4" w:space="0" w:color="CCCCCC"/>
+                    <w:left w:val="single" w:sz="4" w:space="0" w:color="CCCCCC"/>
+                    <w:bottom w:val="single" w:sz="4" w:space="0" w:color="CCCCCC"/>
+                    <w:right w:val="single" w:sz="4" w:space="0" w:color="CCCCCC"/>
                   </w:tcBorders>
                   <w:shd w:val="clear" w:color="auto" w:fill="FFFFFF"/>
                   <w:tcMar>
@@ -838,14 +813,7 @@
                       <w:color w:val="1A1A1A"/>
                       <w:sz w:val="16"/>
                     </w:rPr>
-                    <w:t>Web research for company/produc</w:t>
-                  </w:r>
-                  <w:r>
-                    <w:rPr>
-                      <w:color w:val="1A1A1A"/>
-                      <w:sz w:val="16"/>
-                    </w:rPr>
-                    <w:t>t data</w:t>
+                    <w:t>Web research for company/product data</w:t>
                   </w:r>
                 </w:p>
               </w:tc>
@@ -853,10 +821,10 @@
                 <w:tcPr>
                   <w:tcW w:w="1600" w:type="dxa"/>
                   <w:tcBorders>
-                    <w:top w:val="single" w:color="CCCCCC" w:sz="4" w:space="0"/>
-                    <w:left w:val="single" w:color="CCCCCC" w:sz="4" w:space="0"/>
-                    <w:bottom w:val="single" w:color="CCCCCC" w:sz="4" w:space="0"/>
-                    <w:right w:val="single" w:color="CCCCCC" w:sz="4" w:space="0"/>
+                    <w:top w:val="single" w:sz="4" w:space="0" w:color="CCCCCC"/>
+                    <w:left w:val="single" w:sz="4" w:space="0" w:color="CCCCCC"/>
+                    <w:bottom w:val="single" w:sz="4" w:space="0" w:color="CCCCCC"/>
+                    <w:right w:val="single" w:sz="4" w:space="0" w:color="CCCCCC"/>
                   </w:tcBorders>
                   <w:shd w:val="clear" w:color="auto" w:fill="FFFFFF"/>
                   <w:tcMar>
@@ -885,10 +853,10 @@
                 <w:tcPr>
                   <w:tcW w:w="2200" w:type="dxa"/>
                   <w:tcBorders>
-                    <w:top w:val="single" w:color="CCCCCC" w:sz="4" w:space="0"/>
-                    <w:left w:val="single" w:color="CCCCCC" w:sz="4" w:space="0"/>
-                    <w:bottom w:val="single" w:color="CCCCCC" w:sz="4" w:space="0"/>
-                    <w:right w:val="single" w:color="CCCCCC" w:sz="4" w:space="0"/>
+                    <w:top w:val="single" w:sz="4" w:space="0" w:color="CCCCCC"/>
+                    <w:left w:val="single" w:sz="4" w:space="0" w:color="CCCCCC"/>
+                    <w:bottom w:val="single" w:sz="4" w:space="0" w:color="CCCCCC"/>
+                    <w:right w:val="single" w:sz="4" w:space="0" w:color="CCCCCC"/>
                   </w:tcBorders>
                   <w:shd w:val="clear" w:color="auto" w:fill="F0F5F2"/>
                   <w:tcMar>
@@ -915,10 +883,10 @@
                 <w:tcPr>
                   <w:tcW w:w="3832" w:type="dxa"/>
                   <w:tcBorders>
-                    <w:top w:val="single" w:color="CCCCCC" w:sz="4" w:space="0"/>
-                    <w:left w:val="single" w:color="CCCCCC" w:sz="4" w:space="0"/>
-                    <w:bottom w:val="single" w:color="CCCCCC" w:sz="4" w:space="0"/>
-                    <w:right w:val="single" w:color="CCCCCC" w:sz="4" w:space="0"/>
+                    <w:top w:val="single" w:sz="4" w:space="0" w:color="CCCCCC"/>
+                    <w:left w:val="single" w:sz="4" w:space="0" w:color="CCCCCC"/>
+                    <w:bottom w:val="single" w:sz="4" w:space="0" w:color="CCCCCC"/>
+                    <w:right w:val="single" w:sz="4" w:space="0" w:color="CCCCCC"/>
                   </w:tcBorders>
                   <w:shd w:val="clear" w:color="auto" w:fill="F0F5F2"/>
                   <w:tcMar>
@@ -945,10 +913,10 @@
                 <w:tcPr>
                   <w:tcW w:w="1600" w:type="dxa"/>
                   <w:tcBorders>
-                    <w:top w:val="single" w:color="CCCCCC" w:sz="4" w:space="0"/>
-                    <w:left w:val="single" w:color="CCCCCC" w:sz="4" w:space="0"/>
-                    <w:bottom w:val="single" w:color="CCCCCC" w:sz="4" w:space="0"/>
-                    <w:right w:val="single" w:color="CCCCCC" w:sz="4" w:space="0"/>
+                    <w:top w:val="single" w:sz="4" w:space="0" w:color="CCCCCC"/>
+                    <w:left w:val="single" w:sz="4" w:space="0" w:color="CCCCCC"/>
+                    <w:bottom w:val="single" w:sz="4" w:space="0" w:color="CCCCCC"/>
+                    <w:right w:val="single" w:sz="4" w:space="0" w:color="CCCCCC"/>
                   </w:tcBorders>
                   <w:shd w:val="clear" w:color="auto" w:fill="F0F5F2"/>
                   <w:tcMar>
@@ -977,10 +945,10 @@
                 <w:tcPr>
                   <w:tcW w:w="2200" w:type="dxa"/>
                   <w:tcBorders>
-                    <w:top w:val="single" w:color="CCCCCC" w:sz="4" w:space="0"/>
-                    <w:left w:val="single" w:color="CCCCCC" w:sz="4" w:space="0"/>
-                    <w:bottom w:val="single" w:color="CCCCCC" w:sz="4" w:space="0"/>
-                    <w:right w:val="single" w:color="CCCCCC" w:sz="4" w:space="0"/>
+                    <w:top w:val="single" w:sz="4" w:space="0" w:color="CCCCCC"/>
+                    <w:left w:val="single" w:sz="4" w:space="0" w:color="CCCCCC"/>
+                    <w:bottom w:val="single" w:sz="4" w:space="0" w:color="CCCCCC"/>
+                    <w:right w:val="single" w:sz="4" w:space="0" w:color="CCCCCC"/>
                   </w:tcBorders>
                   <w:shd w:val="clear" w:color="auto" w:fill="FFFFFF"/>
                   <w:tcMar>
@@ -1007,10 +975,10 @@
                 <w:tcPr>
                   <w:tcW w:w="3832" w:type="dxa"/>
                   <w:tcBorders>
-                    <w:top w:val="single" w:color="CCCCCC" w:sz="4" w:space="0"/>
-                    <w:left w:val="single" w:color="CCCCCC" w:sz="4" w:space="0"/>
-                    <w:bottom w:val="single" w:color="CCCCCC" w:sz="4" w:space="0"/>
-                    <w:right w:val="single" w:color="CCCCCC" w:sz="4" w:space="0"/>
+                    <w:top w:val="single" w:sz="4" w:space="0" w:color="CCCCCC"/>
+                    <w:left w:val="single" w:sz="4" w:space="0" w:color="CCCCCC"/>
+                    <w:bottom w:val="single" w:sz="4" w:space="0" w:color="CCCCCC"/>
+                    <w:right w:val="single" w:sz="4" w:space="0" w:color="CCCCCC"/>
                   </w:tcBorders>
                   <w:shd w:val="clear" w:color="auto" w:fill="FFFFFF"/>
                   <w:tcMar>
@@ -1037,10 +1005,10 @@
                 <w:tcPr>
                   <w:tcW w:w="1600" w:type="dxa"/>
                   <w:tcBorders>
-                    <w:top w:val="single" w:color="CCCCCC" w:sz="4" w:space="0"/>
-                    <w:left w:val="single" w:color="CCCCCC" w:sz="4" w:space="0"/>
-                    <w:bottom w:val="single" w:color="CCCCCC" w:sz="4" w:space="0"/>
-                    <w:right w:val="single" w:color="CCCCCC" w:sz="4" w:space="0"/>
+                    <w:top w:val="single" w:sz="4" w:space="0" w:color="CCCCCC"/>
+                    <w:left w:val="single" w:sz="4" w:space="0" w:color="CCCCCC"/>
+                    <w:bottom w:val="single" w:sz="4" w:space="0" w:color="CCCCCC"/>
+                    <w:right w:val="single" w:sz="4" w:space="0" w:color="CCCCCC"/>
                   </w:tcBorders>
                   <w:shd w:val="clear" w:color="auto" w:fill="FFFFFF"/>
                   <w:tcMar>
@@ -1077,7 +1045,7 @@
     <w:p>
       <w:pPr>
         <w:pBdr>
-          <w:bottom w:val="single" w:color="1A4D35" w:sz="6" w:space="1"/>
+          <w:bottom w:val="single" w:sz="6" w:space="1" w:color="1A4D35"/>
         </w:pBdr>
         <w:spacing w:before="120" w:after="40"/>
       </w:pPr>
@@ -1087,6 +1055,7 @@
           <w:color w:val="1A4D35"/>
           <w:sz w:val="24"/>
         </w:rPr>
+        <w:lastRenderedPageBreak/>
         <w:t>4.  Security — What SecOps Needs to Know</w:t>
       </w:r>
     </w:p>
@@ -1163,13 +1132,7 @@
         <w:rPr>
           <w:color w:val="1A1A1A"/>
         </w:rPr>
-        <w:t xml:space="preserve"> API key exposure (low risk today, needs Azure Key Vault in production). Unauthenticated access (needs Entra ID/SSO before any shared deployment). Data residency: AI calls to Anthropic (US), web search via Serper/Google, no internal data egress. Repo currently on personal GitHub account — needs to move to corp</w:t>
-      </w:r>
-      <w:r>
-        <w:rPr>
-          <w:color w:val="1A1A1A"/>
-        </w:rPr>
-        <w:t>orate Skillable org. No audit trail of who ran which analyses.</w:t>
+        <w:t xml:space="preserve"> API key exposure (low risk today, needs Azure Key Vault in production). Unauthenticated access (needs Entra ID/SSO before any shared deployment). Data residency: AI calls to Anthropic (US), web search via Serper/Google, no internal data egress. Repo currently on personal GitHub account — needs to move to corporate Skillable org. No audit trail of who ran which analyses.</w:t>
       </w:r>
     </w:p>
     <w:p>
@@ -1193,10 +1156,10 @@
       <w:tblPr>
         <w:tblW w:w="9792" w:type="dxa"/>
         <w:tblBorders>
-          <w:top w:val="single" w:color="AAAAAA" w:sz="4" w:space="0"/>
-          <w:left w:val="single" w:color="AAAAAA" w:sz="4" w:space="0"/>
-          <w:bottom w:val="single" w:color="AAAAAA" w:sz="4" w:space="0"/>
-          <w:right w:val="single" w:color="AAAAAA" w:sz="4" w:space="0"/>
+          <w:top w:val="single" w:sz="4" w:space="0" w:color="AAAAAA"/>
+          <w:left w:val="single" w:sz="4" w:space="0" w:color="AAAAAA"/>
+          <w:bottom w:val="single" w:sz="4" w:space="0" w:color="AAAAAA"/>
+          <w:right w:val="single" w:sz="4" w:space="0" w:color="AAAAAA"/>
         </w:tblBorders>
         <w:tblLook w:val="04A0" w:firstRow="1" w:lastRow="0" w:firstColumn="1" w:lastColumn="0" w:noHBand="0" w:noVBand="1"/>
       </w:tblPr>
@@ -1356,12 +1319,12 @@
     <w:p>
       <w:pPr>
         <w:pBdr>
-          <w:bottom w:val="single" w:color="1A4D35" w:sz="6" w:space="1"/>
+          <w:bottom w:val="single" w:sz="6" w:space="1" w:color="1A4D35"/>
         </w:pBdr>
         <w:spacing w:before="120" w:after="40"/>
         <w:rPr>
-          <w:b w:val="1"/>
-          <w:bCs w:val="1"/>
+          <w:b/>
+          <w:bCs/>
           <w:color w:val="1A4D35"/>
           <w:sz w:val="24"/>
           <w:szCs w:val="24"/>
@@ -1369,41 +1332,39 @@
       </w:pPr>
       <w:r>
         <w:rPr>
-          <w:b w:val="1"/>
-          <w:bCs w:val="1"/>
+          <w:b/>
+          <w:bCs/>
           <w:color w:val="1A4D35"/>
           <w:sz w:val="24"/>
           <w:szCs w:val="24"/>
         </w:rPr>
-        <w:t xml:space="preserve">5.  How </w:t>
+        <w:t>5.  How We’re Going to Do This</w:t>
       </w:r>
+      <w:commentRangeStart w:id="8"/>
+      <w:commentRangeStart w:id="9"/>
+      <w:commentRangeEnd w:id="8"/>
       <w:r>
         <w:rPr>
-          <w:b w:val="1"/>
-          <w:bCs w:val="1"/>
+          <w:rStyle w:val="CommentReference"/>
+          <w:b/>
+          <w:bCs/>
           <w:color w:val="1A4D35"/>
           <w:sz w:val="24"/>
           <w:szCs w:val="24"/>
         </w:rPr>
-        <w:t>We’re</w:t>
+        <w:commentReference w:id="8"/>
       </w:r>
+      <w:commentRangeEnd w:id="9"/>
       <w:r>
         <w:rPr>
-          <w:b w:val="1"/>
-          <w:bCs w:val="1"/>
+          <w:rStyle w:val="CommentReference"/>
+          <w:b/>
+          <w:bCs/>
           <w:color w:val="1A4D35"/>
           <w:sz w:val="24"/>
           <w:szCs w:val="24"/>
         </w:rPr>
-        <w:t xml:space="preserve"> Going to Do This</w:t>
-      </w:r>
-      <w:commentRangeStart w:id="123134609"/>
-      <w:commentRangeEnd w:id="123134609"/>
-      <w:r>
-        <w:rPr>
-          <w:rStyle w:val="CommentReference"/>
-        </w:rPr>
-        <w:commentReference w:id="123134609"/>
+        <w:commentReference w:id="9"/>
       </w:r>
     </w:p>
     <w:p>
@@ -1422,13 +1383,7 @@
         <w:rPr>
           <w:color w:val="1A1A1A"/>
         </w:rPr>
-        <w:t xml:space="preserve"> Move repo to c</w:t>
-      </w:r>
-      <w:r>
-        <w:rPr>
-          <w:color w:val="1A1A1A"/>
-        </w:rPr>
-        <w:t>orporate GitHub. Add Azure Key Vault (replace .env). Add Entra ID/SSO. Define App Service environment (region, SKU, internal-only). Deploy and confirm HTTPS + access controls.</w:t>
+        <w:t xml:space="preserve"> Move repo to corporate GitHub. Add Azure Key Vault (replace .env). Add Entra ID/SSO. Define App Service environment (region, SKU, internal-only). Deploy and confirm HTTPS + access controls.</w:t>
       </w:r>
     </w:p>
     <w:p>
@@ -1466,13 +1421,7 @@
         <w:rPr>
           <w:color w:val="1A1A1A"/>
         </w:rPr>
-        <w:t xml:space="preserve"> Instrument usage (companies analyzed, score distributions, pipeline conversion). Complete Designer Phase 2 and 3 prompts and Studio handoff format</w:t>
-      </w:r>
-      <w:r>
-        <w:rPr>
-          <w:color w:val="1A1A1A"/>
-        </w:rPr>
-        <w:t>. Upgrade search API once usage exceeds ~50 Inspector analyses/month. Expand customer benchmarks as new logos close.</w:t>
+        <w:t xml:space="preserve"> Instrument usage (companies analyzed, score distributions, pipeline conversion). Complete Designer Phase 2 and 3 prompts and Studio handoff format. Upgrade search API once usage exceeds ~50 Inspector analyses/month. Expand customer benchmarks as new logos close.</w:t>
       </w:r>
     </w:p>
     <w:p>
@@ -1486,7 +1435,7 @@
     <w:p>
       <w:pPr>
         <w:pBdr>
-          <w:bottom w:val="single" w:color="1A4D35" w:sz="6" w:space="1"/>
+          <w:bottom w:val="single" w:sz="6" w:space="1" w:color="1A4D35"/>
         </w:pBdr>
         <w:spacing w:before="120" w:after="40"/>
       </w:pPr>
@@ -1496,6 +1445,7 @@
           <w:color w:val="1A4D35"/>
           <w:sz w:val="24"/>
         </w:rPr>
+        <w:lastRenderedPageBreak/>
         <w:t>6.  Questions &amp; Recommendations</w:t>
       </w:r>
     </w:p>
@@ -1691,14 +1641,7 @@
                 <w:color w:val="1A1A1A"/>
                 <w:sz w:val="18"/>
               </w:rPr>
-              <w:t xml:space="preserve"> Add a “Lab Mat</w:t>
-            </w:r>
-            <w:r>
-              <w:rPr>
-                <w:color w:val="1A1A1A"/>
-                <w:sz w:val="18"/>
-              </w:rPr>
-              <w:t>urity Signals →” link on the Company record pointing to the full lab maturity breakdown page in Inspector.</w:t>
+              <w:t xml:space="preserve"> Add a “Lab Maturity Signals →” link on the Company record pointing to the full lab maturity breakdown page in Inspector.</w:t>
             </w:r>
           </w:p>
           <w:p>
@@ -1740,14 +1683,7 @@
                 <w:color w:val="1A1A1A"/>
                 <w:sz w:val="18"/>
               </w:rPr>
-              <w:t xml:space="preserve"> RevOps owns the HubSpot</w:t>
-            </w:r>
-            <w:r>
-              <w:rPr>
-                <w:color w:val="1A1A1A"/>
-                <w:sz w:val="18"/>
-              </w:rPr>
-              <w:t xml:space="preserve"> integration build.</w:t>
+              <w:t xml:space="preserve"> RevOps owns the HubSpot integration build.</w:t>
             </w:r>
           </w:p>
           <w:p>
@@ -1806,7 +1742,7 @@
       <w:footerReference w:type="even" r:id="rId13"/>
       <w:footerReference w:type="default" r:id="rId14"/>
       <w:footerReference w:type="first" r:id="rId15"/>
-      <w:pgSz w:w="12240" w:h="15840" w:orient="portrait"/>
+      <w:pgSz w:w="12240" w:h="15840"/>
       <w:pgMar w:top="1296" w:right="1224" w:bottom="1296" w:left="1224" w:header="504" w:footer="504" w:gutter="0"/>
       <w:cols w:space="720"/>
       <w:docGrid w:linePitch="360"/>
@@ -1817,7 +1753,7 @@
 
 <file path=word/comments.xml><?xml version="1.0" encoding="utf-8"?>
 <w:comments xmlns:wpc="http://schemas.microsoft.com/office/word/2010/wordprocessingCanvas" xmlns:cx="http://schemas.microsoft.com/office/drawing/2014/chartex" xmlns:cx1="http://schemas.microsoft.com/office/drawing/2015/9/8/chartex" xmlns:cx2="http://schemas.microsoft.com/office/drawing/2015/10/21/chartex" xmlns:cx3="http://schemas.microsoft.com/office/drawing/2016/5/9/chartex" xmlns:cx4="http://schemas.microsoft.com/office/drawing/2016/5/10/chartex" xmlns:cx5="http://schemas.microsoft.com/office/drawing/2016/5/11/chartex" xmlns:cx6="http://schemas.microsoft.com/office/drawing/2016/5/12/chartex" xmlns:cx7="http://schemas.microsoft.com/office/drawing/2016/5/13/chartex" xmlns:cx8="http://schemas.microsoft.com/office/drawing/2016/5/14/chartex" xmlns:mc="http://schemas.openxmlformats.org/markup-compatibility/2006" xmlns:aink="http://schemas.microsoft.com/office/drawing/2016/ink" xmlns:am3d="http://schemas.microsoft.com/office/drawing/2017/model3d" xmlns:o="urn:schemas-microsoft-com:office:office" xmlns:oel="http://schemas.microsoft.com/office/2019/extlst" xmlns:r="http://schemas.openxmlformats.org/officeDocument/2006/relationships" xmlns:m="http://schemas.openxmlformats.org/officeDocument/2006/math" xmlns:v="urn:schemas-microsoft-com:vml" xmlns:wp14="http://schemas.microsoft.com/office/word/2010/wordprocessingDrawing" xmlns:wp="http://schemas.openxmlformats.org/drawingml/2006/wordprocessingDrawing" xmlns:w10="urn:schemas-microsoft-com:office:word" xmlns:w="http://schemas.openxmlformats.org/wordprocessingml/2006/main" xmlns:w14="http://schemas.microsoft.com/office/word/2010/wordml" xmlns:w15="http://schemas.microsoft.com/office/word/2012/wordml" xmlns:w16cex="http://schemas.microsoft.com/office/word/2018/wordml/cex" xmlns:w16cid="http://schemas.microsoft.com/office/word/2016/wordml/cid" xmlns:w16="http://schemas.microsoft.com/office/word/2018/wordml" xmlns:w16du="http://schemas.microsoft.com/office/word/2023/wordml/word16du" xmlns:w16sdtdh="http://schemas.microsoft.com/office/word/2020/wordml/sdtdatahash" xmlns:w16sdtfl="http://schemas.microsoft.com/office/word/2024/wordml/sdtformatlock" xmlns:w16se="http://schemas.microsoft.com/office/word/2015/wordml/symex" xmlns:wpg="http://schemas.microsoft.com/office/word/2010/wordprocessingGroup" xmlns:wpi="http://schemas.microsoft.com/office/word/2010/wordprocessingInk" xmlns:wne="http://schemas.microsoft.com/office/word/2006/wordml" xmlns:wps="http://schemas.microsoft.com/office/word/2010/wordprocessingShape" mc:Ignorable="w14 w15 w16se w16cid w16 w16cex w16sdtdh w16sdtfl w16du wp14">
-  <w:comment w:initials="SN" w:author="Sarah Noe-Danzl" w:date="2026-03-30T12:44:00Z" w:id="0">
+  <w:comment w:id="0" w:author="Sarah Noe-Danzl" w:date="2026-03-30T12:44:00Z" w:initials="SN">
     <w:p>
       <w:pPr>
         <w:pStyle w:val="CommentText"/>
@@ -1838,7 +1774,7 @@
       </w:r>
     </w:p>
   </w:comment>
-  <w:comment w:initials="FG" w:author="Frank Gartland" w:date="2026-03-30T11:52:00Z" w:id="1">
+  <w:comment w:id="1" w:author="Frank Gartland" w:date="2026-03-30T11:52:00Z" w:initials="FG">
     <w:p>
       <w:pPr>
         <w:pStyle w:val="CommentText"/>
@@ -1854,7 +1790,23 @@
       </w:r>
     </w:p>
   </w:comment>
-  <w:comment w:initials="SN" w:author="Sarah Noe-Danzl" w:date="2026-03-30T14:16:00Z" w:id="2">
+  <w:comment w:id="2" w:author="Lori Cummings" w:date="2026-03-31T14:48:00Z" w:initials="LC">
+    <w:p>
+      <w:pPr>
+        <w:pStyle w:val="CommentText"/>
+      </w:pPr>
+      <w:r>
+        <w:rPr>
+          <w:rStyle w:val="CommentReference"/>
+        </w:rPr>
+        <w:annotationRef/>
+      </w:r>
+      <w:r>
+        <w:t>FWIW - Rev Tech pursuing a current lab dev to come work on POC's and alleviate some of this time.  Just a share - not an argument against or for anything.  This has not yet been presented to the specific employee nor is widely known.</w:t>
+      </w:r>
+    </w:p>
+  </w:comment>
+  <w:comment w:id="3" w:author="Sarah Noe-Danzl" w:date="2026-03-30T14:16:00Z" w:initials="SN">
     <w:p>
       <w:pPr>
         <w:pStyle w:val="CommentText"/>
@@ -1870,7 +1822,7 @@
       </w:r>
     </w:p>
   </w:comment>
-  <w:comment w:initials="FG" w:author="Frank Gartland" w:date="2026-03-30T13:41:00Z" w:id="3">
+  <w:comment w:id="4" w:author="Frank Gartland" w:date="2026-03-30T13:41:00Z" w:initials="FG">
     <w:p>
       <w:pPr>
         <w:pStyle w:val="CommentText"/>
@@ -1917,7 +1869,7 @@
       </w:r>
     </w:p>
   </w:comment>
-  <w:comment w:initials="SN" w:author="Sarah Noe-Danzl" w:date="2026-03-30T14:17:00Z" w:id="4">
+  <w:comment w:id="5" w:author="Sarah Noe-Danzl" w:date="2026-03-30T14:17:00Z" w:initials="SN">
     <w:p>
       <w:pPr>
         <w:pStyle w:val="CommentText"/>
@@ -1933,24 +1885,8 @@
       </w:r>
     </w:p>
   </w:comment>
-  <w:comment xmlns:w="http://schemas.openxmlformats.org/wordprocessingml/2006/main" w:initials="LC" w:author="Lori Cummings" w:date="2026-03-31T14:48:50" w:id="993428045">
-    <w:p xmlns:w14="http://schemas.microsoft.com/office/word/2010/wordml" xmlns:w="http://schemas.openxmlformats.org/wordprocessingml/2006/main">
-      <w:pPr>
-        <w:pStyle w:val="CommentText"/>
-      </w:pPr>
-      <w:r>
-        <w:rPr>
-          <w:rStyle w:val="CommentReference"/>
-        </w:rPr>
-        <w:annotationRef/>
-      </w:r>
-      <w:r>
-        <w:t>FWIW - Rev Tech pursuing a current lab dev to come work on POC's and alleviate some of this time.  Just a share - not an argument against or for anything.  This has not yet been presented to the specific employee nor is widely known.</w:t>
-      </w:r>
-    </w:p>
-  </w:comment>
-  <w:comment xmlns:w="http://schemas.openxmlformats.org/wordprocessingml/2006/main" w:initials="LC" w:author="Lori Cummings" w:date="2026-03-31T14:55:00" w:id="1779894036">
-    <w:p xmlns:w14="http://schemas.microsoft.com/office/word/2010/wordml" xmlns:w="http://schemas.openxmlformats.org/wordprocessingml/2006/main">
+  <w:comment w:id="6" w:author="Lori Cummings" w:date="2026-03-31T14:55:00Z" w:initials="LC">
+    <w:p>
       <w:pPr>
         <w:pStyle w:val="CommentText"/>
       </w:pPr>
@@ -1965,8 +1901,24 @@
       </w:r>
     </w:p>
   </w:comment>
-  <w:comment xmlns:w="http://schemas.openxmlformats.org/wordprocessingml/2006/main" w:initials="LC" w:author="Lori Cummings" w:date="2026-03-31T14:56:18" w:id="123134609">
-    <w:p xmlns:w14="http://schemas.microsoft.com/office/word/2010/wordml" xmlns:w="http://schemas.openxmlformats.org/wordprocessingml/2006/main">
+  <w:comment w:id="7" w:author="Frank Gartland" w:date="2026-03-31T22:28:00Z" w:initials="FG">
+    <w:p>
+      <w:pPr>
+        <w:pStyle w:val="CommentText"/>
+      </w:pPr>
+      <w:r>
+        <w:rPr>
+          <w:rStyle w:val="CommentReference"/>
+        </w:rPr>
+        <w:annotationRef/>
+      </w:r>
+      <w:r>
+        <w:t>Right now, we don’t really do this part. Our PoCs are primarily about getting software to work in the platform – not about fleshing out the actual program</w:t>
+      </w:r>
+    </w:p>
+  </w:comment>
+  <w:comment w:id="8" w:author="Lori Cummings" w:date="2026-03-31T14:56:00Z" w:initials="LC">
+    <w:p>
       <w:pPr>
         <w:pStyle w:val="CommentText"/>
       </w:pPr>
@@ -1981,45 +1933,79 @@
       </w:r>
     </w:p>
   </w:comment>
+  <w:comment w:id="9" w:author="Frank Gartland" w:date="2026-03-31T22:29:00Z" w:initials="FG">
+    <w:p>
+      <w:pPr>
+        <w:pStyle w:val="CommentText"/>
+      </w:pPr>
+      <w:r>
+        <w:rPr>
+          <w:rStyle w:val="CommentReference"/>
+        </w:rPr>
+        <w:annotationRef/>
+      </w:r>
+      <w:r>
+        <w:t>Extremely cost effective… Details pending</w:t>
+      </w:r>
+    </w:p>
+  </w:comment>
 </w:comments>
 </file>
 
 <file path=word/commentsExtended.xml><?xml version="1.0" encoding="utf-8"?>
-<w15:commentsEx xmlns:mc="http://schemas.openxmlformats.org/markup-compatibility/2006" xmlns:w15="http://schemas.microsoft.com/office/word/2012/wordml" mc:Ignorable="w15">
-  <w15:commentEx w15:done="0" w15:paraId="26D93FC4"/>
-  <w15:commentEx w15:done="0" w15:paraId="0AC342E3" w15:paraIdParent="26D93FC4"/>
-  <w15:commentEx w15:done="0" w15:paraId="7BCAD06A"/>
-  <w15:commentEx w15:done="0" w15:paraId="5683474D" w15:paraIdParent="7BCAD06A"/>
-  <w15:commentEx w15:done="0" w15:paraId="740764C1"/>
-  <w15:commentEx w15:done="0" w15:paraId="493CB58A"/>
-  <w15:commentEx w15:done="0" w15:paraId="28A6D66A"/>
-  <w15:commentEx w15:done="0" w15:paraId="0F2C7BCB"/>
+<w15:commentsEx xmlns:wpc="http://schemas.microsoft.com/office/word/2010/wordprocessingCanvas" xmlns:cx="http://schemas.microsoft.com/office/drawing/2014/chartex" xmlns:cx1="http://schemas.microsoft.com/office/drawing/2015/9/8/chartex" xmlns:cx2="http://schemas.microsoft.com/office/drawing/2015/10/21/chartex" xmlns:cx3="http://schemas.microsoft.com/office/drawing/2016/5/9/chartex" xmlns:cx4="http://schemas.microsoft.com/office/drawing/2016/5/10/chartex" xmlns:cx5="http://schemas.microsoft.com/office/drawing/2016/5/11/chartex" xmlns:cx6="http://schemas.microsoft.com/office/drawing/2016/5/12/chartex" xmlns:cx7="http://schemas.microsoft.com/office/drawing/2016/5/13/chartex" xmlns:cx8="http://schemas.microsoft.com/office/drawing/2016/5/14/chartex" xmlns:mc="http://schemas.openxmlformats.org/markup-compatibility/2006" xmlns:aink="http://schemas.microsoft.com/office/drawing/2016/ink" xmlns:am3d="http://schemas.microsoft.com/office/drawing/2017/model3d" xmlns:o="urn:schemas-microsoft-com:office:office" xmlns:oel="http://schemas.microsoft.com/office/2019/extlst" xmlns:r="http://schemas.openxmlformats.org/officeDocument/2006/relationships" xmlns:m="http://schemas.openxmlformats.org/officeDocument/2006/math" xmlns:v="urn:schemas-microsoft-com:vml" xmlns:wp14="http://schemas.microsoft.com/office/word/2010/wordprocessingDrawing" xmlns:wp="http://schemas.openxmlformats.org/drawingml/2006/wordprocessingDrawing" xmlns:w10="urn:schemas-microsoft-com:office:word" xmlns:w="http://schemas.openxmlformats.org/wordprocessingml/2006/main" xmlns:w14="http://schemas.microsoft.com/office/word/2010/wordml" xmlns:w15="http://schemas.microsoft.com/office/word/2012/wordml" xmlns:w16cex="http://schemas.microsoft.com/office/word/2018/wordml/cex" xmlns:w16cid="http://schemas.microsoft.com/office/word/2016/wordml/cid" xmlns:w16="http://schemas.microsoft.com/office/word/2018/wordml" xmlns:w16du="http://schemas.microsoft.com/office/word/2023/wordml/word16du" xmlns:w16sdtdh="http://schemas.microsoft.com/office/word/2020/wordml/sdtdatahash" xmlns:w16sdtfl="http://schemas.microsoft.com/office/word/2024/wordml/sdtformatlock" xmlns:w16se="http://schemas.microsoft.com/office/word/2015/wordml/symex" xmlns:wpg="http://schemas.microsoft.com/office/word/2010/wordprocessingGroup" xmlns:wpi="http://schemas.microsoft.com/office/word/2010/wordprocessingInk" xmlns:wne="http://schemas.microsoft.com/office/word/2006/wordml" xmlns:wps="http://schemas.microsoft.com/office/word/2010/wordprocessingShape" mc:Ignorable="w14 w15 w16se w16cid w16 w16cex w16sdtdh w16sdtfl w16du wp14">
+  <w15:commentEx w15:paraId="26D93FC4" w15:done="0"/>
+  <w15:commentEx w15:paraId="0AC342E3" w15:paraIdParent="26D93FC4" w15:done="0"/>
+  <w15:commentEx w15:paraId="493CB58A" w15:done="0"/>
+  <w15:commentEx w15:paraId="7BCAD06A" w15:done="0"/>
+  <w15:commentEx w15:paraId="5683474D" w15:paraIdParent="7BCAD06A" w15:done="0"/>
+  <w15:commentEx w15:paraId="740764C1" w15:done="0"/>
+  <w15:commentEx w15:paraId="28A6D66A" w15:done="0"/>
+  <w15:commentEx w15:paraId="025187E6" w15:paraIdParent="28A6D66A" w15:done="0"/>
+  <w15:commentEx w15:paraId="0F2C7BCB" w15:done="0"/>
+  <w15:commentEx w15:paraId="6DA3FAAF" w15:paraIdParent="0F2C7BCB" w15:done="0"/>
 </w15:commentsEx>
 </file>
 
 <file path=word/commentsExtensible.xml><?xml version="1.0" encoding="utf-8"?>
-<w16cex:commentsExtensible xmlns:w16="http://schemas.microsoft.com/office/word/2018/wordml" xmlns:w16cex="http://schemas.microsoft.com/office/word/2018/wordml/cex" xmlns:mc="http://schemas.openxmlformats.org/markup-compatibility/2006" mc:Ignorable="w16 w16cex">
+<w16cex:commentsExtensible xmlns:wpc="http://schemas.microsoft.com/office/word/2010/wordprocessingCanvas" xmlns:cx="http://schemas.microsoft.com/office/drawing/2014/chartex" xmlns:cx1="http://schemas.microsoft.com/office/drawing/2015/9/8/chartex" xmlns:cx2="http://schemas.microsoft.com/office/drawing/2015/10/21/chartex" xmlns:cx3="http://schemas.microsoft.com/office/drawing/2016/5/9/chartex" xmlns:cx4="http://schemas.microsoft.com/office/drawing/2016/5/10/chartex" xmlns:cx5="http://schemas.microsoft.com/office/drawing/2016/5/11/chartex" xmlns:cx6="http://schemas.microsoft.com/office/drawing/2016/5/12/chartex" xmlns:cx7="http://schemas.microsoft.com/office/drawing/2016/5/13/chartex" xmlns:cx8="http://schemas.microsoft.com/office/drawing/2016/5/14/chartex" xmlns:cr="http://schemas.microsoft.com/office/comments/2020/reactions" xmlns:mc="http://schemas.openxmlformats.org/markup-compatibility/2006" xmlns:aink="http://schemas.microsoft.com/office/drawing/2016/ink" xmlns:am3d="http://schemas.microsoft.com/office/drawing/2017/model3d" xmlns:o="urn:schemas-microsoft-com:office:office" xmlns:oel="http://schemas.microsoft.com/office/2019/extlst" xmlns:r="http://schemas.openxmlformats.org/officeDocument/2006/relationships" xmlns:m="http://schemas.openxmlformats.org/officeDocument/2006/math" xmlns:v="urn:schemas-microsoft-com:vml" xmlns:wp14="http://schemas.microsoft.com/office/word/2010/wordprocessingDrawing" xmlns:wp="http://schemas.openxmlformats.org/drawingml/2006/wordprocessingDrawing" xmlns:w10="urn:schemas-microsoft-com:office:word" xmlns:w="http://schemas.openxmlformats.org/wordprocessingml/2006/main" xmlns:w14="http://schemas.microsoft.com/office/word/2010/wordml" xmlns:w15="http://schemas.microsoft.com/office/word/2012/wordml" xmlns:w16cex="http://schemas.microsoft.com/office/word/2018/wordml/cex" xmlns:w16cid="http://schemas.microsoft.com/office/word/2016/wordml/cid" xmlns:w16="http://schemas.microsoft.com/office/word/2018/wordml" xmlns:w16du="http://schemas.microsoft.com/office/word/2023/wordml/word16du" xmlns:w16sdtdh="http://schemas.microsoft.com/office/word/2020/wordml/sdtdatahash" xmlns:w16sdtfl="http://schemas.microsoft.com/office/word/2024/wordml/sdtformatlock" xmlns:w16se="http://schemas.microsoft.com/office/word/2015/wordml/symex" xmlns:wpg="http://schemas.microsoft.com/office/word/2010/wordprocessingGroup" xmlns:wpi="http://schemas.microsoft.com/office/word/2010/wordprocessingInk" xmlns:wne="http://schemas.microsoft.com/office/word/2006/wordml" xmlns:wps="http://schemas.microsoft.com/office/word/2010/wordprocessingShape" mc:Ignorable="w14 w15 w16se w16cid w16 w16cex w16sdtdh w16sdtfl cr w16du wp14">
   <w16cex:commentExtensible w16cex:durableId="64714801" w16cex:dateUtc="2026-03-30T18:44:00Z"/>
   <w16cex:commentExtensible w16cex:durableId="705409C5" w16cex:dateUtc="2026-03-30T18:52:00Z"/>
+  <w16cex:commentExtensible w16cex:durableId="1FA50BDC" w16cex:dateUtc="2026-03-31T21:48:00Z">
+    <w16cex:extLst>
+      <w16:ext w16:uri="{CE6994B0-6A32-4C9F-8C6B-6E91EDA988CE}">
+        <cr:reactions xmlns:cr="http://schemas.microsoft.com/office/comments/2020/reactions">
+          <cr:reaction reactionType="1">
+            <cr:reactionInfo dateUtc="2026-04-01T05:27:30Z">
+              <cr:user userId="S::Frank.Gartland@skillable.com::59c12a99-91f0-465f-9733-7cc7dfa95efa" userProvider="AD" userName="Frank Gartland"/>
+            </cr:reactionInfo>
+          </cr:reaction>
+        </cr:reactions>
+      </w16:ext>
+    </w16cex:extLst>
+  </w16cex:commentExtensible>
   <w16cex:commentExtensible w16cex:durableId="3DC87A4A" w16cex:dateUtc="2026-03-30T20:16:00Z"/>
   <w16cex:commentExtensible w16cex:durableId="6A77AE78" w16cex:dateUtc="2026-03-30T20:41:00Z"/>
   <w16cex:commentExtensible w16cex:durableId="50D36B93" w16cex:dateUtc="2026-03-30T20:17:00Z"/>
-  <w16cex:commentExtensible w16cex:durableId="1FA50BDC" w16cex:dateUtc="2026-03-31T21:48:50.709Z"/>
-  <w16cex:commentExtensible w16cex:durableId="7C8354B7" w16cex:dateUtc="2026-03-31T21:55:00.254Z"/>
-  <w16cex:commentExtensible w16cex:durableId="21F0C4ED" w16cex:dateUtc="2026-03-31T21:56:18.384Z"/>
+  <w16cex:commentExtensible w16cex:durableId="7C8354B7" w16cex:dateUtc="2026-03-31T21:55:00Z"/>
+  <w16cex:commentExtensible w16cex:durableId="3CB5900F" w16cex:dateUtc="2026-04-01T05:28:00Z"/>
+  <w16cex:commentExtensible w16cex:durableId="21F0C4ED" w16cex:dateUtc="2026-03-31T21:56:00Z"/>
+  <w16cex:commentExtensible w16cex:durableId="0A022D21" w16cex:dateUtc="2026-04-01T05:29:00Z"/>
 </w16cex:commentsExtensible>
 </file>
 
 <file path=word/commentsIds.xml><?xml version="1.0" encoding="utf-8"?>
-<w16cid:commentsIds xmlns:mc="http://schemas.openxmlformats.org/markup-compatibility/2006" xmlns:w16cid="http://schemas.microsoft.com/office/word/2016/wordml/cid" mc:Ignorable="w16cid">
+<w16cid:commentsIds xmlns:wpc="http://schemas.microsoft.com/office/word/2010/wordprocessingCanvas" xmlns:cx="http://schemas.microsoft.com/office/drawing/2014/chartex" xmlns:cx1="http://schemas.microsoft.com/office/drawing/2015/9/8/chartex" xmlns:cx2="http://schemas.microsoft.com/office/drawing/2015/10/21/chartex" xmlns:cx3="http://schemas.microsoft.com/office/drawing/2016/5/9/chartex" xmlns:cx4="http://schemas.microsoft.com/office/drawing/2016/5/10/chartex" xmlns:cx5="http://schemas.microsoft.com/office/drawing/2016/5/11/chartex" xmlns:cx6="http://schemas.microsoft.com/office/drawing/2016/5/12/chartex" xmlns:cx7="http://schemas.microsoft.com/office/drawing/2016/5/13/chartex" xmlns:cx8="http://schemas.microsoft.com/office/drawing/2016/5/14/chartex" xmlns:mc="http://schemas.openxmlformats.org/markup-compatibility/2006" xmlns:aink="http://schemas.microsoft.com/office/drawing/2016/ink" xmlns:am3d="http://schemas.microsoft.com/office/drawing/2017/model3d" xmlns:o="urn:schemas-microsoft-com:office:office" xmlns:oel="http://schemas.microsoft.com/office/2019/extlst" xmlns:r="http://schemas.openxmlformats.org/officeDocument/2006/relationships" xmlns:m="http://schemas.openxmlformats.org/officeDocument/2006/math" xmlns:v="urn:schemas-microsoft-com:vml" xmlns:wp14="http://schemas.microsoft.com/office/word/2010/wordprocessingDrawing" xmlns:wp="http://schemas.openxmlformats.org/drawingml/2006/wordprocessingDrawing" xmlns:w10="urn:schemas-microsoft-com:office:word" xmlns:w="http://schemas.openxmlformats.org/wordprocessingml/2006/main" xmlns:w14="http://schemas.microsoft.com/office/word/2010/wordml" xmlns:w15="http://schemas.microsoft.com/office/word/2012/wordml" xmlns:w16cex="http://schemas.microsoft.com/office/word/2018/wordml/cex" xmlns:w16cid="http://schemas.microsoft.com/office/word/2016/wordml/cid" xmlns:w16="http://schemas.microsoft.com/office/word/2018/wordml" xmlns:w16du="http://schemas.microsoft.com/office/word/2023/wordml/word16du" xmlns:w16sdtdh="http://schemas.microsoft.com/office/word/2020/wordml/sdtdatahash" xmlns:w16sdtfl="http://schemas.microsoft.com/office/word/2024/wordml/sdtformatlock" xmlns:w16se="http://schemas.microsoft.com/office/word/2015/wordml/symex" xmlns:wpg="http://schemas.microsoft.com/office/word/2010/wordprocessingGroup" xmlns:wpi="http://schemas.microsoft.com/office/word/2010/wordprocessingInk" xmlns:wne="http://schemas.microsoft.com/office/word/2006/wordml" xmlns:wps="http://schemas.microsoft.com/office/word/2010/wordprocessingShape" mc:Ignorable="w14 w15 w16se w16cid w16 w16cex w16sdtdh w16sdtfl w16du wp14">
   <w16cid:commentId w16cid:paraId="26D93FC4" w16cid:durableId="64714801"/>
   <w16cid:commentId w16cid:paraId="0AC342E3" w16cid:durableId="705409C5"/>
+  <w16cid:commentId w16cid:paraId="493CB58A" w16cid:durableId="1FA50BDC"/>
   <w16cid:commentId w16cid:paraId="7BCAD06A" w16cid:durableId="3DC87A4A"/>
   <w16cid:commentId w16cid:paraId="5683474D" w16cid:durableId="6A77AE78"/>
   <w16cid:commentId w16cid:paraId="740764C1" w16cid:durableId="50D36B93"/>
-  <w16cid:commentId w16cid:paraId="493CB58A" w16cid:durableId="1FA50BDC"/>
   <w16cid:commentId w16cid:paraId="28A6D66A" w16cid:durableId="7C8354B7"/>
+  <w16cid:commentId w16cid:paraId="025187E6" w16cid:durableId="3CB5900F"/>
   <w16cid:commentId w16cid:paraId="0F2C7BCB" w16cid:durableId="21F0C4ED"/>
+  <w16cid:commentId w16cid:paraId="6DA3FAAF" w16cid:durableId="0A022D21"/>
 </w16cid:commentsIds>
 </file>
 
@@ -2049,7 +2035,7 @@
 </file>
 
 <file path=word/footer1.xml><?xml version="1.0" encoding="utf-8"?>
-<w:ftr xmlns:wpc="http://schemas.microsoft.com/office/word/2010/wordprocessingCanvas" xmlns:cx="http://schemas.microsoft.com/office/drawing/2014/chartex" xmlns:cx1="http://schemas.microsoft.com/office/drawing/2015/9/8/chartex" xmlns:cx2="http://schemas.microsoft.com/office/drawing/2015/10/21/chartex" xmlns:cx3="http://schemas.microsoft.com/office/drawing/2016/5/9/chartex" xmlns:cx4="http://schemas.microsoft.com/office/drawing/2016/5/10/chartex" xmlns:cx5="http://schemas.microsoft.com/office/drawing/2016/5/11/chartex" xmlns:cx6="http://schemas.microsoft.com/office/drawing/2016/5/12/chartex" xmlns:cx7="http://schemas.microsoft.com/office/drawing/2016/5/13/chartex" xmlns:cx8="http://schemas.microsoft.com/office/drawing/2016/5/14/chartex" xmlns:mc="http://schemas.openxmlformats.org/markup-compatibility/2006" xmlns:aink="http://schemas.microsoft.com/office/drawing/2016/ink" xmlns:am3d="http://schemas.microsoft.com/office/drawing/2017/model3d" xmlns:o="urn:schemas-microsoft-com:office:office" xmlns:oel="http://schemas.microsoft.com/office/2019/extlst" xmlns:r="http://schemas.openxmlformats.org/officeDocument/2006/relationships" xmlns:m="http://schemas.openxmlformats.org/officeDocument/2006/math" xmlns:v="urn:schemas-microsoft-com:vml" xmlns:wp14="http://schemas.microsoft.com/office/word/2010/wordprocessingDrawing" xmlns:wp="http://schemas.openxmlformats.org/drawingml/2006/wordprocessingDrawing" xmlns:w10="urn:schemas-microsoft-com:office:word" xmlns:w="http://schemas.openxmlformats.org/wordprocessingml/2006/main" xmlns:w14="http://schemas.microsoft.com/office/word/2010/wordml" xmlns:w15="http://schemas.microsoft.com/office/word/2012/wordml" xmlns:w16cex="http://schemas.microsoft.com/office/word/2018/wordml/cex" xmlns:w16cid="http://schemas.microsoft.com/office/word/2016/wordml/cid" xmlns:w16="http://schemas.microsoft.com/office/word/2018/wordml" xmlns:w16du="http://schemas.microsoft.com/office/word/2023/wordml/word16du" xmlns:w16sdtdh="http://schemas.microsoft.com/office/word/2020/wordml/sdtdatahash" xmlns:w16sdtfl="http://schemas.microsoft.com/office/word/2024/wordml/sdtformatlock" xmlns:w16se="http://schemas.microsoft.com/office/word/2015/wordml/symex" xmlns:wpg="http://schemas.microsoft.com/office/word/2010/wordprocessingGroup" xmlns:wpi="http://schemas.microsoft.com/office/word/2010/wordprocessingInk" xmlns:wne="http://schemas.microsoft.com/office/word/2006/wordml" xmlns:wps="http://schemas.microsoft.com/office/word/2010/wordprocessingShape" xmlns:a="http://schemas.openxmlformats.org/drawingml/2006/main" xmlns:aclsh="http://schemas.microsoft.com/office/drawing/2020/classificationShape" mc:Ignorable="w14 w15 w16se w16cid w16 w16cex w16sdtdh w16sdtfl w16du wp14">
+<w:ftr xmlns:wpc="http://schemas.microsoft.com/office/word/2010/wordprocessingCanvas" xmlns:cx="http://schemas.microsoft.com/office/drawing/2014/chartex" xmlns:cx1="http://schemas.microsoft.com/office/drawing/2015/9/8/chartex" xmlns:cx2="http://schemas.microsoft.com/office/drawing/2015/10/21/chartex" xmlns:cx3="http://schemas.microsoft.com/office/drawing/2016/5/9/chartex" xmlns:cx4="http://schemas.microsoft.com/office/drawing/2016/5/10/chartex" xmlns:cx5="http://schemas.microsoft.com/office/drawing/2016/5/11/chartex" xmlns:cx6="http://schemas.microsoft.com/office/drawing/2016/5/12/chartex" xmlns:cx7="http://schemas.microsoft.com/office/drawing/2016/5/13/chartex" xmlns:cx8="http://schemas.microsoft.com/office/drawing/2016/5/14/chartex" xmlns:mc="http://schemas.openxmlformats.org/markup-compatibility/2006" xmlns:aink="http://schemas.microsoft.com/office/drawing/2016/ink" xmlns:am3d="http://schemas.microsoft.com/office/drawing/2017/model3d" xmlns:o="urn:schemas-microsoft-com:office:office" xmlns:oel="http://schemas.microsoft.com/office/2019/extlst" xmlns:r="http://schemas.openxmlformats.org/officeDocument/2006/relationships" xmlns:m="http://schemas.openxmlformats.org/officeDocument/2006/math" xmlns:v="urn:schemas-microsoft-com:vml" xmlns:wp14="http://schemas.microsoft.com/office/word/2010/wordprocessingDrawing" xmlns:wp="http://schemas.openxmlformats.org/drawingml/2006/wordprocessingDrawing" xmlns:w10="urn:schemas-microsoft-com:office:word" xmlns:w="http://schemas.openxmlformats.org/wordprocessingml/2006/main" xmlns:w14="http://schemas.microsoft.com/office/word/2010/wordml" xmlns:w15="http://schemas.microsoft.com/office/word/2012/wordml" xmlns:w16cex="http://schemas.microsoft.com/office/word/2018/wordml/cex" xmlns:w16cid="http://schemas.microsoft.com/office/word/2016/wordml/cid" xmlns:w16="http://schemas.microsoft.com/office/word/2018/wordml" xmlns:w16du="http://schemas.microsoft.com/office/word/2023/wordml/word16du" xmlns:w16sdtdh="http://schemas.microsoft.com/office/word/2020/wordml/sdtdatahash" xmlns:w16sdtfl="http://schemas.microsoft.com/office/word/2024/wordml/sdtformatlock" xmlns:w16se="http://schemas.microsoft.com/office/word/2015/wordml/symex" xmlns:wpg="http://schemas.microsoft.com/office/word/2010/wordprocessingGroup" xmlns:wpi="http://schemas.microsoft.com/office/word/2010/wordprocessingInk" xmlns:wne="http://schemas.microsoft.com/office/word/2006/wordml" xmlns:wps="http://schemas.microsoft.com/office/word/2010/wordprocessingShape" mc:Ignorable="w14 w15 w16se w16cid w16 w16cex w16sdtdh w16sdtfl w16du wp14">
   <w:p>
     <w:pPr>
       <w:pStyle w:val="Footer"/>
@@ -2103,7 +2089,7 @@
                           <w:pPr>
                             <w:spacing w:after="0"/>
                             <w:rPr>
-                              <w:rFonts w:ascii="Aptos" w:hAnsi="Aptos" w:eastAsia="Aptos" w:cs="Aptos"/>
+                              <w:rFonts w:ascii="Aptos" w:eastAsia="Aptos" w:hAnsi="Aptos" w:cs="Aptos"/>
                               <w:noProof/>
                               <w:color w:val="000000"/>
                               <w:szCs w:val="20"/>
@@ -2111,7 +2097,7 @@
                           </w:pPr>
                           <w:r>
                             <w:rPr>
-                              <w:rFonts w:ascii="Aptos" w:hAnsi="Aptos" w:eastAsia="Aptos" w:cs="Aptos"/>
+                              <w:rFonts w:ascii="Aptos" w:eastAsia="Aptos" w:hAnsi="Aptos" w:cs="Aptos"/>
                               <w:noProof/>
                               <w:color w:val="000000"/>
                               <w:szCs w:val="20"/>
@@ -2135,18 +2121,18 @@
         </mc:Choice>
         <mc:Fallback>
           <w:pict>
-            <v:shapetype id="_x0000_t202" coordsize="21600,21600" o:spt="202" path="m,l,21600r21600,l21600,xe" w14:anchorId="3A53223E">
+            <v:shapetype w14:anchorId="3A53223E" id="_x0000_t202" coordsize="21600,21600" o:spt="202" path="m,l,21600r21600,l21600,xe">
               <v:stroke joinstyle="miter"/>
               <v:path gradientshapeok="t" o:connecttype="rect"/>
             </v:shapetype>
-            <v:shape id="Text Box 2" style="position:absolute;margin-left:0;margin-top:0;width:79.5pt;height:28.5pt;z-index:251658241;visibility:visible;mso-wrap-style:none;mso-wrap-distance-left:0;mso-wrap-distance-top:0;mso-wrap-distance-right:0;mso-wrap-distance-bottom:0;mso-position-horizontal:center;mso-position-horizontal-relative:page;mso-position-vertical:bottom;mso-position-vertical-relative:page;v-text-anchor:bottom" alt="Skillable INTERNAL" o:spid="_x0000_s1026" filled="f" stroked="f" type="#_x0000_t202" o:gfxdata="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">
+            <v:shape id="Text Box 2" o:spid="_x0000_s1026" type="#_x0000_t202" alt="Skillable INTERNAL" style="position:absolute;margin-left:0;margin-top:0;width:79.5pt;height:28.5pt;z-index:251658241;visibility:visible;mso-wrap-style:none;mso-wrap-distance-left:0;mso-wrap-distance-top:0;mso-wrap-distance-right:0;mso-wrap-distance-bottom:0;mso-position-horizontal:center;mso-position-horizontal-relative:page;mso-position-vertical:bottom;mso-position-vertical-relative:page;v-text-anchor:bottom" o:gfxdata="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" filled="f" stroked="f">
               <v:textbox style="mso-fit-shape-to-text:t" inset="0,0,0,15pt">
                 <w:txbxContent>
                   <w:p>
                     <w:pPr>
                       <w:spacing w:after="0"/>
                       <w:rPr>
-                        <w:rFonts w:ascii="Aptos" w:hAnsi="Aptos" w:eastAsia="Aptos" w:cs="Aptos"/>
+                        <w:rFonts w:ascii="Aptos" w:eastAsia="Aptos" w:hAnsi="Aptos" w:cs="Aptos"/>
                         <w:noProof/>
                         <w:color w:val="000000"/>
                         <w:szCs w:val="20"/>
@@ -2154,7 +2140,7 @@
                     </w:pPr>
                     <w:r>
                       <w:rPr>
-                        <w:rFonts w:ascii="Aptos" w:hAnsi="Aptos" w:eastAsia="Aptos" w:cs="Aptos"/>
+                        <w:rFonts w:ascii="Aptos" w:eastAsia="Aptos" w:hAnsi="Aptos" w:cs="Aptos"/>
                         <w:noProof/>
                         <w:color w:val="000000"/>
                         <w:szCs w:val="20"/>
@@ -2175,7 +2161,7 @@
 </file>
 
 <file path=word/footer2.xml><?xml version="1.0" encoding="utf-8"?>
-<w:ftr xmlns:wpc="http://schemas.microsoft.com/office/word/2010/wordprocessingCanvas" xmlns:cx="http://schemas.microsoft.com/office/drawing/2014/chartex" xmlns:cx1="http://schemas.microsoft.com/office/drawing/2015/9/8/chartex" xmlns:cx2="http://schemas.microsoft.com/office/drawing/2015/10/21/chartex" xmlns:cx3="http://schemas.microsoft.com/office/drawing/2016/5/9/chartex" xmlns:cx4="http://schemas.microsoft.com/office/drawing/2016/5/10/chartex" xmlns:cx5="http://schemas.microsoft.com/office/drawing/2016/5/11/chartex" xmlns:cx6="http://schemas.microsoft.com/office/drawing/2016/5/12/chartex" xmlns:cx7="http://schemas.microsoft.com/office/drawing/2016/5/13/chartex" xmlns:cx8="http://schemas.microsoft.com/office/drawing/2016/5/14/chartex" xmlns:mc="http://schemas.openxmlformats.org/markup-compatibility/2006" xmlns:aink="http://schemas.microsoft.com/office/drawing/2016/ink" xmlns:am3d="http://schemas.microsoft.com/office/drawing/2017/model3d" xmlns:o="urn:schemas-microsoft-com:office:office" xmlns:oel="http://schemas.microsoft.com/office/2019/extlst" xmlns:r="http://schemas.openxmlformats.org/officeDocument/2006/relationships" xmlns:m="http://schemas.openxmlformats.org/officeDocument/2006/math" xmlns:v="urn:schemas-microsoft-com:vml" xmlns:wp14="http://schemas.microsoft.com/office/word/2010/wordprocessingDrawing" xmlns:wp="http://schemas.openxmlformats.org/drawingml/2006/wordprocessingDrawing" xmlns:w10="urn:schemas-microsoft-com:office:word" xmlns:w="http://schemas.openxmlformats.org/wordprocessingml/2006/main" xmlns:w14="http://schemas.microsoft.com/office/word/2010/wordml" xmlns:w15="http://schemas.microsoft.com/office/word/2012/wordml" xmlns:w16cex="http://schemas.microsoft.com/office/word/2018/wordml/cex" xmlns:w16cid="http://schemas.microsoft.com/office/word/2016/wordml/cid" xmlns:w16="http://schemas.microsoft.com/office/word/2018/wordml" xmlns:w16du="http://schemas.microsoft.com/office/word/2023/wordml/word16du" xmlns:w16sdtdh="http://schemas.microsoft.com/office/word/2020/wordml/sdtdatahash" xmlns:w16sdtfl="http://schemas.microsoft.com/office/word/2024/wordml/sdtformatlock" xmlns:w16se="http://schemas.microsoft.com/office/word/2015/wordml/symex" xmlns:wpg="http://schemas.microsoft.com/office/word/2010/wordprocessingGroup" xmlns:wpi="http://schemas.microsoft.com/office/word/2010/wordprocessingInk" xmlns:wne="http://schemas.microsoft.com/office/word/2006/wordml" xmlns:wps="http://schemas.microsoft.com/office/word/2010/wordprocessingShape" xmlns:a="http://schemas.openxmlformats.org/drawingml/2006/main" xmlns:aclsh="http://schemas.microsoft.com/office/drawing/2020/classificationShape" mc:Ignorable="w14 w15 w16se w16cid w16 w16cex w16sdtdh w16sdtfl w16du wp14">
+<w:ftr xmlns:wpc="http://schemas.microsoft.com/office/word/2010/wordprocessingCanvas" xmlns:cx="http://schemas.microsoft.com/office/drawing/2014/chartex" xmlns:cx1="http://schemas.microsoft.com/office/drawing/2015/9/8/chartex" xmlns:cx2="http://schemas.microsoft.com/office/drawing/2015/10/21/chartex" xmlns:cx3="http://schemas.microsoft.com/office/drawing/2016/5/9/chartex" xmlns:cx4="http://schemas.microsoft.com/office/drawing/2016/5/10/chartex" xmlns:cx5="http://schemas.microsoft.com/office/drawing/2016/5/11/chartex" xmlns:cx6="http://schemas.microsoft.com/office/drawing/2016/5/12/chartex" xmlns:cx7="http://schemas.microsoft.com/office/drawing/2016/5/13/chartex" xmlns:cx8="http://schemas.microsoft.com/office/drawing/2016/5/14/chartex" xmlns:mc="http://schemas.openxmlformats.org/markup-compatibility/2006" xmlns:aink="http://schemas.microsoft.com/office/drawing/2016/ink" xmlns:am3d="http://schemas.microsoft.com/office/drawing/2017/model3d" xmlns:o="urn:schemas-microsoft-com:office:office" xmlns:oel="http://schemas.microsoft.com/office/2019/extlst" xmlns:r="http://schemas.openxmlformats.org/officeDocument/2006/relationships" xmlns:m="http://schemas.openxmlformats.org/officeDocument/2006/math" xmlns:v="urn:schemas-microsoft-com:vml" xmlns:wp14="http://schemas.microsoft.com/office/word/2010/wordprocessingDrawing" xmlns:wp="http://schemas.openxmlformats.org/drawingml/2006/wordprocessingDrawing" xmlns:w10="urn:schemas-microsoft-com:office:word" xmlns:w="http://schemas.openxmlformats.org/wordprocessingml/2006/main" xmlns:w14="http://schemas.microsoft.com/office/word/2010/wordml" xmlns:w15="http://schemas.microsoft.com/office/word/2012/wordml" xmlns:w16cex="http://schemas.microsoft.com/office/word/2018/wordml/cex" xmlns:w16cid="http://schemas.microsoft.com/office/word/2016/wordml/cid" xmlns:w16="http://schemas.microsoft.com/office/word/2018/wordml" xmlns:w16du="http://schemas.microsoft.com/office/word/2023/wordml/word16du" xmlns:w16sdtdh="http://schemas.microsoft.com/office/word/2020/wordml/sdtdatahash" xmlns:w16sdtfl="http://schemas.microsoft.com/office/word/2024/wordml/sdtformatlock" xmlns:w16se="http://schemas.microsoft.com/office/word/2015/wordml/symex" xmlns:wpg="http://schemas.microsoft.com/office/word/2010/wordprocessingGroup" xmlns:wpi="http://schemas.microsoft.com/office/word/2010/wordprocessingInk" xmlns:wne="http://schemas.microsoft.com/office/word/2006/wordml" xmlns:wps="http://schemas.microsoft.com/office/word/2010/wordprocessingShape" mc:Ignorable="w14 w15 w16se w16cid w16 w16cex w16sdtdh w16sdtfl w16du wp14">
   <w:p>
     <w:pPr>
       <w:spacing w:after="0"/>
@@ -2233,7 +2219,7 @@
                           <w:pPr>
                             <w:spacing w:after="0"/>
                             <w:rPr>
-                              <w:rFonts w:ascii="Aptos" w:hAnsi="Aptos" w:eastAsia="Aptos" w:cs="Aptos"/>
+                              <w:rFonts w:ascii="Aptos" w:eastAsia="Aptos" w:hAnsi="Aptos" w:cs="Aptos"/>
                               <w:noProof/>
                               <w:color w:val="000000"/>
                               <w:szCs w:val="20"/>
@@ -2241,7 +2227,7 @@
                           </w:pPr>
                           <w:r>
                             <w:rPr>
-                              <w:rFonts w:ascii="Aptos" w:hAnsi="Aptos" w:eastAsia="Aptos" w:cs="Aptos"/>
+                              <w:rFonts w:ascii="Aptos" w:eastAsia="Aptos" w:hAnsi="Aptos" w:cs="Aptos"/>
                               <w:noProof/>
                               <w:color w:val="000000"/>
                               <w:szCs w:val="20"/>
@@ -2265,18 +2251,18 @@
         </mc:Choice>
         <mc:Fallback>
           <w:pict>
-            <v:shapetype id="_x0000_t202" coordsize="21600,21600" o:spt="202" path="m,l,21600r21600,l21600,xe" w14:anchorId="38F9EEA6">
+            <v:shapetype w14:anchorId="38F9EEA6" id="_x0000_t202" coordsize="21600,21600" o:spt="202" path="m,l,21600r21600,l21600,xe">
               <v:stroke joinstyle="miter"/>
               <v:path gradientshapeok="t" o:connecttype="rect"/>
             </v:shapetype>
-            <v:shape id="Text Box 3" style="position:absolute;left:0;text-align:left;margin-left:0;margin-top:0;width:79.5pt;height:28.5pt;z-index:251658242;visibility:visible;mso-wrap-style:none;mso-wrap-distance-left:0;mso-wrap-distance-top:0;mso-wrap-distance-right:0;mso-wrap-distance-bottom:0;mso-position-horizontal:center;mso-position-horizontal-relative:page;mso-position-vertical:bottom;mso-position-vertical-relative:page;v-text-anchor:bottom" alt="Skillable INTERNAL" o:spid="_x0000_s1027" filled="f" stroked="f" type="#_x0000_t202" o:gfxdata="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">
+            <v:shape id="Text Box 3" o:spid="_x0000_s1027" type="#_x0000_t202" alt="Skillable INTERNAL" style="position:absolute;left:0;text-align:left;margin-left:0;margin-top:0;width:79.5pt;height:28.5pt;z-index:251658242;visibility:visible;mso-wrap-style:none;mso-wrap-distance-left:0;mso-wrap-distance-top:0;mso-wrap-distance-right:0;mso-wrap-distance-bottom:0;mso-position-horizontal:center;mso-position-horizontal-relative:page;mso-position-vertical:bottom;mso-position-vertical-relative:page;v-text-anchor:bottom" o:gfxdata="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" filled="f" stroked="f">
               <v:textbox style="mso-fit-shape-to-text:t" inset="0,0,0,15pt">
                 <w:txbxContent>
                   <w:p>
                     <w:pPr>
                       <w:spacing w:after="0"/>
                       <w:rPr>
-                        <w:rFonts w:ascii="Aptos" w:hAnsi="Aptos" w:eastAsia="Aptos" w:cs="Aptos"/>
+                        <w:rFonts w:ascii="Aptos" w:eastAsia="Aptos" w:hAnsi="Aptos" w:cs="Aptos"/>
                         <w:noProof/>
                         <w:color w:val="000000"/>
                         <w:szCs w:val="20"/>
@@ -2284,7 +2270,7 @@
                     </w:pPr>
                     <w:r>
                       <w:rPr>
-                        <w:rFonts w:ascii="Aptos" w:hAnsi="Aptos" w:eastAsia="Aptos" w:cs="Aptos"/>
+                        <w:rFonts w:ascii="Aptos" w:eastAsia="Aptos" w:hAnsi="Aptos" w:cs="Aptos"/>
                         <w:noProof/>
                         <w:color w:val="000000"/>
                         <w:szCs w:val="20"/>
@@ -2403,7 +2389,7 @@
 </file>
 
 <file path=word/footer3.xml><?xml version="1.0" encoding="utf-8"?>
-<w:ftr xmlns:wpc="http://schemas.microsoft.com/office/word/2010/wordprocessingCanvas" xmlns:cx="http://schemas.microsoft.com/office/drawing/2014/chartex" xmlns:cx1="http://schemas.microsoft.com/office/drawing/2015/9/8/chartex" xmlns:cx2="http://schemas.microsoft.com/office/drawing/2015/10/21/chartex" xmlns:cx3="http://schemas.microsoft.com/office/drawing/2016/5/9/chartex" xmlns:cx4="http://schemas.microsoft.com/office/drawing/2016/5/10/chartex" xmlns:cx5="http://schemas.microsoft.com/office/drawing/2016/5/11/chartex" xmlns:cx6="http://schemas.microsoft.com/office/drawing/2016/5/12/chartex" xmlns:cx7="http://schemas.microsoft.com/office/drawing/2016/5/13/chartex" xmlns:cx8="http://schemas.microsoft.com/office/drawing/2016/5/14/chartex" xmlns:mc="http://schemas.openxmlformats.org/markup-compatibility/2006" xmlns:aink="http://schemas.microsoft.com/office/drawing/2016/ink" xmlns:am3d="http://schemas.microsoft.com/office/drawing/2017/model3d" xmlns:o="urn:schemas-microsoft-com:office:office" xmlns:oel="http://schemas.microsoft.com/office/2019/extlst" xmlns:r="http://schemas.openxmlformats.org/officeDocument/2006/relationships" xmlns:m="http://schemas.openxmlformats.org/officeDocument/2006/math" xmlns:v="urn:schemas-microsoft-com:vml" xmlns:wp14="http://schemas.microsoft.com/office/word/2010/wordprocessingDrawing" xmlns:wp="http://schemas.openxmlformats.org/drawingml/2006/wordprocessingDrawing" xmlns:w10="urn:schemas-microsoft-com:office:word" xmlns:w="http://schemas.openxmlformats.org/wordprocessingml/2006/main" xmlns:w14="http://schemas.microsoft.com/office/word/2010/wordml" xmlns:w15="http://schemas.microsoft.com/office/word/2012/wordml" xmlns:w16cex="http://schemas.microsoft.com/office/word/2018/wordml/cex" xmlns:w16cid="http://schemas.microsoft.com/office/word/2016/wordml/cid" xmlns:w16="http://schemas.microsoft.com/office/word/2018/wordml" xmlns:w16du="http://schemas.microsoft.com/office/word/2023/wordml/word16du" xmlns:w16sdtdh="http://schemas.microsoft.com/office/word/2020/wordml/sdtdatahash" xmlns:w16sdtfl="http://schemas.microsoft.com/office/word/2024/wordml/sdtformatlock" xmlns:w16se="http://schemas.microsoft.com/office/word/2015/wordml/symex" xmlns:wpg="http://schemas.microsoft.com/office/word/2010/wordprocessingGroup" xmlns:wpi="http://schemas.microsoft.com/office/word/2010/wordprocessingInk" xmlns:wne="http://schemas.microsoft.com/office/word/2006/wordml" xmlns:wps="http://schemas.microsoft.com/office/word/2010/wordprocessingShape" xmlns:a="http://schemas.openxmlformats.org/drawingml/2006/main" xmlns:aclsh="http://schemas.microsoft.com/office/drawing/2020/classificationShape" mc:Ignorable="w14 w15 w16se w16cid w16 w16cex w16sdtdh w16sdtfl w16du wp14">
+<w:ftr xmlns:wpc="http://schemas.microsoft.com/office/word/2010/wordprocessingCanvas" xmlns:cx="http://schemas.microsoft.com/office/drawing/2014/chartex" xmlns:cx1="http://schemas.microsoft.com/office/drawing/2015/9/8/chartex" xmlns:cx2="http://schemas.microsoft.com/office/drawing/2015/10/21/chartex" xmlns:cx3="http://schemas.microsoft.com/office/drawing/2016/5/9/chartex" xmlns:cx4="http://schemas.microsoft.com/office/drawing/2016/5/10/chartex" xmlns:cx5="http://schemas.microsoft.com/office/drawing/2016/5/11/chartex" xmlns:cx6="http://schemas.microsoft.com/office/drawing/2016/5/12/chartex" xmlns:cx7="http://schemas.microsoft.com/office/drawing/2016/5/13/chartex" xmlns:cx8="http://schemas.microsoft.com/office/drawing/2016/5/14/chartex" xmlns:mc="http://schemas.openxmlformats.org/markup-compatibility/2006" xmlns:aink="http://schemas.microsoft.com/office/drawing/2016/ink" xmlns:am3d="http://schemas.microsoft.com/office/drawing/2017/model3d" xmlns:o="urn:schemas-microsoft-com:office:office" xmlns:oel="http://schemas.microsoft.com/office/2019/extlst" xmlns:r="http://schemas.openxmlformats.org/officeDocument/2006/relationships" xmlns:m="http://schemas.openxmlformats.org/officeDocument/2006/math" xmlns:v="urn:schemas-microsoft-com:vml" xmlns:wp14="http://schemas.microsoft.com/office/word/2010/wordprocessingDrawing" xmlns:wp="http://schemas.openxmlformats.org/drawingml/2006/wordprocessingDrawing" xmlns:w10="urn:schemas-microsoft-com:office:word" xmlns:w="http://schemas.openxmlformats.org/wordprocessingml/2006/main" xmlns:w14="http://schemas.microsoft.com/office/word/2010/wordml" xmlns:w15="http://schemas.microsoft.com/office/word/2012/wordml" xmlns:w16cex="http://schemas.microsoft.com/office/word/2018/wordml/cex" xmlns:w16cid="http://schemas.microsoft.com/office/word/2016/wordml/cid" xmlns:w16="http://schemas.microsoft.com/office/word/2018/wordml" xmlns:w16du="http://schemas.microsoft.com/office/word/2023/wordml/word16du" xmlns:w16sdtdh="http://schemas.microsoft.com/office/word/2020/wordml/sdtdatahash" xmlns:w16sdtfl="http://schemas.microsoft.com/office/word/2024/wordml/sdtformatlock" xmlns:w16se="http://schemas.microsoft.com/office/word/2015/wordml/symex" xmlns:wpg="http://schemas.microsoft.com/office/word/2010/wordprocessingGroup" xmlns:wpi="http://schemas.microsoft.com/office/word/2010/wordprocessingInk" xmlns:wne="http://schemas.microsoft.com/office/word/2006/wordml" xmlns:wps="http://schemas.microsoft.com/office/word/2010/wordprocessingShape" mc:Ignorable="w14 w15 w16se w16cid w16 w16cex w16sdtdh w16sdtfl w16du wp14">
   <w:p>
     <w:pPr>
       <w:pStyle w:val="Footer"/>
@@ -2457,7 +2443,7 @@
                           <w:pPr>
                             <w:spacing w:after="0"/>
                             <w:rPr>
-                              <w:rFonts w:ascii="Aptos" w:hAnsi="Aptos" w:eastAsia="Aptos" w:cs="Aptos"/>
+                              <w:rFonts w:ascii="Aptos" w:eastAsia="Aptos" w:hAnsi="Aptos" w:cs="Aptos"/>
                               <w:noProof/>
                               <w:color w:val="000000"/>
                               <w:szCs w:val="20"/>
@@ -2465,7 +2451,7 @@
                           </w:pPr>
                           <w:r>
                             <w:rPr>
-                              <w:rFonts w:ascii="Aptos" w:hAnsi="Aptos" w:eastAsia="Aptos" w:cs="Aptos"/>
+                              <w:rFonts w:ascii="Aptos" w:eastAsia="Aptos" w:hAnsi="Aptos" w:cs="Aptos"/>
                               <w:noProof/>
                               <w:color w:val="000000"/>
                               <w:szCs w:val="20"/>
@@ -2489,18 +2475,18 @@
         </mc:Choice>
         <mc:Fallback>
           <w:pict>
-            <v:shapetype id="_x0000_t202" coordsize="21600,21600" o:spt="202" path="m,l,21600r21600,l21600,xe" w14:anchorId="7419FB69">
+            <v:shapetype w14:anchorId="7419FB69" id="_x0000_t202" coordsize="21600,21600" o:spt="202" path="m,l,21600r21600,l21600,xe">
               <v:stroke joinstyle="miter"/>
               <v:path gradientshapeok="t" o:connecttype="rect"/>
             </v:shapetype>
-            <v:shape id="Text Box 1" style="position:absolute;margin-left:0;margin-top:0;width:79.5pt;height:28.5pt;z-index:251658240;visibility:visible;mso-wrap-style:none;mso-wrap-distance-left:0;mso-wrap-distance-top:0;mso-wrap-distance-right:0;mso-wrap-distance-bottom:0;mso-position-horizontal:center;mso-position-horizontal-relative:page;mso-position-vertical:bottom;mso-position-vertical-relative:page;v-text-anchor:bottom" alt="Skillable INTERNAL" o:spid="_x0000_s1028" filled="f" stroked="f" type="#_x0000_t202" o:gfxdata="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">
+            <v:shape id="Text Box 1" o:spid="_x0000_s1028" type="#_x0000_t202" alt="Skillable INTERNAL" style="position:absolute;margin-left:0;margin-top:0;width:79.5pt;height:28.5pt;z-index:251658240;visibility:visible;mso-wrap-style:none;mso-wrap-distance-left:0;mso-wrap-distance-top:0;mso-wrap-distance-right:0;mso-wrap-distance-bottom:0;mso-position-horizontal:center;mso-position-horizontal-relative:page;mso-position-vertical:bottom;mso-position-vertical-relative:page;v-text-anchor:bottom" o:gfxdata="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" filled="f" stroked="f">
               <v:textbox style="mso-fit-shape-to-text:t" inset="0,0,0,15pt">
                 <w:txbxContent>
                   <w:p>
                     <w:pPr>
                       <w:spacing w:after="0"/>
                       <w:rPr>
-                        <w:rFonts w:ascii="Aptos" w:hAnsi="Aptos" w:eastAsia="Aptos" w:cs="Aptos"/>
+                        <w:rFonts w:ascii="Aptos" w:eastAsia="Aptos" w:hAnsi="Aptos" w:cs="Aptos"/>
                         <w:noProof/>
                         <w:color w:val="000000"/>
                         <w:szCs w:val="20"/>
@@ -2508,7 +2494,7 @@
                     </w:pPr>
                     <w:r>
                       <w:rPr>
-                        <w:rFonts w:ascii="Aptos" w:hAnsi="Aptos" w:eastAsia="Aptos" w:cs="Aptos"/>
+                        <w:rFonts w:ascii="Aptos" w:eastAsia="Aptos" w:hAnsi="Aptos" w:cs="Aptos"/>
                         <w:noProof/>
                         <w:color w:val="000000"/>
                         <w:szCs w:val="20"/>
@@ -2554,7 +2540,7 @@
 </file>
 
 <file path=word/header1.xml><?xml version="1.0" encoding="utf-8"?>
-<w:hdr xmlns:wpc="http://schemas.microsoft.com/office/word/2010/wordprocessingCanvas" xmlns:cx="http://schemas.microsoft.com/office/drawing/2014/chartex" xmlns:cx1="http://schemas.microsoft.com/office/drawing/2015/9/8/chartex" xmlns:cx2="http://schemas.microsoft.com/office/drawing/2015/10/21/chartex" xmlns:cx3="http://schemas.microsoft.com/office/drawing/2016/5/9/chartex" xmlns:cx4="http://schemas.microsoft.com/office/drawing/2016/5/10/chartex" xmlns:cx5="http://schemas.microsoft.com/office/drawing/2016/5/11/chartex" xmlns:cx6="http://schemas.microsoft.com/office/drawing/2016/5/12/chartex" xmlns:cx7="http://schemas.microsoft.com/office/drawing/2016/5/13/chartex" xmlns:cx8="http://schemas.microsoft.com/office/drawing/2016/5/14/chartex" xmlns:mc="http://schemas.openxmlformats.org/markup-compatibility/2006" xmlns:aink="http://schemas.microsoft.com/office/drawing/2016/ink" xmlns:am3d="http://schemas.microsoft.com/office/drawing/2017/model3d" xmlns:o="urn:schemas-microsoft-com:office:office" xmlns:oel="http://schemas.microsoft.com/office/2019/extlst" xmlns:r="http://schemas.openxmlformats.org/officeDocument/2006/relationships" xmlns:m="http://schemas.openxmlformats.org/officeDocument/2006/math" xmlns:v="urn:schemas-microsoft-com:vml" xmlns:wp14="http://schemas.microsoft.com/office/word/2010/wordprocessingDrawing" xmlns:wp="http://schemas.openxmlformats.org/drawingml/2006/wordprocessingDrawing" xmlns:w10="urn:schemas-microsoft-com:office:word" xmlns:w="http://schemas.openxmlformats.org/wordprocessingml/2006/main" xmlns:w14="http://schemas.microsoft.com/office/word/2010/wordml" xmlns:w15="http://schemas.microsoft.com/office/word/2012/wordml" xmlns:w16cex="http://schemas.microsoft.com/office/word/2018/wordml/cex" xmlns:w16cid="http://schemas.microsoft.com/office/word/2016/wordml/cid" xmlns:w16="http://schemas.microsoft.com/office/word/2018/wordml" xmlns:w16du="http://schemas.microsoft.com/office/word/2023/wordml/word16du" xmlns:w16sdtdh="http://schemas.microsoft.com/office/word/2020/wordml/sdtdatahash" xmlns:w16sdtfl="http://schemas.microsoft.com/office/word/2024/wordml/sdtformatlock" xmlns:w16se="http://schemas.microsoft.com/office/word/2015/wordml/symex" xmlns:wpg="http://schemas.microsoft.com/office/word/2010/wordprocessingGroup" xmlns:wpi="http://schemas.microsoft.com/office/word/2010/wordprocessingInk" xmlns:wne="http://schemas.microsoft.com/office/word/2006/wordml" xmlns:wps="http://schemas.microsoft.com/office/word/2010/wordprocessingShape" xmlns:a="http://schemas.openxmlformats.org/drawingml/2006/main" xmlns:pic="http://schemas.openxmlformats.org/drawingml/2006/picture" mc:Ignorable="w14 w15 w16se w16cid w16 w16cex w16sdtdh w16sdtfl w16du wp14">
+<w:hdr xmlns:wpc="http://schemas.microsoft.com/office/word/2010/wordprocessingCanvas" xmlns:cx="http://schemas.microsoft.com/office/drawing/2014/chartex" xmlns:cx1="http://schemas.microsoft.com/office/drawing/2015/9/8/chartex" xmlns:cx2="http://schemas.microsoft.com/office/drawing/2015/10/21/chartex" xmlns:cx3="http://schemas.microsoft.com/office/drawing/2016/5/9/chartex" xmlns:cx4="http://schemas.microsoft.com/office/drawing/2016/5/10/chartex" xmlns:cx5="http://schemas.microsoft.com/office/drawing/2016/5/11/chartex" xmlns:cx6="http://schemas.microsoft.com/office/drawing/2016/5/12/chartex" xmlns:cx7="http://schemas.microsoft.com/office/drawing/2016/5/13/chartex" xmlns:cx8="http://schemas.microsoft.com/office/drawing/2016/5/14/chartex" xmlns:mc="http://schemas.openxmlformats.org/markup-compatibility/2006" xmlns:aink="http://schemas.microsoft.com/office/drawing/2016/ink" xmlns:am3d="http://schemas.microsoft.com/office/drawing/2017/model3d" xmlns:o="urn:schemas-microsoft-com:office:office" xmlns:oel="http://schemas.microsoft.com/office/2019/extlst" xmlns:r="http://schemas.openxmlformats.org/officeDocument/2006/relationships" xmlns:m="http://schemas.openxmlformats.org/officeDocument/2006/math" xmlns:v="urn:schemas-microsoft-com:vml" xmlns:wp14="http://schemas.microsoft.com/office/word/2010/wordprocessingDrawing" xmlns:wp="http://schemas.openxmlformats.org/drawingml/2006/wordprocessingDrawing" xmlns:w10="urn:schemas-microsoft-com:office:word" xmlns:w="http://schemas.openxmlformats.org/wordprocessingml/2006/main" xmlns:w14="http://schemas.microsoft.com/office/word/2010/wordml" xmlns:w15="http://schemas.microsoft.com/office/word/2012/wordml" xmlns:w16cex="http://schemas.microsoft.com/office/word/2018/wordml/cex" xmlns:w16cid="http://schemas.microsoft.com/office/word/2016/wordml/cid" xmlns:w16="http://schemas.microsoft.com/office/word/2018/wordml" xmlns:w16du="http://schemas.microsoft.com/office/word/2023/wordml/word16du" xmlns:w16sdtdh="http://schemas.microsoft.com/office/word/2020/wordml/sdtdatahash" xmlns:w16sdtfl="http://schemas.microsoft.com/office/word/2024/wordml/sdtformatlock" xmlns:w16se="http://schemas.microsoft.com/office/word/2015/wordml/symex" xmlns:wpg="http://schemas.microsoft.com/office/word/2010/wordprocessingGroup" xmlns:wpi="http://schemas.microsoft.com/office/word/2010/wordprocessingInk" xmlns:wne="http://schemas.microsoft.com/office/word/2006/wordml" xmlns:wps="http://schemas.microsoft.com/office/word/2010/wordprocessingShape" mc:Ignorable="w14 w15 w16se w16cid w16 w16cex w16sdtdh w16sdtfl w16du wp14">
   <w:p>
     <w:pPr>
       <w:spacing w:after="40"/>
@@ -2604,7 +2590,7 @@
   <w:p>
     <w:pPr>
       <w:pBdr>
-        <w:bottom w:val="single" w:color="1A4D35" w:sz="6" w:space="1"/>
+        <w:bottom w:val="single" w:sz="6" w:space="1" w:color="1A4D35"/>
       </w:pBdr>
       <w:spacing w:after="0"/>
     </w:pPr>
@@ -2700,7 +2686,7 @@
         <w:ind w:left="1440" w:hanging="360"/>
       </w:pPr>
       <w:rPr>
-        <w:rFonts w:hint="default" w:ascii="Symbol" w:hAnsi="Symbol"/>
+        <w:rFonts w:ascii="Symbol" w:hAnsi="Symbol" w:hint="default"/>
       </w:rPr>
     </w:lvl>
   </w:abstractNum>
@@ -2721,7 +2707,7 @@
         <w:ind w:left="1080" w:hanging="360"/>
       </w:pPr>
       <w:rPr>
-        <w:rFonts w:hint="default" w:ascii="Symbol" w:hAnsi="Symbol"/>
+        <w:rFonts w:ascii="Symbol" w:hAnsi="Symbol" w:hint="default"/>
       </w:rPr>
     </w:lvl>
   </w:abstractNum>
@@ -2742,7 +2728,7 @@
         <w:ind w:left="720" w:hanging="360"/>
       </w:pPr>
       <w:rPr>
-        <w:rFonts w:hint="default" w:ascii="Symbol" w:hAnsi="Symbol"/>
+        <w:rFonts w:ascii="Symbol" w:hAnsi="Symbol" w:hint="default"/>
       </w:rPr>
     </w:lvl>
   </w:abstractNum>
@@ -2781,7 +2767,7 @@
         <w:ind w:left="360" w:hanging="360"/>
       </w:pPr>
       <w:rPr>
-        <w:rFonts w:hint="default" w:ascii="Symbol" w:hAnsi="Symbol"/>
+        <w:rFonts w:ascii="Symbol" w:hAnsi="Symbol" w:hint="default"/>
       </w:rPr>
     </w:lvl>
   </w:abstractNum>
@@ -2816,15 +2802,12 @@
 </file>
 
 <file path=word/people.xml><?xml version="1.0" encoding="utf-8"?>
-<w15:people xmlns:mc="http://schemas.openxmlformats.org/markup-compatibility/2006" xmlns:w15="http://schemas.microsoft.com/office/word/2012/wordml" mc:Ignorable="w15">
+<w15:people xmlns:wpc="http://schemas.microsoft.com/office/word/2010/wordprocessingCanvas" xmlns:cx="http://schemas.microsoft.com/office/drawing/2014/chartex" xmlns:cx1="http://schemas.microsoft.com/office/drawing/2015/9/8/chartex" xmlns:cx2="http://schemas.microsoft.com/office/drawing/2015/10/21/chartex" xmlns:cx3="http://schemas.microsoft.com/office/drawing/2016/5/9/chartex" xmlns:cx4="http://schemas.microsoft.com/office/drawing/2016/5/10/chartex" xmlns:cx5="http://schemas.microsoft.com/office/drawing/2016/5/11/chartex" xmlns:cx6="http://schemas.microsoft.com/office/drawing/2016/5/12/chartex" xmlns:cx7="http://schemas.microsoft.com/office/drawing/2016/5/13/chartex" xmlns:cx8="http://schemas.microsoft.com/office/drawing/2016/5/14/chartex" xmlns:mc="http://schemas.openxmlformats.org/markup-compatibility/2006" xmlns:aink="http://schemas.microsoft.com/office/drawing/2016/ink" xmlns:am3d="http://schemas.microsoft.com/office/drawing/2017/model3d" xmlns:o="urn:schemas-microsoft-com:office:office" xmlns:oel="http://schemas.microsoft.com/office/2019/extlst" xmlns:r="http://schemas.openxmlformats.org/officeDocument/2006/relationships" xmlns:m="http://schemas.openxmlformats.org/officeDocument/2006/math" xmlns:v="urn:schemas-microsoft-com:vml" xmlns:wp14="http://schemas.microsoft.com/office/word/2010/wordprocessingDrawing" xmlns:wp="http://schemas.openxmlformats.org/drawingml/2006/wordprocessingDrawing" xmlns:w10="urn:schemas-microsoft-com:office:word" xmlns:w="http://schemas.openxmlformats.org/wordprocessingml/2006/main" xmlns:w14="http://schemas.microsoft.com/office/word/2010/wordml" xmlns:w15="http://schemas.microsoft.com/office/word/2012/wordml" xmlns:w16cex="http://schemas.microsoft.com/office/word/2018/wordml/cex" xmlns:w16cid="http://schemas.microsoft.com/office/word/2016/wordml/cid" xmlns:w16="http://schemas.microsoft.com/office/word/2018/wordml" xmlns:w16du="http://schemas.microsoft.com/office/word/2023/wordml/word16du" xmlns:w16sdtdh="http://schemas.microsoft.com/office/word/2020/wordml/sdtdatahash" xmlns:w16sdtfl="http://schemas.microsoft.com/office/word/2024/wordml/sdtformatlock" xmlns:w16se="http://schemas.microsoft.com/office/word/2015/wordml/symex" xmlns:wpg="http://schemas.microsoft.com/office/word/2010/wordprocessingGroup" xmlns:wpi="http://schemas.microsoft.com/office/word/2010/wordprocessingInk" xmlns:wne="http://schemas.microsoft.com/office/word/2006/wordml" xmlns:wps="http://schemas.microsoft.com/office/word/2010/wordprocessingShape" mc:Ignorable="w14 w15 w16se w16cid w16 w16cex w16sdtdh w16sdtfl w16du wp14">
   <w15:person w15:author="Sarah Noe-Danzl">
     <w15:presenceInfo w15:providerId="AD" w15:userId="S::sarah.danzl@skillable.com::62f8d155-8f5e-4b05-b9d7-88530426581e"/>
   </w15:person>
   <w15:person w15:author="Frank Gartland">
     <w15:presenceInfo w15:providerId="AD" w15:userId="S::Frank.Gartland@skillable.com::59c12a99-91f0-465f-9733-7cc7dfa95efa"/>
-  </w15:person>
-  <w15:person w15:author="Lori Cummings">
-    <w15:presenceInfo w15:providerId="AD" w15:userId="S::lori.cummings@skillable.com::519bafc9-9b85-4d49-ac97-246ec035c4e2"/>
   </w15:person>
   <w15:person w15:author="Lori Cummings">
     <w15:presenceInfo w15:providerId="AD" w15:userId="S::lori.cummings@skillable.com::519bafc9-9b85-4d49-ac97-246ec035c4e2"/>
@@ -2837,7 +2820,7 @@
   <w:docDefaults>
     <w:rPrDefault>
       <w:rPr>
-        <w:rFonts w:asciiTheme="minorHAnsi" w:hAnsiTheme="minorHAnsi" w:eastAsiaTheme="minorEastAsia" w:cstheme="minorBidi"/>
+        <w:rFonts w:asciiTheme="minorHAnsi" w:eastAsiaTheme="minorEastAsia" w:hAnsiTheme="minorHAnsi" w:cstheme="minorBidi"/>
         <w:sz w:val="22"/>
         <w:szCs w:val="22"/>
         <w:lang w:val="en-US" w:eastAsia="en-US" w:bidi="ar-SA"/>
@@ -2852,14 +2835,14 @@
   <w:latentStyles w:defLockedState="0" w:defUIPriority="99" w:defSemiHidden="0" w:defUnhideWhenUsed="0" w:defQFormat="0" w:count="376">
     <w:lsdException w:name="Normal" w:uiPriority="0" w:qFormat="1"/>
     <w:lsdException w:name="heading 1" w:uiPriority="9" w:qFormat="1"/>
-    <w:lsdException w:name="heading 2" w:uiPriority="9" w:semiHidden="1" w:unhideWhenUsed="1" w:qFormat="1"/>
-    <w:lsdException w:name="heading 3" w:uiPriority="9" w:semiHidden="1" w:unhideWhenUsed="1" w:qFormat="1"/>
-    <w:lsdException w:name="heading 4" w:uiPriority="9" w:semiHidden="1" w:unhideWhenUsed="1" w:qFormat="1"/>
-    <w:lsdException w:name="heading 5" w:uiPriority="9" w:semiHidden="1" w:unhideWhenUsed="1" w:qFormat="1"/>
-    <w:lsdException w:name="heading 6" w:uiPriority="9" w:semiHidden="1" w:unhideWhenUsed="1" w:qFormat="1"/>
-    <w:lsdException w:name="heading 7" w:uiPriority="9" w:semiHidden="1" w:unhideWhenUsed="1" w:qFormat="1"/>
-    <w:lsdException w:name="heading 8" w:uiPriority="9" w:semiHidden="1" w:unhideWhenUsed="1" w:qFormat="1"/>
-    <w:lsdException w:name="heading 9" w:uiPriority="9" w:semiHidden="1" w:unhideWhenUsed="1" w:qFormat="1"/>
+    <w:lsdException w:name="heading 2" w:semiHidden="1" w:uiPriority="9" w:unhideWhenUsed="1" w:qFormat="1"/>
+    <w:lsdException w:name="heading 3" w:semiHidden="1" w:uiPriority="9" w:unhideWhenUsed="1" w:qFormat="1"/>
+    <w:lsdException w:name="heading 4" w:semiHidden="1" w:uiPriority="9" w:unhideWhenUsed="1" w:qFormat="1"/>
+    <w:lsdException w:name="heading 5" w:semiHidden="1" w:uiPriority="9" w:unhideWhenUsed="1" w:qFormat="1"/>
+    <w:lsdException w:name="heading 6" w:semiHidden="1" w:uiPriority="9" w:unhideWhenUsed="1" w:qFormat="1"/>
+    <w:lsdException w:name="heading 7" w:semiHidden="1" w:uiPriority="9" w:unhideWhenUsed="1" w:qFormat="1"/>
+    <w:lsdException w:name="heading 8" w:semiHidden="1" w:uiPriority="9" w:unhideWhenUsed="1" w:qFormat="1"/>
+    <w:lsdException w:name="heading 9" w:semiHidden="1" w:uiPriority="9" w:unhideWhenUsed="1" w:qFormat="1"/>
     <w:lsdException w:name="index 1" w:semiHidden="1" w:unhideWhenUsed="1"/>
     <w:lsdException w:name="index 2" w:semiHidden="1" w:unhideWhenUsed="1"/>
     <w:lsdException w:name="index 3" w:semiHidden="1" w:unhideWhenUsed="1"/>
@@ -2869,22 +2852,22 @@
     <w:lsdException w:name="index 7" w:semiHidden="1" w:unhideWhenUsed="1"/>
     <w:lsdException w:name="index 8" w:semiHidden="1" w:unhideWhenUsed="1"/>
     <w:lsdException w:name="index 9" w:semiHidden="1" w:unhideWhenUsed="1"/>
-    <w:lsdException w:name="toc 1" w:uiPriority="39" w:semiHidden="1" w:unhideWhenUsed="1"/>
-    <w:lsdException w:name="toc 2" w:uiPriority="39" w:semiHidden="1" w:unhideWhenUsed="1"/>
-    <w:lsdException w:name="toc 3" w:uiPriority="39" w:semiHidden="1" w:unhideWhenUsed="1"/>
-    <w:lsdException w:name="toc 4" w:uiPriority="39" w:semiHidden="1" w:unhideWhenUsed="1"/>
-    <w:lsdException w:name="toc 5" w:uiPriority="39" w:semiHidden="1" w:unhideWhenUsed="1"/>
-    <w:lsdException w:name="toc 6" w:uiPriority="39" w:semiHidden="1" w:unhideWhenUsed="1"/>
-    <w:lsdException w:name="toc 7" w:uiPriority="39" w:semiHidden="1" w:unhideWhenUsed="1"/>
-    <w:lsdException w:name="toc 8" w:uiPriority="39" w:semiHidden="1" w:unhideWhenUsed="1"/>
-    <w:lsdException w:name="toc 9" w:uiPriority="39" w:semiHidden="1" w:unhideWhenUsed="1"/>
+    <w:lsdException w:name="toc 1" w:semiHidden="1" w:uiPriority="39" w:unhideWhenUsed="1"/>
+    <w:lsdException w:name="toc 2" w:semiHidden="1" w:uiPriority="39" w:unhideWhenUsed="1"/>
+    <w:lsdException w:name="toc 3" w:semiHidden="1" w:uiPriority="39" w:unhideWhenUsed="1"/>
+    <w:lsdException w:name="toc 4" w:semiHidden="1" w:uiPriority="39" w:unhideWhenUsed="1"/>
+    <w:lsdException w:name="toc 5" w:semiHidden="1" w:uiPriority="39" w:unhideWhenUsed="1"/>
+    <w:lsdException w:name="toc 6" w:semiHidden="1" w:uiPriority="39" w:unhideWhenUsed="1"/>
+    <w:lsdException w:name="toc 7" w:semiHidden="1" w:uiPriority="39" w:unhideWhenUsed="1"/>
+    <w:lsdException w:name="toc 8" w:semiHidden="1" w:uiPriority="39" w:unhideWhenUsed="1"/>
+    <w:lsdException w:name="toc 9" w:semiHidden="1" w:uiPriority="39" w:unhideWhenUsed="1"/>
     <w:lsdException w:name="Normal Indent" w:semiHidden="1" w:unhideWhenUsed="1"/>
     <w:lsdException w:name="footnote text" w:semiHidden="1" w:unhideWhenUsed="1"/>
     <w:lsdException w:name="annotation text" w:semiHidden="1" w:unhideWhenUsed="1"/>
     <w:lsdException w:name="header" w:semiHidden="1" w:unhideWhenUsed="1"/>
     <w:lsdException w:name="footer" w:semiHidden="1" w:unhideWhenUsed="1"/>
     <w:lsdException w:name="index heading" w:semiHidden="1" w:unhideWhenUsed="1"/>
-    <w:lsdException w:name="caption" w:uiPriority="35" w:semiHidden="1" w:unhideWhenUsed="1" w:qFormat="1"/>
+    <w:lsdException w:name="caption" w:semiHidden="1" w:uiPriority="35" w:unhideWhenUsed="1" w:qFormat="1"/>
     <w:lsdException w:name="table of figures" w:semiHidden="1" w:unhideWhenUsed="1"/>
     <w:lsdException w:name="envelope address" w:semiHidden="1" w:unhideWhenUsed="1"/>
     <w:lsdException w:name="envelope return" w:semiHidden="1" w:unhideWhenUsed="1"/>
@@ -2915,7 +2898,7 @@
     <w:lsdException w:name="Title" w:uiPriority="10" w:qFormat="1"/>
     <w:lsdException w:name="Closing" w:semiHidden="1" w:unhideWhenUsed="1"/>
     <w:lsdException w:name="Signature" w:semiHidden="1" w:unhideWhenUsed="1"/>
-    <w:lsdException w:name="Default Paragraph Font" w:uiPriority="1" w:semiHidden="1" w:unhideWhenUsed="1"/>
+    <w:lsdException w:name="Default Paragraph Font" w:semiHidden="1" w:uiPriority="1" w:unhideWhenUsed="1"/>
     <w:lsdException w:name="Body Text" w:semiHidden="1" w:unhideWhenUsed="1"/>
     <w:lsdException w:name="Body Text Indent" w:semiHidden="1" w:unhideWhenUsed="1"/>
     <w:lsdException w:name="List Continue" w:semiHidden="1" w:unhideWhenUsed="1"/>
@@ -3115,8 +3098,8 @@
     <w:lsdException w:name="Subtle Reference" w:uiPriority="31" w:qFormat="1"/>
     <w:lsdException w:name="Intense Reference" w:uiPriority="32" w:qFormat="1"/>
     <w:lsdException w:name="Book Title" w:uiPriority="33" w:qFormat="1"/>
-    <w:lsdException w:name="Bibliography" w:uiPriority="37" w:semiHidden="1" w:unhideWhenUsed="1"/>
-    <w:lsdException w:name="TOC Heading" w:uiPriority="39" w:semiHidden="1" w:unhideWhenUsed="1" w:qFormat="1"/>
+    <w:lsdException w:name="Bibliography" w:semiHidden="1" w:uiPriority="37" w:unhideWhenUsed="1"/>
+    <w:lsdException w:name="TOC Heading" w:semiHidden="1" w:uiPriority="39" w:unhideWhenUsed="1" w:qFormat="1"/>
     <w:lsdException w:name="Grid Table 4" w:uiPriority="49"/>
     <w:lsdException w:name="Grid Table 5 Dark" w:uiPriority="50"/>
     <w:lsdException w:name="Grid Table 6 Colorful" w:uiPriority="51"/>
@@ -3218,7 +3201,7 @@
     <w:lsdException w:name="Unresolved Mention" w:semiHidden="1" w:unhideWhenUsed="1"/>
     <w:lsdException w:name="Smart Link" w:semiHidden="1" w:unhideWhenUsed="1"/>
   </w:latentStyles>
-  <w:style w:type="paragraph" w:styleId="Normal" w:default="1">
+  <w:style w:type="paragraph" w:default="1" w:styleId="Normal">
     <w:name w:val="Normal"/>
     <w:qFormat/>
     <w:rsid w:val="00FC693F"/>
@@ -3242,7 +3225,7 @@
       <w:outlineLvl w:val="0"/>
     </w:pPr>
     <w:rPr>
-      <w:rFonts w:asciiTheme="majorHAnsi" w:hAnsiTheme="majorHAnsi" w:eastAsiaTheme="majorEastAsia" w:cstheme="majorBidi"/>
+      <w:rFonts w:asciiTheme="majorHAnsi" w:eastAsiaTheme="majorEastAsia" w:hAnsiTheme="majorHAnsi" w:cstheme="majorBidi"/>
       <w:b/>
       <w:bCs/>
       <w:color w:val="365F91" w:themeColor="accent1" w:themeShade="BF"/>
@@ -3266,7 +3249,7 @@
       <w:outlineLvl w:val="1"/>
     </w:pPr>
     <w:rPr>
-      <w:rFonts w:asciiTheme="majorHAnsi" w:hAnsiTheme="majorHAnsi" w:eastAsiaTheme="majorEastAsia" w:cstheme="majorBidi"/>
+      <w:rFonts w:asciiTheme="majorHAnsi" w:eastAsiaTheme="majorEastAsia" w:hAnsiTheme="majorHAnsi" w:cstheme="majorBidi"/>
       <w:b/>
       <w:bCs/>
       <w:color w:val="4F81BD" w:themeColor="accent1"/>
@@ -3290,7 +3273,7 @@
       <w:outlineLvl w:val="2"/>
     </w:pPr>
     <w:rPr>
-      <w:rFonts w:asciiTheme="majorHAnsi" w:hAnsiTheme="majorHAnsi" w:eastAsiaTheme="majorEastAsia" w:cstheme="majorBidi"/>
+      <w:rFonts w:asciiTheme="majorHAnsi" w:eastAsiaTheme="majorEastAsia" w:hAnsiTheme="majorHAnsi" w:cstheme="majorBidi"/>
       <w:b/>
       <w:bCs/>
       <w:color w:val="4F81BD" w:themeColor="accent1"/>
@@ -3313,7 +3296,7 @@
       <w:outlineLvl w:val="3"/>
     </w:pPr>
     <w:rPr>
-      <w:rFonts w:asciiTheme="majorHAnsi" w:hAnsiTheme="majorHAnsi" w:eastAsiaTheme="majorEastAsia" w:cstheme="majorBidi"/>
+      <w:rFonts w:asciiTheme="majorHAnsi" w:eastAsiaTheme="majorEastAsia" w:hAnsiTheme="majorHAnsi" w:cstheme="majorBidi"/>
       <w:b/>
       <w:bCs/>
       <w:i/>
@@ -3338,7 +3321,7 @@
       <w:outlineLvl w:val="4"/>
     </w:pPr>
     <w:rPr>
-      <w:rFonts w:asciiTheme="majorHAnsi" w:hAnsiTheme="majorHAnsi" w:eastAsiaTheme="majorEastAsia" w:cstheme="majorBidi"/>
+      <w:rFonts w:asciiTheme="majorHAnsi" w:eastAsiaTheme="majorEastAsia" w:hAnsiTheme="majorHAnsi" w:cstheme="majorBidi"/>
       <w:color w:val="243F60" w:themeColor="accent1" w:themeShade="7F"/>
     </w:rPr>
   </w:style>
@@ -3359,7 +3342,7 @@
       <w:outlineLvl w:val="5"/>
     </w:pPr>
     <w:rPr>
-      <w:rFonts w:asciiTheme="majorHAnsi" w:hAnsiTheme="majorHAnsi" w:eastAsiaTheme="majorEastAsia" w:cstheme="majorBidi"/>
+      <w:rFonts w:asciiTheme="majorHAnsi" w:eastAsiaTheme="majorEastAsia" w:hAnsiTheme="majorHAnsi" w:cstheme="majorBidi"/>
       <w:i/>
       <w:iCs/>
       <w:color w:val="243F60" w:themeColor="accent1" w:themeShade="7F"/>
@@ -3382,7 +3365,7 @@
       <w:outlineLvl w:val="6"/>
     </w:pPr>
     <w:rPr>
-      <w:rFonts w:asciiTheme="majorHAnsi" w:hAnsiTheme="majorHAnsi" w:eastAsiaTheme="majorEastAsia" w:cstheme="majorBidi"/>
+      <w:rFonts w:asciiTheme="majorHAnsi" w:eastAsiaTheme="majorEastAsia" w:hAnsiTheme="majorHAnsi" w:cstheme="majorBidi"/>
       <w:i/>
       <w:iCs/>
       <w:color w:val="404040" w:themeColor="text1" w:themeTint="BF"/>
@@ -3405,7 +3388,7 @@
       <w:outlineLvl w:val="7"/>
     </w:pPr>
     <w:rPr>
-      <w:rFonts w:asciiTheme="majorHAnsi" w:hAnsiTheme="majorHAnsi" w:eastAsiaTheme="majorEastAsia" w:cstheme="majorBidi"/>
+      <w:rFonts w:asciiTheme="majorHAnsi" w:eastAsiaTheme="majorEastAsia" w:hAnsiTheme="majorHAnsi" w:cstheme="majorBidi"/>
       <w:color w:val="4F81BD" w:themeColor="accent1"/>
       <w:szCs w:val="20"/>
     </w:rPr>
@@ -3427,20 +3410,20 @@
       <w:outlineLvl w:val="8"/>
     </w:pPr>
     <w:rPr>
-      <w:rFonts w:asciiTheme="majorHAnsi" w:hAnsiTheme="majorHAnsi" w:eastAsiaTheme="majorEastAsia" w:cstheme="majorBidi"/>
+      <w:rFonts w:asciiTheme="majorHAnsi" w:eastAsiaTheme="majorEastAsia" w:hAnsiTheme="majorHAnsi" w:cstheme="majorBidi"/>
       <w:i/>
       <w:iCs/>
       <w:color w:val="404040" w:themeColor="text1" w:themeTint="BF"/>
       <w:szCs w:val="20"/>
     </w:rPr>
   </w:style>
-  <w:style w:type="character" w:styleId="DefaultParagraphFont" w:default="1">
+  <w:style w:type="character" w:default="1" w:styleId="DefaultParagraphFont">
     <w:name w:val="Default Paragraph Font"/>
     <w:uiPriority w:val="1"/>
     <w:semiHidden/>
     <w:unhideWhenUsed/>
   </w:style>
-  <w:style w:type="table" w:styleId="TableNormal" w:default="1">
+  <w:style w:type="table" w:default="1" w:styleId="TableNormal">
     <w:name w:val="Normal Table"/>
     <w:uiPriority w:val="99"/>
     <w:semiHidden/>
@@ -3455,7 +3438,7 @@
       </w:tblCellMar>
     </w:tblPr>
   </w:style>
-  <w:style w:type="numbering" w:styleId="NoList" w:default="1">
+  <w:style w:type="numbering" w:default="1" w:styleId="NoList">
     <w:name w:val="No List"/>
     <w:uiPriority w:val="99"/>
     <w:semiHidden/>
@@ -3476,7 +3459,7 @@
       <w:spacing w:after="0" w:line="240" w:lineRule="auto"/>
     </w:pPr>
   </w:style>
-  <w:style w:type="character" w:styleId="HeaderChar" w:customStyle="1">
+  <w:style w:type="character" w:customStyle="1" w:styleId="HeaderChar">
     <w:name w:val="Header Char"/>
     <w:basedOn w:val="DefaultParagraphFont"/>
     <w:link w:val="Header"/>
@@ -3498,7 +3481,7 @@
       <w:spacing w:after="0" w:line="240" w:lineRule="auto"/>
     </w:pPr>
   </w:style>
-  <w:style w:type="character" w:styleId="FooterChar" w:customStyle="1">
+  <w:style w:type="character" w:customStyle="1" w:styleId="FooterChar">
     <w:name w:val="Footer Char"/>
     <w:basedOn w:val="DefaultParagraphFont"/>
     <w:link w:val="Footer"/>
@@ -3514,14 +3497,14 @@
       <w:spacing w:after="0" w:line="240" w:lineRule="auto"/>
     </w:pPr>
   </w:style>
-  <w:style w:type="character" w:styleId="Heading1Char" w:customStyle="1">
+  <w:style w:type="character" w:customStyle="1" w:styleId="Heading1Char">
     <w:name w:val="Heading 1 Char"/>
     <w:basedOn w:val="DefaultParagraphFont"/>
     <w:link w:val="Heading1"/>
     <w:uiPriority w:val="9"/>
     <w:rsid w:val="00FC693F"/>
     <w:rPr>
-      <w:rFonts w:asciiTheme="majorHAnsi" w:hAnsiTheme="majorHAnsi" w:eastAsiaTheme="majorEastAsia" w:cstheme="majorBidi"/>
+      <w:rFonts w:asciiTheme="majorHAnsi" w:eastAsiaTheme="majorEastAsia" w:hAnsiTheme="majorHAnsi" w:cstheme="majorBidi"/>
       <w:b/>
       <w:bCs/>
       <w:color w:val="365F91" w:themeColor="accent1" w:themeShade="BF"/>
@@ -3529,14 +3512,14 @@
       <w:szCs w:val="28"/>
     </w:rPr>
   </w:style>
-  <w:style w:type="character" w:styleId="Heading2Char" w:customStyle="1">
+  <w:style w:type="character" w:customStyle="1" w:styleId="Heading2Char">
     <w:name w:val="Heading 2 Char"/>
     <w:basedOn w:val="DefaultParagraphFont"/>
     <w:link w:val="Heading2"/>
     <w:uiPriority w:val="9"/>
     <w:rsid w:val="00FC693F"/>
     <w:rPr>
-      <w:rFonts w:asciiTheme="majorHAnsi" w:hAnsiTheme="majorHAnsi" w:eastAsiaTheme="majorEastAsia" w:cstheme="majorBidi"/>
+      <w:rFonts w:asciiTheme="majorHAnsi" w:eastAsiaTheme="majorEastAsia" w:hAnsiTheme="majorHAnsi" w:cstheme="majorBidi"/>
       <w:b/>
       <w:bCs/>
       <w:color w:val="4F81BD" w:themeColor="accent1"/>
@@ -3544,14 +3527,14 @@
       <w:szCs w:val="26"/>
     </w:rPr>
   </w:style>
-  <w:style w:type="character" w:styleId="Heading3Char" w:customStyle="1">
+  <w:style w:type="character" w:customStyle="1" w:styleId="Heading3Char">
     <w:name w:val="Heading 3 Char"/>
     <w:basedOn w:val="DefaultParagraphFont"/>
     <w:link w:val="Heading3"/>
     <w:uiPriority w:val="9"/>
     <w:rsid w:val="00FC693F"/>
     <w:rPr>
-      <w:rFonts w:asciiTheme="majorHAnsi" w:hAnsiTheme="majorHAnsi" w:eastAsiaTheme="majorEastAsia" w:cstheme="majorBidi"/>
+      <w:rFonts w:asciiTheme="majorHAnsi" w:eastAsiaTheme="majorEastAsia" w:hAnsiTheme="majorHAnsi" w:cstheme="majorBidi"/>
       <w:b/>
       <w:bCs/>
       <w:color w:val="4F81BD" w:themeColor="accent1"/>
@@ -3567,13 +3550,13 @@
     <w:rsid w:val="00FC693F"/>
     <w:pPr>
       <w:pBdr>
-        <w:bottom w:val="single" w:color="4F81BD" w:themeColor="accent1" w:sz="8" w:space="4"/>
+        <w:bottom w:val="single" w:sz="8" w:space="4" w:color="4F81BD" w:themeColor="accent1"/>
       </w:pBdr>
       <w:spacing w:after="300" w:line="240" w:lineRule="auto"/>
       <w:contextualSpacing/>
     </w:pPr>
     <w:rPr>
-      <w:rFonts w:asciiTheme="majorHAnsi" w:hAnsiTheme="majorHAnsi" w:eastAsiaTheme="majorEastAsia" w:cstheme="majorBidi"/>
+      <w:rFonts w:asciiTheme="majorHAnsi" w:eastAsiaTheme="majorEastAsia" w:hAnsiTheme="majorHAnsi" w:cstheme="majorBidi"/>
       <w:color w:val="17365D" w:themeColor="text2" w:themeShade="BF"/>
       <w:spacing w:val="5"/>
       <w:kern w:val="28"/>
@@ -3581,14 +3564,14 @@
       <w:szCs w:val="52"/>
     </w:rPr>
   </w:style>
-  <w:style w:type="character" w:styleId="TitleChar" w:customStyle="1">
+  <w:style w:type="character" w:customStyle="1" w:styleId="TitleChar">
     <w:name w:val="Title Char"/>
     <w:basedOn w:val="DefaultParagraphFont"/>
     <w:link w:val="Title"/>
     <w:uiPriority w:val="10"/>
     <w:rsid w:val="00FC693F"/>
     <w:rPr>
-      <w:rFonts w:asciiTheme="majorHAnsi" w:hAnsiTheme="majorHAnsi" w:eastAsiaTheme="majorEastAsia" w:cstheme="majorBidi"/>
+      <w:rFonts w:asciiTheme="majorHAnsi" w:eastAsiaTheme="majorEastAsia" w:hAnsiTheme="majorHAnsi" w:cstheme="majorBidi"/>
       <w:color w:val="17365D" w:themeColor="text2" w:themeShade="BF"/>
       <w:spacing w:val="5"/>
       <w:kern w:val="28"/>
@@ -3610,7 +3593,7 @@
       </w:numPr>
     </w:pPr>
     <w:rPr>
-      <w:rFonts w:asciiTheme="majorHAnsi" w:hAnsiTheme="majorHAnsi" w:eastAsiaTheme="majorEastAsia" w:cstheme="majorBidi"/>
+      <w:rFonts w:asciiTheme="majorHAnsi" w:eastAsiaTheme="majorEastAsia" w:hAnsiTheme="majorHAnsi" w:cstheme="majorBidi"/>
       <w:i/>
       <w:iCs/>
       <w:color w:val="4F81BD" w:themeColor="accent1"/>
@@ -3619,14 +3602,14 @@
       <w:szCs w:val="24"/>
     </w:rPr>
   </w:style>
-  <w:style w:type="character" w:styleId="SubtitleChar" w:customStyle="1">
+  <w:style w:type="character" w:customStyle="1" w:styleId="SubtitleChar">
     <w:name w:val="Subtitle Char"/>
     <w:basedOn w:val="DefaultParagraphFont"/>
     <w:link w:val="Subtitle"/>
     <w:uiPriority w:val="11"/>
     <w:rsid w:val="00FC693F"/>
     <w:rPr>
-      <w:rFonts w:asciiTheme="majorHAnsi" w:hAnsiTheme="majorHAnsi" w:eastAsiaTheme="majorEastAsia" w:cstheme="majorBidi"/>
+      <w:rFonts w:asciiTheme="majorHAnsi" w:eastAsiaTheme="majorEastAsia" w:hAnsiTheme="majorHAnsi" w:cstheme="majorBidi"/>
       <w:i/>
       <w:iCs/>
       <w:color w:val="4F81BD" w:themeColor="accent1"/>
@@ -3657,7 +3640,7 @@
       <w:spacing w:after="120"/>
     </w:pPr>
   </w:style>
-  <w:style w:type="character" w:styleId="BodyTextChar" w:customStyle="1">
+  <w:style w:type="character" w:customStyle="1" w:styleId="BodyTextChar">
     <w:name w:val="Body Text Char"/>
     <w:basedOn w:val="DefaultParagraphFont"/>
     <w:link w:val="BodyText"/>
@@ -3675,7 +3658,7 @@
       <w:spacing w:after="120" w:line="480" w:lineRule="auto"/>
     </w:pPr>
   </w:style>
-  <w:style w:type="character" w:styleId="BodyText2Char" w:customStyle="1">
+  <w:style w:type="character" w:customStyle="1" w:styleId="BodyText2Char">
     <w:name w:val="Body Text 2 Char"/>
     <w:basedOn w:val="DefaultParagraphFont"/>
     <w:link w:val="BodyText2"/>
@@ -3697,7 +3680,7 @@
       <w:szCs w:val="16"/>
     </w:rPr>
   </w:style>
-  <w:style w:type="character" w:styleId="BodyText3Char" w:customStyle="1">
+  <w:style w:type="character" w:customStyle="1" w:styleId="BodyText3Char">
     <w:name w:val="Body Text 3 Char"/>
     <w:basedOn w:val="DefaultParagraphFont"/>
     <w:link w:val="BodyText3"/>
@@ -3878,7 +3861,7 @@
       <w:szCs w:val="20"/>
     </w:rPr>
   </w:style>
-  <w:style w:type="character" w:styleId="MacroTextChar" w:customStyle="1">
+  <w:style w:type="character" w:customStyle="1" w:styleId="MacroTextChar">
     <w:name w:val="Macro Text Char"/>
     <w:basedOn w:val="DefaultParagraphFont"/>
     <w:link w:val="MacroText"/>
@@ -3904,7 +3887,7 @@
       <w:color w:val="000000" w:themeColor="text1"/>
     </w:rPr>
   </w:style>
-  <w:style w:type="character" w:styleId="QuoteChar" w:customStyle="1">
+  <w:style w:type="character" w:customStyle="1" w:styleId="QuoteChar">
     <w:name w:val="Quote Char"/>
     <w:basedOn w:val="DefaultParagraphFont"/>
     <w:link w:val="Quote"/>
@@ -3916,7 +3899,7 @@
       <w:color w:val="000000" w:themeColor="text1"/>
     </w:rPr>
   </w:style>
-  <w:style w:type="character" w:styleId="Heading4Char" w:customStyle="1">
+  <w:style w:type="character" w:customStyle="1" w:styleId="Heading4Char">
     <w:name w:val="Heading 4 Char"/>
     <w:basedOn w:val="DefaultParagraphFont"/>
     <w:link w:val="Heading4"/>
@@ -3924,7 +3907,7 @@
     <w:semiHidden/>
     <w:rsid w:val="00FC693F"/>
     <w:rPr>
-      <w:rFonts w:asciiTheme="majorHAnsi" w:hAnsiTheme="majorHAnsi" w:eastAsiaTheme="majorEastAsia" w:cstheme="majorBidi"/>
+      <w:rFonts w:asciiTheme="majorHAnsi" w:eastAsiaTheme="majorEastAsia" w:hAnsiTheme="majorHAnsi" w:cstheme="majorBidi"/>
       <w:b/>
       <w:bCs/>
       <w:i/>
@@ -3932,7 +3915,7 @@
       <w:color w:val="4F81BD" w:themeColor="accent1"/>
     </w:rPr>
   </w:style>
-  <w:style w:type="character" w:styleId="Heading5Char" w:customStyle="1">
+  <w:style w:type="character" w:customStyle="1" w:styleId="Heading5Char">
     <w:name w:val="Heading 5 Char"/>
     <w:basedOn w:val="DefaultParagraphFont"/>
     <w:link w:val="Heading5"/>
@@ -3940,11 +3923,11 @@
     <w:semiHidden/>
     <w:rsid w:val="00FC693F"/>
     <w:rPr>
-      <w:rFonts w:asciiTheme="majorHAnsi" w:hAnsiTheme="majorHAnsi" w:eastAsiaTheme="majorEastAsia" w:cstheme="majorBidi"/>
+      <w:rFonts w:asciiTheme="majorHAnsi" w:eastAsiaTheme="majorEastAsia" w:hAnsiTheme="majorHAnsi" w:cstheme="majorBidi"/>
       <w:color w:val="243F60" w:themeColor="accent1" w:themeShade="7F"/>
     </w:rPr>
   </w:style>
-  <w:style w:type="character" w:styleId="Heading6Char" w:customStyle="1">
+  <w:style w:type="character" w:customStyle="1" w:styleId="Heading6Char">
     <w:name w:val="Heading 6 Char"/>
     <w:basedOn w:val="DefaultParagraphFont"/>
     <w:link w:val="Heading6"/>
@@ -3952,13 +3935,13 @@
     <w:semiHidden/>
     <w:rsid w:val="00FC693F"/>
     <w:rPr>
-      <w:rFonts w:asciiTheme="majorHAnsi" w:hAnsiTheme="majorHAnsi" w:eastAsiaTheme="majorEastAsia" w:cstheme="majorBidi"/>
+      <w:rFonts w:asciiTheme="majorHAnsi" w:eastAsiaTheme="majorEastAsia" w:hAnsiTheme="majorHAnsi" w:cstheme="majorBidi"/>
       <w:i/>
       <w:iCs/>
       <w:color w:val="243F60" w:themeColor="accent1" w:themeShade="7F"/>
     </w:rPr>
   </w:style>
-  <w:style w:type="character" w:styleId="Heading7Char" w:customStyle="1">
+  <w:style w:type="character" w:customStyle="1" w:styleId="Heading7Char">
     <w:name w:val="Heading 7 Char"/>
     <w:basedOn w:val="DefaultParagraphFont"/>
     <w:link w:val="Heading7"/>
@@ -3966,13 +3949,13 @@
     <w:semiHidden/>
     <w:rsid w:val="00FC693F"/>
     <w:rPr>
-      <w:rFonts w:asciiTheme="majorHAnsi" w:hAnsiTheme="majorHAnsi" w:eastAsiaTheme="majorEastAsia" w:cstheme="majorBidi"/>
+      <w:rFonts w:asciiTheme="majorHAnsi" w:eastAsiaTheme="majorEastAsia" w:hAnsiTheme="majorHAnsi" w:cstheme="majorBidi"/>
       <w:i/>
       <w:iCs/>
       <w:color w:val="404040" w:themeColor="text1" w:themeTint="BF"/>
     </w:rPr>
   </w:style>
-  <w:style w:type="character" w:styleId="Heading8Char" w:customStyle="1">
+  <w:style w:type="character" w:customStyle="1" w:styleId="Heading8Char">
     <w:name w:val="Heading 8 Char"/>
     <w:basedOn w:val="DefaultParagraphFont"/>
     <w:link w:val="Heading8"/>
@@ -3980,13 +3963,13 @@
     <w:semiHidden/>
     <w:rsid w:val="00FC693F"/>
     <w:rPr>
-      <w:rFonts w:asciiTheme="majorHAnsi" w:hAnsiTheme="majorHAnsi" w:eastAsiaTheme="majorEastAsia" w:cstheme="majorBidi"/>
+      <w:rFonts w:asciiTheme="majorHAnsi" w:eastAsiaTheme="majorEastAsia" w:hAnsiTheme="majorHAnsi" w:cstheme="majorBidi"/>
       <w:color w:val="4F81BD" w:themeColor="accent1"/>
       <w:sz w:val="20"/>
       <w:szCs w:val="20"/>
     </w:rPr>
   </w:style>
-  <w:style w:type="character" w:styleId="Heading9Char" w:customStyle="1">
+  <w:style w:type="character" w:customStyle="1" w:styleId="Heading9Char">
     <w:name w:val="Heading 9 Char"/>
     <w:basedOn w:val="DefaultParagraphFont"/>
     <w:link w:val="Heading9"/>
@@ -3994,7 +3977,7 @@
     <w:semiHidden/>
     <w:rsid w:val="00FC693F"/>
     <w:rPr>
-      <w:rFonts w:asciiTheme="majorHAnsi" w:hAnsiTheme="majorHAnsi" w:eastAsiaTheme="majorEastAsia" w:cstheme="majorBidi"/>
+      <w:rFonts w:asciiTheme="majorHAnsi" w:eastAsiaTheme="majorEastAsia" w:hAnsiTheme="majorHAnsi" w:cstheme="majorBidi"/>
       <w:i/>
       <w:iCs/>
       <w:color w:val="404040" w:themeColor="text1" w:themeTint="BF"/>
@@ -4054,7 +4037,7 @@
     <w:rsid w:val="00FC693F"/>
     <w:pPr>
       <w:pBdr>
-        <w:bottom w:val="single" w:color="4F81BD" w:themeColor="accent1" w:sz="4" w:space="4"/>
+        <w:bottom w:val="single" w:sz="4" w:space="4" w:color="4F81BD" w:themeColor="accent1"/>
       </w:pBdr>
       <w:spacing w:before="200" w:after="280"/>
       <w:ind w:left="936" w:right="936"/>
@@ -4067,7 +4050,7 @@
       <w:color w:val="4F81BD" w:themeColor="accent1"/>
     </w:rPr>
   </w:style>
-  <w:style w:type="character" w:styleId="IntenseQuoteChar" w:customStyle="1">
+  <w:style w:type="character" w:customStyle="1" w:styleId="IntenseQuoteChar">
     <w:name w:val="Intense Quote Char"/>
     <w:basedOn w:val="DefaultParagraphFont"/>
     <w:link w:val="IntenseQuote"/>
@@ -4170,12 +4153,12 @@
     </w:pPr>
     <w:tblPr>
       <w:tblBorders>
-        <w:top w:val="single" w:color="auto" w:sz="4" w:space="0"/>
-        <w:left w:val="single" w:color="auto" w:sz="4" w:space="0"/>
-        <w:bottom w:val="single" w:color="auto" w:sz="4" w:space="0"/>
-        <w:right w:val="single" w:color="auto" w:sz="4" w:space="0"/>
-        <w:insideH w:val="single" w:color="auto" w:sz="4" w:space="0"/>
-        <w:insideV w:val="single" w:color="auto" w:sz="4" w:space="0"/>
+        <w:top w:val="single" w:sz="4" w:space="0" w:color="auto"/>
+        <w:left w:val="single" w:sz="4" w:space="0" w:color="auto"/>
+        <w:bottom w:val="single" w:sz="4" w:space="0" w:color="auto"/>
+        <w:right w:val="single" w:sz="4" w:space="0" w:color="auto"/>
+        <w:insideH w:val="single" w:sz="4" w:space="0" w:color="auto"/>
+        <w:insideV w:val="single" w:sz="4" w:space="0" w:color="auto"/>
       </w:tblBorders>
     </w:tblPr>
   </w:style>
@@ -4194,8 +4177,8 @@
       <w:tblStyleRowBandSize w:val="1"/>
       <w:tblStyleColBandSize w:val="1"/>
       <w:tblBorders>
-        <w:top w:val="single" w:color="000000" w:themeColor="text1" w:sz="8" w:space="0"/>
-        <w:bottom w:val="single" w:color="000000" w:themeColor="text1" w:sz="8" w:space="0"/>
+        <w:top w:val="single" w:sz="8" w:space="0" w:color="000000" w:themeColor="text1"/>
+        <w:bottom w:val="single" w:sz="8" w:space="0" w:color="000000" w:themeColor="text1"/>
       </w:tblBorders>
     </w:tblPr>
     <w:tblStylePr w:type="firstRow">
@@ -4209,9 +4192,9 @@
       <w:tblPr/>
       <w:tcPr>
         <w:tcBorders>
-          <w:top w:val="single" w:color="000000" w:themeColor="text1" w:sz="8" w:space="0"/>
-          <w:left w:val="nil"/>
-          <w:bottom w:val="single" w:color="000000" w:themeColor="text1" w:sz="8" w:space="0"/>
+          <w:top w:val="single" w:sz="8" w:space="0" w:color="000000" w:themeColor="text1"/>
+          <w:left w:val="nil"/>
+          <w:bottom w:val="single" w:sz="8" w:space="0" w:color="000000" w:themeColor="text1"/>
           <w:right w:val="nil"/>
           <w:insideH w:val="nil"/>
           <w:insideV w:val="nil"/>
@@ -4229,9 +4212,9 @@
       <w:tblPr/>
       <w:tcPr>
         <w:tcBorders>
-          <w:top w:val="single" w:color="000000" w:themeColor="text1" w:sz="8" w:space="0"/>
-          <w:left w:val="nil"/>
-          <w:bottom w:val="single" w:color="000000" w:themeColor="text1" w:sz="8" w:space="0"/>
+          <w:top w:val="single" w:sz="8" w:space="0" w:color="000000" w:themeColor="text1"/>
+          <w:left w:val="nil"/>
+          <w:bottom w:val="single" w:sz="8" w:space="0" w:color="000000" w:themeColor="text1"/>
           <w:right w:val="nil"/>
           <w:insideH w:val="nil"/>
           <w:insideV w:val="nil"/>
@@ -4290,8 +4273,8 @@
       <w:tblStyleRowBandSize w:val="1"/>
       <w:tblStyleColBandSize w:val="1"/>
       <w:tblBorders>
-        <w:top w:val="single" w:color="4F81BD" w:themeColor="accent1" w:sz="8" w:space="0"/>
-        <w:bottom w:val="single" w:color="4F81BD" w:themeColor="accent1" w:sz="8" w:space="0"/>
+        <w:top w:val="single" w:sz="8" w:space="0" w:color="4F81BD" w:themeColor="accent1"/>
+        <w:bottom w:val="single" w:sz="8" w:space="0" w:color="4F81BD" w:themeColor="accent1"/>
       </w:tblBorders>
     </w:tblPr>
     <w:tblStylePr w:type="firstRow">
@@ -4305,9 +4288,9 @@
       <w:tblPr/>
       <w:tcPr>
         <w:tcBorders>
-          <w:top w:val="single" w:color="4F81BD" w:themeColor="accent1" w:sz="8" w:space="0"/>
-          <w:left w:val="nil"/>
-          <w:bottom w:val="single" w:color="4F81BD" w:themeColor="accent1" w:sz="8" w:space="0"/>
+          <w:top w:val="single" w:sz="8" w:space="0" w:color="4F81BD" w:themeColor="accent1"/>
+          <w:left w:val="nil"/>
+          <w:bottom w:val="single" w:sz="8" w:space="0" w:color="4F81BD" w:themeColor="accent1"/>
           <w:right w:val="nil"/>
           <w:insideH w:val="nil"/>
           <w:insideV w:val="nil"/>
@@ -4325,9 +4308,9 @@
       <w:tblPr/>
       <w:tcPr>
         <w:tcBorders>
-          <w:top w:val="single" w:color="4F81BD" w:themeColor="accent1" w:sz="8" w:space="0"/>
-          <w:left w:val="nil"/>
-          <w:bottom w:val="single" w:color="4F81BD" w:themeColor="accent1" w:sz="8" w:space="0"/>
+          <w:top w:val="single" w:sz="8" w:space="0" w:color="4F81BD" w:themeColor="accent1"/>
+          <w:left w:val="nil"/>
+          <w:bottom w:val="single" w:sz="8" w:space="0" w:color="4F81BD" w:themeColor="accent1"/>
           <w:right w:val="nil"/>
           <w:insideH w:val="nil"/>
           <w:insideV w:val="nil"/>
@@ -4386,8 +4369,8 @@
       <w:tblStyleRowBandSize w:val="1"/>
       <w:tblStyleColBandSize w:val="1"/>
       <w:tblBorders>
-        <w:top w:val="single" w:color="C0504D" w:themeColor="accent2" w:sz="8" w:space="0"/>
-        <w:bottom w:val="single" w:color="C0504D" w:themeColor="accent2" w:sz="8" w:space="0"/>
+        <w:top w:val="single" w:sz="8" w:space="0" w:color="C0504D" w:themeColor="accent2"/>
+        <w:bottom w:val="single" w:sz="8" w:space="0" w:color="C0504D" w:themeColor="accent2"/>
       </w:tblBorders>
     </w:tblPr>
     <w:tblStylePr w:type="firstRow">
@@ -4401,9 +4384,9 @@
       <w:tblPr/>
       <w:tcPr>
         <w:tcBorders>
-          <w:top w:val="single" w:color="C0504D" w:themeColor="accent2" w:sz="8" w:space="0"/>
-          <w:left w:val="nil"/>
-          <w:bottom w:val="single" w:color="C0504D" w:themeColor="accent2" w:sz="8" w:space="0"/>
+          <w:top w:val="single" w:sz="8" w:space="0" w:color="C0504D" w:themeColor="accent2"/>
+          <w:left w:val="nil"/>
+          <w:bottom w:val="single" w:sz="8" w:space="0" w:color="C0504D" w:themeColor="accent2"/>
           <w:right w:val="nil"/>
           <w:insideH w:val="nil"/>
           <w:insideV w:val="nil"/>
@@ -4421,9 +4404,9 @@
       <w:tblPr/>
       <w:tcPr>
         <w:tcBorders>
-          <w:top w:val="single" w:color="C0504D" w:themeColor="accent2" w:sz="8" w:space="0"/>
-          <w:left w:val="nil"/>
-          <w:bottom w:val="single" w:color="C0504D" w:themeColor="accent2" w:sz="8" w:space="0"/>
+          <w:top w:val="single" w:sz="8" w:space="0" w:color="C0504D" w:themeColor="accent2"/>
+          <w:left w:val="nil"/>
+          <w:bottom w:val="single" w:sz="8" w:space="0" w:color="C0504D" w:themeColor="accent2"/>
           <w:right w:val="nil"/>
           <w:insideH w:val="nil"/>
           <w:insideV w:val="nil"/>
@@ -4482,8 +4465,8 @@
       <w:tblStyleRowBandSize w:val="1"/>
       <w:tblStyleColBandSize w:val="1"/>
       <w:tblBorders>
-        <w:top w:val="single" w:color="9BBB59" w:themeColor="accent3" w:sz="8" w:space="0"/>
-        <w:bottom w:val="single" w:color="9BBB59" w:themeColor="accent3" w:sz="8" w:space="0"/>
+        <w:top w:val="single" w:sz="8" w:space="0" w:color="9BBB59" w:themeColor="accent3"/>
+        <w:bottom w:val="single" w:sz="8" w:space="0" w:color="9BBB59" w:themeColor="accent3"/>
       </w:tblBorders>
     </w:tblPr>
     <w:tblStylePr w:type="firstRow">
@@ -4497,9 +4480,9 @@
       <w:tblPr/>
       <w:tcPr>
         <w:tcBorders>
-          <w:top w:val="single" w:color="9BBB59" w:themeColor="accent3" w:sz="8" w:space="0"/>
-          <w:left w:val="nil"/>
-          <w:bottom w:val="single" w:color="9BBB59" w:themeColor="accent3" w:sz="8" w:space="0"/>
+          <w:top w:val="single" w:sz="8" w:space="0" w:color="9BBB59" w:themeColor="accent3"/>
+          <w:left w:val="nil"/>
+          <w:bottom w:val="single" w:sz="8" w:space="0" w:color="9BBB59" w:themeColor="accent3"/>
           <w:right w:val="nil"/>
           <w:insideH w:val="nil"/>
           <w:insideV w:val="nil"/>
@@ -4517,9 +4500,9 @@
       <w:tblPr/>
       <w:tcPr>
         <w:tcBorders>
-          <w:top w:val="single" w:color="9BBB59" w:themeColor="accent3" w:sz="8" w:space="0"/>
-          <w:left w:val="nil"/>
-          <w:bottom w:val="single" w:color="9BBB59" w:themeColor="accent3" w:sz="8" w:space="0"/>
+          <w:top w:val="single" w:sz="8" w:space="0" w:color="9BBB59" w:themeColor="accent3"/>
+          <w:left w:val="nil"/>
+          <w:bottom w:val="single" w:sz="8" w:space="0" w:color="9BBB59" w:themeColor="accent3"/>
           <w:right w:val="nil"/>
           <w:insideH w:val="nil"/>
           <w:insideV w:val="nil"/>
@@ -4578,8 +4561,8 @@
       <w:tblStyleRowBandSize w:val="1"/>
       <w:tblStyleColBandSize w:val="1"/>
       <w:tblBorders>
-        <w:top w:val="single" w:color="8064A2" w:themeColor="accent4" w:sz="8" w:space="0"/>
-        <w:bottom w:val="single" w:color="8064A2" w:themeColor="accent4" w:sz="8" w:space="0"/>
+        <w:top w:val="single" w:sz="8" w:space="0" w:color="8064A2" w:themeColor="accent4"/>
+        <w:bottom w:val="single" w:sz="8" w:space="0" w:color="8064A2" w:themeColor="accent4"/>
       </w:tblBorders>
     </w:tblPr>
     <w:tblStylePr w:type="firstRow">
@@ -4593,9 +4576,9 @@
       <w:tblPr/>
       <w:tcPr>
         <w:tcBorders>
-          <w:top w:val="single" w:color="8064A2" w:themeColor="accent4" w:sz="8" w:space="0"/>
-          <w:left w:val="nil"/>
-          <w:bottom w:val="single" w:color="8064A2" w:themeColor="accent4" w:sz="8" w:space="0"/>
+          <w:top w:val="single" w:sz="8" w:space="0" w:color="8064A2" w:themeColor="accent4"/>
+          <w:left w:val="nil"/>
+          <w:bottom w:val="single" w:sz="8" w:space="0" w:color="8064A2" w:themeColor="accent4"/>
           <w:right w:val="nil"/>
           <w:insideH w:val="nil"/>
           <w:insideV w:val="nil"/>
@@ -4613,9 +4596,9 @@
       <w:tblPr/>
       <w:tcPr>
         <w:tcBorders>
-          <w:top w:val="single" w:color="8064A2" w:themeColor="accent4" w:sz="8" w:space="0"/>
-          <w:left w:val="nil"/>
-          <w:bottom w:val="single" w:color="8064A2" w:themeColor="accent4" w:sz="8" w:space="0"/>
+          <w:top w:val="single" w:sz="8" w:space="0" w:color="8064A2" w:themeColor="accent4"/>
+          <w:left w:val="nil"/>
+          <w:bottom w:val="single" w:sz="8" w:space="0" w:color="8064A2" w:themeColor="accent4"/>
           <w:right w:val="nil"/>
           <w:insideH w:val="nil"/>
           <w:insideV w:val="nil"/>
@@ -4674,8 +4657,8 @@
       <w:tblStyleRowBandSize w:val="1"/>
       <w:tblStyleColBandSize w:val="1"/>
       <w:tblBorders>
-        <w:top w:val="single" w:color="4BACC6" w:themeColor="accent5" w:sz="8" w:space="0"/>
-        <w:bottom w:val="single" w:color="4BACC6" w:themeColor="accent5" w:sz="8" w:space="0"/>
+        <w:top w:val="single" w:sz="8" w:space="0" w:color="4BACC6" w:themeColor="accent5"/>
+        <w:bottom w:val="single" w:sz="8" w:space="0" w:color="4BACC6" w:themeColor="accent5"/>
       </w:tblBorders>
     </w:tblPr>
     <w:tblStylePr w:type="firstRow">
@@ -4689,9 +4672,9 @@
       <w:tblPr/>
       <w:tcPr>
         <w:tcBorders>
-          <w:top w:val="single" w:color="4BACC6" w:themeColor="accent5" w:sz="8" w:space="0"/>
-          <w:left w:val="nil"/>
-          <w:bottom w:val="single" w:color="4BACC6" w:themeColor="accent5" w:sz="8" w:space="0"/>
+          <w:top w:val="single" w:sz="8" w:space="0" w:color="4BACC6" w:themeColor="accent5"/>
+          <w:left w:val="nil"/>
+          <w:bottom w:val="single" w:sz="8" w:space="0" w:color="4BACC6" w:themeColor="accent5"/>
           <w:right w:val="nil"/>
           <w:insideH w:val="nil"/>
           <w:insideV w:val="nil"/>
@@ -4709,9 +4692,9 @@
       <w:tblPr/>
       <w:tcPr>
         <w:tcBorders>
-          <w:top w:val="single" w:color="4BACC6" w:themeColor="accent5" w:sz="8" w:space="0"/>
-          <w:left w:val="nil"/>
-          <w:bottom w:val="single" w:color="4BACC6" w:themeColor="accent5" w:sz="8" w:space="0"/>
+          <w:top w:val="single" w:sz="8" w:space="0" w:color="4BACC6" w:themeColor="accent5"/>
+          <w:left w:val="nil"/>
+          <w:bottom w:val="single" w:sz="8" w:space="0" w:color="4BACC6" w:themeColor="accent5"/>
           <w:right w:val="nil"/>
           <w:insideH w:val="nil"/>
           <w:insideV w:val="nil"/>
@@ -4770,8 +4753,8 @@
       <w:tblStyleRowBandSize w:val="1"/>
       <w:tblStyleColBandSize w:val="1"/>
       <w:tblBorders>
-        <w:top w:val="single" w:color="F79646" w:themeColor="accent6" w:sz="8" w:space="0"/>
-        <w:bottom w:val="single" w:color="F79646" w:themeColor="accent6" w:sz="8" w:space="0"/>
+        <w:top w:val="single" w:sz="8" w:space="0" w:color="F79646" w:themeColor="accent6"/>
+        <w:bottom w:val="single" w:sz="8" w:space="0" w:color="F79646" w:themeColor="accent6"/>
       </w:tblBorders>
     </w:tblPr>
     <w:tblStylePr w:type="firstRow">
@@ -4785,9 +4768,9 @@
       <w:tblPr/>
       <w:tcPr>
         <w:tcBorders>
-          <w:top w:val="single" w:color="F79646" w:themeColor="accent6" w:sz="8" w:space="0"/>
-          <w:left w:val="nil"/>
-          <w:bottom w:val="single" w:color="F79646" w:themeColor="accent6" w:sz="8" w:space="0"/>
+          <w:top w:val="single" w:sz="8" w:space="0" w:color="F79646" w:themeColor="accent6"/>
+          <w:left w:val="nil"/>
+          <w:bottom w:val="single" w:sz="8" w:space="0" w:color="F79646" w:themeColor="accent6"/>
           <w:right w:val="nil"/>
           <w:insideH w:val="nil"/>
           <w:insideV w:val="nil"/>
@@ -4805,9 +4788,9 @@
       <w:tblPr/>
       <w:tcPr>
         <w:tcBorders>
-          <w:top w:val="single" w:color="F79646" w:themeColor="accent6" w:sz="8" w:space="0"/>
-          <w:left w:val="nil"/>
-          <w:bottom w:val="single" w:color="F79646" w:themeColor="accent6" w:sz="8" w:space="0"/>
+          <w:top w:val="single" w:sz="8" w:space="0" w:color="F79646" w:themeColor="accent6"/>
+          <w:left w:val="nil"/>
+          <w:bottom w:val="single" w:sz="8" w:space="0" w:color="F79646" w:themeColor="accent6"/>
           <w:right w:val="nil"/>
           <w:insideH w:val="nil"/>
           <w:insideV w:val="nil"/>
@@ -4863,10 +4846,10 @@
       <w:tblStyleRowBandSize w:val="1"/>
       <w:tblStyleColBandSize w:val="1"/>
       <w:tblBorders>
-        <w:top w:val="single" w:color="000000" w:themeColor="text1" w:sz="8" w:space="0"/>
-        <w:left w:val="single" w:color="000000" w:themeColor="text1" w:sz="8" w:space="0"/>
-        <w:bottom w:val="single" w:color="000000" w:themeColor="text1" w:sz="8" w:space="0"/>
-        <w:right w:val="single" w:color="000000" w:themeColor="text1" w:sz="8" w:space="0"/>
+        <w:top w:val="single" w:sz="8" w:space="0" w:color="000000" w:themeColor="text1"/>
+        <w:left w:val="single" w:sz="8" w:space="0" w:color="000000" w:themeColor="text1"/>
+        <w:bottom w:val="single" w:sz="8" w:space="0" w:color="000000" w:themeColor="text1"/>
+        <w:right w:val="single" w:sz="8" w:space="0" w:color="000000" w:themeColor="text1"/>
       </w:tblBorders>
     </w:tblPr>
     <w:tblStylePr w:type="firstRow">
@@ -4894,10 +4877,10 @@
       <w:tblPr/>
       <w:tcPr>
         <w:tcBorders>
-          <w:top w:val="double" w:color="000000" w:themeColor="text1" w:sz="6" w:space="0"/>
-          <w:left w:val="single" w:color="000000" w:themeColor="text1" w:sz="8" w:space="0"/>
-          <w:bottom w:val="single" w:color="000000" w:themeColor="text1" w:sz="8" w:space="0"/>
-          <w:right w:val="single" w:color="000000" w:themeColor="text1" w:sz="8" w:space="0"/>
+          <w:top w:val="double" w:sz="6" w:space="0" w:color="000000" w:themeColor="text1"/>
+          <w:left w:val="single" w:sz="8" w:space="0" w:color="000000" w:themeColor="text1"/>
+          <w:bottom w:val="single" w:sz="8" w:space="0" w:color="000000" w:themeColor="text1"/>
+          <w:right w:val="single" w:sz="8" w:space="0" w:color="000000" w:themeColor="text1"/>
         </w:tcBorders>
       </w:tcPr>
     </w:tblStylePr>
@@ -4917,10 +4900,10 @@
       <w:tblPr/>
       <w:tcPr>
         <w:tcBorders>
-          <w:top w:val="single" w:color="000000" w:themeColor="text1" w:sz="8" w:space="0"/>
-          <w:left w:val="single" w:color="000000" w:themeColor="text1" w:sz="8" w:space="0"/>
-          <w:bottom w:val="single" w:color="000000" w:themeColor="text1" w:sz="8" w:space="0"/>
-          <w:right w:val="single" w:color="000000" w:themeColor="text1" w:sz="8" w:space="0"/>
+          <w:top w:val="single" w:sz="8" w:space="0" w:color="000000" w:themeColor="text1"/>
+          <w:left w:val="single" w:sz="8" w:space="0" w:color="000000" w:themeColor="text1"/>
+          <w:bottom w:val="single" w:sz="8" w:space="0" w:color="000000" w:themeColor="text1"/>
+          <w:right w:val="single" w:sz="8" w:space="0" w:color="000000" w:themeColor="text1"/>
         </w:tcBorders>
       </w:tcPr>
     </w:tblStylePr>
@@ -4928,10 +4911,10 @@
       <w:tblPr/>
       <w:tcPr>
         <w:tcBorders>
-          <w:top w:val="single" w:color="000000" w:themeColor="text1" w:sz="8" w:space="0"/>
-          <w:left w:val="single" w:color="000000" w:themeColor="text1" w:sz="8" w:space="0"/>
-          <w:bottom w:val="single" w:color="000000" w:themeColor="text1" w:sz="8" w:space="0"/>
-          <w:right w:val="single" w:color="000000" w:themeColor="text1" w:sz="8" w:space="0"/>
+          <w:top w:val="single" w:sz="8" w:space="0" w:color="000000" w:themeColor="text1"/>
+          <w:left w:val="single" w:sz="8" w:space="0" w:color="000000" w:themeColor="text1"/>
+          <w:bottom w:val="single" w:sz="8" w:space="0" w:color="000000" w:themeColor="text1"/>
+          <w:right w:val="single" w:sz="8" w:space="0" w:color="000000" w:themeColor="text1"/>
         </w:tcBorders>
       </w:tcPr>
     </w:tblStylePr>
@@ -4948,10 +4931,10 @@
       <w:tblStyleRowBandSize w:val="1"/>
       <w:tblStyleColBandSize w:val="1"/>
       <w:tblBorders>
-        <w:top w:val="single" w:color="4F81BD" w:themeColor="accent1" w:sz="8" w:space="0"/>
-        <w:left w:val="single" w:color="4F81BD" w:themeColor="accent1" w:sz="8" w:space="0"/>
-        <w:bottom w:val="single" w:color="4F81BD" w:themeColor="accent1" w:sz="8" w:space="0"/>
-        <w:right w:val="single" w:color="4F81BD" w:themeColor="accent1" w:sz="8" w:space="0"/>
+        <w:top w:val="single" w:sz="8" w:space="0" w:color="4F81BD" w:themeColor="accent1"/>
+        <w:left w:val="single" w:sz="8" w:space="0" w:color="4F81BD" w:themeColor="accent1"/>
+        <w:bottom w:val="single" w:sz="8" w:space="0" w:color="4F81BD" w:themeColor="accent1"/>
+        <w:right w:val="single" w:sz="8" w:space="0" w:color="4F81BD" w:themeColor="accent1"/>
       </w:tblBorders>
     </w:tblPr>
     <w:tblStylePr w:type="firstRow">
@@ -4979,10 +4962,10 @@
       <w:tblPr/>
       <w:tcPr>
         <w:tcBorders>
-          <w:top w:val="double" w:color="4F81BD" w:themeColor="accent1" w:sz="6" w:space="0"/>
-          <w:left w:val="single" w:color="4F81BD" w:themeColor="accent1" w:sz="8" w:space="0"/>
-          <w:bottom w:val="single" w:color="4F81BD" w:themeColor="accent1" w:sz="8" w:space="0"/>
-          <w:right w:val="single" w:color="4F81BD" w:themeColor="accent1" w:sz="8" w:space="0"/>
+          <w:top w:val="double" w:sz="6" w:space="0" w:color="4F81BD" w:themeColor="accent1"/>
+          <w:left w:val="single" w:sz="8" w:space="0" w:color="4F81BD" w:themeColor="accent1"/>
+          <w:bottom w:val="single" w:sz="8" w:space="0" w:color="4F81BD" w:themeColor="accent1"/>
+          <w:right w:val="single" w:sz="8" w:space="0" w:color="4F81BD" w:themeColor="accent1"/>
         </w:tcBorders>
       </w:tcPr>
     </w:tblStylePr>
@@ -5002,10 +4985,10 @@
       <w:tblPr/>
       <w:tcPr>
         <w:tcBorders>
-          <w:top w:val="single" w:color="4F81BD" w:themeColor="accent1" w:sz="8" w:space="0"/>
-          <w:left w:val="single" w:color="4F81BD" w:themeColor="accent1" w:sz="8" w:space="0"/>
-          <w:bottom w:val="single" w:color="4F81BD" w:themeColor="accent1" w:sz="8" w:space="0"/>
-          <w:right w:val="single" w:color="4F81BD" w:themeColor="accent1" w:sz="8" w:space="0"/>
+          <w:top w:val="single" w:sz="8" w:space="0" w:color="4F81BD" w:themeColor="accent1"/>
+          <w:left w:val="single" w:sz="8" w:space="0" w:color="4F81BD" w:themeColor="accent1"/>
+          <w:bottom w:val="single" w:sz="8" w:space="0" w:color="4F81BD" w:themeColor="accent1"/>
+          <w:right w:val="single" w:sz="8" w:space="0" w:color="4F81BD" w:themeColor="accent1"/>
         </w:tcBorders>
       </w:tcPr>
     </w:tblStylePr>
@@ -5013,10 +4996,10 @@
       <w:tblPr/>
       <w:tcPr>
         <w:tcBorders>
-          <w:top w:val="single" w:color="4F81BD" w:themeColor="accent1" w:sz="8" w:space="0"/>
-          <w:left w:val="single" w:color="4F81BD" w:themeColor="accent1" w:sz="8" w:space="0"/>
-          <w:bottom w:val="single" w:color="4F81BD" w:themeColor="accent1" w:sz="8" w:space="0"/>
-          <w:right w:val="single" w:color="4F81BD" w:themeColor="accent1" w:sz="8" w:space="0"/>
+          <w:top w:val="single" w:sz="8" w:space="0" w:color="4F81BD" w:themeColor="accent1"/>
+          <w:left w:val="single" w:sz="8" w:space="0" w:color="4F81BD" w:themeColor="accent1"/>
+          <w:bottom w:val="single" w:sz="8" w:space="0" w:color="4F81BD" w:themeColor="accent1"/>
+          <w:right w:val="single" w:sz="8" w:space="0" w:color="4F81BD" w:themeColor="accent1"/>
         </w:tcBorders>
       </w:tcPr>
     </w:tblStylePr>
@@ -5033,10 +5016,10 @@
       <w:tblStyleRowBandSize w:val="1"/>
       <w:tblStyleColBandSize w:val="1"/>
       <w:tblBorders>
-        <w:top w:val="single" w:color="C0504D" w:themeColor="accent2" w:sz="8" w:space="0"/>
-        <w:left w:val="single" w:color="C0504D" w:themeColor="accent2" w:sz="8" w:space="0"/>
-        <w:bottom w:val="single" w:color="C0504D" w:themeColor="accent2" w:sz="8" w:space="0"/>
-        <w:right w:val="single" w:color="C0504D" w:themeColor="accent2" w:sz="8" w:space="0"/>
+        <w:top w:val="single" w:sz="8" w:space="0" w:color="C0504D" w:themeColor="accent2"/>
+        <w:left w:val="single" w:sz="8" w:space="0" w:color="C0504D" w:themeColor="accent2"/>
+        <w:bottom w:val="single" w:sz="8" w:space="0" w:color="C0504D" w:themeColor="accent2"/>
+        <w:right w:val="single" w:sz="8" w:space="0" w:color="C0504D" w:themeColor="accent2"/>
       </w:tblBorders>
     </w:tblPr>
     <w:tblStylePr w:type="firstRow">
@@ -5064,10 +5047,10 @@
       <w:tblPr/>
       <w:tcPr>
         <w:tcBorders>
-          <w:top w:val="double" w:color="C0504D" w:themeColor="accent2" w:sz="6" w:space="0"/>
-          <w:left w:val="single" w:color="C0504D" w:themeColor="accent2" w:sz="8" w:space="0"/>
-          <w:bottom w:val="single" w:color="C0504D" w:themeColor="accent2" w:sz="8" w:space="0"/>
-          <w:right w:val="single" w:color="C0504D" w:themeColor="accent2" w:sz="8" w:space="0"/>
+          <w:top w:val="double" w:sz="6" w:space="0" w:color="C0504D" w:themeColor="accent2"/>
+          <w:left w:val="single" w:sz="8" w:space="0" w:color="C0504D" w:themeColor="accent2"/>
+          <w:bottom w:val="single" w:sz="8" w:space="0" w:color="C0504D" w:themeColor="accent2"/>
+          <w:right w:val="single" w:sz="8" w:space="0" w:color="C0504D" w:themeColor="accent2"/>
         </w:tcBorders>
       </w:tcPr>
     </w:tblStylePr>
@@ -5087,10 +5070,10 @@
       <w:tblPr/>
       <w:tcPr>
         <w:tcBorders>
-          <w:top w:val="single" w:color="C0504D" w:themeColor="accent2" w:sz="8" w:space="0"/>
-          <w:left w:val="single" w:color="C0504D" w:themeColor="accent2" w:sz="8" w:space="0"/>
-          <w:bottom w:val="single" w:color="C0504D" w:themeColor="accent2" w:sz="8" w:space="0"/>
-          <w:right w:val="single" w:color="C0504D" w:themeColor="accent2" w:sz="8" w:space="0"/>
+          <w:top w:val="single" w:sz="8" w:space="0" w:color="C0504D" w:themeColor="accent2"/>
+          <w:left w:val="single" w:sz="8" w:space="0" w:color="C0504D" w:themeColor="accent2"/>
+          <w:bottom w:val="single" w:sz="8" w:space="0" w:color="C0504D" w:themeColor="accent2"/>
+          <w:right w:val="single" w:sz="8" w:space="0" w:color="C0504D" w:themeColor="accent2"/>
         </w:tcBorders>
       </w:tcPr>
     </w:tblStylePr>
@@ -5098,10 +5081,10 @@
       <w:tblPr/>
       <w:tcPr>
         <w:tcBorders>
-          <w:top w:val="single" w:color="C0504D" w:themeColor="accent2" w:sz="8" w:space="0"/>
-          <w:left w:val="single" w:color="C0504D" w:themeColor="accent2" w:sz="8" w:space="0"/>
-          <w:bottom w:val="single" w:color="C0504D" w:themeColor="accent2" w:sz="8" w:space="0"/>
-          <w:right w:val="single" w:color="C0504D" w:themeColor="accent2" w:sz="8" w:space="0"/>
+          <w:top w:val="single" w:sz="8" w:space="0" w:color="C0504D" w:themeColor="accent2"/>
+          <w:left w:val="single" w:sz="8" w:space="0" w:color="C0504D" w:themeColor="accent2"/>
+          <w:bottom w:val="single" w:sz="8" w:space="0" w:color="C0504D" w:themeColor="accent2"/>
+          <w:right w:val="single" w:sz="8" w:space="0" w:color="C0504D" w:themeColor="accent2"/>
         </w:tcBorders>
       </w:tcPr>
     </w:tblStylePr>
@@ -5118,10 +5101,10 @@
       <w:tblStyleRowBandSize w:val="1"/>
       <w:tblStyleColBandSize w:val="1"/>
       <w:tblBorders>
-        <w:top w:val="single" w:color="9BBB59" w:themeColor="accent3" w:sz="8" w:space="0"/>
-        <w:left w:val="single" w:color="9BBB59" w:themeColor="accent3" w:sz="8" w:space="0"/>
-        <w:bottom w:val="single" w:color="9BBB59" w:themeColor="accent3" w:sz="8" w:space="0"/>
-        <w:right w:val="single" w:color="9BBB59" w:themeColor="accent3" w:sz="8" w:space="0"/>
+        <w:top w:val="single" w:sz="8" w:space="0" w:color="9BBB59" w:themeColor="accent3"/>
+        <w:left w:val="single" w:sz="8" w:space="0" w:color="9BBB59" w:themeColor="accent3"/>
+        <w:bottom w:val="single" w:sz="8" w:space="0" w:color="9BBB59" w:themeColor="accent3"/>
+        <w:right w:val="single" w:sz="8" w:space="0" w:color="9BBB59" w:themeColor="accent3"/>
       </w:tblBorders>
     </w:tblPr>
     <w:tblStylePr w:type="firstRow">
@@ -5149,10 +5132,10 @@
       <w:tblPr/>
       <w:tcPr>
         <w:tcBorders>
-          <w:top w:val="double" w:color="9BBB59" w:themeColor="accent3" w:sz="6" w:space="0"/>
-          <w:left w:val="single" w:color="9BBB59" w:themeColor="accent3" w:sz="8" w:space="0"/>
-          <w:bottom w:val="single" w:color="9BBB59" w:themeColor="accent3" w:sz="8" w:space="0"/>
-          <w:right w:val="single" w:color="9BBB59" w:themeColor="accent3" w:sz="8" w:space="0"/>
+          <w:top w:val="double" w:sz="6" w:space="0" w:color="9BBB59" w:themeColor="accent3"/>
+          <w:left w:val="single" w:sz="8" w:space="0" w:color="9BBB59" w:themeColor="accent3"/>
+          <w:bottom w:val="single" w:sz="8" w:space="0" w:color="9BBB59" w:themeColor="accent3"/>
+          <w:right w:val="single" w:sz="8" w:space="0" w:color="9BBB59" w:themeColor="accent3"/>
         </w:tcBorders>
       </w:tcPr>
     </w:tblStylePr>
@@ -5172,10 +5155,10 @@
       <w:tblPr/>
       <w:tcPr>
         <w:tcBorders>
-          <w:top w:val="single" w:color="9BBB59" w:themeColor="accent3" w:sz="8" w:space="0"/>
-          <w:left w:val="single" w:color="9BBB59" w:themeColor="accent3" w:sz="8" w:space="0"/>
-          <w:bottom w:val="single" w:color="9BBB59" w:themeColor="accent3" w:sz="8" w:space="0"/>
-          <w:right w:val="single" w:color="9BBB59" w:themeColor="accent3" w:sz="8" w:space="0"/>
+          <w:top w:val="single" w:sz="8" w:space="0" w:color="9BBB59" w:themeColor="accent3"/>
+          <w:left w:val="single" w:sz="8" w:space="0" w:color="9BBB59" w:themeColor="accent3"/>
+          <w:bottom w:val="single" w:sz="8" w:space="0" w:color="9BBB59" w:themeColor="accent3"/>
+          <w:right w:val="single" w:sz="8" w:space="0" w:color="9BBB59" w:themeColor="accent3"/>
         </w:tcBorders>
       </w:tcPr>
     </w:tblStylePr>
@@ -5183,10 +5166,10 @@
       <w:tblPr/>
       <w:tcPr>
         <w:tcBorders>
-          <w:top w:val="single" w:color="9BBB59" w:themeColor="accent3" w:sz="8" w:space="0"/>
-          <w:left w:val="single" w:color="9BBB59" w:themeColor="accent3" w:sz="8" w:space="0"/>
-          <w:bottom w:val="single" w:color="9BBB59" w:themeColor="accent3" w:sz="8" w:space="0"/>
-          <w:right w:val="single" w:color="9BBB59" w:themeColor="accent3" w:sz="8" w:space="0"/>
+          <w:top w:val="single" w:sz="8" w:space="0" w:color="9BBB59" w:themeColor="accent3"/>
+          <w:left w:val="single" w:sz="8" w:space="0" w:color="9BBB59" w:themeColor="accent3"/>
+          <w:bottom w:val="single" w:sz="8" w:space="0" w:color="9BBB59" w:themeColor="accent3"/>
+          <w:right w:val="single" w:sz="8" w:space="0" w:color="9BBB59" w:themeColor="accent3"/>
         </w:tcBorders>
       </w:tcPr>
     </w:tblStylePr>
@@ -5203,10 +5186,10 @@
       <w:tblStyleRowBandSize w:val="1"/>
       <w:tblStyleColBandSize w:val="1"/>
       <w:tblBorders>
-        <w:top w:val="single" w:color="8064A2" w:themeColor="accent4" w:sz="8" w:space="0"/>
-        <w:left w:val="single" w:color="8064A2" w:themeColor="accent4" w:sz="8" w:space="0"/>
-        <w:bottom w:val="single" w:color="8064A2" w:themeColor="accent4" w:sz="8" w:space="0"/>
-        <w:right w:val="single" w:color="8064A2" w:themeColor="accent4" w:sz="8" w:space="0"/>
+        <w:top w:val="single" w:sz="8" w:space="0" w:color="8064A2" w:themeColor="accent4"/>
+        <w:left w:val="single" w:sz="8" w:space="0" w:color="8064A2" w:themeColor="accent4"/>
+        <w:bottom w:val="single" w:sz="8" w:space="0" w:color="8064A2" w:themeColor="accent4"/>
+        <w:right w:val="single" w:sz="8" w:space="0" w:color="8064A2" w:themeColor="accent4"/>
       </w:tblBorders>
     </w:tblPr>
     <w:tblStylePr w:type="firstRow">
@@ -5234,10 +5217,10 @@
       <w:tblPr/>
       <w:tcPr>
         <w:tcBorders>
-          <w:top w:val="double" w:color="8064A2" w:themeColor="accent4" w:sz="6" w:space="0"/>
-          <w:left w:val="single" w:color="8064A2" w:themeColor="accent4" w:sz="8" w:space="0"/>
-          <w:bottom w:val="single" w:color="8064A2" w:themeColor="accent4" w:sz="8" w:space="0"/>
-          <w:right w:val="single" w:color="8064A2" w:themeColor="accent4" w:sz="8" w:space="0"/>
+          <w:top w:val="double" w:sz="6" w:space="0" w:color="8064A2" w:themeColor="accent4"/>
+          <w:left w:val="single" w:sz="8" w:space="0" w:color="8064A2" w:themeColor="accent4"/>
+          <w:bottom w:val="single" w:sz="8" w:space="0" w:color="8064A2" w:themeColor="accent4"/>
+          <w:right w:val="single" w:sz="8" w:space="0" w:color="8064A2" w:themeColor="accent4"/>
         </w:tcBorders>
       </w:tcPr>
     </w:tblStylePr>
@@ -5257,10 +5240,10 @@
       <w:tblPr/>
       <w:tcPr>
         <w:tcBorders>
-          <w:top w:val="single" w:color="8064A2" w:themeColor="accent4" w:sz="8" w:space="0"/>
-          <w:left w:val="single" w:color="8064A2" w:themeColor="accent4" w:sz="8" w:space="0"/>
-          <w:bottom w:val="single" w:color="8064A2" w:themeColor="accent4" w:sz="8" w:space="0"/>
-          <w:right w:val="single" w:color="8064A2" w:themeColor="accent4" w:sz="8" w:space="0"/>
+          <w:top w:val="single" w:sz="8" w:space="0" w:color="8064A2" w:themeColor="accent4"/>
+          <w:left w:val="single" w:sz="8" w:space="0" w:color="8064A2" w:themeColor="accent4"/>
+          <w:bottom w:val="single" w:sz="8" w:space="0" w:color="8064A2" w:themeColor="accent4"/>
+          <w:right w:val="single" w:sz="8" w:space="0" w:color="8064A2" w:themeColor="accent4"/>
         </w:tcBorders>
       </w:tcPr>
     </w:tblStylePr>
@@ -5268,10 +5251,10 @@
       <w:tblPr/>
       <w:tcPr>
         <w:tcBorders>
-          <w:top w:val="single" w:color="8064A2" w:themeColor="accent4" w:sz="8" w:space="0"/>
-          <w:left w:val="single" w:color="8064A2" w:themeColor="accent4" w:sz="8" w:space="0"/>
-          <w:bottom w:val="single" w:color="8064A2" w:themeColor="accent4" w:sz="8" w:space="0"/>
-          <w:right w:val="single" w:color="8064A2" w:themeColor="accent4" w:sz="8" w:space="0"/>
+          <w:top w:val="single" w:sz="8" w:space="0" w:color="8064A2" w:themeColor="accent4"/>
+          <w:left w:val="single" w:sz="8" w:space="0" w:color="8064A2" w:themeColor="accent4"/>
+          <w:bottom w:val="single" w:sz="8" w:space="0" w:color="8064A2" w:themeColor="accent4"/>
+          <w:right w:val="single" w:sz="8" w:space="0" w:color="8064A2" w:themeColor="accent4"/>
         </w:tcBorders>
       </w:tcPr>
     </w:tblStylePr>
@@ -5288,10 +5271,10 @@
       <w:tblStyleRowBandSize w:val="1"/>
       <w:tblStyleColBandSize w:val="1"/>
       <w:tblBorders>
-        <w:top w:val="single" w:color="4BACC6" w:themeColor="accent5" w:sz="8" w:space="0"/>
-        <w:left w:val="single" w:color="4BACC6" w:themeColor="accent5" w:sz="8" w:space="0"/>
-        <w:bottom w:val="single" w:color="4BACC6" w:themeColor="accent5" w:sz="8" w:space="0"/>
-        <w:right w:val="single" w:color="4BACC6" w:themeColor="accent5" w:sz="8" w:space="0"/>
+        <w:top w:val="single" w:sz="8" w:space="0" w:color="4BACC6" w:themeColor="accent5"/>
+        <w:left w:val="single" w:sz="8" w:space="0" w:color="4BACC6" w:themeColor="accent5"/>
+        <w:bottom w:val="single" w:sz="8" w:space="0" w:color="4BACC6" w:themeColor="accent5"/>
+        <w:right w:val="single" w:sz="8" w:space="0" w:color="4BACC6" w:themeColor="accent5"/>
       </w:tblBorders>
     </w:tblPr>
     <w:tblStylePr w:type="firstRow">
@@ -5319,10 +5302,10 @@
       <w:tblPr/>
       <w:tcPr>
         <w:tcBorders>
-          <w:top w:val="double" w:color="4BACC6" w:themeColor="accent5" w:sz="6" w:space="0"/>
-          <w:left w:val="single" w:color="4BACC6" w:themeColor="accent5" w:sz="8" w:space="0"/>
-          <w:bottom w:val="single" w:color="4BACC6" w:themeColor="accent5" w:sz="8" w:space="0"/>
-          <w:right w:val="single" w:color="4BACC6" w:themeColor="accent5" w:sz="8" w:space="0"/>
+          <w:top w:val="double" w:sz="6" w:space="0" w:color="4BACC6" w:themeColor="accent5"/>
+          <w:left w:val="single" w:sz="8" w:space="0" w:color="4BACC6" w:themeColor="accent5"/>
+          <w:bottom w:val="single" w:sz="8" w:space="0" w:color="4BACC6" w:themeColor="accent5"/>
+          <w:right w:val="single" w:sz="8" w:space="0" w:color="4BACC6" w:themeColor="accent5"/>
         </w:tcBorders>
       </w:tcPr>
     </w:tblStylePr>
@@ -5342,10 +5325,10 @@
       <w:tblPr/>
       <w:tcPr>
         <w:tcBorders>
-          <w:top w:val="single" w:color="4BACC6" w:themeColor="accent5" w:sz="8" w:space="0"/>
-          <w:left w:val="single" w:color="4BACC6" w:themeColor="accent5" w:sz="8" w:space="0"/>
-          <w:bottom w:val="single" w:color="4BACC6" w:themeColor="accent5" w:sz="8" w:space="0"/>
-          <w:right w:val="single" w:color="4BACC6" w:themeColor="accent5" w:sz="8" w:space="0"/>
+          <w:top w:val="single" w:sz="8" w:space="0" w:color="4BACC6" w:themeColor="accent5"/>
+          <w:left w:val="single" w:sz="8" w:space="0" w:color="4BACC6" w:themeColor="accent5"/>
+          <w:bottom w:val="single" w:sz="8" w:space="0" w:color="4BACC6" w:themeColor="accent5"/>
+          <w:right w:val="single" w:sz="8" w:space="0" w:color="4BACC6" w:themeColor="accent5"/>
         </w:tcBorders>
       </w:tcPr>
     </w:tblStylePr>
@@ -5353,10 +5336,10 @@
       <w:tblPr/>
       <w:tcPr>
         <w:tcBorders>
-          <w:top w:val="single" w:color="4BACC6" w:themeColor="accent5" w:sz="8" w:space="0"/>
-          <w:left w:val="single" w:color="4BACC6" w:themeColor="accent5" w:sz="8" w:space="0"/>
-          <w:bottom w:val="single" w:color="4BACC6" w:themeColor="accent5" w:sz="8" w:space="0"/>
-          <w:right w:val="single" w:color="4BACC6" w:themeColor="accent5" w:sz="8" w:space="0"/>
+          <w:top w:val="single" w:sz="8" w:space="0" w:color="4BACC6" w:themeColor="accent5"/>
+          <w:left w:val="single" w:sz="8" w:space="0" w:color="4BACC6" w:themeColor="accent5"/>
+          <w:bottom w:val="single" w:sz="8" w:space="0" w:color="4BACC6" w:themeColor="accent5"/>
+          <w:right w:val="single" w:sz="8" w:space="0" w:color="4BACC6" w:themeColor="accent5"/>
         </w:tcBorders>
       </w:tcPr>
     </w:tblStylePr>
@@ -5373,10 +5356,10 @@
       <w:tblStyleRowBandSize w:val="1"/>
       <w:tblStyleColBandSize w:val="1"/>
       <w:tblBorders>
-        <w:top w:val="single" w:color="F79646" w:themeColor="accent6" w:sz="8" w:space="0"/>
-        <w:left w:val="single" w:color="F79646" w:themeColor="accent6" w:sz="8" w:space="0"/>
-        <w:bottom w:val="single" w:color="F79646" w:themeColor="accent6" w:sz="8" w:space="0"/>
-        <w:right w:val="single" w:color="F79646" w:themeColor="accent6" w:sz="8" w:space="0"/>
+        <w:top w:val="single" w:sz="8" w:space="0" w:color="F79646" w:themeColor="accent6"/>
+        <w:left w:val="single" w:sz="8" w:space="0" w:color="F79646" w:themeColor="accent6"/>
+        <w:bottom w:val="single" w:sz="8" w:space="0" w:color="F79646" w:themeColor="accent6"/>
+        <w:right w:val="single" w:sz="8" w:space="0" w:color="F79646" w:themeColor="accent6"/>
       </w:tblBorders>
     </w:tblPr>
     <w:tblStylePr w:type="firstRow">
@@ -5404,10 +5387,10 @@
       <w:tblPr/>
       <w:tcPr>
         <w:tcBorders>
-          <w:top w:val="double" w:color="F79646" w:themeColor="accent6" w:sz="6" w:space="0"/>
-          <w:left w:val="single" w:color="F79646" w:themeColor="accent6" w:sz="8" w:space="0"/>
-          <w:bottom w:val="single" w:color="F79646" w:themeColor="accent6" w:sz="8" w:space="0"/>
-          <w:right w:val="single" w:color="F79646" w:themeColor="accent6" w:sz="8" w:space="0"/>
+          <w:top w:val="double" w:sz="6" w:space="0" w:color="F79646" w:themeColor="accent6"/>
+          <w:left w:val="single" w:sz="8" w:space="0" w:color="F79646" w:themeColor="accent6"/>
+          <w:bottom w:val="single" w:sz="8" w:space="0" w:color="F79646" w:themeColor="accent6"/>
+          <w:right w:val="single" w:sz="8" w:space="0" w:color="F79646" w:themeColor="accent6"/>
         </w:tcBorders>
       </w:tcPr>
     </w:tblStylePr>
@@ -5427,10 +5410,10 @@
       <w:tblPr/>
       <w:tcPr>
         <w:tcBorders>
-          <w:top w:val="single" w:color="F79646" w:themeColor="accent6" w:sz="8" w:space="0"/>
-          <w:left w:val="single" w:color="F79646" w:themeColor="accent6" w:sz="8" w:space="0"/>
-          <w:bottom w:val="single" w:color="F79646" w:themeColor="accent6" w:sz="8" w:space="0"/>
-          <w:right w:val="single" w:color="F79646" w:themeColor="accent6" w:sz="8" w:space="0"/>
+          <w:top w:val="single" w:sz="8" w:space="0" w:color="F79646" w:themeColor="accent6"/>
+          <w:left w:val="single" w:sz="8" w:space="0" w:color="F79646" w:themeColor="accent6"/>
+          <w:bottom w:val="single" w:sz="8" w:space="0" w:color="F79646" w:themeColor="accent6"/>
+          <w:right w:val="single" w:sz="8" w:space="0" w:color="F79646" w:themeColor="accent6"/>
         </w:tcBorders>
       </w:tcPr>
     </w:tblStylePr>
@@ -5438,10 +5421,10 @@
       <w:tblPr/>
       <w:tcPr>
         <w:tcBorders>
-          <w:top w:val="single" w:color="F79646" w:themeColor="accent6" w:sz="8" w:space="0"/>
-          <w:left w:val="single" w:color="F79646" w:themeColor="accent6" w:sz="8" w:space="0"/>
-          <w:bottom w:val="single" w:color="F79646" w:themeColor="accent6" w:sz="8" w:space="0"/>
-          <w:right w:val="single" w:color="F79646" w:themeColor="accent6" w:sz="8" w:space="0"/>
+          <w:top w:val="single" w:sz="8" w:space="0" w:color="F79646" w:themeColor="accent6"/>
+          <w:left w:val="single" w:sz="8" w:space="0" w:color="F79646" w:themeColor="accent6"/>
+          <w:bottom w:val="single" w:sz="8" w:space="0" w:color="F79646" w:themeColor="accent6"/>
+          <w:right w:val="single" w:sz="8" w:space="0" w:color="F79646" w:themeColor="accent6"/>
         </w:tcBorders>
       </w:tcPr>
     </w:tblStylePr>
@@ -5458,12 +5441,12 @@
       <w:tblStyleRowBandSize w:val="1"/>
       <w:tblStyleColBandSize w:val="1"/>
       <w:tblBorders>
-        <w:top w:val="single" w:color="000000" w:themeColor="text1" w:sz="8" w:space="0"/>
-        <w:left w:val="single" w:color="000000" w:themeColor="text1" w:sz="8" w:space="0"/>
-        <w:bottom w:val="single" w:color="000000" w:themeColor="text1" w:sz="8" w:space="0"/>
-        <w:right w:val="single" w:color="000000" w:themeColor="text1" w:sz="8" w:space="0"/>
-        <w:insideH w:val="single" w:color="000000" w:themeColor="text1" w:sz="8" w:space="0"/>
-        <w:insideV w:val="single" w:color="000000" w:themeColor="text1" w:sz="8" w:space="0"/>
+        <w:top w:val="single" w:sz="8" w:space="0" w:color="000000" w:themeColor="text1"/>
+        <w:left w:val="single" w:sz="8" w:space="0" w:color="000000" w:themeColor="text1"/>
+        <w:bottom w:val="single" w:sz="8" w:space="0" w:color="000000" w:themeColor="text1"/>
+        <w:right w:val="single" w:sz="8" w:space="0" w:color="000000" w:themeColor="text1"/>
+        <w:insideH w:val="single" w:sz="8" w:space="0" w:color="000000" w:themeColor="text1"/>
+        <w:insideV w:val="single" w:sz="8" w:space="0" w:color="000000" w:themeColor="text1"/>
       </w:tblBorders>
     </w:tblPr>
     <w:tblStylePr w:type="firstRow">
@@ -5471,19 +5454,19 @@
         <w:spacing w:before="0" w:after="0" w:line="240" w:lineRule="auto"/>
       </w:pPr>
       <w:rPr>
-        <w:rFonts w:asciiTheme="majorHAnsi" w:hAnsiTheme="majorHAnsi" w:eastAsiaTheme="majorEastAsia" w:cstheme="majorBidi"/>
-        <w:b/>
-        <w:bCs/>
-      </w:rPr>
-      <w:tblPr/>
-      <w:tcPr>
-        <w:tcBorders>
-          <w:top w:val="single" w:color="000000" w:themeColor="text1" w:sz="8" w:space="0"/>
-          <w:left w:val="single" w:color="000000" w:themeColor="text1" w:sz="8" w:space="0"/>
-          <w:bottom w:val="single" w:color="000000" w:themeColor="text1" w:sz="18" w:space="0"/>
-          <w:right w:val="single" w:color="000000" w:themeColor="text1" w:sz="8" w:space="0"/>
-          <w:insideH w:val="nil"/>
-          <w:insideV w:val="single" w:color="000000" w:themeColor="text1" w:sz="8" w:space="0"/>
+        <w:rFonts w:asciiTheme="majorHAnsi" w:eastAsiaTheme="majorEastAsia" w:hAnsiTheme="majorHAnsi" w:cstheme="majorBidi"/>
+        <w:b/>
+        <w:bCs/>
+      </w:rPr>
+      <w:tblPr/>
+      <w:tcPr>
+        <w:tcBorders>
+          <w:top w:val="single" w:sz="8" w:space="0" w:color="000000" w:themeColor="text1"/>
+          <w:left w:val="single" w:sz="8" w:space="0" w:color="000000" w:themeColor="text1"/>
+          <w:bottom w:val="single" w:sz="18" w:space="0" w:color="000000" w:themeColor="text1"/>
+          <w:right w:val="single" w:sz="8" w:space="0" w:color="000000" w:themeColor="text1"/>
+          <w:insideH w:val="nil"/>
+          <w:insideV w:val="single" w:sz="8" w:space="0" w:color="000000" w:themeColor="text1"/>
         </w:tcBorders>
       </w:tcPr>
     </w:tblStylePr>
@@ -5492,42 +5475,42 @@
         <w:spacing w:before="0" w:after="0" w:line="240" w:lineRule="auto"/>
       </w:pPr>
       <w:rPr>
-        <w:rFonts w:asciiTheme="majorHAnsi" w:hAnsiTheme="majorHAnsi" w:eastAsiaTheme="majorEastAsia" w:cstheme="majorBidi"/>
-        <w:b/>
-        <w:bCs/>
-      </w:rPr>
-      <w:tblPr/>
-      <w:tcPr>
-        <w:tcBorders>
-          <w:top w:val="double" w:color="000000" w:themeColor="text1" w:sz="6" w:space="0"/>
-          <w:left w:val="single" w:color="000000" w:themeColor="text1" w:sz="8" w:space="0"/>
-          <w:bottom w:val="single" w:color="000000" w:themeColor="text1" w:sz="8" w:space="0"/>
-          <w:right w:val="single" w:color="000000" w:themeColor="text1" w:sz="8" w:space="0"/>
-          <w:insideH w:val="nil"/>
-          <w:insideV w:val="single" w:color="000000" w:themeColor="text1" w:sz="8" w:space="0"/>
+        <w:rFonts w:asciiTheme="majorHAnsi" w:eastAsiaTheme="majorEastAsia" w:hAnsiTheme="majorHAnsi" w:cstheme="majorBidi"/>
+        <w:b/>
+        <w:bCs/>
+      </w:rPr>
+      <w:tblPr/>
+      <w:tcPr>
+        <w:tcBorders>
+          <w:top w:val="double" w:sz="6" w:space="0" w:color="000000" w:themeColor="text1"/>
+          <w:left w:val="single" w:sz="8" w:space="0" w:color="000000" w:themeColor="text1"/>
+          <w:bottom w:val="single" w:sz="8" w:space="0" w:color="000000" w:themeColor="text1"/>
+          <w:right w:val="single" w:sz="8" w:space="0" w:color="000000" w:themeColor="text1"/>
+          <w:insideH w:val="nil"/>
+          <w:insideV w:val="single" w:sz="8" w:space="0" w:color="000000" w:themeColor="text1"/>
         </w:tcBorders>
       </w:tcPr>
     </w:tblStylePr>
     <w:tblStylePr w:type="firstCol">
       <w:rPr>
-        <w:rFonts w:asciiTheme="majorHAnsi" w:hAnsiTheme="majorHAnsi" w:eastAsiaTheme="majorEastAsia" w:cstheme="majorBidi"/>
+        <w:rFonts w:asciiTheme="majorHAnsi" w:eastAsiaTheme="majorEastAsia" w:hAnsiTheme="majorHAnsi" w:cstheme="majorBidi"/>
         <w:b/>
         <w:bCs/>
       </w:rPr>
     </w:tblStylePr>
     <w:tblStylePr w:type="lastCol">
       <w:rPr>
-        <w:rFonts w:asciiTheme="majorHAnsi" w:hAnsiTheme="majorHAnsi" w:eastAsiaTheme="majorEastAsia" w:cstheme="majorBidi"/>
-        <w:b/>
-        <w:bCs/>
-      </w:rPr>
-      <w:tblPr/>
-      <w:tcPr>
-        <w:tcBorders>
-          <w:top w:val="single" w:color="000000" w:themeColor="text1" w:sz="8" w:space="0"/>
-          <w:left w:val="single" w:color="000000" w:themeColor="text1" w:sz="8" w:space="0"/>
-          <w:bottom w:val="single" w:color="000000" w:themeColor="text1" w:sz="8" w:space="0"/>
-          <w:right w:val="single" w:color="000000" w:themeColor="text1" w:sz="8" w:space="0"/>
+        <w:rFonts w:asciiTheme="majorHAnsi" w:eastAsiaTheme="majorEastAsia" w:hAnsiTheme="majorHAnsi" w:cstheme="majorBidi"/>
+        <w:b/>
+        <w:bCs/>
+      </w:rPr>
+      <w:tblPr/>
+      <w:tcPr>
+        <w:tcBorders>
+          <w:top w:val="single" w:sz="8" w:space="0" w:color="000000" w:themeColor="text1"/>
+          <w:left w:val="single" w:sz="8" w:space="0" w:color="000000" w:themeColor="text1"/>
+          <w:bottom w:val="single" w:sz="8" w:space="0" w:color="000000" w:themeColor="text1"/>
+          <w:right w:val="single" w:sz="8" w:space="0" w:color="000000" w:themeColor="text1"/>
         </w:tcBorders>
       </w:tcPr>
     </w:tblStylePr>
@@ -5535,10 +5518,10 @@
       <w:tblPr/>
       <w:tcPr>
         <w:tcBorders>
-          <w:top w:val="single" w:color="000000" w:themeColor="text1" w:sz="8" w:space="0"/>
-          <w:left w:val="single" w:color="000000" w:themeColor="text1" w:sz="8" w:space="0"/>
-          <w:bottom w:val="single" w:color="000000" w:themeColor="text1" w:sz="8" w:space="0"/>
-          <w:right w:val="single" w:color="000000" w:themeColor="text1" w:sz="8" w:space="0"/>
+          <w:top w:val="single" w:sz="8" w:space="0" w:color="000000" w:themeColor="text1"/>
+          <w:left w:val="single" w:sz="8" w:space="0" w:color="000000" w:themeColor="text1"/>
+          <w:bottom w:val="single" w:sz="8" w:space="0" w:color="000000" w:themeColor="text1"/>
+          <w:right w:val="single" w:sz="8" w:space="0" w:color="000000" w:themeColor="text1"/>
         </w:tcBorders>
         <w:shd w:val="clear" w:color="auto" w:fill="C0C0C0" w:themeFill="text1" w:themeFillTint="3F"/>
       </w:tcPr>
@@ -5547,11 +5530,11 @@
       <w:tblPr/>
       <w:tcPr>
         <w:tcBorders>
-          <w:top w:val="single" w:color="000000" w:themeColor="text1" w:sz="8" w:space="0"/>
-          <w:left w:val="single" w:color="000000" w:themeColor="text1" w:sz="8" w:space="0"/>
-          <w:bottom w:val="single" w:color="000000" w:themeColor="text1" w:sz="8" w:space="0"/>
-          <w:right w:val="single" w:color="000000" w:themeColor="text1" w:sz="8" w:space="0"/>
-          <w:insideV w:val="single" w:color="000000" w:themeColor="text1" w:sz="8" w:space="0"/>
+          <w:top w:val="single" w:sz="8" w:space="0" w:color="000000" w:themeColor="text1"/>
+          <w:left w:val="single" w:sz="8" w:space="0" w:color="000000" w:themeColor="text1"/>
+          <w:bottom w:val="single" w:sz="8" w:space="0" w:color="000000" w:themeColor="text1"/>
+          <w:right w:val="single" w:sz="8" w:space="0" w:color="000000" w:themeColor="text1"/>
+          <w:insideV w:val="single" w:sz="8" w:space="0" w:color="000000" w:themeColor="text1"/>
         </w:tcBorders>
         <w:shd w:val="clear" w:color="auto" w:fill="C0C0C0" w:themeFill="text1" w:themeFillTint="3F"/>
       </w:tcPr>
@@ -5560,11 +5543,11 @@
       <w:tblPr/>
       <w:tcPr>
         <w:tcBorders>
-          <w:top w:val="single" w:color="000000" w:themeColor="text1" w:sz="8" w:space="0"/>
-          <w:left w:val="single" w:color="000000" w:themeColor="text1" w:sz="8" w:space="0"/>
-          <w:bottom w:val="single" w:color="000000" w:themeColor="text1" w:sz="8" w:space="0"/>
-          <w:right w:val="single" w:color="000000" w:themeColor="text1" w:sz="8" w:space="0"/>
-          <w:insideV w:val="single" w:color="000000" w:themeColor="text1" w:sz="8" w:space="0"/>
+          <w:top w:val="single" w:sz="8" w:space="0" w:color="000000" w:themeColor="text1"/>
+          <w:left w:val="single" w:sz="8" w:space="0" w:color="000000" w:themeColor="text1"/>
+          <w:bottom w:val="single" w:sz="8" w:space="0" w:color="000000" w:themeColor="text1"/>
+          <w:right w:val="single" w:sz="8" w:space="0" w:color="000000" w:themeColor="text1"/>
+          <w:insideV w:val="single" w:sz="8" w:space="0" w:color="000000" w:themeColor="text1"/>
         </w:tcBorders>
       </w:tcPr>
     </w:tblStylePr>
@@ -5581,12 +5564,12 @@
       <w:tblStyleRowBandSize w:val="1"/>
       <w:tblStyleColBandSize w:val="1"/>
       <w:tblBorders>
-        <w:top w:val="single" w:color="4F81BD" w:themeColor="accent1" w:sz="8" w:space="0"/>
-        <w:left w:val="single" w:color="4F81BD" w:themeColor="accent1" w:sz="8" w:space="0"/>
-        <w:bottom w:val="single" w:color="4F81BD" w:themeColor="accent1" w:sz="8" w:space="0"/>
-        <w:right w:val="single" w:color="4F81BD" w:themeColor="accent1" w:sz="8" w:space="0"/>
-        <w:insideH w:val="single" w:color="4F81BD" w:themeColor="accent1" w:sz="8" w:space="0"/>
-        <w:insideV w:val="single" w:color="4F81BD" w:themeColor="accent1" w:sz="8" w:space="0"/>
+        <w:top w:val="single" w:sz="8" w:space="0" w:color="4F81BD" w:themeColor="accent1"/>
+        <w:left w:val="single" w:sz="8" w:space="0" w:color="4F81BD" w:themeColor="accent1"/>
+        <w:bottom w:val="single" w:sz="8" w:space="0" w:color="4F81BD" w:themeColor="accent1"/>
+        <w:right w:val="single" w:sz="8" w:space="0" w:color="4F81BD" w:themeColor="accent1"/>
+        <w:insideH w:val="single" w:sz="8" w:space="0" w:color="4F81BD" w:themeColor="accent1"/>
+        <w:insideV w:val="single" w:sz="8" w:space="0" w:color="4F81BD" w:themeColor="accent1"/>
       </w:tblBorders>
     </w:tblPr>
     <w:tblStylePr w:type="firstRow">
@@ -5594,19 +5577,19 @@
         <w:spacing w:before="0" w:after="0" w:line="240" w:lineRule="auto"/>
       </w:pPr>
       <w:rPr>
-        <w:rFonts w:asciiTheme="majorHAnsi" w:hAnsiTheme="majorHAnsi" w:eastAsiaTheme="majorEastAsia" w:cstheme="majorBidi"/>
-        <w:b/>
-        <w:bCs/>
-      </w:rPr>
-      <w:tblPr/>
-      <w:tcPr>
-        <w:tcBorders>
-          <w:top w:val="single" w:color="4F81BD" w:themeColor="accent1" w:sz="8" w:space="0"/>
-          <w:left w:val="single" w:color="4F81BD" w:themeColor="accent1" w:sz="8" w:space="0"/>
-          <w:bottom w:val="single" w:color="4F81BD" w:themeColor="accent1" w:sz="18" w:space="0"/>
-          <w:right w:val="single" w:color="4F81BD" w:themeColor="accent1" w:sz="8" w:space="0"/>
-          <w:insideH w:val="nil"/>
-          <w:insideV w:val="single" w:color="4F81BD" w:themeColor="accent1" w:sz="8" w:space="0"/>
+        <w:rFonts w:asciiTheme="majorHAnsi" w:eastAsiaTheme="majorEastAsia" w:hAnsiTheme="majorHAnsi" w:cstheme="majorBidi"/>
+        <w:b/>
+        <w:bCs/>
+      </w:rPr>
+      <w:tblPr/>
+      <w:tcPr>
+        <w:tcBorders>
+          <w:top w:val="single" w:sz="8" w:space="0" w:color="4F81BD" w:themeColor="accent1"/>
+          <w:left w:val="single" w:sz="8" w:space="0" w:color="4F81BD" w:themeColor="accent1"/>
+          <w:bottom w:val="single" w:sz="18" w:space="0" w:color="4F81BD" w:themeColor="accent1"/>
+          <w:right w:val="single" w:sz="8" w:space="0" w:color="4F81BD" w:themeColor="accent1"/>
+          <w:insideH w:val="nil"/>
+          <w:insideV w:val="single" w:sz="8" w:space="0" w:color="4F81BD" w:themeColor="accent1"/>
         </w:tcBorders>
       </w:tcPr>
     </w:tblStylePr>
@@ -5615,42 +5598,42 @@
         <w:spacing w:before="0" w:after="0" w:line="240" w:lineRule="auto"/>
       </w:pPr>
       <w:rPr>
-        <w:rFonts w:asciiTheme="majorHAnsi" w:hAnsiTheme="majorHAnsi" w:eastAsiaTheme="majorEastAsia" w:cstheme="majorBidi"/>
-        <w:b/>
-        <w:bCs/>
-      </w:rPr>
-      <w:tblPr/>
-      <w:tcPr>
-        <w:tcBorders>
-          <w:top w:val="double" w:color="4F81BD" w:themeColor="accent1" w:sz="6" w:space="0"/>
-          <w:left w:val="single" w:color="4F81BD" w:themeColor="accent1" w:sz="8" w:space="0"/>
-          <w:bottom w:val="single" w:color="4F81BD" w:themeColor="accent1" w:sz="8" w:space="0"/>
-          <w:right w:val="single" w:color="4F81BD" w:themeColor="accent1" w:sz="8" w:space="0"/>
-          <w:insideH w:val="nil"/>
-          <w:insideV w:val="single" w:color="4F81BD" w:themeColor="accent1" w:sz="8" w:space="0"/>
+        <w:rFonts w:asciiTheme="majorHAnsi" w:eastAsiaTheme="majorEastAsia" w:hAnsiTheme="majorHAnsi" w:cstheme="majorBidi"/>
+        <w:b/>
+        <w:bCs/>
+      </w:rPr>
+      <w:tblPr/>
+      <w:tcPr>
+        <w:tcBorders>
+          <w:top w:val="double" w:sz="6" w:space="0" w:color="4F81BD" w:themeColor="accent1"/>
+          <w:left w:val="single" w:sz="8" w:space="0" w:color="4F81BD" w:themeColor="accent1"/>
+          <w:bottom w:val="single" w:sz="8" w:space="0" w:color="4F81BD" w:themeColor="accent1"/>
+          <w:right w:val="single" w:sz="8" w:space="0" w:color="4F81BD" w:themeColor="accent1"/>
+          <w:insideH w:val="nil"/>
+          <w:insideV w:val="single" w:sz="8" w:space="0" w:color="4F81BD" w:themeColor="accent1"/>
         </w:tcBorders>
       </w:tcPr>
     </w:tblStylePr>
     <w:tblStylePr w:type="firstCol">
       <w:rPr>
-        <w:rFonts w:asciiTheme="majorHAnsi" w:hAnsiTheme="majorHAnsi" w:eastAsiaTheme="majorEastAsia" w:cstheme="majorBidi"/>
+        <w:rFonts w:asciiTheme="majorHAnsi" w:eastAsiaTheme="majorEastAsia" w:hAnsiTheme="majorHAnsi" w:cstheme="majorBidi"/>
         <w:b/>
         <w:bCs/>
       </w:rPr>
     </w:tblStylePr>
     <w:tblStylePr w:type="lastCol">
       <w:rPr>
-        <w:rFonts w:asciiTheme="majorHAnsi" w:hAnsiTheme="majorHAnsi" w:eastAsiaTheme="majorEastAsia" w:cstheme="majorBidi"/>
-        <w:b/>
-        <w:bCs/>
-      </w:rPr>
-      <w:tblPr/>
-      <w:tcPr>
-        <w:tcBorders>
-          <w:top w:val="single" w:color="4F81BD" w:themeColor="accent1" w:sz="8" w:space="0"/>
-          <w:left w:val="single" w:color="4F81BD" w:themeColor="accent1" w:sz="8" w:space="0"/>
-          <w:bottom w:val="single" w:color="4F81BD" w:themeColor="accent1" w:sz="8" w:space="0"/>
-          <w:right w:val="single" w:color="4F81BD" w:themeColor="accent1" w:sz="8" w:space="0"/>
+        <w:rFonts w:asciiTheme="majorHAnsi" w:eastAsiaTheme="majorEastAsia" w:hAnsiTheme="majorHAnsi" w:cstheme="majorBidi"/>
+        <w:b/>
+        <w:bCs/>
+      </w:rPr>
+      <w:tblPr/>
+      <w:tcPr>
+        <w:tcBorders>
+          <w:top w:val="single" w:sz="8" w:space="0" w:color="4F81BD" w:themeColor="accent1"/>
+          <w:left w:val="single" w:sz="8" w:space="0" w:color="4F81BD" w:themeColor="accent1"/>
+          <w:bottom w:val="single" w:sz="8" w:space="0" w:color="4F81BD" w:themeColor="accent1"/>
+          <w:right w:val="single" w:sz="8" w:space="0" w:color="4F81BD" w:themeColor="accent1"/>
         </w:tcBorders>
       </w:tcPr>
     </w:tblStylePr>
@@ -5658,10 +5641,10 @@
       <w:tblPr/>
       <w:tcPr>
         <w:tcBorders>
-          <w:top w:val="single" w:color="4F81BD" w:themeColor="accent1" w:sz="8" w:space="0"/>
-          <w:left w:val="single" w:color="4F81BD" w:themeColor="accent1" w:sz="8" w:space="0"/>
-          <w:bottom w:val="single" w:color="4F81BD" w:themeColor="accent1" w:sz="8" w:space="0"/>
-          <w:right w:val="single" w:color="4F81BD" w:themeColor="accent1" w:sz="8" w:space="0"/>
+          <w:top w:val="single" w:sz="8" w:space="0" w:color="4F81BD" w:themeColor="accent1"/>
+          <w:left w:val="single" w:sz="8" w:space="0" w:color="4F81BD" w:themeColor="accent1"/>
+          <w:bottom w:val="single" w:sz="8" w:space="0" w:color="4F81BD" w:themeColor="accent1"/>
+          <w:right w:val="single" w:sz="8" w:space="0" w:color="4F81BD" w:themeColor="accent1"/>
         </w:tcBorders>
         <w:shd w:val="clear" w:color="auto" w:fill="D3DFEE" w:themeFill="accent1" w:themeFillTint="3F"/>
       </w:tcPr>
@@ -5670,11 +5653,11 @@
       <w:tblPr/>
       <w:tcPr>
         <w:tcBorders>
-          <w:top w:val="single" w:color="4F81BD" w:themeColor="accent1" w:sz="8" w:space="0"/>
-          <w:left w:val="single" w:color="4F81BD" w:themeColor="accent1" w:sz="8" w:space="0"/>
-          <w:bottom w:val="single" w:color="4F81BD" w:themeColor="accent1" w:sz="8" w:space="0"/>
-          <w:right w:val="single" w:color="4F81BD" w:themeColor="accent1" w:sz="8" w:space="0"/>
-          <w:insideV w:val="single" w:color="4F81BD" w:themeColor="accent1" w:sz="8" w:space="0"/>
+          <w:top w:val="single" w:sz="8" w:space="0" w:color="4F81BD" w:themeColor="accent1"/>
+          <w:left w:val="single" w:sz="8" w:space="0" w:color="4F81BD" w:themeColor="accent1"/>
+          <w:bottom w:val="single" w:sz="8" w:space="0" w:color="4F81BD" w:themeColor="accent1"/>
+          <w:right w:val="single" w:sz="8" w:space="0" w:color="4F81BD" w:themeColor="accent1"/>
+          <w:insideV w:val="single" w:sz="8" w:space="0" w:color="4F81BD" w:themeColor="accent1"/>
         </w:tcBorders>
         <w:shd w:val="clear" w:color="auto" w:fill="D3DFEE" w:themeFill="accent1" w:themeFillTint="3F"/>
       </w:tcPr>
@@ -5683,11 +5666,11 @@
       <w:tblPr/>
       <w:tcPr>
         <w:tcBorders>
-          <w:top w:val="single" w:color="4F81BD" w:themeColor="accent1" w:sz="8" w:space="0"/>
-          <w:left w:val="single" w:color="4F81BD" w:themeColor="accent1" w:sz="8" w:space="0"/>
-          <w:bottom w:val="single" w:color="4F81BD" w:themeColor="accent1" w:sz="8" w:space="0"/>
-          <w:right w:val="single" w:color="4F81BD" w:themeColor="accent1" w:sz="8" w:space="0"/>
-          <w:insideV w:val="single" w:color="4F81BD" w:themeColor="accent1" w:sz="8" w:space="0"/>
+          <w:top w:val="single" w:sz="8" w:space="0" w:color="4F81BD" w:themeColor="accent1"/>
+          <w:left w:val="single" w:sz="8" w:space="0" w:color="4F81BD" w:themeColor="accent1"/>
+          <w:bottom w:val="single" w:sz="8" w:space="0" w:color="4F81BD" w:themeColor="accent1"/>
+          <w:right w:val="single" w:sz="8" w:space="0" w:color="4F81BD" w:themeColor="accent1"/>
+          <w:insideV w:val="single" w:sz="8" w:space="0" w:color="4F81BD" w:themeColor="accent1"/>
         </w:tcBorders>
       </w:tcPr>
     </w:tblStylePr>
@@ -5704,12 +5687,12 @@
       <w:tblStyleRowBandSize w:val="1"/>
       <w:tblStyleColBandSize w:val="1"/>
       <w:tblBorders>
-        <w:top w:val="single" w:color="C0504D" w:themeColor="accent2" w:sz="8" w:space="0"/>
-        <w:left w:val="single" w:color="C0504D" w:themeColor="accent2" w:sz="8" w:space="0"/>
-        <w:bottom w:val="single" w:color="C0504D" w:themeColor="accent2" w:sz="8" w:space="0"/>
-        <w:right w:val="single" w:color="C0504D" w:themeColor="accent2" w:sz="8" w:space="0"/>
-        <w:insideH w:val="single" w:color="C0504D" w:themeColor="accent2" w:sz="8" w:space="0"/>
-        <w:insideV w:val="single" w:color="C0504D" w:themeColor="accent2" w:sz="8" w:space="0"/>
+        <w:top w:val="single" w:sz="8" w:space="0" w:color="C0504D" w:themeColor="accent2"/>
+        <w:left w:val="single" w:sz="8" w:space="0" w:color="C0504D" w:themeColor="accent2"/>
+        <w:bottom w:val="single" w:sz="8" w:space="0" w:color="C0504D" w:themeColor="accent2"/>
+        <w:right w:val="single" w:sz="8" w:space="0" w:color="C0504D" w:themeColor="accent2"/>
+        <w:insideH w:val="single" w:sz="8" w:space="0" w:color="C0504D" w:themeColor="accent2"/>
+        <w:insideV w:val="single" w:sz="8" w:space="0" w:color="C0504D" w:themeColor="accent2"/>
       </w:tblBorders>
     </w:tblPr>
     <w:tblStylePr w:type="firstRow">
@@ -5717,19 +5700,19 @@
         <w:spacing w:before="0" w:after="0" w:line="240" w:lineRule="auto"/>
       </w:pPr>
       <w:rPr>
-        <w:rFonts w:asciiTheme="majorHAnsi" w:hAnsiTheme="majorHAnsi" w:eastAsiaTheme="majorEastAsia" w:cstheme="majorBidi"/>
-        <w:b/>
-        <w:bCs/>
-      </w:rPr>
-      <w:tblPr/>
-      <w:tcPr>
-        <w:tcBorders>
-          <w:top w:val="single" w:color="C0504D" w:themeColor="accent2" w:sz="8" w:space="0"/>
-          <w:left w:val="single" w:color="C0504D" w:themeColor="accent2" w:sz="8" w:space="0"/>
-          <w:bottom w:val="single" w:color="C0504D" w:themeColor="accent2" w:sz="18" w:space="0"/>
-          <w:right w:val="single" w:color="C0504D" w:themeColor="accent2" w:sz="8" w:space="0"/>
-          <w:insideH w:val="nil"/>
-          <w:insideV w:val="single" w:color="C0504D" w:themeColor="accent2" w:sz="8" w:space="0"/>
+        <w:rFonts w:asciiTheme="majorHAnsi" w:eastAsiaTheme="majorEastAsia" w:hAnsiTheme="majorHAnsi" w:cstheme="majorBidi"/>
+        <w:b/>
+        <w:bCs/>
+      </w:rPr>
+      <w:tblPr/>
+      <w:tcPr>
+        <w:tcBorders>
+          <w:top w:val="single" w:sz="8" w:space="0" w:color="C0504D" w:themeColor="accent2"/>
+          <w:left w:val="single" w:sz="8" w:space="0" w:color="C0504D" w:themeColor="accent2"/>
+          <w:bottom w:val="single" w:sz="18" w:space="0" w:color="C0504D" w:themeColor="accent2"/>
+          <w:right w:val="single" w:sz="8" w:space="0" w:color="C0504D" w:themeColor="accent2"/>
+          <w:insideH w:val="nil"/>
+          <w:insideV w:val="single" w:sz="8" w:space="0" w:color="C0504D" w:themeColor="accent2"/>
         </w:tcBorders>
       </w:tcPr>
     </w:tblStylePr>
@@ -5738,42 +5721,42 @@
         <w:spacing w:before="0" w:after="0" w:line="240" w:lineRule="auto"/>
       </w:pPr>
       <w:rPr>
-        <w:rFonts w:asciiTheme="majorHAnsi" w:hAnsiTheme="majorHAnsi" w:eastAsiaTheme="majorEastAsia" w:cstheme="majorBidi"/>
-        <w:b/>
-        <w:bCs/>
-      </w:rPr>
-      <w:tblPr/>
-      <w:tcPr>
-        <w:tcBorders>
-          <w:top w:val="double" w:color="C0504D" w:themeColor="accent2" w:sz="6" w:space="0"/>
-          <w:left w:val="single" w:color="C0504D" w:themeColor="accent2" w:sz="8" w:space="0"/>
-          <w:bottom w:val="single" w:color="C0504D" w:themeColor="accent2" w:sz="8" w:space="0"/>
-          <w:right w:val="single" w:color="C0504D" w:themeColor="accent2" w:sz="8" w:space="0"/>
-          <w:insideH w:val="nil"/>
-          <w:insideV w:val="single" w:color="C0504D" w:themeColor="accent2" w:sz="8" w:space="0"/>
+        <w:rFonts w:asciiTheme="majorHAnsi" w:eastAsiaTheme="majorEastAsia" w:hAnsiTheme="majorHAnsi" w:cstheme="majorBidi"/>
+        <w:b/>
+        <w:bCs/>
+      </w:rPr>
+      <w:tblPr/>
+      <w:tcPr>
+        <w:tcBorders>
+          <w:top w:val="double" w:sz="6" w:space="0" w:color="C0504D" w:themeColor="accent2"/>
+          <w:left w:val="single" w:sz="8" w:space="0" w:color="C0504D" w:themeColor="accent2"/>
+          <w:bottom w:val="single" w:sz="8" w:space="0" w:color="C0504D" w:themeColor="accent2"/>
+          <w:right w:val="single" w:sz="8" w:space="0" w:color="C0504D" w:themeColor="accent2"/>
+          <w:insideH w:val="nil"/>
+          <w:insideV w:val="single" w:sz="8" w:space="0" w:color="C0504D" w:themeColor="accent2"/>
         </w:tcBorders>
       </w:tcPr>
     </w:tblStylePr>
     <w:tblStylePr w:type="firstCol">
       <w:rPr>
-        <w:rFonts w:asciiTheme="majorHAnsi" w:hAnsiTheme="majorHAnsi" w:eastAsiaTheme="majorEastAsia" w:cstheme="majorBidi"/>
+        <w:rFonts w:asciiTheme="majorHAnsi" w:eastAsiaTheme="majorEastAsia" w:hAnsiTheme="majorHAnsi" w:cstheme="majorBidi"/>
         <w:b/>
         <w:bCs/>
       </w:rPr>
     </w:tblStylePr>
     <w:tblStylePr w:type="lastCol">
       <w:rPr>
-        <w:rFonts w:asciiTheme="majorHAnsi" w:hAnsiTheme="majorHAnsi" w:eastAsiaTheme="majorEastAsia" w:cstheme="majorBidi"/>
-        <w:b/>
-        <w:bCs/>
-      </w:rPr>
-      <w:tblPr/>
-      <w:tcPr>
-        <w:tcBorders>
-          <w:top w:val="single" w:color="C0504D" w:themeColor="accent2" w:sz="8" w:space="0"/>
-          <w:left w:val="single" w:color="C0504D" w:themeColor="accent2" w:sz="8" w:space="0"/>
-          <w:bottom w:val="single" w:color="C0504D" w:themeColor="accent2" w:sz="8" w:space="0"/>
-          <w:right w:val="single" w:color="C0504D" w:themeColor="accent2" w:sz="8" w:space="0"/>
+        <w:rFonts w:asciiTheme="majorHAnsi" w:eastAsiaTheme="majorEastAsia" w:hAnsiTheme="majorHAnsi" w:cstheme="majorBidi"/>
+        <w:b/>
+        <w:bCs/>
+      </w:rPr>
+      <w:tblPr/>
+      <w:tcPr>
+        <w:tcBorders>
+          <w:top w:val="single" w:sz="8" w:space="0" w:color="C0504D" w:themeColor="accent2"/>
+          <w:left w:val="single" w:sz="8" w:space="0" w:color="C0504D" w:themeColor="accent2"/>
+          <w:bottom w:val="single" w:sz="8" w:space="0" w:color="C0504D" w:themeColor="accent2"/>
+          <w:right w:val="single" w:sz="8" w:space="0" w:color="C0504D" w:themeColor="accent2"/>
         </w:tcBorders>
       </w:tcPr>
     </w:tblStylePr>
@@ -5781,10 +5764,10 @@
       <w:tblPr/>
       <w:tcPr>
         <w:tcBorders>
-          <w:top w:val="single" w:color="C0504D" w:themeColor="accent2" w:sz="8" w:space="0"/>
-          <w:left w:val="single" w:color="C0504D" w:themeColor="accent2" w:sz="8" w:space="0"/>
-          <w:bottom w:val="single" w:color="C0504D" w:themeColor="accent2" w:sz="8" w:space="0"/>
-          <w:right w:val="single" w:color="C0504D" w:themeColor="accent2" w:sz="8" w:space="0"/>
+          <w:top w:val="single" w:sz="8" w:space="0" w:color="C0504D" w:themeColor="accent2"/>
+          <w:left w:val="single" w:sz="8" w:space="0" w:color="C0504D" w:themeColor="accent2"/>
+          <w:bottom w:val="single" w:sz="8" w:space="0" w:color="C0504D" w:themeColor="accent2"/>
+          <w:right w:val="single" w:sz="8" w:space="0" w:color="C0504D" w:themeColor="accent2"/>
         </w:tcBorders>
         <w:shd w:val="clear" w:color="auto" w:fill="EFD3D2" w:themeFill="accent2" w:themeFillTint="3F"/>
       </w:tcPr>
@@ -5793,11 +5776,11 @@
       <w:tblPr/>
       <w:tcPr>
         <w:tcBorders>
-          <w:top w:val="single" w:color="C0504D" w:themeColor="accent2" w:sz="8" w:space="0"/>
-          <w:left w:val="single" w:color="C0504D" w:themeColor="accent2" w:sz="8" w:space="0"/>
-          <w:bottom w:val="single" w:color="C0504D" w:themeColor="accent2" w:sz="8" w:space="0"/>
-          <w:right w:val="single" w:color="C0504D" w:themeColor="accent2" w:sz="8" w:space="0"/>
-          <w:insideV w:val="single" w:color="C0504D" w:themeColor="accent2" w:sz="8" w:space="0"/>
+          <w:top w:val="single" w:sz="8" w:space="0" w:color="C0504D" w:themeColor="accent2"/>
+          <w:left w:val="single" w:sz="8" w:space="0" w:color="C0504D" w:themeColor="accent2"/>
+          <w:bottom w:val="single" w:sz="8" w:space="0" w:color="C0504D" w:themeColor="accent2"/>
+          <w:right w:val="single" w:sz="8" w:space="0" w:color="C0504D" w:themeColor="accent2"/>
+          <w:insideV w:val="single" w:sz="8" w:space="0" w:color="C0504D" w:themeColor="accent2"/>
         </w:tcBorders>
         <w:shd w:val="clear" w:color="auto" w:fill="EFD3D2" w:themeFill="accent2" w:themeFillTint="3F"/>
       </w:tcPr>
@@ -5806,11 +5789,11 @@
       <w:tblPr/>
       <w:tcPr>
         <w:tcBorders>
-          <w:top w:val="single" w:color="C0504D" w:themeColor="accent2" w:sz="8" w:space="0"/>
-          <w:left w:val="single" w:color="C0504D" w:themeColor="accent2" w:sz="8" w:space="0"/>
-          <w:bottom w:val="single" w:color="C0504D" w:themeColor="accent2" w:sz="8" w:space="0"/>
-          <w:right w:val="single" w:color="C0504D" w:themeColor="accent2" w:sz="8" w:space="0"/>
-          <w:insideV w:val="single" w:color="C0504D" w:themeColor="accent2" w:sz="8" w:space="0"/>
+          <w:top w:val="single" w:sz="8" w:space="0" w:color="C0504D" w:themeColor="accent2"/>
+          <w:left w:val="single" w:sz="8" w:space="0" w:color="C0504D" w:themeColor="accent2"/>
+          <w:bottom w:val="single" w:sz="8" w:space="0" w:color="C0504D" w:themeColor="accent2"/>
+          <w:right w:val="single" w:sz="8" w:space="0" w:color="C0504D" w:themeColor="accent2"/>
+          <w:insideV w:val="single" w:sz="8" w:space="0" w:color="C0504D" w:themeColor="accent2"/>
         </w:tcBorders>
       </w:tcPr>
     </w:tblStylePr>
@@ -5827,12 +5810,12 @@
       <w:tblStyleRowBandSize w:val="1"/>
       <w:tblStyleColBandSize w:val="1"/>
       <w:tblBorders>
-        <w:top w:val="single" w:color="9BBB59" w:themeColor="accent3" w:sz="8" w:space="0"/>
-        <w:left w:val="single" w:color="9BBB59" w:themeColor="accent3" w:sz="8" w:space="0"/>
-        <w:bottom w:val="single" w:color="9BBB59" w:themeColor="accent3" w:sz="8" w:space="0"/>
-        <w:right w:val="single" w:color="9BBB59" w:themeColor="accent3" w:sz="8" w:space="0"/>
-        <w:insideH w:val="single" w:color="9BBB59" w:themeColor="accent3" w:sz="8" w:space="0"/>
-        <w:insideV w:val="single" w:color="9BBB59" w:themeColor="accent3" w:sz="8" w:space="0"/>
+        <w:top w:val="single" w:sz="8" w:space="0" w:color="9BBB59" w:themeColor="accent3"/>
+        <w:left w:val="single" w:sz="8" w:space="0" w:color="9BBB59" w:themeColor="accent3"/>
+        <w:bottom w:val="single" w:sz="8" w:space="0" w:color="9BBB59" w:themeColor="accent3"/>
+        <w:right w:val="single" w:sz="8" w:space="0" w:color="9BBB59" w:themeColor="accent3"/>
+        <w:insideH w:val="single" w:sz="8" w:space="0" w:color="9BBB59" w:themeColor="accent3"/>
+        <w:insideV w:val="single" w:sz="8" w:space="0" w:color="9BBB59" w:themeColor="accent3"/>
       </w:tblBorders>
     </w:tblPr>
     <w:tblStylePr w:type="firstRow">
@@ -5840,19 +5823,19 @@
         <w:spacing w:before="0" w:after="0" w:line="240" w:lineRule="auto"/>
       </w:pPr>
       <w:rPr>
-        <w:rFonts w:asciiTheme="majorHAnsi" w:hAnsiTheme="majorHAnsi" w:eastAsiaTheme="majorEastAsia" w:cstheme="majorBidi"/>
-        <w:b/>
-        <w:bCs/>
-      </w:rPr>
-      <w:tblPr/>
-      <w:tcPr>
-        <w:tcBorders>
-          <w:top w:val="single" w:color="9BBB59" w:themeColor="accent3" w:sz="8" w:space="0"/>
-          <w:left w:val="single" w:color="9BBB59" w:themeColor="accent3" w:sz="8" w:space="0"/>
-          <w:bottom w:val="single" w:color="9BBB59" w:themeColor="accent3" w:sz="18" w:space="0"/>
-          <w:right w:val="single" w:color="9BBB59" w:themeColor="accent3" w:sz="8" w:space="0"/>
-          <w:insideH w:val="nil"/>
-          <w:insideV w:val="single" w:color="9BBB59" w:themeColor="accent3" w:sz="8" w:space="0"/>
+        <w:rFonts w:asciiTheme="majorHAnsi" w:eastAsiaTheme="majorEastAsia" w:hAnsiTheme="majorHAnsi" w:cstheme="majorBidi"/>
+        <w:b/>
+        <w:bCs/>
+      </w:rPr>
+      <w:tblPr/>
+      <w:tcPr>
+        <w:tcBorders>
+          <w:top w:val="single" w:sz="8" w:space="0" w:color="9BBB59" w:themeColor="accent3"/>
+          <w:left w:val="single" w:sz="8" w:space="0" w:color="9BBB59" w:themeColor="accent3"/>
+          <w:bottom w:val="single" w:sz="18" w:space="0" w:color="9BBB59" w:themeColor="accent3"/>
+          <w:right w:val="single" w:sz="8" w:space="0" w:color="9BBB59" w:themeColor="accent3"/>
+          <w:insideH w:val="nil"/>
+          <w:insideV w:val="single" w:sz="8" w:space="0" w:color="9BBB59" w:themeColor="accent3"/>
         </w:tcBorders>
       </w:tcPr>
     </w:tblStylePr>
@@ -5861,42 +5844,42 @@
         <w:spacing w:before="0" w:after="0" w:line="240" w:lineRule="auto"/>
       </w:pPr>
       <w:rPr>
-        <w:rFonts w:asciiTheme="majorHAnsi" w:hAnsiTheme="majorHAnsi" w:eastAsiaTheme="majorEastAsia" w:cstheme="majorBidi"/>
-        <w:b/>
-        <w:bCs/>
-      </w:rPr>
-      <w:tblPr/>
-      <w:tcPr>
-        <w:tcBorders>
-          <w:top w:val="double" w:color="9BBB59" w:themeColor="accent3" w:sz="6" w:space="0"/>
-          <w:left w:val="single" w:color="9BBB59" w:themeColor="accent3" w:sz="8" w:space="0"/>
-          <w:bottom w:val="single" w:color="9BBB59" w:themeColor="accent3" w:sz="8" w:space="0"/>
-          <w:right w:val="single" w:color="9BBB59" w:themeColor="accent3" w:sz="8" w:space="0"/>
-          <w:insideH w:val="nil"/>
-          <w:insideV w:val="single" w:color="9BBB59" w:themeColor="accent3" w:sz="8" w:space="0"/>
+        <w:rFonts w:asciiTheme="majorHAnsi" w:eastAsiaTheme="majorEastAsia" w:hAnsiTheme="majorHAnsi" w:cstheme="majorBidi"/>
+        <w:b/>
+        <w:bCs/>
+      </w:rPr>
+      <w:tblPr/>
+      <w:tcPr>
+        <w:tcBorders>
+          <w:top w:val="double" w:sz="6" w:space="0" w:color="9BBB59" w:themeColor="accent3"/>
+          <w:left w:val="single" w:sz="8" w:space="0" w:color="9BBB59" w:themeColor="accent3"/>
+          <w:bottom w:val="single" w:sz="8" w:space="0" w:color="9BBB59" w:themeColor="accent3"/>
+          <w:right w:val="single" w:sz="8" w:space="0" w:color="9BBB59" w:themeColor="accent3"/>
+          <w:insideH w:val="nil"/>
+          <w:insideV w:val="single" w:sz="8" w:space="0" w:color="9BBB59" w:themeColor="accent3"/>
         </w:tcBorders>
       </w:tcPr>
     </w:tblStylePr>
     <w:tblStylePr w:type="firstCol">
       <w:rPr>
-        <w:rFonts w:asciiTheme="majorHAnsi" w:hAnsiTheme="majorHAnsi" w:eastAsiaTheme="majorEastAsia" w:cstheme="majorBidi"/>
+        <w:rFonts w:asciiTheme="majorHAnsi" w:eastAsiaTheme="majorEastAsia" w:hAnsiTheme="majorHAnsi" w:cstheme="majorBidi"/>
         <w:b/>
         <w:bCs/>
       </w:rPr>
     </w:tblStylePr>
     <w:tblStylePr w:type="lastCol">
       <w:rPr>
-        <w:rFonts w:asciiTheme="majorHAnsi" w:hAnsiTheme="majorHAnsi" w:eastAsiaTheme="majorEastAsia" w:cstheme="majorBidi"/>
-        <w:b/>
-        <w:bCs/>
-      </w:rPr>
-      <w:tblPr/>
-      <w:tcPr>
-        <w:tcBorders>
-          <w:top w:val="single" w:color="9BBB59" w:themeColor="accent3" w:sz="8" w:space="0"/>
-          <w:left w:val="single" w:color="9BBB59" w:themeColor="accent3" w:sz="8" w:space="0"/>
-          <w:bottom w:val="single" w:color="9BBB59" w:themeColor="accent3" w:sz="8" w:space="0"/>
-          <w:right w:val="single" w:color="9BBB59" w:themeColor="accent3" w:sz="8" w:space="0"/>
+        <w:rFonts w:asciiTheme="majorHAnsi" w:eastAsiaTheme="majorEastAsia" w:hAnsiTheme="majorHAnsi" w:cstheme="majorBidi"/>
+        <w:b/>
+        <w:bCs/>
+      </w:rPr>
+      <w:tblPr/>
+      <w:tcPr>
+        <w:tcBorders>
+          <w:top w:val="single" w:sz="8" w:space="0" w:color="9BBB59" w:themeColor="accent3"/>
+          <w:left w:val="single" w:sz="8" w:space="0" w:color="9BBB59" w:themeColor="accent3"/>
+          <w:bottom w:val="single" w:sz="8" w:space="0" w:color="9BBB59" w:themeColor="accent3"/>
+          <w:right w:val="single" w:sz="8" w:space="0" w:color="9BBB59" w:themeColor="accent3"/>
         </w:tcBorders>
       </w:tcPr>
     </w:tblStylePr>
@@ -5904,10 +5887,10 @@
       <w:tblPr/>
       <w:tcPr>
         <w:tcBorders>
-          <w:top w:val="single" w:color="9BBB59" w:themeColor="accent3" w:sz="8" w:space="0"/>
-          <w:left w:val="single" w:color="9BBB59" w:themeColor="accent3" w:sz="8" w:space="0"/>
-          <w:bottom w:val="single" w:color="9BBB59" w:themeColor="accent3" w:sz="8" w:space="0"/>
-          <w:right w:val="single" w:color="9BBB59" w:themeColor="accent3" w:sz="8" w:space="0"/>
+          <w:top w:val="single" w:sz="8" w:space="0" w:color="9BBB59" w:themeColor="accent3"/>
+          <w:left w:val="single" w:sz="8" w:space="0" w:color="9BBB59" w:themeColor="accent3"/>
+          <w:bottom w:val="single" w:sz="8" w:space="0" w:color="9BBB59" w:themeColor="accent3"/>
+          <w:right w:val="single" w:sz="8" w:space="0" w:color="9BBB59" w:themeColor="accent3"/>
         </w:tcBorders>
         <w:shd w:val="clear" w:color="auto" w:fill="E6EED5" w:themeFill="accent3" w:themeFillTint="3F"/>
       </w:tcPr>
@@ -5916,11 +5899,11 @@
       <w:tblPr/>
       <w:tcPr>
         <w:tcBorders>
-          <w:top w:val="single" w:color="9BBB59" w:themeColor="accent3" w:sz="8" w:space="0"/>
-          <w:left w:val="single" w:color="9BBB59" w:themeColor="accent3" w:sz="8" w:space="0"/>
-          <w:bottom w:val="single" w:color="9BBB59" w:themeColor="accent3" w:sz="8" w:space="0"/>
-          <w:right w:val="single" w:color="9BBB59" w:themeColor="accent3" w:sz="8" w:space="0"/>
-          <w:insideV w:val="single" w:color="9BBB59" w:themeColor="accent3" w:sz="8" w:space="0"/>
+          <w:top w:val="single" w:sz="8" w:space="0" w:color="9BBB59" w:themeColor="accent3"/>
+          <w:left w:val="single" w:sz="8" w:space="0" w:color="9BBB59" w:themeColor="accent3"/>
+          <w:bottom w:val="single" w:sz="8" w:space="0" w:color="9BBB59" w:themeColor="accent3"/>
+          <w:right w:val="single" w:sz="8" w:space="0" w:color="9BBB59" w:themeColor="accent3"/>
+          <w:insideV w:val="single" w:sz="8" w:space="0" w:color="9BBB59" w:themeColor="accent3"/>
         </w:tcBorders>
         <w:shd w:val="clear" w:color="auto" w:fill="E6EED5" w:themeFill="accent3" w:themeFillTint="3F"/>
       </w:tcPr>
@@ -5929,11 +5912,11 @@
       <w:tblPr/>
       <w:tcPr>
         <w:tcBorders>
-          <w:top w:val="single" w:color="9BBB59" w:themeColor="accent3" w:sz="8" w:space="0"/>
-          <w:left w:val="single" w:color="9BBB59" w:themeColor="accent3" w:sz="8" w:space="0"/>
-          <w:bottom w:val="single" w:color="9BBB59" w:themeColor="accent3" w:sz="8" w:space="0"/>
-          <w:right w:val="single" w:color="9BBB59" w:themeColor="accent3" w:sz="8" w:space="0"/>
-          <w:insideV w:val="single" w:color="9BBB59" w:themeColor="accent3" w:sz="8" w:space="0"/>
+          <w:top w:val="single" w:sz="8" w:space="0" w:color="9BBB59" w:themeColor="accent3"/>
+          <w:left w:val="single" w:sz="8" w:space="0" w:color="9BBB59" w:themeColor="accent3"/>
+          <w:bottom w:val="single" w:sz="8" w:space="0" w:color="9BBB59" w:themeColor="accent3"/>
+          <w:right w:val="single" w:sz="8" w:space="0" w:color="9BBB59" w:themeColor="accent3"/>
+          <w:insideV w:val="single" w:sz="8" w:space="0" w:color="9BBB59" w:themeColor="accent3"/>
         </w:tcBorders>
       </w:tcPr>
     </w:tblStylePr>
@@ -5950,12 +5933,12 @@
       <w:tblStyleRowBandSize w:val="1"/>
       <w:tblStyleColBandSize w:val="1"/>
       <w:tblBorders>
-        <w:top w:val="single" w:color="8064A2" w:themeColor="accent4" w:sz="8" w:space="0"/>
-        <w:left w:val="single" w:color="8064A2" w:themeColor="accent4" w:sz="8" w:space="0"/>
-        <w:bottom w:val="single" w:color="8064A2" w:themeColor="accent4" w:sz="8" w:space="0"/>
-        <w:right w:val="single" w:color="8064A2" w:themeColor="accent4" w:sz="8" w:space="0"/>
-        <w:insideH w:val="single" w:color="8064A2" w:themeColor="accent4" w:sz="8" w:space="0"/>
-        <w:insideV w:val="single" w:color="8064A2" w:themeColor="accent4" w:sz="8" w:space="0"/>
+        <w:top w:val="single" w:sz="8" w:space="0" w:color="8064A2" w:themeColor="accent4"/>
+        <w:left w:val="single" w:sz="8" w:space="0" w:color="8064A2" w:themeColor="accent4"/>
+        <w:bottom w:val="single" w:sz="8" w:space="0" w:color="8064A2" w:themeColor="accent4"/>
+        <w:right w:val="single" w:sz="8" w:space="0" w:color="8064A2" w:themeColor="accent4"/>
+        <w:insideH w:val="single" w:sz="8" w:space="0" w:color="8064A2" w:themeColor="accent4"/>
+        <w:insideV w:val="single" w:sz="8" w:space="0" w:color="8064A2" w:themeColor="accent4"/>
       </w:tblBorders>
     </w:tblPr>
     <w:tblStylePr w:type="firstRow">
@@ -5963,19 +5946,19 @@
         <w:spacing w:before="0" w:after="0" w:line="240" w:lineRule="auto"/>
       </w:pPr>
       <w:rPr>
-        <w:rFonts w:asciiTheme="majorHAnsi" w:hAnsiTheme="majorHAnsi" w:eastAsiaTheme="majorEastAsia" w:cstheme="majorBidi"/>
-        <w:b/>
-        <w:bCs/>
-      </w:rPr>
-      <w:tblPr/>
-      <w:tcPr>
-        <w:tcBorders>
-          <w:top w:val="single" w:color="8064A2" w:themeColor="accent4" w:sz="8" w:space="0"/>
-          <w:left w:val="single" w:color="8064A2" w:themeColor="accent4" w:sz="8" w:space="0"/>
-          <w:bottom w:val="single" w:color="8064A2" w:themeColor="accent4" w:sz="18" w:space="0"/>
-          <w:right w:val="single" w:color="8064A2" w:themeColor="accent4" w:sz="8" w:space="0"/>
-          <w:insideH w:val="nil"/>
-          <w:insideV w:val="single" w:color="8064A2" w:themeColor="accent4" w:sz="8" w:space="0"/>
+        <w:rFonts w:asciiTheme="majorHAnsi" w:eastAsiaTheme="majorEastAsia" w:hAnsiTheme="majorHAnsi" w:cstheme="majorBidi"/>
+        <w:b/>
+        <w:bCs/>
+      </w:rPr>
+      <w:tblPr/>
+      <w:tcPr>
+        <w:tcBorders>
+          <w:top w:val="single" w:sz="8" w:space="0" w:color="8064A2" w:themeColor="accent4"/>
+          <w:left w:val="single" w:sz="8" w:space="0" w:color="8064A2" w:themeColor="accent4"/>
+          <w:bottom w:val="single" w:sz="18" w:space="0" w:color="8064A2" w:themeColor="accent4"/>
+          <w:right w:val="single" w:sz="8" w:space="0" w:color="8064A2" w:themeColor="accent4"/>
+          <w:insideH w:val="nil"/>
+          <w:insideV w:val="single" w:sz="8" w:space="0" w:color="8064A2" w:themeColor="accent4"/>
         </w:tcBorders>
       </w:tcPr>
     </w:tblStylePr>
@@ -5984,42 +5967,42 @@
         <w:spacing w:before="0" w:after="0" w:line="240" w:lineRule="auto"/>
       </w:pPr>
       <w:rPr>
-        <w:rFonts w:asciiTheme="majorHAnsi" w:hAnsiTheme="majorHAnsi" w:eastAsiaTheme="majorEastAsia" w:cstheme="majorBidi"/>
-        <w:b/>
-        <w:bCs/>
-      </w:rPr>
-      <w:tblPr/>
-      <w:tcPr>
-        <w:tcBorders>
-          <w:top w:val="double" w:color="8064A2" w:themeColor="accent4" w:sz="6" w:space="0"/>
-          <w:left w:val="single" w:color="8064A2" w:themeColor="accent4" w:sz="8" w:space="0"/>
-          <w:bottom w:val="single" w:color="8064A2" w:themeColor="accent4" w:sz="8" w:space="0"/>
-          <w:right w:val="single" w:color="8064A2" w:themeColor="accent4" w:sz="8" w:space="0"/>
-          <w:insideH w:val="nil"/>
-          <w:insideV w:val="single" w:color="8064A2" w:themeColor="accent4" w:sz="8" w:space="0"/>
+        <w:rFonts w:asciiTheme="majorHAnsi" w:eastAsiaTheme="majorEastAsia" w:hAnsiTheme="majorHAnsi" w:cstheme="majorBidi"/>
+        <w:b/>
+        <w:bCs/>
+      </w:rPr>
+      <w:tblPr/>
+      <w:tcPr>
+        <w:tcBorders>
+          <w:top w:val="double" w:sz="6" w:space="0" w:color="8064A2" w:themeColor="accent4"/>
+          <w:left w:val="single" w:sz="8" w:space="0" w:color="8064A2" w:themeColor="accent4"/>
+          <w:bottom w:val="single" w:sz="8" w:space="0" w:color="8064A2" w:themeColor="accent4"/>
+          <w:right w:val="single" w:sz="8" w:space="0" w:color="8064A2" w:themeColor="accent4"/>
+          <w:insideH w:val="nil"/>
+          <w:insideV w:val="single" w:sz="8" w:space="0" w:color="8064A2" w:themeColor="accent4"/>
         </w:tcBorders>
       </w:tcPr>
     </w:tblStylePr>
     <w:tblStylePr w:type="firstCol">
       <w:rPr>
-        <w:rFonts w:asciiTheme="majorHAnsi" w:hAnsiTheme="majorHAnsi" w:eastAsiaTheme="majorEastAsia" w:cstheme="majorBidi"/>
+        <w:rFonts w:asciiTheme="majorHAnsi" w:eastAsiaTheme="majorEastAsia" w:hAnsiTheme="majorHAnsi" w:cstheme="majorBidi"/>
         <w:b/>
         <w:bCs/>
       </w:rPr>
     </w:tblStylePr>
     <w:tblStylePr w:type="lastCol">
       <w:rPr>
-        <w:rFonts w:asciiTheme="majorHAnsi" w:hAnsiTheme="majorHAnsi" w:eastAsiaTheme="majorEastAsia" w:cstheme="majorBidi"/>
-        <w:b/>
-        <w:bCs/>
-      </w:rPr>
-      <w:tblPr/>
-      <w:tcPr>
-        <w:tcBorders>
-          <w:top w:val="single" w:color="8064A2" w:themeColor="accent4" w:sz="8" w:space="0"/>
-          <w:left w:val="single" w:color="8064A2" w:themeColor="accent4" w:sz="8" w:space="0"/>
-          <w:bottom w:val="single" w:color="8064A2" w:themeColor="accent4" w:sz="8" w:space="0"/>
-          <w:right w:val="single" w:color="8064A2" w:themeColor="accent4" w:sz="8" w:space="0"/>
+        <w:rFonts w:asciiTheme="majorHAnsi" w:eastAsiaTheme="majorEastAsia" w:hAnsiTheme="majorHAnsi" w:cstheme="majorBidi"/>
+        <w:b/>
+        <w:bCs/>
+      </w:rPr>
+      <w:tblPr/>
+      <w:tcPr>
+        <w:tcBorders>
+          <w:top w:val="single" w:sz="8" w:space="0" w:color="8064A2" w:themeColor="accent4"/>
+          <w:left w:val="single" w:sz="8" w:space="0" w:color="8064A2" w:themeColor="accent4"/>
+          <w:bottom w:val="single" w:sz="8" w:space="0" w:color="8064A2" w:themeColor="accent4"/>
+          <w:right w:val="single" w:sz="8" w:space="0" w:color="8064A2" w:themeColor="accent4"/>
         </w:tcBorders>
       </w:tcPr>
     </w:tblStylePr>
@@ -6027,10 +6010,10 @@
       <w:tblPr/>
       <w:tcPr>
         <w:tcBorders>
-          <w:top w:val="single" w:color="8064A2" w:themeColor="accent4" w:sz="8" w:space="0"/>
-          <w:left w:val="single" w:color="8064A2" w:themeColor="accent4" w:sz="8" w:space="0"/>
-          <w:bottom w:val="single" w:color="8064A2" w:themeColor="accent4" w:sz="8" w:space="0"/>
-          <w:right w:val="single" w:color="8064A2" w:themeColor="accent4" w:sz="8" w:space="0"/>
+          <w:top w:val="single" w:sz="8" w:space="0" w:color="8064A2" w:themeColor="accent4"/>
+          <w:left w:val="single" w:sz="8" w:space="0" w:color="8064A2" w:themeColor="accent4"/>
+          <w:bottom w:val="single" w:sz="8" w:space="0" w:color="8064A2" w:themeColor="accent4"/>
+          <w:right w:val="single" w:sz="8" w:space="0" w:color="8064A2" w:themeColor="accent4"/>
         </w:tcBorders>
         <w:shd w:val="clear" w:color="auto" w:fill="DFD8E8" w:themeFill="accent4" w:themeFillTint="3F"/>
       </w:tcPr>
@@ -6039,11 +6022,11 @@
       <w:tblPr/>
       <w:tcPr>
         <w:tcBorders>
-          <w:top w:val="single" w:color="8064A2" w:themeColor="accent4" w:sz="8" w:space="0"/>
-          <w:left w:val="single" w:color="8064A2" w:themeColor="accent4" w:sz="8" w:space="0"/>
-          <w:bottom w:val="single" w:color="8064A2" w:themeColor="accent4" w:sz="8" w:space="0"/>
-          <w:right w:val="single" w:color="8064A2" w:themeColor="accent4" w:sz="8" w:space="0"/>
-          <w:insideV w:val="single" w:color="8064A2" w:themeColor="accent4" w:sz="8" w:space="0"/>
+          <w:top w:val="single" w:sz="8" w:space="0" w:color="8064A2" w:themeColor="accent4"/>
+          <w:left w:val="single" w:sz="8" w:space="0" w:color="8064A2" w:themeColor="accent4"/>
+          <w:bottom w:val="single" w:sz="8" w:space="0" w:color="8064A2" w:themeColor="accent4"/>
+          <w:right w:val="single" w:sz="8" w:space="0" w:color="8064A2" w:themeColor="accent4"/>
+          <w:insideV w:val="single" w:sz="8" w:space="0" w:color="8064A2" w:themeColor="accent4"/>
         </w:tcBorders>
         <w:shd w:val="clear" w:color="auto" w:fill="DFD8E8" w:themeFill="accent4" w:themeFillTint="3F"/>
       </w:tcPr>
@@ -6052,11 +6035,11 @@
       <w:tblPr/>
       <w:tcPr>
         <w:tcBorders>
-          <w:top w:val="single" w:color="8064A2" w:themeColor="accent4" w:sz="8" w:space="0"/>
-          <w:left w:val="single" w:color="8064A2" w:themeColor="accent4" w:sz="8" w:space="0"/>
-          <w:bottom w:val="single" w:color="8064A2" w:themeColor="accent4" w:sz="8" w:space="0"/>
-          <w:right w:val="single" w:color="8064A2" w:themeColor="accent4" w:sz="8" w:space="0"/>
-          <w:insideV w:val="single" w:color="8064A2" w:themeColor="accent4" w:sz="8" w:space="0"/>
+          <w:top w:val="single" w:sz="8" w:space="0" w:color="8064A2" w:themeColor="accent4"/>
+          <w:left w:val="single" w:sz="8" w:space="0" w:color="8064A2" w:themeColor="accent4"/>
+          <w:bottom w:val="single" w:sz="8" w:space="0" w:color="8064A2" w:themeColor="accent4"/>
+          <w:right w:val="single" w:sz="8" w:space="0" w:color="8064A2" w:themeColor="accent4"/>
+          <w:insideV w:val="single" w:sz="8" w:space="0" w:color="8064A2" w:themeColor="accent4"/>
         </w:tcBorders>
       </w:tcPr>
     </w:tblStylePr>
@@ -6073,12 +6056,12 @@
       <w:tblStyleRowBandSize w:val="1"/>
       <w:tblStyleColBandSize w:val="1"/>
       <w:tblBorders>
-        <w:top w:val="single" w:color="4BACC6" w:themeColor="accent5" w:sz="8" w:space="0"/>
-        <w:left w:val="single" w:color="4BACC6" w:themeColor="accent5" w:sz="8" w:space="0"/>
-        <w:bottom w:val="single" w:color="4BACC6" w:themeColor="accent5" w:sz="8" w:space="0"/>
-        <w:right w:val="single" w:color="4BACC6" w:themeColor="accent5" w:sz="8" w:space="0"/>
-        <w:insideH w:val="single" w:color="4BACC6" w:themeColor="accent5" w:sz="8" w:space="0"/>
-        <w:insideV w:val="single" w:color="4BACC6" w:themeColor="accent5" w:sz="8" w:space="0"/>
+        <w:top w:val="single" w:sz="8" w:space="0" w:color="4BACC6" w:themeColor="accent5"/>
+        <w:left w:val="single" w:sz="8" w:space="0" w:color="4BACC6" w:themeColor="accent5"/>
+        <w:bottom w:val="single" w:sz="8" w:space="0" w:color="4BACC6" w:themeColor="accent5"/>
+        <w:right w:val="single" w:sz="8" w:space="0" w:color="4BACC6" w:themeColor="accent5"/>
+        <w:insideH w:val="single" w:sz="8" w:space="0" w:color="4BACC6" w:themeColor="accent5"/>
+        <w:insideV w:val="single" w:sz="8" w:space="0" w:color="4BACC6" w:themeColor="accent5"/>
       </w:tblBorders>
     </w:tblPr>
     <w:tblStylePr w:type="firstRow">
@@ -6086,19 +6069,19 @@
         <w:spacing w:before="0" w:after="0" w:line="240" w:lineRule="auto"/>
       </w:pPr>
       <w:rPr>
-        <w:rFonts w:asciiTheme="majorHAnsi" w:hAnsiTheme="majorHAnsi" w:eastAsiaTheme="majorEastAsia" w:cstheme="majorBidi"/>
-        <w:b/>
-        <w:bCs/>
-      </w:rPr>
-      <w:tblPr/>
-      <w:tcPr>
-        <w:tcBorders>
-          <w:top w:val="single" w:color="4BACC6" w:themeColor="accent5" w:sz="8" w:space="0"/>
-          <w:left w:val="single" w:color="4BACC6" w:themeColor="accent5" w:sz="8" w:space="0"/>
-          <w:bottom w:val="single" w:color="4BACC6" w:themeColor="accent5" w:sz="18" w:space="0"/>
-          <w:right w:val="single" w:color="4BACC6" w:themeColor="accent5" w:sz="8" w:space="0"/>
-          <w:insideH w:val="nil"/>
-          <w:insideV w:val="single" w:color="4BACC6" w:themeColor="accent5" w:sz="8" w:space="0"/>
+        <w:rFonts w:asciiTheme="majorHAnsi" w:eastAsiaTheme="majorEastAsia" w:hAnsiTheme="majorHAnsi" w:cstheme="majorBidi"/>
+        <w:b/>
+        <w:bCs/>
+      </w:rPr>
+      <w:tblPr/>
+      <w:tcPr>
+        <w:tcBorders>
+          <w:top w:val="single" w:sz="8" w:space="0" w:color="4BACC6" w:themeColor="accent5"/>
+          <w:left w:val="single" w:sz="8" w:space="0" w:color="4BACC6" w:themeColor="accent5"/>
+          <w:bottom w:val="single" w:sz="18" w:space="0" w:color="4BACC6" w:themeColor="accent5"/>
+          <w:right w:val="single" w:sz="8" w:space="0" w:color="4BACC6" w:themeColor="accent5"/>
+          <w:insideH w:val="nil"/>
+          <w:insideV w:val="single" w:sz="8" w:space="0" w:color="4BACC6" w:themeColor="accent5"/>
         </w:tcBorders>
       </w:tcPr>
     </w:tblStylePr>
@@ -6107,42 +6090,42 @@
         <w:spacing w:before="0" w:after="0" w:line="240" w:lineRule="auto"/>
       </w:pPr>
       <w:rPr>
-        <w:rFonts w:asciiTheme="majorHAnsi" w:hAnsiTheme="majorHAnsi" w:eastAsiaTheme="majorEastAsia" w:cstheme="majorBidi"/>
-        <w:b/>
-        <w:bCs/>
-      </w:rPr>
-      <w:tblPr/>
-      <w:tcPr>
-        <w:tcBorders>
-          <w:top w:val="double" w:color="4BACC6" w:themeColor="accent5" w:sz="6" w:space="0"/>
-          <w:left w:val="single" w:color="4BACC6" w:themeColor="accent5" w:sz="8" w:space="0"/>
-          <w:bottom w:val="single" w:color="4BACC6" w:themeColor="accent5" w:sz="8" w:space="0"/>
-          <w:right w:val="single" w:color="4BACC6" w:themeColor="accent5" w:sz="8" w:space="0"/>
-          <w:insideH w:val="nil"/>
-          <w:insideV w:val="single" w:color="4BACC6" w:themeColor="accent5" w:sz="8" w:space="0"/>
+        <w:rFonts w:asciiTheme="majorHAnsi" w:eastAsiaTheme="majorEastAsia" w:hAnsiTheme="majorHAnsi" w:cstheme="majorBidi"/>
+        <w:b/>
+        <w:bCs/>
+      </w:rPr>
+      <w:tblPr/>
+      <w:tcPr>
+        <w:tcBorders>
+          <w:top w:val="double" w:sz="6" w:space="0" w:color="4BACC6" w:themeColor="accent5"/>
+          <w:left w:val="single" w:sz="8" w:space="0" w:color="4BACC6" w:themeColor="accent5"/>
+          <w:bottom w:val="single" w:sz="8" w:space="0" w:color="4BACC6" w:themeColor="accent5"/>
+          <w:right w:val="single" w:sz="8" w:space="0" w:color="4BACC6" w:themeColor="accent5"/>
+          <w:insideH w:val="nil"/>
+          <w:insideV w:val="single" w:sz="8" w:space="0" w:color="4BACC6" w:themeColor="accent5"/>
         </w:tcBorders>
       </w:tcPr>
     </w:tblStylePr>
     <w:tblStylePr w:type="firstCol">
       <w:rPr>
-        <w:rFonts w:asciiTheme="majorHAnsi" w:hAnsiTheme="majorHAnsi" w:eastAsiaTheme="majorEastAsia" w:cstheme="majorBidi"/>
+        <w:rFonts w:asciiTheme="majorHAnsi" w:eastAsiaTheme="majorEastAsia" w:hAnsiTheme="majorHAnsi" w:cstheme="majorBidi"/>
         <w:b/>
         <w:bCs/>
       </w:rPr>
     </w:tblStylePr>
     <w:tblStylePr w:type="lastCol">
       <w:rPr>
-        <w:rFonts w:asciiTheme="majorHAnsi" w:hAnsiTheme="majorHAnsi" w:eastAsiaTheme="majorEastAsia" w:cstheme="majorBidi"/>
-        <w:b/>
-        <w:bCs/>
-      </w:rPr>
-      <w:tblPr/>
-      <w:tcPr>
-        <w:tcBorders>
-          <w:top w:val="single" w:color="4BACC6" w:themeColor="accent5" w:sz="8" w:space="0"/>
-          <w:left w:val="single" w:color="4BACC6" w:themeColor="accent5" w:sz="8" w:space="0"/>
-          <w:bottom w:val="single" w:color="4BACC6" w:themeColor="accent5" w:sz="8" w:space="0"/>
-          <w:right w:val="single" w:color="4BACC6" w:themeColor="accent5" w:sz="8" w:space="0"/>
+        <w:rFonts w:asciiTheme="majorHAnsi" w:eastAsiaTheme="majorEastAsia" w:hAnsiTheme="majorHAnsi" w:cstheme="majorBidi"/>
+        <w:b/>
+        <w:bCs/>
+      </w:rPr>
+      <w:tblPr/>
+      <w:tcPr>
+        <w:tcBorders>
+          <w:top w:val="single" w:sz="8" w:space="0" w:color="4BACC6" w:themeColor="accent5"/>
+          <w:left w:val="single" w:sz="8" w:space="0" w:color="4BACC6" w:themeColor="accent5"/>
+          <w:bottom w:val="single" w:sz="8" w:space="0" w:color="4BACC6" w:themeColor="accent5"/>
+          <w:right w:val="single" w:sz="8" w:space="0" w:color="4BACC6" w:themeColor="accent5"/>
         </w:tcBorders>
       </w:tcPr>
     </w:tblStylePr>
@@ -6150,10 +6133,10 @@
       <w:tblPr/>
       <w:tcPr>
         <w:tcBorders>
-          <w:top w:val="single" w:color="4BACC6" w:themeColor="accent5" w:sz="8" w:space="0"/>
-          <w:left w:val="single" w:color="4BACC6" w:themeColor="accent5" w:sz="8" w:space="0"/>
-          <w:bottom w:val="single" w:color="4BACC6" w:themeColor="accent5" w:sz="8" w:space="0"/>
-          <w:right w:val="single" w:color="4BACC6" w:themeColor="accent5" w:sz="8" w:space="0"/>
+          <w:top w:val="single" w:sz="8" w:space="0" w:color="4BACC6" w:themeColor="accent5"/>
+          <w:left w:val="single" w:sz="8" w:space="0" w:color="4BACC6" w:themeColor="accent5"/>
+          <w:bottom w:val="single" w:sz="8" w:space="0" w:color="4BACC6" w:themeColor="accent5"/>
+          <w:right w:val="single" w:sz="8" w:space="0" w:color="4BACC6" w:themeColor="accent5"/>
         </w:tcBorders>
         <w:shd w:val="clear" w:color="auto" w:fill="D2EAF1" w:themeFill="accent5" w:themeFillTint="3F"/>
       </w:tcPr>
@@ -6162,11 +6145,11 @@
       <w:tblPr/>
       <w:tcPr>
         <w:tcBorders>
-          <w:top w:val="single" w:color="4BACC6" w:themeColor="accent5" w:sz="8" w:space="0"/>
-          <w:left w:val="single" w:color="4BACC6" w:themeColor="accent5" w:sz="8" w:space="0"/>
-          <w:bottom w:val="single" w:color="4BACC6" w:themeColor="accent5" w:sz="8" w:space="0"/>
-          <w:right w:val="single" w:color="4BACC6" w:themeColor="accent5" w:sz="8" w:space="0"/>
-          <w:insideV w:val="single" w:color="4BACC6" w:themeColor="accent5" w:sz="8" w:space="0"/>
+          <w:top w:val="single" w:sz="8" w:space="0" w:color="4BACC6" w:themeColor="accent5"/>
+          <w:left w:val="single" w:sz="8" w:space="0" w:color="4BACC6" w:themeColor="accent5"/>
+          <w:bottom w:val="single" w:sz="8" w:space="0" w:color="4BACC6" w:themeColor="accent5"/>
+          <w:right w:val="single" w:sz="8" w:space="0" w:color="4BACC6" w:themeColor="accent5"/>
+          <w:insideV w:val="single" w:sz="8" w:space="0" w:color="4BACC6" w:themeColor="accent5"/>
         </w:tcBorders>
         <w:shd w:val="clear" w:color="auto" w:fill="D2EAF1" w:themeFill="accent5" w:themeFillTint="3F"/>
       </w:tcPr>
@@ -6175,11 +6158,11 @@
       <w:tblPr/>
       <w:tcPr>
         <w:tcBorders>
-          <w:top w:val="single" w:color="4BACC6" w:themeColor="accent5" w:sz="8" w:space="0"/>
-          <w:left w:val="single" w:color="4BACC6" w:themeColor="accent5" w:sz="8" w:space="0"/>
-          <w:bottom w:val="single" w:color="4BACC6" w:themeColor="accent5" w:sz="8" w:space="0"/>
-          <w:right w:val="single" w:color="4BACC6" w:themeColor="accent5" w:sz="8" w:space="0"/>
-          <w:insideV w:val="single" w:color="4BACC6" w:themeColor="accent5" w:sz="8" w:space="0"/>
+          <w:top w:val="single" w:sz="8" w:space="0" w:color="4BACC6" w:themeColor="accent5"/>
+          <w:left w:val="single" w:sz="8" w:space="0" w:color="4BACC6" w:themeColor="accent5"/>
+          <w:bottom w:val="single" w:sz="8" w:space="0" w:color="4BACC6" w:themeColor="accent5"/>
+          <w:right w:val="single" w:sz="8" w:space="0" w:color="4BACC6" w:themeColor="accent5"/>
+          <w:insideV w:val="single" w:sz="8" w:space="0" w:color="4BACC6" w:themeColor="accent5"/>
         </w:tcBorders>
       </w:tcPr>
     </w:tblStylePr>
@@ -6196,12 +6179,12 @@
       <w:tblStyleRowBandSize w:val="1"/>
       <w:tblStyleColBandSize w:val="1"/>
       <w:tblBorders>
-        <w:top w:val="single" w:color="F79646" w:themeColor="accent6" w:sz="8" w:space="0"/>
-        <w:left w:val="single" w:color="F79646" w:themeColor="accent6" w:sz="8" w:space="0"/>
-        <w:bottom w:val="single" w:color="F79646" w:themeColor="accent6" w:sz="8" w:space="0"/>
-        <w:right w:val="single" w:color="F79646" w:themeColor="accent6" w:sz="8" w:space="0"/>
-        <w:insideH w:val="single" w:color="F79646" w:themeColor="accent6" w:sz="8" w:space="0"/>
-        <w:insideV w:val="single" w:color="F79646" w:themeColor="accent6" w:sz="8" w:space="0"/>
+        <w:top w:val="single" w:sz="8" w:space="0" w:color="F79646" w:themeColor="accent6"/>
+        <w:left w:val="single" w:sz="8" w:space="0" w:color="F79646" w:themeColor="accent6"/>
+        <w:bottom w:val="single" w:sz="8" w:space="0" w:color="F79646" w:themeColor="accent6"/>
+        <w:right w:val="single" w:sz="8" w:space="0" w:color="F79646" w:themeColor="accent6"/>
+        <w:insideH w:val="single" w:sz="8" w:space="0" w:color="F79646" w:themeColor="accent6"/>
+        <w:insideV w:val="single" w:sz="8" w:space="0" w:color="F79646" w:themeColor="accent6"/>
       </w:tblBorders>
     </w:tblPr>
     <w:tblStylePr w:type="firstRow">
@@ -6209,19 +6192,19 @@
         <w:spacing w:before="0" w:after="0" w:line="240" w:lineRule="auto"/>
       </w:pPr>
       <w:rPr>
-        <w:rFonts w:asciiTheme="majorHAnsi" w:hAnsiTheme="majorHAnsi" w:eastAsiaTheme="majorEastAsia" w:cstheme="majorBidi"/>
-        <w:b/>
-        <w:bCs/>
-      </w:rPr>
-      <w:tblPr/>
-      <w:tcPr>
-        <w:tcBorders>
-          <w:top w:val="single" w:color="F79646" w:themeColor="accent6" w:sz="8" w:space="0"/>
-          <w:left w:val="single" w:color="F79646" w:themeColor="accent6" w:sz="8" w:space="0"/>
-          <w:bottom w:val="single" w:color="F79646" w:themeColor="accent6" w:sz="18" w:space="0"/>
-          <w:right w:val="single" w:color="F79646" w:themeColor="accent6" w:sz="8" w:space="0"/>
-          <w:insideH w:val="nil"/>
-          <w:insideV w:val="single" w:color="F79646" w:themeColor="accent6" w:sz="8" w:space="0"/>
+        <w:rFonts w:asciiTheme="majorHAnsi" w:eastAsiaTheme="majorEastAsia" w:hAnsiTheme="majorHAnsi" w:cstheme="majorBidi"/>
+        <w:b/>
+        <w:bCs/>
+      </w:rPr>
+      <w:tblPr/>
+      <w:tcPr>
+        <w:tcBorders>
+          <w:top w:val="single" w:sz="8" w:space="0" w:color="F79646" w:themeColor="accent6"/>
+          <w:left w:val="single" w:sz="8" w:space="0" w:color="F79646" w:themeColor="accent6"/>
+          <w:bottom w:val="single" w:sz="18" w:space="0" w:color="F79646" w:themeColor="accent6"/>
+          <w:right w:val="single" w:sz="8" w:space="0" w:color="F79646" w:themeColor="accent6"/>
+          <w:insideH w:val="nil"/>
+          <w:insideV w:val="single" w:sz="8" w:space="0" w:color="F79646" w:themeColor="accent6"/>
         </w:tcBorders>
       </w:tcPr>
     </w:tblStylePr>
@@ -6230,42 +6213,42 @@
         <w:spacing w:before="0" w:after="0" w:line="240" w:lineRule="auto"/>
       </w:pPr>
       <w:rPr>
-        <w:rFonts w:asciiTheme="majorHAnsi" w:hAnsiTheme="majorHAnsi" w:eastAsiaTheme="majorEastAsia" w:cstheme="majorBidi"/>
-        <w:b/>
-        <w:bCs/>
-      </w:rPr>
-      <w:tblPr/>
-      <w:tcPr>
-        <w:tcBorders>
-          <w:top w:val="double" w:color="F79646" w:themeColor="accent6" w:sz="6" w:space="0"/>
-          <w:left w:val="single" w:color="F79646" w:themeColor="accent6" w:sz="8" w:space="0"/>
-          <w:bottom w:val="single" w:color="F79646" w:themeColor="accent6" w:sz="8" w:space="0"/>
-          <w:right w:val="single" w:color="F79646" w:themeColor="accent6" w:sz="8" w:space="0"/>
-          <w:insideH w:val="nil"/>
-          <w:insideV w:val="single" w:color="F79646" w:themeColor="accent6" w:sz="8" w:space="0"/>
+        <w:rFonts w:asciiTheme="majorHAnsi" w:eastAsiaTheme="majorEastAsia" w:hAnsiTheme="majorHAnsi" w:cstheme="majorBidi"/>
+        <w:b/>
+        <w:bCs/>
+      </w:rPr>
+      <w:tblPr/>
+      <w:tcPr>
+        <w:tcBorders>
+          <w:top w:val="double" w:sz="6" w:space="0" w:color="F79646" w:themeColor="accent6"/>
+          <w:left w:val="single" w:sz="8" w:space="0" w:color="F79646" w:themeColor="accent6"/>
+          <w:bottom w:val="single" w:sz="8" w:space="0" w:color="F79646" w:themeColor="accent6"/>
+          <w:right w:val="single" w:sz="8" w:space="0" w:color="F79646" w:themeColor="accent6"/>
+          <w:insideH w:val="nil"/>
+          <w:insideV w:val="single" w:sz="8" w:space="0" w:color="F79646" w:themeColor="accent6"/>
         </w:tcBorders>
       </w:tcPr>
     </w:tblStylePr>
     <w:tblStylePr w:type="firstCol">
       <w:rPr>
-        <w:rFonts w:asciiTheme="majorHAnsi" w:hAnsiTheme="majorHAnsi" w:eastAsiaTheme="majorEastAsia" w:cstheme="majorBidi"/>
+        <w:rFonts w:asciiTheme="majorHAnsi" w:eastAsiaTheme="majorEastAsia" w:hAnsiTheme="majorHAnsi" w:cstheme="majorBidi"/>
         <w:b/>
         <w:bCs/>
       </w:rPr>
     </w:tblStylePr>
     <w:tblStylePr w:type="lastCol">
       <w:rPr>
-        <w:rFonts w:asciiTheme="majorHAnsi" w:hAnsiTheme="majorHAnsi" w:eastAsiaTheme="majorEastAsia" w:cstheme="majorBidi"/>
-        <w:b/>
-        <w:bCs/>
-      </w:rPr>
-      <w:tblPr/>
-      <w:tcPr>
-        <w:tcBorders>
-          <w:top w:val="single" w:color="F79646" w:themeColor="accent6" w:sz="8" w:space="0"/>
-          <w:left w:val="single" w:color="F79646" w:themeColor="accent6" w:sz="8" w:space="0"/>
-          <w:bottom w:val="single" w:color="F79646" w:themeColor="accent6" w:sz="8" w:space="0"/>
-          <w:right w:val="single" w:color="F79646" w:themeColor="accent6" w:sz="8" w:space="0"/>
+        <w:rFonts w:asciiTheme="majorHAnsi" w:eastAsiaTheme="majorEastAsia" w:hAnsiTheme="majorHAnsi" w:cstheme="majorBidi"/>
+        <w:b/>
+        <w:bCs/>
+      </w:rPr>
+      <w:tblPr/>
+      <w:tcPr>
+        <w:tcBorders>
+          <w:top w:val="single" w:sz="8" w:space="0" w:color="F79646" w:themeColor="accent6"/>
+          <w:left w:val="single" w:sz="8" w:space="0" w:color="F79646" w:themeColor="accent6"/>
+          <w:bottom w:val="single" w:sz="8" w:space="0" w:color="F79646" w:themeColor="accent6"/>
+          <w:right w:val="single" w:sz="8" w:space="0" w:color="F79646" w:themeColor="accent6"/>
         </w:tcBorders>
       </w:tcPr>
     </w:tblStylePr>
@@ -6273,10 +6256,10 @@
       <w:tblPr/>
       <w:tcPr>
         <w:tcBorders>
-          <w:top w:val="single" w:color="F79646" w:themeColor="accent6" w:sz="8" w:space="0"/>
-          <w:left w:val="single" w:color="F79646" w:themeColor="accent6" w:sz="8" w:space="0"/>
-          <w:bottom w:val="single" w:color="F79646" w:themeColor="accent6" w:sz="8" w:space="0"/>
-          <w:right w:val="single" w:color="F79646" w:themeColor="accent6" w:sz="8" w:space="0"/>
+          <w:top w:val="single" w:sz="8" w:space="0" w:color="F79646" w:themeColor="accent6"/>
+          <w:left w:val="single" w:sz="8" w:space="0" w:color="F79646" w:themeColor="accent6"/>
+          <w:bottom w:val="single" w:sz="8" w:space="0" w:color="F79646" w:themeColor="accent6"/>
+          <w:right w:val="single" w:sz="8" w:space="0" w:color="F79646" w:themeColor="accent6"/>
         </w:tcBorders>
         <w:shd w:val="clear" w:color="auto" w:fill="FDE4D0" w:themeFill="accent6" w:themeFillTint="3F"/>
       </w:tcPr>
@@ -6285,11 +6268,11 @@
       <w:tblPr/>
       <w:tcPr>
         <w:tcBorders>
-          <w:top w:val="single" w:color="F79646" w:themeColor="accent6" w:sz="8" w:space="0"/>
-          <w:left w:val="single" w:color="F79646" w:themeColor="accent6" w:sz="8" w:space="0"/>
-          <w:bottom w:val="single" w:color="F79646" w:themeColor="accent6" w:sz="8" w:space="0"/>
-          <w:right w:val="single" w:color="F79646" w:themeColor="accent6" w:sz="8" w:space="0"/>
-          <w:insideV w:val="single" w:color="F79646" w:themeColor="accent6" w:sz="8" w:space="0"/>
+          <w:top w:val="single" w:sz="8" w:space="0" w:color="F79646" w:themeColor="accent6"/>
+          <w:left w:val="single" w:sz="8" w:space="0" w:color="F79646" w:themeColor="accent6"/>
+          <w:bottom w:val="single" w:sz="8" w:space="0" w:color="F79646" w:themeColor="accent6"/>
+          <w:right w:val="single" w:sz="8" w:space="0" w:color="F79646" w:themeColor="accent6"/>
+          <w:insideV w:val="single" w:sz="8" w:space="0" w:color="F79646" w:themeColor="accent6"/>
         </w:tcBorders>
         <w:shd w:val="clear" w:color="auto" w:fill="FDE4D0" w:themeFill="accent6" w:themeFillTint="3F"/>
       </w:tcPr>
@@ -6298,11 +6281,11 @@
       <w:tblPr/>
       <w:tcPr>
         <w:tcBorders>
-          <w:top w:val="single" w:color="F79646" w:themeColor="accent6" w:sz="8" w:space="0"/>
-          <w:left w:val="single" w:color="F79646" w:themeColor="accent6" w:sz="8" w:space="0"/>
-          <w:bottom w:val="single" w:color="F79646" w:themeColor="accent6" w:sz="8" w:space="0"/>
-          <w:right w:val="single" w:color="F79646" w:themeColor="accent6" w:sz="8" w:space="0"/>
-          <w:insideV w:val="single" w:color="F79646" w:themeColor="accent6" w:sz="8" w:space="0"/>
+          <w:top w:val="single" w:sz="8" w:space="0" w:color="F79646" w:themeColor="accent6"/>
+          <w:left w:val="single" w:sz="8" w:space="0" w:color="F79646" w:themeColor="accent6"/>
+          <w:bottom w:val="single" w:sz="8" w:space="0" w:color="F79646" w:themeColor="accent6"/>
+          <w:right w:val="single" w:sz="8" w:space="0" w:color="F79646" w:themeColor="accent6"/>
+          <w:insideV w:val="single" w:sz="8" w:space="0" w:color="F79646" w:themeColor="accent6"/>
         </w:tcBorders>
       </w:tcPr>
     </w:tblStylePr>
@@ -6319,11 +6302,11 @@
       <w:tblStyleRowBandSize w:val="1"/>
       <w:tblStyleColBandSize w:val="1"/>
       <w:tblBorders>
-        <w:top w:val="single" w:color="404040" w:themeColor="text1" w:themeTint="BF" w:sz="8" w:space="0"/>
-        <w:left w:val="single" w:color="404040" w:themeColor="text1" w:themeTint="BF" w:sz="8" w:space="0"/>
-        <w:bottom w:val="single" w:color="404040" w:themeColor="text1" w:themeTint="BF" w:sz="8" w:space="0"/>
-        <w:right w:val="single" w:color="404040" w:themeColor="text1" w:themeTint="BF" w:sz="8" w:space="0"/>
-        <w:insideH w:val="single" w:color="404040" w:themeColor="text1" w:themeTint="BF" w:sz="8" w:space="0"/>
+        <w:top w:val="single" w:sz="8" w:space="0" w:color="404040" w:themeColor="text1" w:themeTint="BF"/>
+        <w:left w:val="single" w:sz="8" w:space="0" w:color="404040" w:themeColor="text1" w:themeTint="BF"/>
+        <w:bottom w:val="single" w:sz="8" w:space="0" w:color="404040" w:themeColor="text1" w:themeTint="BF"/>
+        <w:right w:val="single" w:sz="8" w:space="0" w:color="404040" w:themeColor="text1" w:themeTint="BF"/>
+        <w:insideH w:val="single" w:sz="8" w:space="0" w:color="404040" w:themeColor="text1" w:themeTint="BF"/>
       </w:tblBorders>
     </w:tblPr>
     <w:tblStylePr w:type="firstRow">
@@ -6338,10 +6321,10 @@
       <w:tblPr/>
       <w:tcPr>
         <w:tcBorders>
-          <w:top w:val="single" w:color="404040" w:themeColor="text1" w:themeTint="BF" w:sz="8" w:space="0"/>
-          <w:left w:val="single" w:color="404040" w:themeColor="text1" w:themeTint="BF" w:sz="8" w:space="0"/>
-          <w:bottom w:val="single" w:color="404040" w:themeColor="text1" w:themeTint="BF" w:sz="8" w:space="0"/>
-          <w:right w:val="single" w:color="404040" w:themeColor="text1" w:themeTint="BF" w:sz="8" w:space="0"/>
+          <w:top w:val="single" w:sz="8" w:space="0" w:color="404040" w:themeColor="text1" w:themeTint="BF"/>
+          <w:left w:val="single" w:sz="8" w:space="0" w:color="404040" w:themeColor="text1" w:themeTint="BF"/>
+          <w:bottom w:val="single" w:sz="8" w:space="0" w:color="404040" w:themeColor="text1" w:themeTint="BF"/>
+          <w:right w:val="single" w:sz="8" w:space="0" w:color="404040" w:themeColor="text1" w:themeTint="BF"/>
           <w:insideH w:val="nil"/>
           <w:insideV w:val="nil"/>
         </w:tcBorders>
@@ -6359,10 +6342,10 @@
       <w:tblPr/>
       <w:tcPr>
         <w:tcBorders>
-          <w:top w:val="double" w:color="404040" w:themeColor="text1" w:themeTint="BF" w:sz="6" w:space="0"/>
-          <w:left w:val="single" w:color="404040" w:themeColor="text1" w:themeTint="BF" w:sz="8" w:space="0"/>
-          <w:bottom w:val="single" w:color="404040" w:themeColor="text1" w:themeTint="BF" w:sz="8" w:space="0"/>
-          <w:right w:val="single" w:color="404040" w:themeColor="text1" w:themeTint="BF" w:sz="8" w:space="0"/>
+          <w:top w:val="double" w:sz="6" w:space="0" w:color="404040" w:themeColor="text1" w:themeTint="BF"/>
+          <w:left w:val="single" w:sz="8" w:space="0" w:color="404040" w:themeColor="text1" w:themeTint="BF"/>
+          <w:bottom w:val="single" w:sz="8" w:space="0" w:color="404040" w:themeColor="text1" w:themeTint="BF"/>
+          <w:right w:val="single" w:sz="8" w:space="0" w:color="404040" w:themeColor="text1" w:themeTint="BF"/>
           <w:insideH w:val="nil"/>
           <w:insideV w:val="nil"/>
         </w:tcBorders>
@@ -6418,11 +6401,11 @@
       <w:tblStyleRowBandSize w:val="1"/>
       <w:tblStyleColBandSize w:val="1"/>
       <w:tblBorders>
-        <w:top w:val="single" w:color="7BA0CD" w:themeColor="accent1" w:themeTint="BF" w:sz="8" w:space="0"/>
-        <w:left w:val="single" w:color="7BA0CD" w:themeColor="accent1" w:themeTint="BF" w:sz="8" w:space="0"/>
-        <w:bottom w:val="single" w:color="7BA0CD" w:themeColor="accent1" w:themeTint="BF" w:sz="8" w:space="0"/>
-        <w:right w:val="single" w:color="7BA0CD" w:themeColor="accent1" w:themeTint="BF" w:sz="8" w:space="0"/>
-        <w:insideH w:val="single" w:color="7BA0CD" w:themeColor="accent1" w:themeTint="BF" w:sz="8" w:space="0"/>
+        <w:top w:val="single" w:sz="8" w:space="0" w:color="7BA0CD" w:themeColor="accent1" w:themeTint="BF"/>
+        <w:left w:val="single" w:sz="8" w:space="0" w:color="7BA0CD" w:themeColor="accent1" w:themeTint="BF"/>
+        <w:bottom w:val="single" w:sz="8" w:space="0" w:color="7BA0CD" w:themeColor="accent1" w:themeTint="BF"/>
+        <w:right w:val="single" w:sz="8" w:space="0" w:color="7BA0CD" w:themeColor="accent1" w:themeTint="BF"/>
+        <w:insideH w:val="single" w:sz="8" w:space="0" w:color="7BA0CD" w:themeColor="accent1" w:themeTint="BF"/>
       </w:tblBorders>
     </w:tblPr>
     <w:tblStylePr w:type="firstRow">
@@ -6437,10 +6420,10 @@
       <w:tblPr/>
       <w:tcPr>
         <w:tcBorders>
-          <w:top w:val="single" w:color="7BA0CD" w:themeColor="accent1" w:themeTint="BF" w:sz="8" w:space="0"/>
-          <w:left w:val="single" w:color="7BA0CD" w:themeColor="accent1" w:themeTint="BF" w:sz="8" w:space="0"/>
-          <w:bottom w:val="single" w:color="7BA0CD" w:themeColor="accent1" w:themeTint="BF" w:sz="8" w:space="0"/>
-          <w:right w:val="single" w:color="7BA0CD" w:themeColor="accent1" w:themeTint="BF" w:sz="8" w:space="0"/>
+          <w:top w:val="single" w:sz="8" w:space="0" w:color="7BA0CD" w:themeColor="accent1" w:themeTint="BF"/>
+          <w:left w:val="single" w:sz="8" w:space="0" w:color="7BA0CD" w:themeColor="accent1" w:themeTint="BF"/>
+          <w:bottom w:val="single" w:sz="8" w:space="0" w:color="7BA0CD" w:themeColor="accent1" w:themeTint="BF"/>
+          <w:right w:val="single" w:sz="8" w:space="0" w:color="7BA0CD" w:themeColor="accent1" w:themeTint="BF"/>
           <w:insideH w:val="nil"/>
           <w:insideV w:val="nil"/>
         </w:tcBorders>
@@ -6458,10 +6441,10 @@
       <w:tblPr/>
       <w:tcPr>
         <w:tcBorders>
-          <w:top w:val="double" w:color="7BA0CD" w:themeColor="accent1" w:themeTint="BF" w:sz="6" w:space="0"/>
-          <w:left w:val="single" w:color="7BA0CD" w:themeColor="accent1" w:themeTint="BF" w:sz="8" w:space="0"/>
-          <w:bottom w:val="single" w:color="7BA0CD" w:themeColor="accent1" w:themeTint="BF" w:sz="8" w:space="0"/>
-          <w:right w:val="single" w:color="7BA0CD" w:themeColor="accent1" w:themeTint="BF" w:sz="8" w:space="0"/>
+          <w:top w:val="double" w:sz="6" w:space="0" w:color="7BA0CD" w:themeColor="accent1" w:themeTint="BF"/>
+          <w:left w:val="single" w:sz="8" w:space="0" w:color="7BA0CD" w:themeColor="accent1" w:themeTint="BF"/>
+          <w:bottom w:val="single" w:sz="8" w:space="0" w:color="7BA0CD" w:themeColor="accent1" w:themeTint="BF"/>
+          <w:right w:val="single" w:sz="8" w:space="0" w:color="7BA0CD" w:themeColor="accent1" w:themeTint="BF"/>
           <w:insideH w:val="nil"/>
           <w:insideV w:val="nil"/>
         </w:tcBorders>
@@ -6517,11 +6500,11 @@
       <w:tblStyleRowBandSize w:val="1"/>
       <w:tblStyleColBandSize w:val="1"/>
       <w:tblBorders>
-        <w:top w:val="single" w:color="CF7B79" w:themeColor="accent2" w:themeTint="BF" w:sz="8" w:space="0"/>
-        <w:left w:val="single" w:color="CF7B79" w:themeColor="accent2" w:themeTint="BF" w:sz="8" w:space="0"/>
-        <w:bottom w:val="single" w:color="CF7B79" w:themeColor="accent2" w:themeTint="BF" w:sz="8" w:space="0"/>
-        <w:right w:val="single" w:color="CF7B79" w:themeColor="accent2" w:themeTint="BF" w:sz="8" w:space="0"/>
-        <w:insideH w:val="single" w:color="CF7B79" w:themeColor="accent2" w:themeTint="BF" w:sz="8" w:space="0"/>
+        <w:top w:val="single" w:sz="8" w:space="0" w:color="CF7B79" w:themeColor="accent2" w:themeTint="BF"/>
+        <w:left w:val="single" w:sz="8" w:space="0" w:color="CF7B79" w:themeColor="accent2" w:themeTint="BF"/>
+        <w:bottom w:val="single" w:sz="8" w:space="0" w:color="CF7B79" w:themeColor="accent2" w:themeTint="BF"/>
+        <w:right w:val="single" w:sz="8" w:space="0" w:color="CF7B79" w:themeColor="accent2" w:themeTint="BF"/>
+        <w:insideH w:val="single" w:sz="8" w:space="0" w:color="CF7B79" w:themeColor="accent2" w:themeTint="BF"/>
       </w:tblBorders>
     </w:tblPr>
     <w:tblStylePr w:type="firstRow">
@@ -6536,10 +6519,10 @@
       <w:tblPr/>
       <w:tcPr>
         <w:tcBorders>
-          <w:top w:val="single" w:color="CF7B79" w:themeColor="accent2" w:themeTint="BF" w:sz="8" w:space="0"/>
-          <w:left w:val="single" w:color="CF7B79" w:themeColor="accent2" w:themeTint="BF" w:sz="8" w:space="0"/>
-          <w:bottom w:val="single" w:color="CF7B79" w:themeColor="accent2" w:themeTint="BF" w:sz="8" w:space="0"/>
-          <w:right w:val="single" w:color="CF7B79" w:themeColor="accent2" w:themeTint="BF" w:sz="8" w:space="0"/>
+          <w:top w:val="single" w:sz="8" w:space="0" w:color="CF7B79" w:themeColor="accent2" w:themeTint="BF"/>
+          <w:left w:val="single" w:sz="8" w:space="0" w:color="CF7B79" w:themeColor="accent2" w:themeTint="BF"/>
+          <w:bottom w:val="single" w:sz="8" w:space="0" w:color="CF7B79" w:themeColor="accent2" w:themeTint="BF"/>
+          <w:right w:val="single" w:sz="8" w:space="0" w:color="CF7B79" w:themeColor="accent2" w:themeTint="BF"/>
           <w:insideH w:val="nil"/>
           <w:insideV w:val="nil"/>
         </w:tcBorders>
@@ -6557,10 +6540,10 @@
       <w:tblPr/>
       <w:tcPr>
         <w:tcBorders>
-          <w:top w:val="double" w:color="CF7B79" w:themeColor="accent2" w:themeTint="BF" w:sz="6" w:space="0"/>
-          <w:left w:val="single" w:color="CF7B79" w:themeColor="accent2" w:themeTint="BF" w:sz="8" w:space="0"/>
-          <w:bottom w:val="single" w:color="CF7B79" w:themeColor="accent2" w:themeTint="BF" w:sz="8" w:space="0"/>
-          <w:right w:val="single" w:color="CF7B79" w:themeColor="accent2" w:themeTint="BF" w:sz="8" w:space="0"/>
+          <w:top w:val="double" w:sz="6" w:space="0" w:color="CF7B79" w:themeColor="accent2" w:themeTint="BF"/>
+          <w:left w:val="single" w:sz="8" w:space="0" w:color="CF7B79" w:themeColor="accent2" w:themeTint="BF"/>
+          <w:bottom w:val="single" w:sz="8" w:space="0" w:color="CF7B79" w:themeColor="accent2" w:themeTint="BF"/>
+          <w:right w:val="single" w:sz="8" w:space="0" w:color="CF7B79" w:themeColor="accent2" w:themeTint="BF"/>
           <w:insideH w:val="nil"/>
           <w:insideV w:val="nil"/>
         </w:tcBorders>
@@ -6616,11 +6599,11 @@
       <w:tblStyleRowBandSize w:val="1"/>
       <w:tblStyleColBandSize w:val="1"/>
       <w:tblBorders>
-        <w:top w:val="single" w:color="B3CC82" w:themeColor="accent3" w:themeTint="BF" w:sz="8" w:space="0"/>
-        <w:left w:val="single" w:color="B3CC82" w:themeColor="accent3" w:themeTint="BF" w:sz="8" w:space="0"/>
-        <w:bottom w:val="single" w:color="B3CC82" w:themeColor="accent3" w:themeTint="BF" w:sz="8" w:space="0"/>
-        <w:right w:val="single" w:color="B3CC82" w:themeColor="accent3" w:themeTint="BF" w:sz="8" w:space="0"/>
-        <w:insideH w:val="single" w:color="B3CC82" w:themeColor="accent3" w:themeTint="BF" w:sz="8" w:space="0"/>
+        <w:top w:val="single" w:sz="8" w:space="0" w:color="B3CC82" w:themeColor="accent3" w:themeTint="BF"/>
+        <w:left w:val="single" w:sz="8" w:space="0" w:color="B3CC82" w:themeColor="accent3" w:themeTint="BF"/>
+        <w:bottom w:val="single" w:sz="8" w:space="0" w:color="B3CC82" w:themeColor="accent3" w:themeTint="BF"/>
+        <w:right w:val="single" w:sz="8" w:space="0" w:color="B3CC82" w:themeColor="accent3" w:themeTint="BF"/>
+        <w:insideH w:val="single" w:sz="8" w:space="0" w:color="B3CC82" w:themeColor="accent3" w:themeTint="BF"/>
       </w:tblBorders>
     </w:tblPr>
     <w:tblStylePr w:type="firstRow">
@@ -6635,10 +6618,10 @@
       <w:tblPr/>
       <w:tcPr>
         <w:tcBorders>
-          <w:top w:val="single" w:color="B3CC82" w:themeColor="accent3" w:themeTint="BF" w:sz="8" w:space="0"/>
-          <w:left w:val="single" w:color="B3CC82" w:themeColor="accent3" w:themeTint="BF" w:sz="8" w:space="0"/>
-          <w:bottom w:val="single" w:color="B3CC82" w:themeColor="accent3" w:themeTint="BF" w:sz="8" w:space="0"/>
-          <w:right w:val="single" w:color="B3CC82" w:themeColor="accent3" w:themeTint="BF" w:sz="8" w:space="0"/>
+          <w:top w:val="single" w:sz="8" w:space="0" w:color="B3CC82" w:themeColor="accent3" w:themeTint="BF"/>
+          <w:left w:val="single" w:sz="8" w:space="0" w:color="B3CC82" w:themeColor="accent3" w:themeTint="BF"/>
+          <w:bottom w:val="single" w:sz="8" w:space="0" w:color="B3CC82" w:themeColor="accent3" w:themeTint="BF"/>
+          <w:right w:val="single" w:sz="8" w:space="0" w:color="B3CC82" w:themeColor="accent3" w:themeTint="BF"/>
           <w:insideH w:val="nil"/>
           <w:insideV w:val="nil"/>
         </w:tcBorders>
@@ -6656,10 +6639,10 @@
       <w:tblPr/>
       <w:tcPr>
         <w:tcBorders>
-          <w:top w:val="double" w:color="B3CC82" w:themeColor="accent3" w:themeTint="BF" w:sz="6" w:space="0"/>
-          <w:left w:val="single" w:color="B3CC82" w:themeColor="accent3" w:themeTint="BF" w:sz="8" w:space="0"/>
-          <w:bottom w:val="single" w:color="B3CC82" w:themeColor="accent3" w:themeTint="BF" w:sz="8" w:space="0"/>
-          <w:right w:val="single" w:color="B3CC82" w:themeColor="accent3" w:themeTint="BF" w:sz="8" w:space="0"/>
+          <w:top w:val="double" w:sz="6" w:space="0" w:color="B3CC82" w:themeColor="accent3" w:themeTint="BF"/>
+          <w:left w:val="single" w:sz="8" w:space="0" w:color="B3CC82" w:themeColor="accent3" w:themeTint="BF"/>
+          <w:bottom w:val="single" w:sz="8" w:space="0" w:color="B3CC82" w:themeColor="accent3" w:themeTint="BF"/>
+          <w:right w:val="single" w:sz="8" w:space="0" w:color="B3CC82" w:themeColor="accent3" w:themeTint="BF"/>
           <w:insideH w:val="nil"/>
           <w:insideV w:val="nil"/>
         </w:tcBorders>
@@ -6715,11 +6698,11 @@
       <w:tblStyleRowBandSize w:val="1"/>
       <w:tblStyleColBandSize w:val="1"/>
       <w:tblBorders>
-        <w:top w:val="single" w:color="9F8AB9" w:themeColor="accent4" w:themeTint="BF" w:sz="8" w:space="0"/>
-        <w:left w:val="single" w:color="9F8AB9" w:themeColor="accent4" w:themeTint="BF" w:sz="8" w:space="0"/>
-        <w:bottom w:val="single" w:color="9F8AB9" w:themeColor="accent4" w:themeTint="BF" w:sz="8" w:space="0"/>
-        <w:right w:val="single" w:color="9F8AB9" w:themeColor="accent4" w:themeTint="BF" w:sz="8" w:space="0"/>
-        <w:insideH w:val="single" w:color="9F8AB9" w:themeColor="accent4" w:themeTint="BF" w:sz="8" w:space="0"/>
+        <w:top w:val="single" w:sz="8" w:space="0" w:color="9F8AB9" w:themeColor="accent4" w:themeTint="BF"/>
+        <w:left w:val="single" w:sz="8" w:space="0" w:color="9F8AB9" w:themeColor="accent4" w:themeTint="BF"/>
+        <w:bottom w:val="single" w:sz="8" w:space="0" w:color="9F8AB9" w:themeColor="accent4" w:themeTint="BF"/>
+        <w:right w:val="single" w:sz="8" w:space="0" w:color="9F8AB9" w:themeColor="accent4" w:themeTint="BF"/>
+        <w:insideH w:val="single" w:sz="8" w:space="0" w:color="9F8AB9" w:themeColor="accent4" w:themeTint="BF"/>
       </w:tblBorders>
     </w:tblPr>
     <w:tblStylePr w:type="firstRow">
@@ -6734,10 +6717,10 @@
       <w:tblPr/>
       <w:tcPr>
         <w:tcBorders>
-          <w:top w:val="single" w:color="9F8AB9" w:themeColor="accent4" w:themeTint="BF" w:sz="8" w:space="0"/>
-          <w:left w:val="single" w:color="9F8AB9" w:themeColor="accent4" w:themeTint="BF" w:sz="8" w:space="0"/>
-          <w:bottom w:val="single" w:color="9F8AB9" w:themeColor="accent4" w:themeTint="BF" w:sz="8" w:space="0"/>
-          <w:right w:val="single" w:color="9F8AB9" w:themeColor="accent4" w:themeTint="BF" w:sz="8" w:space="0"/>
+          <w:top w:val="single" w:sz="8" w:space="0" w:color="9F8AB9" w:themeColor="accent4" w:themeTint="BF"/>
+          <w:left w:val="single" w:sz="8" w:space="0" w:color="9F8AB9" w:themeColor="accent4" w:themeTint="BF"/>
+          <w:bottom w:val="single" w:sz="8" w:space="0" w:color="9F8AB9" w:themeColor="accent4" w:themeTint="BF"/>
+          <w:right w:val="single" w:sz="8" w:space="0" w:color="9F8AB9" w:themeColor="accent4" w:themeTint="BF"/>
           <w:insideH w:val="nil"/>
           <w:insideV w:val="nil"/>
         </w:tcBorders>
@@ -6755,10 +6738,10 @@
       <w:tblPr/>
       <w:tcPr>
         <w:tcBorders>
-          <w:top w:val="double" w:color="9F8AB9" w:themeColor="accent4" w:themeTint="BF" w:sz="6" w:space="0"/>
-          <w:left w:val="single" w:color="9F8AB9" w:themeColor="accent4" w:themeTint="BF" w:sz="8" w:space="0"/>
-          <w:bottom w:val="single" w:color="9F8AB9" w:themeColor="accent4" w:themeTint="BF" w:sz="8" w:space="0"/>
-          <w:right w:val="single" w:color="9F8AB9" w:themeColor="accent4" w:themeTint="BF" w:sz="8" w:space="0"/>
+          <w:top w:val="double" w:sz="6" w:space="0" w:color="9F8AB9" w:themeColor="accent4" w:themeTint="BF"/>
+          <w:left w:val="single" w:sz="8" w:space="0" w:color="9F8AB9" w:themeColor="accent4" w:themeTint="BF"/>
+          <w:bottom w:val="single" w:sz="8" w:space="0" w:color="9F8AB9" w:themeColor="accent4" w:themeTint="BF"/>
+          <w:right w:val="single" w:sz="8" w:space="0" w:color="9F8AB9" w:themeColor="accent4" w:themeTint="BF"/>
           <w:insideH w:val="nil"/>
           <w:insideV w:val="nil"/>
         </w:tcBorders>
@@ -6814,11 +6797,11 @@
       <w:tblStyleRowBandSize w:val="1"/>
       <w:tblStyleColBandSize w:val="1"/>
       <w:tblBorders>
-        <w:top w:val="single" w:color="78C0D4" w:themeColor="accent5" w:themeTint="BF" w:sz="8" w:space="0"/>
-        <w:left w:val="single" w:color="78C0D4" w:themeColor="accent5" w:themeTint="BF" w:sz="8" w:space="0"/>
-        <w:bottom w:val="single" w:color="78C0D4" w:themeColor="accent5" w:themeTint="BF" w:sz="8" w:space="0"/>
-        <w:right w:val="single" w:color="78C0D4" w:themeColor="accent5" w:themeTint="BF" w:sz="8" w:space="0"/>
-        <w:insideH w:val="single" w:color="78C0D4" w:themeColor="accent5" w:themeTint="BF" w:sz="8" w:space="0"/>
+        <w:top w:val="single" w:sz="8" w:space="0" w:color="78C0D4" w:themeColor="accent5" w:themeTint="BF"/>
+        <w:left w:val="single" w:sz="8" w:space="0" w:color="78C0D4" w:themeColor="accent5" w:themeTint="BF"/>
+        <w:bottom w:val="single" w:sz="8" w:space="0" w:color="78C0D4" w:themeColor="accent5" w:themeTint="BF"/>
+        <w:right w:val="single" w:sz="8" w:space="0" w:color="78C0D4" w:themeColor="accent5" w:themeTint="BF"/>
+        <w:insideH w:val="single" w:sz="8" w:space="0" w:color="78C0D4" w:themeColor="accent5" w:themeTint="BF"/>
       </w:tblBorders>
     </w:tblPr>
     <w:tblStylePr w:type="firstRow">
@@ -6833,10 +6816,10 @@
       <w:tblPr/>
       <w:tcPr>
         <w:tcBorders>
-          <w:top w:val="single" w:color="78C0D4" w:themeColor="accent5" w:themeTint="BF" w:sz="8" w:space="0"/>
-          <w:left w:val="single" w:color="78C0D4" w:themeColor="accent5" w:themeTint="BF" w:sz="8" w:space="0"/>
-          <w:bottom w:val="single" w:color="78C0D4" w:themeColor="accent5" w:themeTint="BF" w:sz="8" w:space="0"/>
-          <w:right w:val="single" w:color="78C0D4" w:themeColor="accent5" w:themeTint="BF" w:sz="8" w:space="0"/>
+          <w:top w:val="single" w:sz="8" w:space="0" w:color="78C0D4" w:themeColor="accent5" w:themeTint="BF"/>
+          <w:left w:val="single" w:sz="8" w:space="0" w:color="78C0D4" w:themeColor="accent5" w:themeTint="BF"/>
+          <w:bottom w:val="single" w:sz="8" w:space="0" w:color="78C0D4" w:themeColor="accent5" w:themeTint="BF"/>
+          <w:right w:val="single" w:sz="8" w:space="0" w:color="78C0D4" w:themeColor="accent5" w:themeTint="BF"/>
           <w:insideH w:val="nil"/>
           <w:insideV w:val="nil"/>
         </w:tcBorders>
@@ -6854,10 +6837,10 @@
       <w:tblPr/>
       <w:tcPr>
         <w:tcBorders>
-          <w:top w:val="double" w:color="78C0D4" w:themeColor="accent5" w:themeTint="BF" w:sz="6" w:space="0"/>
-          <w:left w:val="single" w:color="78C0D4" w:themeColor="accent5" w:themeTint="BF" w:sz="8" w:space="0"/>
-          <w:bottom w:val="single" w:color="78C0D4" w:themeColor="accent5" w:themeTint="BF" w:sz="8" w:space="0"/>
-          <w:right w:val="single" w:color="78C0D4" w:themeColor="accent5" w:themeTint="BF" w:sz="8" w:space="0"/>
+          <w:top w:val="double" w:sz="6" w:space="0" w:color="78C0D4" w:themeColor="accent5" w:themeTint="BF"/>
+          <w:left w:val="single" w:sz="8" w:space="0" w:color="78C0D4" w:themeColor="accent5" w:themeTint="BF"/>
+          <w:bottom w:val="single" w:sz="8" w:space="0" w:color="78C0D4" w:themeColor="accent5" w:themeTint="BF"/>
+          <w:right w:val="single" w:sz="8" w:space="0" w:color="78C0D4" w:themeColor="accent5" w:themeTint="BF"/>
           <w:insideH w:val="nil"/>
           <w:insideV w:val="nil"/>
         </w:tcBorders>
@@ -6913,11 +6896,11 @@
       <w:tblStyleRowBandSize w:val="1"/>
       <w:tblStyleColBandSize w:val="1"/>
       <w:tblBorders>
-        <w:top w:val="single" w:color="F9B074" w:themeColor="accent6" w:themeTint="BF" w:sz="8" w:space="0"/>
-        <w:left w:val="single" w:color="F9B074" w:themeColor="accent6" w:themeTint="BF" w:sz="8" w:space="0"/>
-        <w:bottom w:val="single" w:color="F9B074" w:themeColor="accent6" w:themeTint="BF" w:sz="8" w:space="0"/>
-        <w:right w:val="single" w:color="F9B074" w:themeColor="accent6" w:themeTint="BF" w:sz="8" w:space="0"/>
-        <w:insideH w:val="single" w:color="F9B074" w:themeColor="accent6" w:themeTint="BF" w:sz="8" w:space="0"/>
+        <w:top w:val="single" w:sz="8" w:space="0" w:color="F9B074" w:themeColor="accent6" w:themeTint="BF"/>
+        <w:left w:val="single" w:sz="8" w:space="0" w:color="F9B074" w:themeColor="accent6" w:themeTint="BF"/>
+        <w:bottom w:val="single" w:sz="8" w:space="0" w:color="F9B074" w:themeColor="accent6" w:themeTint="BF"/>
+        <w:right w:val="single" w:sz="8" w:space="0" w:color="F9B074" w:themeColor="accent6" w:themeTint="BF"/>
+        <w:insideH w:val="single" w:sz="8" w:space="0" w:color="F9B074" w:themeColor="accent6" w:themeTint="BF"/>
       </w:tblBorders>
     </w:tblPr>
     <w:tblStylePr w:type="firstRow">
@@ -6932,10 +6915,10 @@
       <w:tblPr/>
       <w:tcPr>
         <w:tcBorders>
-          <w:top w:val="single" w:color="F9B074" w:themeColor="accent6" w:themeTint="BF" w:sz="8" w:space="0"/>
-          <w:left w:val="single" w:color="F9B074" w:themeColor="accent6" w:themeTint="BF" w:sz="8" w:space="0"/>
-          <w:bottom w:val="single" w:color="F9B074" w:themeColor="accent6" w:themeTint="BF" w:sz="8" w:space="0"/>
-          <w:right w:val="single" w:color="F9B074" w:themeColor="accent6" w:themeTint="BF" w:sz="8" w:space="0"/>
+          <w:top w:val="single" w:sz="8" w:space="0" w:color="F9B074" w:themeColor="accent6" w:themeTint="BF"/>
+          <w:left w:val="single" w:sz="8" w:space="0" w:color="F9B074" w:themeColor="accent6" w:themeTint="BF"/>
+          <w:bottom w:val="single" w:sz="8" w:space="0" w:color="F9B074" w:themeColor="accent6" w:themeTint="BF"/>
+          <w:right w:val="single" w:sz="8" w:space="0" w:color="F9B074" w:themeColor="accent6" w:themeTint="BF"/>
           <w:insideH w:val="nil"/>
           <w:insideV w:val="nil"/>
         </w:tcBorders>
@@ -6953,10 +6936,10 @@
       <w:tblPr/>
       <w:tcPr>
         <w:tcBorders>
-          <w:top w:val="double" w:color="F9B074" w:themeColor="accent6" w:themeTint="BF" w:sz="6" w:space="0"/>
-          <w:left w:val="single" w:color="F9B074" w:themeColor="accent6" w:themeTint="BF" w:sz="8" w:space="0"/>
-          <w:bottom w:val="single" w:color="F9B074" w:themeColor="accent6" w:themeTint="BF" w:sz="8" w:space="0"/>
-          <w:right w:val="single" w:color="F9B074" w:themeColor="accent6" w:themeTint="BF" w:sz="8" w:space="0"/>
+          <w:top w:val="double" w:sz="6" w:space="0" w:color="F9B074" w:themeColor="accent6" w:themeTint="BF"/>
+          <w:left w:val="single" w:sz="8" w:space="0" w:color="F9B074" w:themeColor="accent6" w:themeTint="BF"/>
+          <w:bottom w:val="single" w:sz="8" w:space="0" w:color="F9B074" w:themeColor="accent6" w:themeTint="BF"/>
+          <w:right w:val="single" w:sz="8" w:space="0" w:color="F9B074" w:themeColor="accent6" w:themeTint="BF"/>
           <w:insideH w:val="nil"/>
           <w:insideV w:val="nil"/>
         </w:tcBorders>
@@ -7012,8 +6995,8 @@
       <w:tblStyleRowBandSize w:val="1"/>
       <w:tblStyleColBandSize w:val="1"/>
       <w:tblBorders>
-        <w:top w:val="single" w:color="auto" w:sz="18" w:space="0"/>
-        <w:bottom w:val="single" w:color="auto" w:sz="18" w:space="0"/>
+        <w:top w:val="single" w:sz="18" w:space="0" w:color="auto"/>
+        <w:bottom w:val="single" w:sz="18" w:space="0" w:color="auto"/>
       </w:tblBorders>
     </w:tblPr>
     <w:tblStylePr w:type="firstRow">
@@ -7028,9 +7011,9 @@
       <w:tblPr/>
       <w:tcPr>
         <w:tcBorders>
-          <w:top w:val="single" w:color="auto" w:sz="18" w:space="0"/>
-          <w:left w:val="nil"/>
-          <w:bottom w:val="single" w:color="auto" w:sz="18" w:space="0"/>
+          <w:top w:val="single" w:sz="18" w:space="0" w:color="auto"/>
+          <w:left w:val="nil"/>
+          <w:bottom w:val="single" w:sz="18" w:space="0" w:color="auto"/>
           <w:right w:val="nil"/>
           <w:insideH w:val="nil"/>
           <w:insideV w:val="nil"/>
@@ -7048,9 +7031,9 @@
       <w:tblPr/>
       <w:tcPr>
         <w:tcBorders>
-          <w:top w:val="double" w:color="auto" w:sz="6" w:space="0"/>
-          <w:left w:val="nil"/>
-          <w:bottom w:val="single" w:color="auto" w:sz="18" w:space="0"/>
+          <w:top w:val="double" w:sz="6" w:space="0" w:color="auto"/>
+          <w:left w:val="nil"/>
+          <w:bottom w:val="single" w:sz="18" w:space="0" w:color="auto"/>
           <w:right w:val="nil"/>
           <w:insideH w:val="nil"/>
           <w:insideV w:val="nil"/>
@@ -7069,7 +7052,7 @@
         <w:tcBorders>
           <w:top w:val="nil"/>
           <w:left w:val="nil"/>
-          <w:bottom w:val="single" w:color="auto" w:sz="18" w:space="0"/>
+          <w:bottom w:val="single" w:sz="18" w:space="0" w:color="auto"/>
           <w:right w:val="nil"/>
           <w:insideH w:val="nil"/>
           <w:insideV w:val="nil"/>
@@ -7116,9 +7099,9 @@
       <w:tblPr/>
       <w:tcPr>
         <w:tcBorders>
-          <w:top w:val="single" w:color="auto" w:sz="18" w:space="0"/>
-          <w:left w:val="nil"/>
-          <w:bottom w:val="single" w:color="auto" w:sz="18" w:space="0"/>
+          <w:top w:val="single" w:sz="18" w:space="0" w:color="auto"/>
+          <w:left w:val="nil"/>
+          <w:bottom w:val="single" w:sz="18" w:space="0" w:color="auto"/>
           <w:right w:val="nil"/>
           <w:insideH w:val="nil"/>
           <w:insideV w:val="nil"/>
@@ -7132,9 +7115,9 @@
       <w:tblPr/>
       <w:tcPr>
         <w:tcBorders>
-          <w:top w:val="single" w:color="auto" w:sz="18" w:space="0"/>
-          <w:left w:val="nil"/>
-          <w:bottom w:val="single" w:color="auto" w:sz="18" w:space="0"/>
+          <w:top w:val="single" w:sz="18" w:space="0" w:color="auto"/>
+          <w:left w:val="nil"/>
+          <w:bottom w:val="single" w:sz="18" w:space="0" w:color="auto"/>
           <w:right w:val="nil"/>
           <w:insideH w:val="nil"/>
           <w:insideV w:val="nil"/>
@@ -7154,8 +7137,8 @@
       <w:tblStyleRowBandSize w:val="1"/>
       <w:tblStyleColBandSize w:val="1"/>
       <w:tblBorders>
-        <w:top w:val="single" w:color="auto" w:sz="18" w:space="0"/>
-        <w:bottom w:val="single" w:color="auto" w:sz="18" w:space="0"/>
+        <w:top w:val="single" w:sz="18" w:space="0" w:color="auto"/>
+        <w:bottom w:val="single" w:sz="18" w:space="0" w:color="auto"/>
       </w:tblBorders>
     </w:tblPr>
     <w:tblStylePr w:type="firstRow">
@@ -7170,9 +7153,9 @@
       <w:tblPr/>
       <w:tcPr>
         <w:tcBorders>
-          <w:top w:val="single" w:color="auto" w:sz="18" w:space="0"/>
-          <w:left w:val="nil"/>
-          <w:bottom w:val="single" w:color="auto" w:sz="18" w:space="0"/>
+          <w:top w:val="single" w:sz="18" w:space="0" w:color="auto"/>
+          <w:left w:val="nil"/>
+          <w:bottom w:val="single" w:sz="18" w:space="0" w:color="auto"/>
           <w:right w:val="nil"/>
           <w:insideH w:val="nil"/>
           <w:insideV w:val="nil"/>
@@ -7190,9 +7173,9 @@
       <w:tblPr/>
       <w:tcPr>
         <w:tcBorders>
-          <w:top w:val="double" w:color="auto" w:sz="6" w:space="0"/>
-          <w:left w:val="nil"/>
-          <w:bottom w:val="single" w:color="auto" w:sz="18" w:space="0"/>
+          <w:top w:val="double" w:sz="6" w:space="0" w:color="auto"/>
+          <w:left w:val="nil"/>
+          <w:bottom w:val="single" w:sz="18" w:space="0" w:color="auto"/>
           <w:right w:val="nil"/>
           <w:insideH w:val="nil"/>
           <w:insideV w:val="nil"/>
@@ -7211,7 +7194,7 @@
         <w:tcBorders>
           <w:top w:val="nil"/>
           <w:left w:val="nil"/>
-          <w:bottom w:val="single" w:color="auto" w:sz="18" w:space="0"/>
+          <w:bottom w:val="single" w:sz="18" w:space="0" w:color="auto"/>
           <w:right w:val="nil"/>
           <w:insideH w:val="nil"/>
           <w:insideV w:val="nil"/>
@@ -7258,9 +7241,9 @@
       <w:tblPr/>
       <w:tcPr>
         <w:tcBorders>
-          <w:top w:val="single" w:color="auto" w:sz="18" w:space="0"/>
-          <w:left w:val="nil"/>
-          <w:bottom w:val="single" w:color="auto" w:sz="18" w:space="0"/>
+          <w:top w:val="single" w:sz="18" w:space="0" w:color="auto"/>
+          <w:left w:val="nil"/>
+          <w:bottom w:val="single" w:sz="18" w:space="0" w:color="auto"/>
           <w:right w:val="nil"/>
           <w:insideH w:val="nil"/>
           <w:insideV w:val="nil"/>
@@ -7274,9 +7257,9 @@
       <w:tblPr/>
       <w:tcPr>
         <w:tcBorders>
-          <w:top w:val="single" w:color="auto" w:sz="18" w:space="0"/>
-          <w:left w:val="nil"/>
-          <w:bottom w:val="single" w:color="auto" w:sz="18" w:space="0"/>
+          <w:top w:val="single" w:sz="18" w:space="0" w:color="auto"/>
+          <w:left w:val="nil"/>
+          <w:bottom w:val="single" w:sz="18" w:space="0" w:color="auto"/>
           <w:right w:val="nil"/>
           <w:insideH w:val="nil"/>
           <w:insideV w:val="nil"/>
@@ -7296,8 +7279,8 @@
       <w:tblStyleRowBandSize w:val="1"/>
       <w:tblStyleColBandSize w:val="1"/>
       <w:tblBorders>
-        <w:top w:val="single" w:color="auto" w:sz="18" w:space="0"/>
-        <w:bottom w:val="single" w:color="auto" w:sz="18" w:space="0"/>
+        <w:top w:val="single" w:sz="18" w:space="0" w:color="auto"/>
+        <w:bottom w:val="single" w:sz="18" w:space="0" w:color="auto"/>
       </w:tblBorders>
     </w:tblPr>
     <w:tblStylePr w:type="firstRow">
@@ -7312,9 +7295,9 @@
       <w:tblPr/>
       <w:tcPr>
         <w:tcBorders>
-          <w:top w:val="single" w:color="auto" w:sz="18" w:space="0"/>
-          <w:left w:val="nil"/>
-          <w:bottom w:val="single" w:color="auto" w:sz="18" w:space="0"/>
+          <w:top w:val="single" w:sz="18" w:space="0" w:color="auto"/>
+          <w:left w:val="nil"/>
+          <w:bottom w:val="single" w:sz="18" w:space="0" w:color="auto"/>
           <w:right w:val="nil"/>
           <w:insideH w:val="nil"/>
           <w:insideV w:val="nil"/>
@@ -7332,9 +7315,9 @@
       <w:tblPr/>
       <w:tcPr>
         <w:tcBorders>
-          <w:top w:val="double" w:color="auto" w:sz="6" w:space="0"/>
-          <w:left w:val="nil"/>
-          <w:bottom w:val="single" w:color="auto" w:sz="18" w:space="0"/>
+          <w:top w:val="double" w:sz="6" w:space="0" w:color="auto"/>
+          <w:left w:val="nil"/>
+          <w:bottom w:val="single" w:sz="18" w:space="0" w:color="auto"/>
           <w:right w:val="nil"/>
           <w:insideH w:val="nil"/>
           <w:insideV w:val="nil"/>
@@ -7353,7 +7336,7 @@
         <w:tcBorders>
           <w:top w:val="nil"/>
           <w:left w:val="nil"/>
-          <w:bottom w:val="single" w:color="auto" w:sz="18" w:space="0"/>
+          <w:bottom w:val="single" w:sz="18" w:space="0" w:color="auto"/>
           <w:right w:val="nil"/>
           <w:insideH w:val="nil"/>
           <w:insideV w:val="nil"/>
@@ -7400,9 +7383,9 @@
       <w:tblPr/>
       <w:tcPr>
         <w:tcBorders>
-          <w:top w:val="single" w:color="auto" w:sz="18" w:space="0"/>
-          <w:left w:val="nil"/>
-          <w:bottom w:val="single" w:color="auto" w:sz="18" w:space="0"/>
+          <w:top w:val="single" w:sz="18" w:space="0" w:color="auto"/>
+          <w:left w:val="nil"/>
+          <w:bottom w:val="single" w:sz="18" w:space="0" w:color="auto"/>
           <w:right w:val="nil"/>
           <w:insideH w:val="nil"/>
           <w:insideV w:val="nil"/>
@@ -7416,9 +7399,9 @@
       <w:tblPr/>
       <w:tcPr>
         <w:tcBorders>
-          <w:top w:val="single" w:color="auto" w:sz="18" w:space="0"/>
-          <w:left w:val="nil"/>
-          <w:bottom w:val="single" w:color="auto" w:sz="18" w:space="0"/>
+          <w:top w:val="single" w:sz="18" w:space="0" w:color="auto"/>
+          <w:left w:val="nil"/>
+          <w:bottom w:val="single" w:sz="18" w:space="0" w:color="auto"/>
           <w:right w:val="nil"/>
           <w:insideH w:val="nil"/>
           <w:insideV w:val="nil"/>
@@ -7438,8 +7421,8 @@
       <w:tblStyleRowBandSize w:val="1"/>
       <w:tblStyleColBandSize w:val="1"/>
       <w:tblBorders>
-        <w:top w:val="single" w:color="auto" w:sz="18" w:space="0"/>
-        <w:bottom w:val="single" w:color="auto" w:sz="18" w:space="0"/>
+        <w:top w:val="single" w:sz="18" w:space="0" w:color="auto"/>
+        <w:bottom w:val="single" w:sz="18" w:space="0" w:color="auto"/>
       </w:tblBorders>
     </w:tblPr>
     <w:tblStylePr w:type="firstRow">
@@ -7454,9 +7437,9 @@
       <w:tblPr/>
       <w:tcPr>
         <w:tcBorders>
-          <w:top w:val="single" w:color="auto" w:sz="18" w:space="0"/>
-          <w:left w:val="nil"/>
-          <w:bottom w:val="single" w:color="auto" w:sz="18" w:space="0"/>
+          <w:top w:val="single" w:sz="18" w:space="0" w:color="auto"/>
+          <w:left w:val="nil"/>
+          <w:bottom w:val="single" w:sz="18" w:space="0" w:color="auto"/>
           <w:right w:val="nil"/>
           <w:insideH w:val="nil"/>
           <w:insideV w:val="nil"/>
@@ -7474,9 +7457,9 @@
       <w:tblPr/>
       <w:tcPr>
         <w:tcBorders>
-          <w:top w:val="double" w:color="auto" w:sz="6" w:space="0"/>
-          <w:left w:val="nil"/>
-          <w:bottom w:val="single" w:color="auto" w:sz="18" w:space="0"/>
+          <w:top w:val="double" w:sz="6" w:space="0" w:color="auto"/>
+          <w:left w:val="nil"/>
+          <w:bottom w:val="single" w:sz="18" w:space="0" w:color="auto"/>
           <w:right w:val="nil"/>
           <w:insideH w:val="nil"/>
           <w:insideV w:val="nil"/>
@@ -7495,7 +7478,7 @@
         <w:tcBorders>
           <w:top w:val="nil"/>
           <w:left w:val="nil"/>
-          <w:bottom w:val="single" w:color="auto" w:sz="18" w:space="0"/>
+          <w:bottom w:val="single" w:sz="18" w:space="0" w:color="auto"/>
           <w:right w:val="nil"/>
           <w:insideH w:val="nil"/>
           <w:insideV w:val="nil"/>
@@ -7542,9 +7525,9 @@
       <w:tblPr/>
       <w:tcPr>
         <w:tcBorders>
-          <w:top w:val="single" w:color="auto" w:sz="18" w:space="0"/>
-          <w:left w:val="nil"/>
-          <w:bottom w:val="single" w:color="auto" w:sz="18" w:space="0"/>
+          <w:top w:val="single" w:sz="18" w:space="0" w:color="auto"/>
+          <w:left w:val="nil"/>
+          <w:bottom w:val="single" w:sz="18" w:space="0" w:color="auto"/>
           <w:right w:val="nil"/>
           <w:insideH w:val="nil"/>
           <w:insideV w:val="nil"/>
@@ -7558,9 +7541,9 @@
       <w:tblPr/>
       <w:tcPr>
         <w:tcBorders>
-          <w:top w:val="single" w:color="auto" w:sz="18" w:space="0"/>
-          <w:left w:val="nil"/>
-          <w:bottom w:val="single" w:color="auto" w:sz="18" w:space="0"/>
+          <w:top w:val="single" w:sz="18" w:space="0" w:color="auto"/>
+          <w:left w:val="nil"/>
+          <w:bottom w:val="single" w:sz="18" w:space="0" w:color="auto"/>
           <w:right w:val="nil"/>
           <w:insideH w:val="nil"/>
           <w:insideV w:val="nil"/>
@@ -7580,8 +7563,8 @@
       <w:tblStyleRowBandSize w:val="1"/>
       <w:tblStyleColBandSize w:val="1"/>
       <w:tblBorders>
-        <w:top w:val="single" w:color="auto" w:sz="18" w:space="0"/>
-        <w:bottom w:val="single" w:color="auto" w:sz="18" w:space="0"/>
+        <w:top w:val="single" w:sz="18" w:space="0" w:color="auto"/>
+        <w:bottom w:val="single" w:sz="18" w:space="0" w:color="auto"/>
       </w:tblBorders>
     </w:tblPr>
     <w:tblStylePr w:type="firstRow">
@@ -7596,9 +7579,9 @@
       <w:tblPr/>
       <w:tcPr>
         <w:tcBorders>
-          <w:top w:val="single" w:color="auto" w:sz="18" w:space="0"/>
-          <w:left w:val="nil"/>
-          <w:bottom w:val="single" w:color="auto" w:sz="18" w:space="0"/>
+          <w:top w:val="single" w:sz="18" w:space="0" w:color="auto"/>
+          <w:left w:val="nil"/>
+          <w:bottom w:val="single" w:sz="18" w:space="0" w:color="auto"/>
           <w:right w:val="nil"/>
           <w:insideH w:val="nil"/>
           <w:insideV w:val="nil"/>
@@ -7616,9 +7599,9 @@
       <w:tblPr/>
       <w:tcPr>
         <w:tcBorders>
-          <w:top w:val="double" w:color="auto" w:sz="6" w:space="0"/>
-          <w:left w:val="nil"/>
-          <w:bottom w:val="single" w:color="auto" w:sz="18" w:space="0"/>
+          <w:top w:val="double" w:sz="6" w:space="0" w:color="auto"/>
+          <w:left w:val="nil"/>
+          <w:bottom w:val="single" w:sz="18" w:space="0" w:color="auto"/>
           <w:right w:val="nil"/>
           <w:insideH w:val="nil"/>
           <w:insideV w:val="nil"/>
@@ -7637,7 +7620,7 @@
         <w:tcBorders>
           <w:top w:val="nil"/>
           <w:left w:val="nil"/>
-          <w:bottom w:val="single" w:color="auto" w:sz="18" w:space="0"/>
+          <w:bottom w:val="single" w:sz="18" w:space="0" w:color="auto"/>
           <w:right w:val="nil"/>
           <w:insideH w:val="nil"/>
           <w:insideV w:val="nil"/>
@@ -7684,9 +7667,9 @@
       <w:tblPr/>
       <w:tcPr>
         <w:tcBorders>
-          <w:top w:val="single" w:color="auto" w:sz="18" w:space="0"/>
-          <w:left w:val="nil"/>
-          <w:bottom w:val="single" w:color="auto" w:sz="18" w:space="0"/>
+          <w:top w:val="single" w:sz="18" w:space="0" w:color="auto"/>
+          <w:left w:val="nil"/>
+          <w:bottom w:val="single" w:sz="18" w:space="0" w:color="auto"/>
           <w:right w:val="nil"/>
           <w:insideH w:val="nil"/>
           <w:insideV w:val="nil"/>
@@ -7700,9 +7683,9 @@
       <w:tblPr/>
       <w:tcPr>
         <w:tcBorders>
-          <w:top w:val="single" w:color="auto" w:sz="18" w:space="0"/>
-          <w:left w:val="nil"/>
-          <w:bottom w:val="single" w:color="auto" w:sz="18" w:space="0"/>
+          <w:top w:val="single" w:sz="18" w:space="0" w:color="auto"/>
+          <w:left w:val="nil"/>
+          <w:bottom w:val="single" w:sz="18" w:space="0" w:color="auto"/>
           <w:right w:val="nil"/>
           <w:insideH w:val="nil"/>
           <w:insideV w:val="nil"/>
@@ -7722,8 +7705,8 @@
       <w:tblStyleRowBandSize w:val="1"/>
       <w:tblStyleColBandSize w:val="1"/>
       <w:tblBorders>
-        <w:top w:val="single" w:color="auto" w:sz="18" w:space="0"/>
-        <w:bottom w:val="single" w:color="auto" w:sz="18" w:space="0"/>
+        <w:top w:val="single" w:sz="18" w:space="0" w:color="auto"/>
+        <w:bottom w:val="single" w:sz="18" w:space="0" w:color="auto"/>
       </w:tblBorders>
     </w:tblPr>
     <w:tblStylePr w:type="firstRow">
@@ -7738,9 +7721,9 @@
       <w:tblPr/>
       <w:tcPr>
         <w:tcBorders>
-          <w:top w:val="single" w:color="auto" w:sz="18" w:space="0"/>
-          <w:left w:val="nil"/>
-          <w:bottom w:val="single" w:color="auto" w:sz="18" w:space="0"/>
+          <w:top w:val="single" w:sz="18" w:space="0" w:color="auto"/>
+          <w:left w:val="nil"/>
+          <w:bottom w:val="single" w:sz="18" w:space="0" w:color="auto"/>
           <w:right w:val="nil"/>
           <w:insideH w:val="nil"/>
           <w:insideV w:val="nil"/>
@@ -7758,9 +7741,9 @@
       <w:tblPr/>
       <w:tcPr>
         <w:tcBorders>
-          <w:top w:val="double" w:color="auto" w:sz="6" w:space="0"/>
-          <w:left w:val="nil"/>
-          <w:bottom w:val="single" w:color="auto" w:sz="18" w:space="0"/>
+          <w:top w:val="double" w:sz="6" w:space="0" w:color="auto"/>
+          <w:left w:val="nil"/>
+          <w:bottom w:val="single" w:sz="18" w:space="0" w:color="auto"/>
           <w:right w:val="nil"/>
           <w:insideH w:val="nil"/>
           <w:insideV w:val="nil"/>
@@ -7779,7 +7762,7 @@
         <w:tcBorders>
           <w:top w:val="nil"/>
           <w:left w:val="nil"/>
-          <w:bottom w:val="single" w:color="auto" w:sz="18" w:space="0"/>
+          <w:bottom w:val="single" w:sz="18" w:space="0" w:color="auto"/>
           <w:right w:val="nil"/>
           <w:insideH w:val="nil"/>
           <w:insideV w:val="nil"/>
@@ -7826,9 +7809,9 @@
       <w:tblPr/>
       <w:tcPr>
         <w:tcBorders>
-          <w:top w:val="single" w:color="auto" w:sz="18" w:space="0"/>
-          <w:left w:val="nil"/>
-          <w:bottom w:val="single" w:color="auto" w:sz="18" w:space="0"/>
+          <w:top w:val="single" w:sz="18" w:space="0" w:color="auto"/>
+          <w:left w:val="nil"/>
+          <w:bottom w:val="single" w:sz="18" w:space="0" w:color="auto"/>
           <w:right w:val="nil"/>
           <w:insideH w:val="nil"/>
           <w:insideV w:val="nil"/>
@@ -7842,9 +7825,9 @@
       <w:tblPr/>
       <w:tcPr>
         <w:tcBorders>
-          <w:top w:val="single" w:color="auto" w:sz="18" w:space="0"/>
-          <w:left w:val="nil"/>
-          <w:bottom w:val="single" w:color="auto" w:sz="18" w:space="0"/>
+          <w:top w:val="single" w:sz="18" w:space="0" w:color="auto"/>
+          <w:left w:val="nil"/>
+          <w:bottom w:val="single" w:sz="18" w:space="0" w:color="auto"/>
           <w:right w:val="nil"/>
           <w:insideH w:val="nil"/>
           <w:insideV w:val="nil"/>
@@ -7864,8 +7847,8 @@
       <w:tblStyleRowBandSize w:val="1"/>
       <w:tblStyleColBandSize w:val="1"/>
       <w:tblBorders>
-        <w:top w:val="single" w:color="auto" w:sz="18" w:space="0"/>
-        <w:bottom w:val="single" w:color="auto" w:sz="18" w:space="0"/>
+        <w:top w:val="single" w:sz="18" w:space="0" w:color="auto"/>
+        <w:bottom w:val="single" w:sz="18" w:space="0" w:color="auto"/>
       </w:tblBorders>
     </w:tblPr>
     <w:tblStylePr w:type="firstRow">
@@ -7880,9 +7863,9 @@
       <w:tblPr/>
       <w:tcPr>
         <w:tcBorders>
-          <w:top w:val="single" w:color="auto" w:sz="18" w:space="0"/>
-          <w:left w:val="nil"/>
-          <w:bottom w:val="single" w:color="auto" w:sz="18" w:space="0"/>
+          <w:top w:val="single" w:sz="18" w:space="0" w:color="auto"/>
+          <w:left w:val="nil"/>
+          <w:bottom w:val="single" w:sz="18" w:space="0" w:color="auto"/>
           <w:right w:val="nil"/>
           <w:insideH w:val="nil"/>
           <w:insideV w:val="nil"/>
@@ -7900,9 +7883,9 @@
       <w:tblPr/>
       <w:tcPr>
         <w:tcBorders>
-          <w:top w:val="double" w:color="auto" w:sz="6" w:space="0"/>
-          <w:left w:val="nil"/>
-          <w:bottom w:val="single" w:color="auto" w:sz="18" w:space="0"/>
+          <w:top w:val="double" w:sz="6" w:space="0" w:color="auto"/>
+          <w:left w:val="nil"/>
+          <w:bottom w:val="single" w:sz="18" w:space="0" w:color="auto"/>
           <w:right w:val="nil"/>
           <w:insideH w:val="nil"/>
           <w:insideV w:val="nil"/>
@@ -7921,7 +7904,7 @@
         <w:tcBorders>
           <w:top w:val="nil"/>
           <w:left w:val="nil"/>
-          <w:bottom w:val="single" w:color="auto" w:sz="18" w:space="0"/>
+          <w:bottom w:val="single" w:sz="18" w:space="0" w:color="auto"/>
           <w:right w:val="nil"/>
           <w:insideH w:val="nil"/>
           <w:insideV w:val="nil"/>
@@ -7968,9 +7951,9 @@
       <w:tblPr/>
       <w:tcPr>
         <w:tcBorders>
-          <w:top w:val="single" w:color="auto" w:sz="18" w:space="0"/>
-          <w:left w:val="nil"/>
-          <w:bottom w:val="single" w:color="auto" w:sz="18" w:space="0"/>
+          <w:top w:val="single" w:sz="18" w:space="0" w:color="auto"/>
+          <w:left w:val="nil"/>
+          <w:bottom w:val="single" w:sz="18" w:space="0" w:color="auto"/>
           <w:right w:val="nil"/>
           <w:insideH w:val="nil"/>
           <w:insideV w:val="nil"/>
@@ -7984,9 +7967,9 @@
       <w:tblPr/>
       <w:tcPr>
         <w:tcBorders>
-          <w:top w:val="single" w:color="auto" w:sz="18" w:space="0"/>
-          <w:left w:val="nil"/>
-          <w:bottom w:val="single" w:color="auto" w:sz="18" w:space="0"/>
+          <w:top w:val="single" w:sz="18" w:space="0" w:color="auto"/>
+          <w:left w:val="nil"/>
+          <w:bottom w:val="single" w:sz="18" w:space="0" w:color="auto"/>
           <w:right w:val="nil"/>
           <w:insideH w:val="nil"/>
           <w:insideV w:val="nil"/>
@@ -8009,19 +7992,19 @@
       <w:tblStyleRowBandSize w:val="1"/>
       <w:tblStyleColBandSize w:val="1"/>
       <w:tblBorders>
-        <w:top w:val="single" w:color="000000" w:themeColor="text1" w:sz="8" w:space="0"/>
-        <w:bottom w:val="single" w:color="000000" w:themeColor="text1" w:sz="8" w:space="0"/>
+        <w:top w:val="single" w:sz="8" w:space="0" w:color="000000" w:themeColor="text1"/>
+        <w:bottom w:val="single" w:sz="8" w:space="0" w:color="000000" w:themeColor="text1"/>
       </w:tblBorders>
     </w:tblPr>
     <w:tblStylePr w:type="firstRow">
       <w:rPr>
-        <w:rFonts w:asciiTheme="majorHAnsi" w:hAnsiTheme="majorHAnsi" w:eastAsiaTheme="majorEastAsia" w:cstheme="majorBidi"/>
+        <w:rFonts w:asciiTheme="majorHAnsi" w:eastAsiaTheme="majorEastAsia" w:hAnsiTheme="majorHAnsi" w:cstheme="majorBidi"/>
       </w:rPr>
       <w:tblPr/>
       <w:tcPr>
         <w:tcBorders>
           <w:top w:val="nil"/>
-          <w:bottom w:val="single" w:color="000000" w:themeColor="text1" w:sz="8" w:space="0"/>
+          <w:bottom w:val="single" w:sz="8" w:space="0" w:color="000000" w:themeColor="text1"/>
         </w:tcBorders>
       </w:tcPr>
     </w:tblStylePr>
@@ -8034,8 +8017,8 @@
       <w:tblPr/>
       <w:tcPr>
         <w:tcBorders>
-          <w:top w:val="single" w:color="000000" w:themeColor="text1" w:sz="8" w:space="0"/>
-          <w:bottom w:val="single" w:color="000000" w:themeColor="text1" w:sz="8" w:space="0"/>
+          <w:top w:val="single" w:sz="8" w:space="0" w:color="000000" w:themeColor="text1"/>
+          <w:bottom w:val="single" w:sz="8" w:space="0" w:color="000000" w:themeColor="text1"/>
         </w:tcBorders>
       </w:tcPr>
     </w:tblStylePr>
@@ -8053,8 +8036,8 @@
       <w:tblPr/>
       <w:tcPr>
         <w:tcBorders>
-          <w:top w:val="single" w:color="000000" w:themeColor="text1" w:sz="8" w:space="0"/>
-          <w:bottom w:val="single" w:color="000000" w:themeColor="text1" w:sz="8" w:space="0"/>
+          <w:top w:val="single" w:sz="8" w:space="0" w:color="000000" w:themeColor="text1"/>
+          <w:bottom w:val="single" w:sz="8" w:space="0" w:color="000000" w:themeColor="text1"/>
         </w:tcBorders>
       </w:tcPr>
     </w:tblStylePr>
@@ -8086,19 +8069,19 @@
       <w:tblStyleRowBandSize w:val="1"/>
       <w:tblStyleColBandSize w:val="1"/>
       <w:tblBorders>
-        <w:top w:val="single" w:color="4F81BD" w:themeColor="accent1" w:sz="8" w:space="0"/>
-        <w:bottom w:val="single" w:color="4F81BD" w:themeColor="accent1" w:sz="8" w:space="0"/>
+        <w:top w:val="single" w:sz="8" w:space="0" w:color="4F81BD" w:themeColor="accent1"/>
+        <w:bottom w:val="single" w:sz="8" w:space="0" w:color="4F81BD" w:themeColor="accent1"/>
       </w:tblBorders>
     </w:tblPr>
     <w:tblStylePr w:type="firstRow">
       <w:rPr>
-        <w:rFonts w:asciiTheme="majorHAnsi" w:hAnsiTheme="majorHAnsi" w:eastAsiaTheme="majorEastAsia" w:cstheme="majorBidi"/>
+        <w:rFonts w:asciiTheme="majorHAnsi" w:eastAsiaTheme="majorEastAsia" w:hAnsiTheme="majorHAnsi" w:cstheme="majorBidi"/>
       </w:rPr>
       <w:tblPr/>
       <w:tcPr>
         <w:tcBorders>
           <w:top w:val="nil"/>
-          <w:bottom w:val="single" w:color="4F81BD" w:themeColor="accent1" w:sz="8" w:space="0"/>
+          <w:bottom w:val="single" w:sz="8" w:space="0" w:color="4F81BD" w:themeColor="accent1"/>
         </w:tcBorders>
       </w:tcPr>
     </w:tblStylePr>
@@ -8111,8 +8094,8 @@
       <w:tblPr/>
       <w:tcPr>
         <w:tcBorders>
-          <w:top w:val="single" w:color="4F81BD" w:themeColor="accent1" w:sz="8" w:space="0"/>
-          <w:bottom w:val="single" w:color="4F81BD" w:themeColor="accent1" w:sz="8" w:space="0"/>
+          <w:top w:val="single" w:sz="8" w:space="0" w:color="4F81BD" w:themeColor="accent1"/>
+          <w:bottom w:val="single" w:sz="8" w:space="0" w:color="4F81BD" w:themeColor="accent1"/>
         </w:tcBorders>
       </w:tcPr>
     </w:tblStylePr>
@@ -8130,8 +8113,8 @@
       <w:tblPr/>
       <w:tcPr>
         <w:tcBorders>
-          <w:top w:val="single" w:color="4F81BD" w:themeColor="accent1" w:sz="8" w:space="0"/>
-          <w:bottom w:val="single" w:color="4F81BD" w:themeColor="accent1" w:sz="8" w:space="0"/>
+          <w:top w:val="single" w:sz="8" w:space="0" w:color="4F81BD" w:themeColor="accent1"/>
+          <w:bottom w:val="single" w:sz="8" w:space="0" w:color="4F81BD" w:themeColor="accent1"/>
         </w:tcBorders>
       </w:tcPr>
     </w:tblStylePr>
@@ -8163,19 +8146,19 @@
       <w:tblStyleRowBandSize w:val="1"/>
       <w:tblStyleColBandSize w:val="1"/>
       <w:tblBorders>
-        <w:top w:val="single" w:color="C0504D" w:themeColor="accent2" w:sz="8" w:space="0"/>
-        <w:bottom w:val="single" w:color="C0504D" w:themeColor="accent2" w:sz="8" w:space="0"/>
+        <w:top w:val="single" w:sz="8" w:space="0" w:color="C0504D" w:themeColor="accent2"/>
+        <w:bottom w:val="single" w:sz="8" w:space="0" w:color="C0504D" w:themeColor="accent2"/>
       </w:tblBorders>
     </w:tblPr>
     <w:tblStylePr w:type="firstRow">
       <w:rPr>
-        <w:rFonts w:asciiTheme="majorHAnsi" w:hAnsiTheme="majorHAnsi" w:eastAsiaTheme="majorEastAsia" w:cstheme="majorBidi"/>
+        <w:rFonts w:asciiTheme="majorHAnsi" w:eastAsiaTheme="majorEastAsia" w:hAnsiTheme="majorHAnsi" w:cstheme="majorBidi"/>
       </w:rPr>
       <w:tblPr/>
       <w:tcPr>
         <w:tcBorders>
           <w:top w:val="nil"/>
-          <w:bottom w:val="single" w:color="C0504D" w:themeColor="accent2" w:sz="8" w:space="0"/>
+          <w:bottom w:val="single" w:sz="8" w:space="0" w:color="C0504D" w:themeColor="accent2"/>
         </w:tcBorders>
       </w:tcPr>
     </w:tblStylePr>
@@ -8188,8 +8171,8 @@
       <w:tblPr/>
       <w:tcPr>
         <w:tcBorders>
-          <w:top w:val="single" w:color="C0504D" w:themeColor="accent2" w:sz="8" w:space="0"/>
-          <w:bottom w:val="single" w:color="C0504D" w:themeColor="accent2" w:sz="8" w:space="0"/>
+          <w:top w:val="single" w:sz="8" w:space="0" w:color="C0504D" w:themeColor="accent2"/>
+          <w:bottom w:val="single" w:sz="8" w:space="0" w:color="C0504D" w:themeColor="accent2"/>
         </w:tcBorders>
       </w:tcPr>
     </w:tblStylePr>
@@ -8207,8 +8190,8 @@
       <w:tblPr/>
       <w:tcPr>
         <w:tcBorders>
-          <w:top w:val="single" w:color="C0504D" w:themeColor="accent2" w:sz="8" w:space="0"/>
-          <w:bottom w:val="single" w:color="C0504D" w:themeColor="accent2" w:sz="8" w:space="0"/>
+          <w:top w:val="single" w:sz="8" w:space="0" w:color="C0504D" w:themeColor="accent2"/>
+          <w:bottom w:val="single" w:sz="8" w:space="0" w:color="C0504D" w:themeColor="accent2"/>
         </w:tcBorders>
       </w:tcPr>
     </w:tblStylePr>
@@ -8240,19 +8223,19 @@
       <w:tblStyleRowBandSize w:val="1"/>
       <w:tblStyleColBandSize w:val="1"/>
       <w:tblBorders>
-        <w:top w:val="single" w:color="9BBB59" w:themeColor="accent3" w:sz="8" w:space="0"/>
-        <w:bottom w:val="single" w:color="9BBB59" w:themeColor="accent3" w:sz="8" w:space="0"/>
+        <w:top w:val="single" w:sz="8" w:space="0" w:color="9BBB59" w:themeColor="accent3"/>
+        <w:bottom w:val="single" w:sz="8" w:space="0" w:color="9BBB59" w:themeColor="accent3"/>
       </w:tblBorders>
     </w:tblPr>
     <w:tblStylePr w:type="firstRow">
       <w:rPr>
-        <w:rFonts w:asciiTheme="majorHAnsi" w:hAnsiTheme="majorHAnsi" w:eastAsiaTheme="majorEastAsia" w:cstheme="majorBidi"/>
+        <w:rFonts w:asciiTheme="majorHAnsi" w:eastAsiaTheme="majorEastAsia" w:hAnsiTheme="majorHAnsi" w:cstheme="majorBidi"/>
       </w:rPr>
       <w:tblPr/>
       <w:tcPr>
         <w:tcBorders>
           <w:top w:val="nil"/>
-          <w:bottom w:val="single" w:color="9BBB59" w:themeColor="accent3" w:sz="8" w:space="0"/>
+          <w:bottom w:val="single" w:sz="8" w:space="0" w:color="9BBB59" w:themeColor="accent3"/>
         </w:tcBorders>
       </w:tcPr>
     </w:tblStylePr>
@@ -8265,8 +8248,8 @@
       <w:tblPr/>
       <w:tcPr>
         <w:tcBorders>
-          <w:top w:val="single" w:color="9BBB59" w:themeColor="accent3" w:sz="8" w:space="0"/>
-          <w:bottom w:val="single" w:color="9BBB59" w:themeColor="accent3" w:sz="8" w:space="0"/>
+          <w:top w:val="single" w:sz="8" w:space="0" w:color="9BBB59" w:themeColor="accent3"/>
+          <w:bottom w:val="single" w:sz="8" w:space="0" w:color="9BBB59" w:themeColor="accent3"/>
         </w:tcBorders>
       </w:tcPr>
     </w:tblStylePr>
@@ -8284,8 +8267,8 @@
       <w:tblPr/>
       <w:tcPr>
         <w:tcBorders>
-          <w:top w:val="single" w:color="9BBB59" w:themeColor="accent3" w:sz="8" w:space="0"/>
-          <w:bottom w:val="single" w:color="9BBB59" w:themeColor="accent3" w:sz="8" w:space="0"/>
+          <w:top w:val="single" w:sz="8" w:space="0" w:color="9BBB59" w:themeColor="accent3"/>
+          <w:bottom w:val="single" w:sz="8" w:space="0" w:color="9BBB59" w:themeColor="accent3"/>
         </w:tcBorders>
       </w:tcPr>
     </w:tblStylePr>
@@ -8317,19 +8300,19 @@
       <w:tblStyleRowBandSize w:val="1"/>
       <w:tblStyleColBandSize w:val="1"/>
       <w:tblBorders>
-        <w:top w:val="single" w:color="8064A2" w:themeColor="accent4" w:sz="8" w:space="0"/>
-        <w:bottom w:val="single" w:color="8064A2" w:themeColor="accent4" w:sz="8" w:space="0"/>
+        <w:top w:val="single" w:sz="8" w:space="0" w:color="8064A2" w:themeColor="accent4"/>
+        <w:bottom w:val="single" w:sz="8" w:space="0" w:color="8064A2" w:themeColor="accent4"/>
       </w:tblBorders>
     </w:tblPr>
     <w:tblStylePr w:type="firstRow">
       <w:rPr>
-        <w:rFonts w:asciiTheme="majorHAnsi" w:hAnsiTheme="majorHAnsi" w:eastAsiaTheme="majorEastAsia" w:cstheme="majorBidi"/>
+        <w:rFonts w:asciiTheme="majorHAnsi" w:eastAsiaTheme="majorEastAsia" w:hAnsiTheme="majorHAnsi" w:cstheme="majorBidi"/>
       </w:rPr>
       <w:tblPr/>
       <w:tcPr>
         <w:tcBorders>
           <w:top w:val="nil"/>
-          <w:bottom w:val="single" w:color="8064A2" w:themeColor="accent4" w:sz="8" w:space="0"/>
+          <w:bottom w:val="single" w:sz="8" w:space="0" w:color="8064A2" w:themeColor="accent4"/>
         </w:tcBorders>
       </w:tcPr>
     </w:tblStylePr>
@@ -8342,8 +8325,8 @@
       <w:tblPr/>
       <w:tcPr>
         <w:tcBorders>
-          <w:top w:val="single" w:color="8064A2" w:themeColor="accent4" w:sz="8" w:space="0"/>
-          <w:bottom w:val="single" w:color="8064A2" w:themeColor="accent4" w:sz="8" w:space="0"/>
+          <w:top w:val="single" w:sz="8" w:space="0" w:color="8064A2" w:themeColor="accent4"/>
+          <w:bottom w:val="single" w:sz="8" w:space="0" w:color="8064A2" w:themeColor="accent4"/>
         </w:tcBorders>
       </w:tcPr>
     </w:tblStylePr>
@@ -8361,8 +8344,8 @@
       <w:tblPr/>
       <w:tcPr>
         <w:tcBorders>
-          <w:top w:val="single" w:color="8064A2" w:themeColor="accent4" w:sz="8" w:space="0"/>
-          <w:bottom w:val="single" w:color="8064A2" w:themeColor="accent4" w:sz="8" w:space="0"/>
+          <w:top w:val="single" w:sz="8" w:space="0" w:color="8064A2" w:themeColor="accent4"/>
+          <w:bottom w:val="single" w:sz="8" w:space="0" w:color="8064A2" w:themeColor="accent4"/>
         </w:tcBorders>
       </w:tcPr>
     </w:tblStylePr>
@@ -8394,19 +8377,19 @@
       <w:tblStyleRowBandSize w:val="1"/>
       <w:tblStyleColBandSize w:val="1"/>
       <w:tblBorders>
-        <w:top w:val="single" w:color="4BACC6" w:themeColor="accent5" w:sz="8" w:space="0"/>
-        <w:bottom w:val="single" w:color="4BACC6" w:themeColor="accent5" w:sz="8" w:space="0"/>
+        <w:top w:val="single" w:sz="8" w:space="0" w:color="4BACC6" w:themeColor="accent5"/>
+        <w:bottom w:val="single" w:sz="8" w:space="0" w:color="4BACC6" w:themeColor="accent5"/>
       </w:tblBorders>
     </w:tblPr>
     <w:tblStylePr w:type="firstRow">
       <w:rPr>
-        <w:rFonts w:asciiTheme="majorHAnsi" w:hAnsiTheme="majorHAnsi" w:eastAsiaTheme="majorEastAsia" w:cstheme="majorBidi"/>
+        <w:rFonts w:asciiTheme="majorHAnsi" w:eastAsiaTheme="majorEastAsia" w:hAnsiTheme="majorHAnsi" w:cstheme="majorBidi"/>
       </w:rPr>
       <w:tblPr/>
       <w:tcPr>
         <w:tcBorders>
           <w:top w:val="nil"/>
-          <w:bottom w:val="single" w:color="4BACC6" w:themeColor="accent5" w:sz="8" w:space="0"/>
+          <w:bottom w:val="single" w:sz="8" w:space="0" w:color="4BACC6" w:themeColor="accent5"/>
         </w:tcBorders>
       </w:tcPr>
     </w:tblStylePr>
@@ -8419,8 +8402,8 @@
       <w:tblPr/>
       <w:tcPr>
         <w:tcBorders>
-          <w:top w:val="single" w:color="4BACC6" w:themeColor="accent5" w:sz="8" w:space="0"/>
-          <w:bottom w:val="single" w:color="4BACC6" w:themeColor="accent5" w:sz="8" w:space="0"/>
+          <w:top w:val="single" w:sz="8" w:space="0" w:color="4BACC6" w:themeColor="accent5"/>
+          <w:bottom w:val="single" w:sz="8" w:space="0" w:color="4BACC6" w:themeColor="accent5"/>
         </w:tcBorders>
       </w:tcPr>
     </w:tblStylePr>
@@ -8438,8 +8421,8 @@
       <w:tblPr/>
       <w:tcPr>
         <w:tcBorders>
-          <w:top w:val="single" w:color="4BACC6" w:themeColor="accent5" w:sz="8" w:space="0"/>
-          <w:bottom w:val="single" w:color="4BACC6" w:themeColor="accent5" w:sz="8" w:space="0"/>
+          <w:top w:val="single" w:sz="8" w:space="0" w:color="4BACC6" w:themeColor="accent5"/>
+          <w:bottom w:val="single" w:sz="8" w:space="0" w:color="4BACC6" w:themeColor="accent5"/>
         </w:tcBorders>
       </w:tcPr>
     </w:tblStylePr>
@@ -8471,19 +8454,19 @@
       <w:tblStyleRowBandSize w:val="1"/>
       <w:tblStyleColBandSize w:val="1"/>
       <w:tblBorders>
-        <w:top w:val="single" w:color="F79646" w:themeColor="accent6" w:sz="8" w:space="0"/>
-        <w:bottom w:val="single" w:color="F79646" w:themeColor="accent6" w:sz="8" w:space="0"/>
+        <w:top w:val="single" w:sz="8" w:space="0" w:color="F79646" w:themeColor="accent6"/>
+        <w:bottom w:val="single" w:sz="8" w:space="0" w:color="F79646" w:themeColor="accent6"/>
       </w:tblBorders>
     </w:tblPr>
     <w:tblStylePr w:type="firstRow">
       <w:rPr>
-        <w:rFonts w:asciiTheme="majorHAnsi" w:hAnsiTheme="majorHAnsi" w:eastAsiaTheme="majorEastAsia" w:cstheme="majorBidi"/>
+        <w:rFonts w:asciiTheme="majorHAnsi" w:eastAsiaTheme="majorEastAsia" w:hAnsiTheme="majorHAnsi" w:cstheme="majorBidi"/>
       </w:rPr>
       <w:tblPr/>
       <w:tcPr>
         <w:tcBorders>
           <w:top w:val="nil"/>
-          <w:bottom w:val="single" w:color="F79646" w:themeColor="accent6" w:sz="8" w:space="0"/>
+          <w:bottom w:val="single" w:sz="8" w:space="0" w:color="F79646" w:themeColor="accent6"/>
         </w:tcBorders>
       </w:tcPr>
     </w:tblStylePr>
@@ -8496,8 +8479,8 @@
       <w:tblPr/>
       <w:tcPr>
         <w:tcBorders>
-          <w:top w:val="single" w:color="F79646" w:themeColor="accent6" w:sz="8" w:space="0"/>
-          <w:bottom w:val="single" w:color="F79646" w:themeColor="accent6" w:sz="8" w:space="0"/>
+          <w:top w:val="single" w:sz="8" w:space="0" w:color="F79646" w:themeColor="accent6"/>
+          <w:bottom w:val="single" w:sz="8" w:space="0" w:color="F79646" w:themeColor="accent6"/>
         </w:tcBorders>
       </w:tcPr>
     </w:tblStylePr>
@@ -8515,8 +8498,8 @@
       <w:tblPr/>
       <w:tcPr>
         <w:tcBorders>
-          <w:top w:val="single" w:color="F79646" w:themeColor="accent6" w:sz="8" w:space="0"/>
-          <w:bottom w:val="single" w:color="F79646" w:themeColor="accent6" w:sz="8" w:space="0"/>
+          <w:top w:val="single" w:sz="8" w:space="0" w:color="F79646" w:themeColor="accent6"/>
+          <w:bottom w:val="single" w:sz="8" w:space="0" w:color="F79646" w:themeColor="accent6"/>
         </w:tcBorders>
       </w:tcPr>
     </w:tblStylePr>
@@ -8542,17 +8525,17 @@
       <w:spacing w:after="0" w:line="240" w:lineRule="auto"/>
     </w:pPr>
     <w:rPr>
-      <w:rFonts w:asciiTheme="majorHAnsi" w:hAnsiTheme="majorHAnsi" w:eastAsiaTheme="majorEastAsia" w:cstheme="majorBidi"/>
+      <w:rFonts w:asciiTheme="majorHAnsi" w:eastAsiaTheme="majorEastAsia" w:hAnsiTheme="majorHAnsi" w:cstheme="majorBidi"/>
       <w:color w:val="000000" w:themeColor="text1"/>
     </w:rPr>
     <w:tblPr>
       <w:tblStyleRowBandSize w:val="1"/>
       <w:tblStyleColBandSize w:val="1"/>
       <w:tblBorders>
-        <w:top w:val="single" w:color="000000" w:themeColor="text1" w:sz="8" w:space="0"/>
-        <w:left w:val="single" w:color="000000" w:themeColor="text1" w:sz="8" w:space="0"/>
-        <w:bottom w:val="single" w:color="000000" w:themeColor="text1" w:sz="8" w:space="0"/>
-        <w:right w:val="single" w:color="000000" w:themeColor="text1" w:sz="8" w:space="0"/>
+        <w:top w:val="single" w:sz="8" w:space="0" w:color="000000" w:themeColor="text1"/>
+        <w:left w:val="single" w:sz="8" w:space="0" w:color="000000" w:themeColor="text1"/>
+        <w:bottom w:val="single" w:sz="8" w:space="0" w:color="000000" w:themeColor="text1"/>
+        <w:right w:val="single" w:sz="8" w:space="0" w:color="000000" w:themeColor="text1"/>
       </w:tblBorders>
     </w:tblPr>
     <w:tblStylePr w:type="firstRow">
@@ -8565,7 +8548,7 @@
         <w:tcBorders>
           <w:top w:val="nil"/>
           <w:left w:val="nil"/>
-          <w:bottom w:val="single" w:color="000000" w:themeColor="text1" w:sz="24" w:space="0"/>
+          <w:bottom w:val="single" w:sz="24" w:space="0" w:color="000000" w:themeColor="text1"/>
           <w:right w:val="nil"/>
           <w:insideH w:val="nil"/>
           <w:insideV w:val="nil"/>
@@ -8577,7 +8560,7 @@
       <w:tblPr/>
       <w:tcPr>
         <w:tcBorders>
-          <w:top w:val="single" w:color="000000" w:themeColor="text1" w:sz="8" w:space="0"/>
+          <w:top w:val="single" w:sz="8" w:space="0" w:color="000000" w:themeColor="text1"/>
           <w:left w:val="nil"/>
           <w:bottom w:val="nil"/>
           <w:right w:val="nil"/>
@@ -8594,7 +8577,7 @@
           <w:top w:val="nil"/>
           <w:left w:val="nil"/>
           <w:bottom w:val="nil"/>
-          <w:right w:val="single" w:color="000000" w:themeColor="text1" w:sz="8" w:space="0"/>
+          <w:right w:val="single" w:sz="8" w:space="0" w:color="000000" w:themeColor="text1"/>
           <w:insideH w:val="nil"/>
           <w:insideV w:val="nil"/>
         </w:tcBorders>
@@ -8606,7 +8589,7 @@
       <w:tcPr>
         <w:tcBorders>
           <w:top w:val="nil"/>
-          <w:left w:val="single" w:color="000000" w:themeColor="text1" w:sz="8" w:space="0"/>
+          <w:left w:val="single" w:sz="8" w:space="0" w:color="000000" w:themeColor="text1"/>
           <w:bottom w:val="nil"/>
           <w:right w:val="nil"/>
           <w:insideH w:val="nil"/>
@@ -8663,17 +8646,17 @@
       <w:spacing w:after="0" w:line="240" w:lineRule="auto"/>
     </w:pPr>
     <w:rPr>
-      <w:rFonts w:asciiTheme="majorHAnsi" w:hAnsiTheme="majorHAnsi" w:eastAsiaTheme="majorEastAsia" w:cstheme="majorBidi"/>
+      <w:rFonts w:asciiTheme="majorHAnsi" w:eastAsiaTheme="majorEastAsia" w:hAnsiTheme="majorHAnsi" w:cstheme="majorBidi"/>
       <w:color w:val="000000" w:themeColor="text1"/>
     </w:rPr>
     <w:tblPr>
       <w:tblStyleRowBandSize w:val="1"/>
       <w:tblStyleColBandSize w:val="1"/>
       <w:tblBorders>
-        <w:top w:val="single" w:color="4F81BD" w:themeColor="accent1" w:sz="8" w:space="0"/>
-        <w:left w:val="single" w:color="4F81BD" w:themeColor="accent1" w:sz="8" w:space="0"/>
-        <w:bottom w:val="single" w:color="4F81BD" w:themeColor="accent1" w:sz="8" w:space="0"/>
-        <w:right w:val="single" w:color="4F81BD" w:themeColor="accent1" w:sz="8" w:space="0"/>
+        <w:top w:val="single" w:sz="8" w:space="0" w:color="4F81BD" w:themeColor="accent1"/>
+        <w:left w:val="single" w:sz="8" w:space="0" w:color="4F81BD" w:themeColor="accent1"/>
+        <w:bottom w:val="single" w:sz="8" w:space="0" w:color="4F81BD" w:themeColor="accent1"/>
+        <w:right w:val="single" w:sz="8" w:space="0" w:color="4F81BD" w:themeColor="accent1"/>
       </w:tblBorders>
     </w:tblPr>
     <w:tblStylePr w:type="firstRow">
@@ -8686,7 +8669,7 @@
         <w:tcBorders>
           <w:top w:val="nil"/>
           <w:left w:val="nil"/>
-          <w:bottom w:val="single" w:color="4F81BD" w:themeColor="accent1" w:sz="24" w:space="0"/>
+          <w:bottom w:val="single" w:sz="24" w:space="0" w:color="4F81BD" w:themeColor="accent1"/>
           <w:right w:val="nil"/>
           <w:insideH w:val="nil"/>
           <w:insideV w:val="nil"/>
@@ -8698,7 +8681,7 @@
       <w:tblPr/>
       <w:tcPr>
         <w:tcBorders>
-          <w:top w:val="single" w:color="4F81BD" w:themeColor="accent1" w:sz="8" w:space="0"/>
+          <w:top w:val="single" w:sz="8" w:space="0" w:color="4F81BD" w:themeColor="accent1"/>
           <w:left w:val="nil"/>
           <w:bottom w:val="nil"/>
           <w:right w:val="nil"/>
@@ -8715,7 +8698,7 @@
           <w:top w:val="nil"/>
           <w:left w:val="nil"/>
           <w:bottom w:val="nil"/>
-          <w:right w:val="single" w:color="4F81BD" w:themeColor="accent1" w:sz="8" w:space="0"/>
+          <w:right w:val="single" w:sz="8" w:space="0" w:color="4F81BD" w:themeColor="accent1"/>
           <w:insideH w:val="nil"/>
           <w:insideV w:val="nil"/>
         </w:tcBorders>
@@ -8727,7 +8710,7 @@
       <w:tcPr>
         <w:tcBorders>
           <w:top w:val="nil"/>
-          <w:left w:val="single" w:color="4F81BD" w:themeColor="accent1" w:sz="8" w:space="0"/>
+          <w:left w:val="single" w:sz="8" w:space="0" w:color="4F81BD" w:themeColor="accent1"/>
           <w:bottom w:val="nil"/>
           <w:right w:val="nil"/>
           <w:insideH w:val="nil"/>
@@ -8784,17 +8767,17 @@
       <w:spacing w:after="0" w:line="240" w:lineRule="auto"/>
     </w:pPr>
     <w:rPr>
-      <w:rFonts w:asciiTheme="majorHAnsi" w:hAnsiTheme="majorHAnsi" w:eastAsiaTheme="majorEastAsia" w:cstheme="majorBidi"/>
+      <w:rFonts w:asciiTheme="majorHAnsi" w:eastAsiaTheme="majorEastAsia" w:hAnsiTheme="majorHAnsi" w:cstheme="majorBidi"/>
       <w:color w:val="000000" w:themeColor="text1"/>
     </w:rPr>
     <w:tblPr>
       <w:tblStyleRowBandSize w:val="1"/>
       <w:tblStyleColBandSize w:val="1"/>
       <w:tblBorders>
-        <w:top w:val="single" w:color="C0504D" w:themeColor="accent2" w:sz="8" w:space="0"/>
-        <w:left w:val="single" w:color="C0504D" w:themeColor="accent2" w:sz="8" w:space="0"/>
-        <w:bottom w:val="single" w:color="C0504D" w:themeColor="accent2" w:sz="8" w:space="0"/>
-        <w:right w:val="single" w:color="C0504D" w:themeColor="accent2" w:sz="8" w:space="0"/>
+        <w:top w:val="single" w:sz="8" w:space="0" w:color="C0504D" w:themeColor="accent2"/>
+        <w:left w:val="single" w:sz="8" w:space="0" w:color="C0504D" w:themeColor="accent2"/>
+        <w:bottom w:val="single" w:sz="8" w:space="0" w:color="C0504D" w:themeColor="accent2"/>
+        <w:right w:val="single" w:sz="8" w:space="0" w:color="C0504D" w:themeColor="accent2"/>
       </w:tblBorders>
     </w:tblPr>
     <w:tblStylePr w:type="firstRow">
@@ -8807,7 +8790,7 @@
         <w:tcBorders>
           <w:top w:val="nil"/>
           <w:left w:val="nil"/>
-          <w:bottom w:val="single" w:color="C0504D" w:themeColor="accent2" w:sz="24" w:space="0"/>
+          <w:bottom w:val="single" w:sz="24" w:space="0" w:color="C0504D" w:themeColor="accent2"/>
           <w:right w:val="nil"/>
           <w:insideH w:val="nil"/>
           <w:insideV w:val="nil"/>
@@ -8819,7 +8802,7 @@
       <w:tblPr/>
       <w:tcPr>
         <w:tcBorders>
-          <w:top w:val="single" w:color="C0504D" w:themeColor="accent2" w:sz="8" w:space="0"/>
+          <w:top w:val="single" w:sz="8" w:space="0" w:color="C0504D" w:themeColor="accent2"/>
           <w:left w:val="nil"/>
           <w:bottom w:val="nil"/>
           <w:right w:val="nil"/>
@@ -8836,7 +8819,7 @@
           <w:top w:val="nil"/>
           <w:left w:val="nil"/>
           <w:bottom w:val="nil"/>
-          <w:right w:val="single" w:color="C0504D" w:themeColor="accent2" w:sz="8" w:space="0"/>
+          <w:right w:val="single" w:sz="8" w:space="0" w:color="C0504D" w:themeColor="accent2"/>
           <w:insideH w:val="nil"/>
           <w:insideV w:val="nil"/>
         </w:tcBorders>
@@ -8848,7 +8831,7 @@
       <w:tcPr>
         <w:tcBorders>
           <w:top w:val="nil"/>
-          <w:left w:val="single" w:color="C0504D" w:themeColor="accent2" w:sz="8" w:space="0"/>
+          <w:left w:val="single" w:sz="8" w:space="0" w:color="C0504D" w:themeColor="accent2"/>
           <w:bottom w:val="nil"/>
           <w:right w:val="nil"/>
           <w:insideH w:val="nil"/>
@@ -8905,17 +8888,17 @@
       <w:spacing w:after="0" w:line="240" w:lineRule="auto"/>
     </w:pPr>
     <w:rPr>
-      <w:rFonts w:asciiTheme="majorHAnsi" w:hAnsiTheme="majorHAnsi" w:eastAsiaTheme="majorEastAsia" w:cstheme="majorBidi"/>
+      <w:rFonts w:asciiTheme="majorHAnsi" w:eastAsiaTheme="majorEastAsia" w:hAnsiTheme="majorHAnsi" w:cstheme="majorBidi"/>
       <w:color w:val="000000" w:themeColor="text1"/>
     </w:rPr>
     <w:tblPr>
       <w:tblStyleRowBandSize w:val="1"/>
       <w:tblStyleColBandSize w:val="1"/>
       <w:tblBorders>
-        <w:top w:val="single" w:color="9BBB59" w:themeColor="accent3" w:sz="8" w:space="0"/>
-        <w:left w:val="single" w:color="9BBB59" w:themeColor="accent3" w:sz="8" w:space="0"/>
-        <w:bottom w:val="single" w:color="9BBB59" w:themeColor="accent3" w:sz="8" w:space="0"/>
-        <w:right w:val="single" w:color="9BBB59" w:themeColor="accent3" w:sz="8" w:space="0"/>
+        <w:top w:val="single" w:sz="8" w:space="0" w:color="9BBB59" w:themeColor="accent3"/>
+        <w:left w:val="single" w:sz="8" w:space="0" w:color="9BBB59" w:themeColor="accent3"/>
+        <w:bottom w:val="single" w:sz="8" w:space="0" w:color="9BBB59" w:themeColor="accent3"/>
+        <w:right w:val="single" w:sz="8" w:space="0" w:color="9BBB59" w:themeColor="accent3"/>
       </w:tblBorders>
     </w:tblPr>
     <w:tblStylePr w:type="firstRow">
@@ -8928,7 +8911,7 @@
         <w:tcBorders>
           <w:top w:val="nil"/>
           <w:left w:val="nil"/>
-          <w:bottom w:val="single" w:color="9BBB59" w:themeColor="accent3" w:sz="24" w:space="0"/>
+          <w:bottom w:val="single" w:sz="24" w:space="0" w:color="9BBB59" w:themeColor="accent3"/>
           <w:right w:val="nil"/>
           <w:insideH w:val="nil"/>
           <w:insideV w:val="nil"/>
@@ -8940,7 +8923,7 @@
       <w:tblPr/>
       <w:tcPr>
         <w:tcBorders>
-          <w:top w:val="single" w:color="9BBB59" w:themeColor="accent3" w:sz="8" w:space="0"/>
+          <w:top w:val="single" w:sz="8" w:space="0" w:color="9BBB59" w:themeColor="accent3"/>
           <w:left w:val="nil"/>
           <w:bottom w:val="nil"/>
           <w:right w:val="nil"/>
@@ -8957,7 +8940,7 @@
           <w:top w:val="nil"/>
           <w:left w:val="nil"/>
           <w:bottom w:val="nil"/>
-          <w:right w:val="single" w:color="9BBB59" w:themeColor="accent3" w:sz="8" w:space="0"/>
+          <w:right w:val="single" w:sz="8" w:space="0" w:color="9BBB59" w:themeColor="accent3"/>
           <w:insideH w:val="nil"/>
           <w:insideV w:val="nil"/>
         </w:tcBorders>
@@ -8969,7 +8952,7 @@
       <w:tcPr>
         <w:tcBorders>
           <w:top w:val="nil"/>
-          <w:left w:val="single" w:color="9BBB59" w:themeColor="accent3" w:sz="8" w:space="0"/>
+          <w:left w:val="single" w:sz="8" w:space="0" w:color="9BBB59" w:themeColor="accent3"/>
           <w:bottom w:val="nil"/>
           <w:right w:val="nil"/>
           <w:insideH w:val="nil"/>
@@ -9026,17 +9009,17 @@
       <w:spacing w:after="0" w:line="240" w:lineRule="auto"/>
     </w:pPr>
     <w:rPr>
-      <w:rFonts w:asciiTheme="majorHAnsi" w:hAnsiTheme="majorHAnsi" w:eastAsiaTheme="majorEastAsia" w:cstheme="majorBidi"/>
+      <w:rFonts w:asciiTheme="majorHAnsi" w:eastAsiaTheme="majorEastAsia" w:hAnsiTheme="majorHAnsi" w:cstheme="majorBidi"/>
       <w:color w:val="000000" w:themeColor="text1"/>
     </w:rPr>
     <w:tblPr>
       <w:tblStyleRowBandSize w:val="1"/>
       <w:tblStyleColBandSize w:val="1"/>
       <w:tblBorders>
-        <w:top w:val="single" w:color="8064A2" w:themeColor="accent4" w:sz="8" w:space="0"/>
-        <w:left w:val="single" w:color="8064A2" w:themeColor="accent4" w:sz="8" w:space="0"/>
-        <w:bottom w:val="single" w:color="8064A2" w:themeColor="accent4" w:sz="8" w:space="0"/>
-        <w:right w:val="single" w:color="8064A2" w:themeColor="accent4" w:sz="8" w:space="0"/>
+        <w:top w:val="single" w:sz="8" w:space="0" w:color="8064A2" w:themeColor="accent4"/>
+        <w:left w:val="single" w:sz="8" w:space="0" w:color="8064A2" w:themeColor="accent4"/>
+        <w:bottom w:val="single" w:sz="8" w:space="0" w:color="8064A2" w:themeColor="accent4"/>
+        <w:right w:val="single" w:sz="8" w:space="0" w:color="8064A2" w:themeColor="accent4"/>
       </w:tblBorders>
     </w:tblPr>
     <w:tblStylePr w:type="firstRow">
@@ -9049,7 +9032,7 @@
         <w:tcBorders>
           <w:top w:val="nil"/>
           <w:left w:val="nil"/>
-          <w:bottom w:val="single" w:color="8064A2" w:themeColor="accent4" w:sz="24" w:space="0"/>
+          <w:bottom w:val="single" w:sz="24" w:space="0" w:color="8064A2" w:themeColor="accent4"/>
           <w:right w:val="nil"/>
           <w:insideH w:val="nil"/>
           <w:insideV w:val="nil"/>
@@ -9061,7 +9044,7 @@
       <w:tblPr/>
       <w:tcPr>
         <w:tcBorders>
-          <w:top w:val="single" w:color="8064A2" w:themeColor="accent4" w:sz="8" w:space="0"/>
+          <w:top w:val="single" w:sz="8" w:space="0" w:color="8064A2" w:themeColor="accent4"/>
           <w:left w:val="nil"/>
           <w:bottom w:val="nil"/>
           <w:right w:val="nil"/>
@@ -9078,7 +9061,7 @@
           <w:top w:val="nil"/>
           <w:left w:val="nil"/>
           <w:bottom w:val="nil"/>
-          <w:right w:val="single" w:color="8064A2" w:themeColor="accent4" w:sz="8" w:space="0"/>
+          <w:right w:val="single" w:sz="8" w:space="0" w:color="8064A2" w:themeColor="accent4"/>
           <w:insideH w:val="nil"/>
           <w:insideV w:val="nil"/>
         </w:tcBorders>
@@ -9090,7 +9073,7 @@
       <w:tcPr>
         <w:tcBorders>
           <w:top w:val="nil"/>
-          <w:left w:val="single" w:color="8064A2" w:themeColor="accent4" w:sz="8" w:space="0"/>
+          <w:left w:val="single" w:sz="8" w:space="0" w:color="8064A2" w:themeColor="accent4"/>
           <w:bottom w:val="nil"/>
           <w:right w:val="nil"/>
           <w:insideH w:val="nil"/>
@@ -9147,17 +9130,17 @@
       <w:spacing w:after="0" w:line="240" w:lineRule="auto"/>
     </w:pPr>
     <w:rPr>
-      <w:rFonts w:asciiTheme="majorHAnsi" w:hAnsiTheme="majorHAnsi" w:eastAsiaTheme="majorEastAsia" w:cstheme="majorBidi"/>
+      <w:rFonts w:asciiTheme="majorHAnsi" w:eastAsiaTheme="majorEastAsia" w:hAnsiTheme="majorHAnsi" w:cstheme="majorBidi"/>
       <w:color w:val="000000" w:themeColor="text1"/>
     </w:rPr>
     <w:tblPr>
       <w:tblStyleRowBandSize w:val="1"/>
       <w:tblStyleColBandSize w:val="1"/>
       <w:tblBorders>
-        <w:top w:val="single" w:color="4BACC6" w:themeColor="accent5" w:sz="8" w:space="0"/>
-        <w:left w:val="single" w:color="4BACC6" w:themeColor="accent5" w:sz="8" w:space="0"/>
-        <w:bottom w:val="single" w:color="4BACC6" w:themeColor="accent5" w:sz="8" w:space="0"/>
-        <w:right w:val="single" w:color="4BACC6" w:themeColor="accent5" w:sz="8" w:space="0"/>
+        <w:top w:val="single" w:sz="8" w:space="0" w:color="4BACC6" w:themeColor="accent5"/>
+        <w:left w:val="single" w:sz="8" w:space="0" w:color="4BACC6" w:themeColor="accent5"/>
+        <w:bottom w:val="single" w:sz="8" w:space="0" w:color="4BACC6" w:themeColor="accent5"/>
+        <w:right w:val="single" w:sz="8" w:space="0" w:color="4BACC6" w:themeColor="accent5"/>
       </w:tblBorders>
     </w:tblPr>
     <w:tblStylePr w:type="firstRow">
@@ -9170,7 +9153,7 @@
         <w:tcBorders>
           <w:top w:val="nil"/>
           <w:left w:val="nil"/>
-          <w:bottom w:val="single" w:color="4BACC6" w:themeColor="accent5" w:sz="24" w:space="0"/>
+          <w:bottom w:val="single" w:sz="24" w:space="0" w:color="4BACC6" w:themeColor="accent5"/>
           <w:right w:val="nil"/>
           <w:insideH w:val="nil"/>
           <w:insideV w:val="nil"/>
@@ -9182,7 +9165,7 @@
       <w:tblPr/>
       <w:tcPr>
         <w:tcBorders>
-          <w:top w:val="single" w:color="4BACC6" w:themeColor="accent5" w:sz="8" w:space="0"/>
+          <w:top w:val="single" w:sz="8" w:space="0" w:color="4BACC6" w:themeColor="accent5"/>
           <w:left w:val="nil"/>
           <w:bottom w:val="nil"/>
           <w:right w:val="nil"/>
@@ -9199,7 +9182,7 @@
           <w:top w:val="nil"/>
           <w:left w:val="nil"/>
           <w:bottom w:val="nil"/>
-          <w:right w:val="single" w:color="4BACC6" w:themeColor="accent5" w:sz="8" w:space="0"/>
+          <w:right w:val="single" w:sz="8" w:space="0" w:color="4BACC6" w:themeColor="accent5"/>
           <w:insideH w:val="nil"/>
           <w:insideV w:val="nil"/>
         </w:tcBorders>
@@ -9211,7 +9194,7 @@
       <w:tcPr>
         <w:tcBorders>
           <w:top w:val="nil"/>
-          <w:left w:val="single" w:color="4BACC6" w:themeColor="accent5" w:sz="8" w:space="0"/>
+          <w:left w:val="single" w:sz="8" w:space="0" w:color="4BACC6" w:themeColor="accent5"/>
           <w:bottom w:val="nil"/>
           <w:right w:val="nil"/>
           <w:insideH w:val="nil"/>
@@ -9268,17 +9251,17 @@
       <w:spacing w:after="0" w:line="240" w:lineRule="auto"/>
     </w:pPr>
     <w:rPr>
-      <w:rFonts w:asciiTheme="majorHAnsi" w:hAnsiTheme="majorHAnsi" w:eastAsiaTheme="majorEastAsia" w:cstheme="majorBidi"/>
+      <w:rFonts w:asciiTheme="majorHAnsi" w:eastAsiaTheme="majorEastAsia" w:hAnsiTheme="majorHAnsi" w:cstheme="majorBidi"/>
       <w:color w:val="000000" w:themeColor="text1"/>
     </w:rPr>
     <w:tblPr>
       <w:tblStyleRowBandSize w:val="1"/>
       <w:tblStyleColBandSize w:val="1"/>
       <w:tblBorders>
-        <w:top w:val="single" w:color="F79646" w:themeColor="accent6" w:sz="8" w:space="0"/>
-        <w:left w:val="single" w:color="F79646" w:themeColor="accent6" w:sz="8" w:space="0"/>
-        <w:bottom w:val="single" w:color="F79646" w:themeColor="accent6" w:sz="8" w:space="0"/>
-        <w:right w:val="single" w:color="F79646" w:themeColor="accent6" w:sz="8" w:space="0"/>
+        <w:top w:val="single" w:sz="8" w:space="0" w:color="F79646" w:themeColor="accent6"/>
+        <w:left w:val="single" w:sz="8" w:space="0" w:color="F79646" w:themeColor="accent6"/>
+        <w:bottom w:val="single" w:sz="8" w:space="0" w:color="F79646" w:themeColor="accent6"/>
+        <w:right w:val="single" w:sz="8" w:space="0" w:color="F79646" w:themeColor="accent6"/>
       </w:tblBorders>
     </w:tblPr>
     <w:tblStylePr w:type="firstRow">
@@ -9291,7 +9274,7 @@
         <w:tcBorders>
           <w:top w:val="nil"/>
           <w:left w:val="nil"/>
-          <w:bottom w:val="single" w:color="F79646" w:themeColor="accent6" w:sz="24" w:space="0"/>
+          <w:bottom w:val="single" w:sz="24" w:space="0" w:color="F79646" w:themeColor="accent6"/>
           <w:right w:val="nil"/>
           <w:insideH w:val="nil"/>
           <w:insideV w:val="nil"/>
@@ -9303,7 +9286,7 @@
       <w:tblPr/>
       <w:tcPr>
         <w:tcBorders>
-          <w:top w:val="single" w:color="F79646" w:themeColor="accent6" w:sz="8" w:space="0"/>
+          <w:top w:val="single" w:sz="8" w:space="0" w:color="F79646" w:themeColor="accent6"/>
           <w:left w:val="nil"/>
           <w:bottom w:val="nil"/>
           <w:right w:val="nil"/>
@@ -9320,7 +9303,7 @@
           <w:top w:val="nil"/>
           <w:left w:val="nil"/>
           <w:bottom w:val="nil"/>
-          <w:right w:val="single" w:color="F79646" w:themeColor="accent6" w:sz="8" w:space="0"/>
+          <w:right w:val="single" w:sz="8" w:space="0" w:color="F79646" w:themeColor="accent6"/>
           <w:insideH w:val="nil"/>
           <w:insideV w:val="nil"/>
         </w:tcBorders>
@@ -9332,7 +9315,7 @@
       <w:tcPr>
         <w:tcBorders>
           <w:top w:val="nil"/>
-          <w:left w:val="single" w:color="F79646" w:themeColor="accent6" w:sz="8" w:space="0"/>
+          <w:left w:val="single" w:sz="8" w:space="0" w:color="F79646" w:themeColor="accent6"/>
           <w:bottom w:val="nil"/>
           <w:right w:val="nil"/>
           <w:insideH w:val="nil"/>
@@ -9392,12 +9375,12 @@
       <w:tblStyleRowBandSize w:val="1"/>
       <w:tblStyleColBandSize w:val="1"/>
       <w:tblBorders>
-        <w:top w:val="single" w:color="404040" w:themeColor="text1" w:themeTint="BF" w:sz="8" w:space="0"/>
-        <w:left w:val="single" w:color="404040" w:themeColor="text1" w:themeTint="BF" w:sz="8" w:space="0"/>
-        <w:bottom w:val="single" w:color="404040" w:themeColor="text1" w:themeTint="BF" w:sz="8" w:space="0"/>
-        <w:right w:val="single" w:color="404040" w:themeColor="text1" w:themeTint="BF" w:sz="8" w:space="0"/>
-        <w:insideH w:val="single" w:color="404040" w:themeColor="text1" w:themeTint="BF" w:sz="8" w:space="0"/>
-        <w:insideV w:val="single" w:color="404040" w:themeColor="text1" w:themeTint="BF" w:sz="8" w:space="0"/>
+        <w:top w:val="single" w:sz="8" w:space="0" w:color="404040" w:themeColor="text1" w:themeTint="BF"/>
+        <w:left w:val="single" w:sz="8" w:space="0" w:color="404040" w:themeColor="text1" w:themeTint="BF"/>
+        <w:bottom w:val="single" w:sz="8" w:space="0" w:color="404040" w:themeColor="text1" w:themeTint="BF"/>
+        <w:right w:val="single" w:sz="8" w:space="0" w:color="404040" w:themeColor="text1" w:themeTint="BF"/>
+        <w:insideH w:val="single" w:sz="8" w:space="0" w:color="404040" w:themeColor="text1" w:themeTint="BF"/>
+        <w:insideV w:val="single" w:sz="8" w:space="0" w:color="404040" w:themeColor="text1" w:themeTint="BF"/>
       </w:tblBorders>
     </w:tblPr>
     <w:tcPr>
@@ -9417,7 +9400,7 @@
       <w:tblPr/>
       <w:tcPr>
         <w:tcBorders>
-          <w:top w:val="single" w:color="404040" w:themeColor="text1" w:themeTint="BF" w:sz="18" w:space="0"/>
+          <w:top w:val="single" w:sz="18" w:space="0" w:color="404040" w:themeColor="text1" w:themeTint="BF"/>
         </w:tcBorders>
       </w:tcPr>
     </w:tblStylePr>
@@ -9458,12 +9441,12 @@
       <w:tblStyleRowBandSize w:val="1"/>
       <w:tblStyleColBandSize w:val="1"/>
       <w:tblBorders>
-        <w:top w:val="single" w:color="7BA0CD" w:themeColor="accent1" w:themeTint="BF" w:sz="8" w:space="0"/>
-        <w:left w:val="single" w:color="7BA0CD" w:themeColor="accent1" w:themeTint="BF" w:sz="8" w:space="0"/>
-        <w:bottom w:val="single" w:color="7BA0CD" w:themeColor="accent1" w:themeTint="BF" w:sz="8" w:space="0"/>
-        <w:right w:val="single" w:color="7BA0CD" w:themeColor="accent1" w:themeTint="BF" w:sz="8" w:space="0"/>
-        <w:insideH w:val="single" w:color="7BA0CD" w:themeColor="accent1" w:themeTint="BF" w:sz="8" w:space="0"/>
-        <w:insideV w:val="single" w:color="7BA0CD" w:themeColor="accent1" w:themeTint="BF" w:sz="8" w:space="0"/>
+        <w:top w:val="single" w:sz="8" w:space="0" w:color="7BA0CD" w:themeColor="accent1" w:themeTint="BF"/>
+        <w:left w:val="single" w:sz="8" w:space="0" w:color="7BA0CD" w:themeColor="accent1" w:themeTint="BF"/>
+        <w:bottom w:val="single" w:sz="8" w:space="0" w:color="7BA0CD" w:themeColor="accent1" w:themeTint="BF"/>
+        <w:right w:val="single" w:sz="8" w:space="0" w:color="7BA0CD" w:themeColor="accent1" w:themeTint="BF"/>
+        <w:insideH w:val="single" w:sz="8" w:space="0" w:color="7BA0CD" w:themeColor="accent1" w:themeTint="BF"/>
+        <w:insideV w:val="single" w:sz="8" w:space="0" w:color="7BA0CD" w:themeColor="accent1" w:themeTint="BF"/>
       </w:tblBorders>
     </w:tblPr>
     <w:tcPr>
@@ -9483,7 +9466,7 @@
       <w:tblPr/>
       <w:tcPr>
         <w:tcBorders>
-          <w:top w:val="single" w:color="7BA0CD" w:themeColor="accent1" w:themeTint="BF" w:sz="18" w:space="0"/>
+          <w:top w:val="single" w:sz="18" w:space="0" w:color="7BA0CD" w:themeColor="accent1" w:themeTint="BF"/>
         </w:tcBorders>
       </w:tcPr>
     </w:tblStylePr>
@@ -9524,12 +9507,12 @@
       <w:tblStyleRowBandSize w:val="1"/>
       <w:tblStyleColBandSize w:val="1"/>
       <w:tblBorders>
-        <w:top w:val="single" w:color="CF7B79" w:themeColor="accent2" w:themeTint="BF" w:sz="8" w:space="0"/>
-        <w:left w:val="single" w:color="CF7B79" w:themeColor="accent2" w:themeTint="BF" w:sz="8" w:space="0"/>
-        <w:bottom w:val="single" w:color="CF7B79" w:themeColor="accent2" w:themeTint="BF" w:sz="8" w:space="0"/>
-        <w:right w:val="single" w:color="CF7B79" w:themeColor="accent2" w:themeTint="BF" w:sz="8" w:space="0"/>
-        <w:insideH w:val="single" w:color="CF7B79" w:themeColor="accent2" w:themeTint="BF" w:sz="8" w:space="0"/>
-        <w:insideV w:val="single" w:color="CF7B79" w:themeColor="accent2" w:themeTint="BF" w:sz="8" w:space="0"/>
+        <w:top w:val="single" w:sz="8" w:space="0" w:color="CF7B79" w:themeColor="accent2" w:themeTint="BF"/>
+        <w:left w:val="single" w:sz="8" w:space="0" w:color="CF7B79" w:themeColor="accent2" w:themeTint="BF"/>
+        <w:bottom w:val="single" w:sz="8" w:space="0" w:color="CF7B79" w:themeColor="accent2" w:themeTint="BF"/>
+        <w:right w:val="single" w:sz="8" w:space="0" w:color="CF7B79" w:themeColor="accent2" w:themeTint="BF"/>
+        <w:insideH w:val="single" w:sz="8" w:space="0" w:color="CF7B79" w:themeColor="accent2" w:themeTint="BF"/>
+        <w:insideV w:val="single" w:sz="8" w:space="0" w:color="CF7B79" w:themeColor="accent2" w:themeTint="BF"/>
       </w:tblBorders>
     </w:tblPr>
     <w:tcPr>
@@ -9549,7 +9532,7 @@
       <w:tblPr/>
       <w:tcPr>
         <w:tcBorders>
-          <w:top w:val="single" w:color="CF7B79" w:themeColor="accent2" w:themeTint="BF" w:sz="18" w:space="0"/>
+          <w:top w:val="single" w:sz="18" w:space="0" w:color="CF7B79" w:themeColor="accent2" w:themeTint="BF"/>
         </w:tcBorders>
       </w:tcPr>
     </w:tblStylePr>
@@ -9590,12 +9573,12 @@
       <w:tblStyleRowBandSize w:val="1"/>
       <w:tblStyleColBandSize w:val="1"/>
       <w:tblBorders>
-        <w:top w:val="single" w:color="B3CC82" w:themeColor="accent3" w:themeTint="BF" w:sz="8" w:space="0"/>
-        <w:left w:val="single" w:color="B3CC82" w:themeColor="accent3" w:themeTint="BF" w:sz="8" w:space="0"/>
-        <w:bottom w:val="single" w:color="B3CC82" w:themeColor="accent3" w:themeTint="BF" w:sz="8" w:space="0"/>
-        <w:right w:val="single" w:color="B3CC82" w:themeColor="accent3" w:themeTint="BF" w:sz="8" w:space="0"/>
-        <w:insideH w:val="single" w:color="B3CC82" w:themeColor="accent3" w:themeTint="BF" w:sz="8" w:space="0"/>
-        <w:insideV w:val="single" w:color="B3CC82" w:themeColor="accent3" w:themeTint="BF" w:sz="8" w:space="0"/>
+        <w:top w:val="single" w:sz="8" w:space="0" w:color="B3CC82" w:themeColor="accent3" w:themeTint="BF"/>
+        <w:left w:val="single" w:sz="8" w:space="0" w:color="B3CC82" w:themeColor="accent3" w:themeTint="BF"/>
+        <w:bottom w:val="single" w:sz="8" w:space="0" w:color="B3CC82" w:themeColor="accent3" w:themeTint="BF"/>
+        <w:right w:val="single" w:sz="8" w:space="0" w:color="B3CC82" w:themeColor="accent3" w:themeTint="BF"/>
+        <w:insideH w:val="single" w:sz="8" w:space="0" w:color="B3CC82" w:themeColor="accent3" w:themeTint="BF"/>
+        <w:insideV w:val="single" w:sz="8" w:space="0" w:color="B3CC82" w:themeColor="accent3" w:themeTint="BF"/>
       </w:tblBorders>
     </w:tblPr>
     <w:tcPr>
@@ -9615,7 +9598,7 @@
       <w:tblPr/>
       <w:tcPr>
         <w:tcBorders>
-          <w:top w:val="single" w:color="B3CC82" w:themeColor="accent3" w:themeTint="BF" w:sz="18" w:space="0"/>
+          <w:top w:val="single" w:sz="18" w:space="0" w:color="B3CC82" w:themeColor="accent3" w:themeTint="BF"/>
         </w:tcBorders>
       </w:tcPr>
     </w:tblStylePr>
@@ -9656,12 +9639,12 @@
       <w:tblStyleRowBandSize w:val="1"/>
       <w:tblStyleColBandSize w:val="1"/>
       <w:tblBorders>
-        <w:top w:val="single" w:color="9F8AB9" w:themeColor="accent4" w:themeTint="BF" w:sz="8" w:space="0"/>
-        <w:left w:val="single" w:color="9F8AB9" w:themeColor="accent4" w:themeTint="BF" w:sz="8" w:space="0"/>
-        <w:bottom w:val="single" w:color="9F8AB9" w:themeColor="accent4" w:themeTint="BF" w:sz="8" w:space="0"/>
-        <w:right w:val="single" w:color="9F8AB9" w:themeColor="accent4" w:themeTint="BF" w:sz="8" w:space="0"/>
-        <w:insideH w:val="single" w:color="9F8AB9" w:themeColor="accent4" w:themeTint="BF" w:sz="8" w:space="0"/>
-        <w:insideV w:val="single" w:color="9F8AB9" w:themeColor="accent4" w:themeTint="BF" w:sz="8" w:space="0"/>
+        <w:top w:val="single" w:sz="8" w:space="0" w:color="9F8AB9" w:themeColor="accent4" w:themeTint="BF"/>
+        <w:left w:val="single" w:sz="8" w:space="0" w:color="9F8AB9" w:themeColor="accent4" w:themeTint="BF"/>
+        <w:bottom w:val="single" w:sz="8" w:space="0" w:color="9F8AB9" w:themeColor="accent4" w:themeTint="BF"/>
+        <w:right w:val="single" w:sz="8" w:space="0" w:color="9F8AB9" w:themeColor="accent4" w:themeTint="BF"/>
+        <w:insideH w:val="single" w:sz="8" w:space="0" w:color="9F8AB9" w:themeColor="accent4" w:themeTint="BF"/>
+        <w:insideV w:val="single" w:sz="8" w:space="0" w:color="9F8AB9" w:themeColor="accent4" w:themeTint="BF"/>
       </w:tblBorders>
     </w:tblPr>
     <w:tcPr>
@@ -9681,7 +9664,7 @@
       <w:tblPr/>
       <w:tcPr>
         <w:tcBorders>
-          <w:top w:val="single" w:color="9F8AB9" w:themeColor="accent4" w:themeTint="BF" w:sz="18" w:space="0"/>
+          <w:top w:val="single" w:sz="18" w:space="0" w:color="9F8AB9" w:themeColor="accent4" w:themeTint="BF"/>
         </w:tcBorders>
       </w:tcPr>
     </w:tblStylePr>
@@ -9722,12 +9705,12 @@
       <w:tblStyleRowBandSize w:val="1"/>
       <w:tblStyleColBandSize w:val="1"/>
       <w:tblBorders>
-        <w:top w:val="single" w:color="78C0D4" w:themeColor="accent5" w:themeTint="BF" w:sz="8" w:space="0"/>
-        <w:left w:val="single" w:color="78C0D4" w:themeColor="accent5" w:themeTint="BF" w:sz="8" w:space="0"/>
-        <w:bottom w:val="single" w:color="78C0D4" w:themeColor="accent5" w:themeTint="BF" w:sz="8" w:space="0"/>
-        <w:right w:val="single" w:color="78C0D4" w:themeColor="accent5" w:themeTint="BF" w:sz="8" w:space="0"/>
-        <w:insideH w:val="single" w:color="78C0D4" w:themeColor="accent5" w:themeTint="BF" w:sz="8" w:space="0"/>
-        <w:insideV w:val="single" w:color="78C0D4" w:themeColor="accent5" w:themeTint="BF" w:sz="8" w:space="0"/>
+        <w:top w:val="single" w:sz="8" w:space="0" w:color="78C0D4" w:themeColor="accent5" w:themeTint="BF"/>
+        <w:left w:val="single" w:sz="8" w:space="0" w:color="78C0D4" w:themeColor="accent5" w:themeTint="BF"/>
+        <w:bottom w:val="single" w:sz="8" w:space="0" w:color="78C0D4" w:themeColor="accent5" w:themeTint="BF"/>
+        <w:right w:val="single" w:sz="8" w:space="0" w:color="78C0D4" w:themeColor="accent5" w:themeTint="BF"/>
+        <w:insideH w:val="single" w:sz="8" w:space="0" w:color="78C0D4" w:themeColor="accent5" w:themeTint="BF"/>
+        <w:insideV w:val="single" w:sz="8" w:space="0" w:color="78C0D4" w:themeColor="accent5" w:themeTint="BF"/>
       </w:tblBorders>
     </w:tblPr>
     <w:tcPr>
@@ -9747,7 +9730,7 @@
       <w:tblPr/>
       <w:tcPr>
         <w:tcBorders>
-          <w:top w:val="single" w:color="78C0D4" w:themeColor="accent5" w:themeTint="BF" w:sz="18" w:space="0"/>
+          <w:top w:val="single" w:sz="18" w:space="0" w:color="78C0D4" w:themeColor="accent5" w:themeTint="BF"/>
         </w:tcBorders>
       </w:tcPr>
     </w:tblStylePr>
@@ -9788,12 +9771,12 @@
       <w:tblStyleRowBandSize w:val="1"/>
       <w:tblStyleColBandSize w:val="1"/>
       <w:tblBorders>
-        <w:top w:val="single" w:color="F9B074" w:themeColor="accent6" w:themeTint="BF" w:sz="8" w:space="0"/>
-        <w:left w:val="single" w:color="F9B074" w:themeColor="accent6" w:themeTint="BF" w:sz="8" w:space="0"/>
-        <w:bottom w:val="single" w:color="F9B074" w:themeColor="accent6" w:themeTint="BF" w:sz="8" w:space="0"/>
-        <w:right w:val="single" w:color="F9B074" w:themeColor="accent6" w:themeTint="BF" w:sz="8" w:space="0"/>
-        <w:insideH w:val="single" w:color="F9B074" w:themeColor="accent6" w:themeTint="BF" w:sz="8" w:space="0"/>
-        <w:insideV w:val="single" w:color="F9B074" w:themeColor="accent6" w:themeTint="BF" w:sz="8" w:space="0"/>
+        <w:top w:val="single" w:sz="8" w:space="0" w:color="F9B074" w:themeColor="accent6" w:themeTint="BF"/>
+        <w:left w:val="single" w:sz="8" w:space="0" w:color="F9B074" w:themeColor="accent6" w:themeTint="BF"/>
+        <w:bottom w:val="single" w:sz="8" w:space="0" w:color="F9B074" w:themeColor="accent6" w:themeTint="BF"/>
+        <w:right w:val="single" w:sz="8" w:space="0" w:color="F9B074" w:themeColor="accent6" w:themeTint="BF"/>
+        <w:insideH w:val="single" w:sz="8" w:space="0" w:color="F9B074" w:themeColor="accent6" w:themeTint="BF"/>
+        <w:insideV w:val="single" w:sz="8" w:space="0" w:color="F9B074" w:themeColor="accent6" w:themeTint="BF"/>
       </w:tblBorders>
     </w:tblPr>
     <w:tcPr>
@@ -9813,7 +9796,7 @@
       <w:tblPr/>
       <w:tcPr>
         <w:tcBorders>
-          <w:top w:val="single" w:color="F9B074" w:themeColor="accent6" w:themeTint="BF" w:sz="18" w:space="0"/>
+          <w:top w:val="single" w:sz="18" w:space="0" w:color="F9B074" w:themeColor="accent6" w:themeTint="BF"/>
         </w:tcBorders>
       </w:tcPr>
     </w:tblStylePr>
@@ -9851,19 +9834,19 @@
       <w:spacing w:after="0" w:line="240" w:lineRule="auto"/>
     </w:pPr>
     <w:rPr>
-      <w:rFonts w:asciiTheme="majorHAnsi" w:hAnsiTheme="majorHAnsi" w:eastAsiaTheme="majorEastAsia" w:cstheme="majorBidi"/>
+      <w:rFonts w:asciiTheme="majorHAnsi" w:eastAsiaTheme="majorEastAsia" w:hAnsiTheme="majorHAnsi" w:cstheme="majorBidi"/>
       <w:color w:val="000000" w:themeColor="text1"/>
     </w:rPr>
     <w:tblPr>
       <w:tblStyleRowBandSize w:val="1"/>
       <w:tblStyleColBandSize w:val="1"/>
       <w:tblBorders>
-        <w:top w:val="single" w:color="000000" w:themeColor="text1" w:sz="8" w:space="0"/>
-        <w:left w:val="single" w:color="000000" w:themeColor="text1" w:sz="8" w:space="0"/>
-        <w:bottom w:val="single" w:color="000000" w:themeColor="text1" w:sz="8" w:space="0"/>
-        <w:right w:val="single" w:color="000000" w:themeColor="text1" w:sz="8" w:space="0"/>
-        <w:insideH w:val="single" w:color="000000" w:themeColor="text1" w:sz="8" w:space="0"/>
-        <w:insideV w:val="single" w:color="000000" w:themeColor="text1" w:sz="8" w:space="0"/>
+        <w:top w:val="single" w:sz="8" w:space="0" w:color="000000" w:themeColor="text1"/>
+        <w:left w:val="single" w:sz="8" w:space="0" w:color="000000" w:themeColor="text1"/>
+        <w:bottom w:val="single" w:sz="8" w:space="0" w:color="000000" w:themeColor="text1"/>
+        <w:right w:val="single" w:sz="8" w:space="0" w:color="000000" w:themeColor="text1"/>
+        <w:insideH w:val="single" w:sz="8" w:space="0" w:color="000000" w:themeColor="text1"/>
+        <w:insideV w:val="single" w:sz="8" w:space="0" w:color="000000" w:themeColor="text1"/>
       </w:tblBorders>
     </w:tblPr>
     <w:tcPr>
@@ -9889,7 +9872,7 @@
       <w:tblPr/>
       <w:tcPr>
         <w:tcBorders>
-          <w:top w:val="single" w:color="000000" w:themeColor="text1" w:sz="12" w:space="0"/>
+          <w:top w:val="single" w:sz="12" w:space="0" w:color="000000" w:themeColor="text1"/>
           <w:left w:val="nil"/>
           <w:bottom w:val="nil"/>
           <w:right w:val="nil"/>
@@ -9947,8 +9930,8 @@
       <w:tblPr/>
       <w:tcPr>
         <w:tcBorders>
-          <w:insideH w:val="single" w:color="000000" w:themeColor="text1" w:sz="6" w:space="0"/>
-          <w:insideV w:val="single" w:color="000000" w:themeColor="text1" w:sz="6" w:space="0"/>
+          <w:insideH w:val="single" w:sz="6" w:space="0" w:color="000000" w:themeColor="text1"/>
+          <w:insideV w:val="single" w:sz="6" w:space="0" w:color="000000" w:themeColor="text1"/>
         </w:tcBorders>
         <w:shd w:val="clear" w:color="auto" w:fill="808080" w:themeFill="text1" w:themeFillTint="7F"/>
       </w:tcPr>
@@ -9969,19 +9952,19 @@
       <w:spacing w:after="0" w:line="240" w:lineRule="auto"/>
     </w:pPr>
     <w:rPr>
-      <w:rFonts w:asciiTheme="majorHAnsi" w:hAnsiTheme="majorHAnsi" w:eastAsiaTheme="majorEastAsia" w:cstheme="majorBidi"/>
+      <w:rFonts w:asciiTheme="majorHAnsi" w:eastAsiaTheme="majorEastAsia" w:hAnsiTheme="majorHAnsi" w:cstheme="majorBidi"/>
       <w:color w:val="000000" w:themeColor="text1"/>
     </w:rPr>
     <w:tblPr>
       <w:tblStyleRowBandSize w:val="1"/>
       <w:tblStyleColBandSize w:val="1"/>
       <w:tblBorders>
-        <w:top w:val="single" w:color="4F81BD" w:themeColor="accent1" w:sz="8" w:space="0"/>
-        <w:left w:val="single" w:color="4F81BD" w:themeColor="accent1" w:sz="8" w:space="0"/>
-        <w:bottom w:val="single" w:color="4F81BD" w:themeColor="accent1" w:sz="8" w:space="0"/>
-        <w:right w:val="single" w:color="4F81BD" w:themeColor="accent1" w:sz="8" w:space="0"/>
-        <w:insideH w:val="single" w:color="4F81BD" w:themeColor="accent1" w:sz="8" w:space="0"/>
-        <w:insideV w:val="single" w:color="4F81BD" w:themeColor="accent1" w:sz="8" w:space="0"/>
+        <w:top w:val="single" w:sz="8" w:space="0" w:color="4F81BD" w:themeColor="accent1"/>
+        <w:left w:val="single" w:sz="8" w:space="0" w:color="4F81BD" w:themeColor="accent1"/>
+        <w:bottom w:val="single" w:sz="8" w:space="0" w:color="4F81BD" w:themeColor="accent1"/>
+        <w:right w:val="single" w:sz="8" w:space="0" w:color="4F81BD" w:themeColor="accent1"/>
+        <w:insideH w:val="single" w:sz="8" w:space="0" w:color="4F81BD" w:themeColor="accent1"/>
+        <w:insideV w:val="single" w:sz="8" w:space="0" w:color="4F81BD" w:themeColor="accent1"/>
       </w:tblBorders>
     </w:tblPr>
     <w:tcPr>
@@ -10007,7 +9990,7 @@
       <w:tblPr/>
       <w:tcPr>
         <w:tcBorders>
-          <w:top w:val="single" w:color="000000" w:themeColor="text1" w:sz="12" w:space="0"/>
+          <w:top w:val="single" w:sz="12" w:space="0" w:color="000000" w:themeColor="text1"/>
           <w:left w:val="nil"/>
           <w:bottom w:val="nil"/>
           <w:right w:val="nil"/>
@@ -10065,8 +10048,8 @@
       <w:tblPr/>
       <w:tcPr>
         <w:tcBorders>
-          <w:insideH w:val="single" w:color="4F81BD" w:themeColor="accent1" w:sz="6" w:space="0"/>
-          <w:insideV w:val="single" w:color="4F81BD" w:themeColor="accent1" w:sz="6" w:space="0"/>
+          <w:insideH w:val="single" w:sz="6" w:space="0" w:color="4F81BD" w:themeColor="accent1"/>
+          <w:insideV w:val="single" w:sz="6" w:space="0" w:color="4F81BD" w:themeColor="accent1"/>
         </w:tcBorders>
         <w:shd w:val="clear" w:color="auto" w:fill="A7BFDE" w:themeFill="accent1" w:themeFillTint="7F"/>
       </w:tcPr>
@@ -10087,19 +10070,19 @@
       <w:spacing w:after="0" w:line="240" w:lineRule="auto"/>
     </w:pPr>
     <w:rPr>
-      <w:rFonts w:asciiTheme="majorHAnsi" w:hAnsiTheme="majorHAnsi" w:eastAsiaTheme="majorEastAsia" w:cstheme="majorBidi"/>
+      <w:rFonts w:asciiTheme="majorHAnsi" w:eastAsiaTheme="majorEastAsia" w:hAnsiTheme="majorHAnsi" w:cstheme="majorBidi"/>
       <w:color w:val="000000" w:themeColor="text1"/>
     </w:rPr>
     <w:tblPr>
       <w:tblStyleRowBandSize w:val="1"/>
       <w:tblStyleColBandSize w:val="1"/>
       <w:tblBorders>
-        <w:top w:val="single" w:color="C0504D" w:themeColor="accent2" w:sz="8" w:space="0"/>
-        <w:left w:val="single" w:color="C0504D" w:themeColor="accent2" w:sz="8" w:space="0"/>
-        <w:bottom w:val="single" w:color="C0504D" w:themeColor="accent2" w:sz="8" w:space="0"/>
-        <w:right w:val="single" w:color="C0504D" w:themeColor="accent2" w:sz="8" w:space="0"/>
-        <w:insideH w:val="single" w:color="C0504D" w:themeColor="accent2" w:sz="8" w:space="0"/>
-        <w:insideV w:val="single" w:color="C0504D" w:themeColor="accent2" w:sz="8" w:space="0"/>
+        <w:top w:val="single" w:sz="8" w:space="0" w:color="C0504D" w:themeColor="accent2"/>
+        <w:left w:val="single" w:sz="8" w:space="0" w:color="C0504D" w:themeColor="accent2"/>
+        <w:bottom w:val="single" w:sz="8" w:space="0" w:color="C0504D" w:themeColor="accent2"/>
+        <w:right w:val="single" w:sz="8" w:space="0" w:color="C0504D" w:themeColor="accent2"/>
+        <w:insideH w:val="single" w:sz="8" w:space="0" w:color="C0504D" w:themeColor="accent2"/>
+        <w:insideV w:val="single" w:sz="8" w:space="0" w:color="C0504D" w:themeColor="accent2"/>
       </w:tblBorders>
     </w:tblPr>
     <w:tcPr>
@@ -10125,7 +10108,7 @@
       <w:tblPr/>
       <w:tcPr>
         <w:tcBorders>
-          <w:top w:val="single" w:color="000000" w:themeColor="text1" w:sz="12" w:space="0"/>
+          <w:top w:val="single" w:sz="12" w:space="0" w:color="000000" w:themeColor="text1"/>
           <w:left w:val="nil"/>
           <w:bottom w:val="nil"/>
           <w:right w:val="nil"/>
@@ -10183,8 +10166,8 @@
       <w:tblPr/>
       <w:tcPr>
         <w:tcBorders>
-          <w:insideH w:val="single" w:color="C0504D" w:themeColor="accent2" w:sz="6" w:space="0"/>
-          <w:insideV w:val="single" w:color="C0504D" w:themeColor="accent2" w:sz="6" w:space="0"/>
+          <w:insideH w:val="single" w:sz="6" w:space="0" w:color="C0504D" w:themeColor="accent2"/>
+          <w:insideV w:val="single" w:sz="6" w:space="0" w:color="C0504D" w:themeColor="accent2"/>
         </w:tcBorders>
         <w:shd w:val="clear" w:color="auto" w:fill="DFA7A6" w:themeFill="accent2" w:themeFillTint="7F"/>
       </w:tcPr>
@@ -10205,19 +10188,19 @@
       <w:spacing w:after="0" w:line="240" w:lineRule="auto"/>
     </w:pPr>
     <w:rPr>
-      <w:rFonts w:asciiTheme="majorHAnsi" w:hAnsiTheme="majorHAnsi" w:eastAsiaTheme="majorEastAsia" w:cstheme="majorBidi"/>
+      <w:rFonts w:asciiTheme="majorHAnsi" w:eastAsiaTheme="majorEastAsia" w:hAnsiTheme="majorHAnsi" w:cstheme="majorBidi"/>
       <w:color w:val="000000" w:themeColor="text1"/>
     </w:rPr>
     <w:tblPr>
       <w:tblStyleRowBandSize w:val="1"/>
       <w:tblStyleColBandSize w:val="1"/>
       <w:tblBorders>
-        <w:top w:val="single" w:color="9BBB59" w:themeColor="accent3" w:sz="8" w:space="0"/>
-        <w:left w:val="single" w:color="9BBB59" w:themeColor="accent3" w:sz="8" w:space="0"/>
-        <w:bottom w:val="single" w:color="9BBB59" w:themeColor="accent3" w:sz="8" w:space="0"/>
-        <w:right w:val="single" w:color="9BBB59" w:themeColor="accent3" w:sz="8" w:space="0"/>
-        <w:insideH w:val="single" w:color="9BBB59" w:themeColor="accent3" w:sz="8" w:space="0"/>
-        <w:insideV w:val="single" w:color="9BBB59" w:themeColor="accent3" w:sz="8" w:space="0"/>
+        <w:top w:val="single" w:sz="8" w:space="0" w:color="9BBB59" w:themeColor="accent3"/>
+        <w:left w:val="single" w:sz="8" w:space="0" w:color="9BBB59" w:themeColor="accent3"/>
+        <w:bottom w:val="single" w:sz="8" w:space="0" w:color="9BBB59" w:themeColor="accent3"/>
+        <w:right w:val="single" w:sz="8" w:space="0" w:color="9BBB59" w:themeColor="accent3"/>
+        <w:insideH w:val="single" w:sz="8" w:space="0" w:color="9BBB59" w:themeColor="accent3"/>
+        <w:insideV w:val="single" w:sz="8" w:space="0" w:color="9BBB59" w:themeColor="accent3"/>
       </w:tblBorders>
     </w:tblPr>
     <w:tcPr>
@@ -10243,7 +10226,7 @@
       <w:tblPr/>
       <w:tcPr>
         <w:tcBorders>
-          <w:top w:val="single" w:color="000000" w:themeColor="text1" w:sz="12" w:space="0"/>
+          <w:top w:val="single" w:sz="12" w:space="0" w:color="000000" w:themeColor="text1"/>
           <w:left w:val="nil"/>
           <w:bottom w:val="nil"/>
           <w:right w:val="nil"/>
@@ -10301,8 +10284,8 @@
       <w:tblPr/>
       <w:tcPr>
         <w:tcBorders>
-          <w:insideH w:val="single" w:color="9BBB59" w:themeColor="accent3" w:sz="6" w:space="0"/>
-          <w:insideV w:val="single" w:color="9BBB59" w:themeColor="accent3" w:sz="6" w:space="0"/>
+          <w:insideH w:val="single" w:sz="6" w:space="0" w:color="9BBB59" w:themeColor="accent3"/>
+          <w:insideV w:val="single" w:sz="6" w:space="0" w:color="9BBB59" w:themeColor="accent3"/>
         </w:tcBorders>
         <w:shd w:val="clear" w:color="auto" w:fill="CDDDAC" w:themeFill="accent3" w:themeFillTint="7F"/>
       </w:tcPr>
@@ -10323,19 +10306,19 @@
       <w:spacing w:after="0" w:line="240" w:lineRule="auto"/>
     </w:pPr>
     <w:rPr>
-      <w:rFonts w:asciiTheme="majorHAnsi" w:hAnsiTheme="majorHAnsi" w:eastAsiaTheme="majorEastAsia" w:cstheme="majorBidi"/>
+      <w:rFonts w:asciiTheme="majorHAnsi" w:eastAsiaTheme="majorEastAsia" w:hAnsiTheme="majorHAnsi" w:cstheme="majorBidi"/>
       <w:color w:val="000000" w:themeColor="text1"/>
     </w:rPr>
     <w:tblPr>
       <w:tblStyleRowBandSize w:val="1"/>
       <w:tblStyleColBandSize w:val="1"/>
       <w:tblBorders>
-        <w:top w:val="single" w:color="8064A2" w:themeColor="accent4" w:sz="8" w:space="0"/>
-        <w:left w:val="single" w:color="8064A2" w:themeColor="accent4" w:sz="8" w:space="0"/>
-        <w:bottom w:val="single" w:color="8064A2" w:themeColor="accent4" w:sz="8" w:space="0"/>
-        <w:right w:val="single" w:color="8064A2" w:themeColor="accent4" w:sz="8" w:space="0"/>
-        <w:insideH w:val="single" w:color="8064A2" w:themeColor="accent4" w:sz="8" w:space="0"/>
-        <w:insideV w:val="single" w:color="8064A2" w:themeColor="accent4" w:sz="8" w:space="0"/>
+        <w:top w:val="single" w:sz="8" w:space="0" w:color="8064A2" w:themeColor="accent4"/>
+        <w:left w:val="single" w:sz="8" w:space="0" w:color="8064A2" w:themeColor="accent4"/>
+        <w:bottom w:val="single" w:sz="8" w:space="0" w:color="8064A2" w:themeColor="accent4"/>
+        <w:right w:val="single" w:sz="8" w:space="0" w:color="8064A2" w:themeColor="accent4"/>
+        <w:insideH w:val="single" w:sz="8" w:space="0" w:color="8064A2" w:themeColor="accent4"/>
+        <w:insideV w:val="single" w:sz="8" w:space="0" w:color="8064A2" w:themeColor="accent4"/>
       </w:tblBorders>
     </w:tblPr>
     <w:tcPr>
@@ -10361,7 +10344,7 @@
       <w:tblPr/>
       <w:tcPr>
         <w:tcBorders>
-          <w:top w:val="single" w:color="000000" w:themeColor="text1" w:sz="12" w:space="0"/>
+          <w:top w:val="single" w:sz="12" w:space="0" w:color="000000" w:themeColor="text1"/>
           <w:left w:val="nil"/>
           <w:bottom w:val="nil"/>
           <w:right w:val="nil"/>
@@ -10419,8 +10402,8 @@
       <w:tblPr/>
       <w:tcPr>
         <w:tcBorders>
-          <w:insideH w:val="single" w:color="8064A2" w:themeColor="accent4" w:sz="6" w:space="0"/>
-          <w:insideV w:val="single" w:color="8064A2" w:themeColor="accent4" w:sz="6" w:space="0"/>
+          <w:insideH w:val="single" w:sz="6" w:space="0" w:color="8064A2" w:themeColor="accent4"/>
+          <w:insideV w:val="single" w:sz="6" w:space="0" w:color="8064A2" w:themeColor="accent4"/>
         </w:tcBorders>
         <w:shd w:val="clear" w:color="auto" w:fill="BFB1D0" w:themeFill="accent4" w:themeFillTint="7F"/>
       </w:tcPr>
@@ -10441,19 +10424,19 @@
       <w:spacing w:after="0" w:line="240" w:lineRule="auto"/>
     </w:pPr>
     <w:rPr>
-      <w:rFonts w:asciiTheme="majorHAnsi" w:hAnsiTheme="majorHAnsi" w:eastAsiaTheme="majorEastAsia" w:cstheme="majorBidi"/>
+      <w:rFonts w:asciiTheme="majorHAnsi" w:eastAsiaTheme="majorEastAsia" w:hAnsiTheme="majorHAnsi" w:cstheme="majorBidi"/>
       <w:color w:val="000000" w:themeColor="text1"/>
     </w:rPr>
     <w:tblPr>
       <w:tblStyleRowBandSize w:val="1"/>
       <w:tblStyleColBandSize w:val="1"/>
       <w:tblBorders>
-        <w:top w:val="single" w:color="4BACC6" w:themeColor="accent5" w:sz="8" w:space="0"/>
-        <w:left w:val="single" w:color="4BACC6" w:themeColor="accent5" w:sz="8" w:space="0"/>
-        <w:bottom w:val="single" w:color="4BACC6" w:themeColor="accent5" w:sz="8" w:space="0"/>
-        <w:right w:val="single" w:color="4BACC6" w:themeColor="accent5" w:sz="8" w:space="0"/>
-        <w:insideH w:val="single" w:color="4BACC6" w:themeColor="accent5" w:sz="8" w:space="0"/>
-        <w:insideV w:val="single" w:color="4BACC6" w:themeColor="accent5" w:sz="8" w:space="0"/>
+        <w:top w:val="single" w:sz="8" w:space="0" w:color="4BACC6" w:themeColor="accent5"/>
+        <w:left w:val="single" w:sz="8" w:space="0" w:color="4BACC6" w:themeColor="accent5"/>
+        <w:bottom w:val="single" w:sz="8" w:space="0" w:color="4BACC6" w:themeColor="accent5"/>
+        <w:right w:val="single" w:sz="8" w:space="0" w:color="4BACC6" w:themeColor="accent5"/>
+        <w:insideH w:val="single" w:sz="8" w:space="0" w:color="4BACC6" w:themeColor="accent5"/>
+        <w:insideV w:val="single" w:sz="8" w:space="0" w:color="4BACC6" w:themeColor="accent5"/>
       </w:tblBorders>
     </w:tblPr>
     <w:tcPr>
@@ -10479,7 +10462,7 @@
       <w:tblPr/>
       <w:tcPr>
         <w:tcBorders>
-          <w:top w:val="single" w:color="000000" w:themeColor="text1" w:sz="12" w:space="0"/>
+          <w:top w:val="single" w:sz="12" w:space="0" w:color="000000" w:themeColor="text1"/>
           <w:left w:val="nil"/>
           <w:bottom w:val="nil"/>
           <w:right w:val="nil"/>
@@ -10537,8 +10520,8 @@
       <w:tblPr/>
       <w:tcPr>
         <w:tcBorders>
-          <w:insideH w:val="single" w:color="4BACC6" w:themeColor="accent5" w:sz="6" w:space="0"/>
-          <w:insideV w:val="single" w:color="4BACC6" w:themeColor="accent5" w:sz="6" w:space="0"/>
+          <w:insideH w:val="single" w:sz="6" w:space="0" w:color="4BACC6" w:themeColor="accent5"/>
+          <w:insideV w:val="single" w:sz="6" w:space="0" w:color="4BACC6" w:themeColor="accent5"/>
         </w:tcBorders>
         <w:shd w:val="clear" w:color="auto" w:fill="A5D5E2" w:themeFill="accent5" w:themeFillTint="7F"/>
       </w:tcPr>
@@ -10559,19 +10542,19 @@
       <w:spacing w:after="0" w:line="240" w:lineRule="auto"/>
     </w:pPr>
     <w:rPr>
-      <w:rFonts w:asciiTheme="majorHAnsi" w:hAnsiTheme="majorHAnsi" w:eastAsiaTheme="majorEastAsia" w:cstheme="majorBidi"/>
+      <w:rFonts w:asciiTheme="majorHAnsi" w:eastAsiaTheme="majorEastAsia" w:hAnsiTheme="majorHAnsi" w:cstheme="majorBidi"/>
       <w:color w:val="000000" w:themeColor="text1"/>
     </w:rPr>
     <w:tblPr>
       <w:tblStyleRowBandSize w:val="1"/>
       <w:tblStyleColBandSize w:val="1"/>
       <w:tblBorders>
-        <w:top w:val="single" w:color="F79646" w:themeColor="accent6" w:sz="8" w:space="0"/>
-        <w:left w:val="single" w:color="F79646" w:themeColor="accent6" w:sz="8" w:space="0"/>
-        <w:bottom w:val="single" w:color="F79646" w:themeColor="accent6" w:sz="8" w:space="0"/>
-        <w:right w:val="single" w:color="F79646" w:themeColor="accent6" w:sz="8" w:space="0"/>
-        <w:insideH w:val="single" w:color="F79646" w:themeColor="accent6" w:sz="8" w:space="0"/>
-        <w:insideV w:val="single" w:color="F79646" w:themeColor="accent6" w:sz="8" w:space="0"/>
+        <w:top w:val="single" w:sz="8" w:space="0" w:color="F79646" w:themeColor="accent6"/>
+        <w:left w:val="single" w:sz="8" w:space="0" w:color="F79646" w:themeColor="accent6"/>
+        <w:bottom w:val="single" w:sz="8" w:space="0" w:color="F79646" w:themeColor="accent6"/>
+        <w:right w:val="single" w:sz="8" w:space="0" w:color="F79646" w:themeColor="accent6"/>
+        <w:insideH w:val="single" w:sz="8" w:space="0" w:color="F79646" w:themeColor="accent6"/>
+        <w:insideV w:val="single" w:sz="8" w:space="0" w:color="F79646" w:themeColor="accent6"/>
       </w:tblBorders>
     </w:tblPr>
     <w:tcPr>
@@ -10597,7 +10580,7 @@
       <w:tblPr/>
       <w:tcPr>
         <w:tcBorders>
-          <w:top w:val="single" w:color="000000" w:themeColor="text1" w:sz="12" w:space="0"/>
+          <w:top w:val="single" w:sz="12" w:space="0" w:color="000000" w:themeColor="text1"/>
           <w:left w:val="nil"/>
           <w:bottom w:val="nil"/>
           <w:right w:val="nil"/>
@@ -10655,8 +10638,8 @@
       <w:tblPr/>
       <w:tcPr>
         <w:tcBorders>
-          <w:insideH w:val="single" w:color="F79646" w:themeColor="accent6" w:sz="6" w:space="0"/>
-          <w:insideV w:val="single" w:color="F79646" w:themeColor="accent6" w:sz="6" w:space="0"/>
+          <w:insideH w:val="single" w:sz="6" w:space="0" w:color="F79646" w:themeColor="accent6"/>
+          <w:insideV w:val="single" w:sz="6" w:space="0" w:color="F79646" w:themeColor="accent6"/>
         </w:tcBorders>
         <w:shd w:val="clear" w:color="auto" w:fill="FBCAA2" w:themeFill="accent6" w:themeFillTint="7F"/>
       </w:tcPr>
@@ -10680,12 +10663,12 @@
       <w:tblStyleRowBandSize w:val="1"/>
       <w:tblStyleColBandSize w:val="1"/>
       <w:tblBorders>
-        <w:top w:val="single" w:color="FFFFFF" w:themeColor="background1" w:sz="8" w:space="0"/>
-        <w:left w:val="single" w:color="FFFFFF" w:themeColor="background1" w:sz="8" w:space="0"/>
-        <w:bottom w:val="single" w:color="FFFFFF" w:themeColor="background1" w:sz="8" w:space="0"/>
-        <w:right w:val="single" w:color="FFFFFF" w:themeColor="background1" w:sz="8" w:space="0"/>
-        <w:insideH w:val="single" w:color="FFFFFF" w:themeColor="background1" w:sz="6" w:space="0"/>
-        <w:insideV w:val="single" w:color="FFFFFF" w:themeColor="background1" w:sz="6" w:space="0"/>
+        <w:top w:val="single" w:sz="8" w:space="0" w:color="FFFFFF" w:themeColor="background1"/>
+        <w:left w:val="single" w:sz="8" w:space="0" w:color="FFFFFF" w:themeColor="background1"/>
+        <w:bottom w:val="single" w:sz="8" w:space="0" w:color="FFFFFF" w:themeColor="background1"/>
+        <w:right w:val="single" w:sz="8" w:space="0" w:color="FFFFFF" w:themeColor="background1"/>
+        <w:insideH w:val="single" w:sz="6" w:space="0" w:color="FFFFFF" w:themeColor="background1"/>
+        <w:insideV w:val="single" w:sz="6" w:space="0" w:color="FFFFFF" w:themeColor="background1"/>
       </w:tblBorders>
     </w:tblPr>
     <w:tcPr>
@@ -10702,12 +10685,12 @@
       <w:tblPr/>
       <w:tcPr>
         <w:tcBorders>
-          <w:top w:val="single" w:color="FFFFFF" w:themeColor="background1" w:sz="8" w:space="0"/>
-          <w:left w:val="single" w:color="FFFFFF" w:themeColor="background1" w:sz="8" w:space="0"/>
-          <w:bottom w:val="single" w:color="FFFFFF" w:themeColor="background1" w:sz="24" w:space="0"/>
-          <w:right w:val="single" w:color="FFFFFF" w:themeColor="background1" w:sz="8" w:space="0"/>
-          <w:insideH w:val="nil"/>
-          <w:insideV w:val="single" w:color="FFFFFF" w:themeColor="background1" w:sz="8" w:space="0"/>
+          <w:top w:val="single" w:sz="8" w:space="0" w:color="FFFFFF" w:themeColor="background1"/>
+          <w:left w:val="single" w:sz="8" w:space="0" w:color="FFFFFF" w:themeColor="background1"/>
+          <w:bottom w:val="single" w:sz="24" w:space="0" w:color="FFFFFF" w:themeColor="background1"/>
+          <w:right w:val="single" w:sz="8" w:space="0" w:color="FFFFFF" w:themeColor="background1"/>
+          <w:insideH w:val="nil"/>
+          <w:insideV w:val="single" w:sz="8" w:space="0" w:color="FFFFFF" w:themeColor="background1"/>
         </w:tcBorders>
         <w:shd w:val="clear" w:color="auto" w:fill="000000" w:themeFill="text1"/>
       </w:tcPr>
@@ -10723,12 +10706,12 @@
       <w:tblPr/>
       <w:tcPr>
         <w:tcBorders>
-          <w:top w:val="single" w:color="FFFFFF" w:themeColor="background1" w:sz="24" w:space="0"/>
-          <w:left w:val="single" w:color="FFFFFF" w:themeColor="background1" w:sz="8" w:space="0"/>
-          <w:bottom w:val="single" w:color="FFFFFF" w:themeColor="background1" w:sz="8" w:space="0"/>
-          <w:right w:val="single" w:color="FFFFFF" w:themeColor="background1" w:sz="8" w:space="0"/>
-          <w:insideH w:val="nil"/>
-          <w:insideV w:val="single" w:color="FFFFFF" w:themeColor="background1" w:sz="8" w:space="0"/>
+          <w:top w:val="single" w:sz="24" w:space="0" w:color="FFFFFF" w:themeColor="background1"/>
+          <w:left w:val="single" w:sz="8" w:space="0" w:color="FFFFFF" w:themeColor="background1"/>
+          <w:bottom w:val="single" w:sz="8" w:space="0" w:color="FFFFFF" w:themeColor="background1"/>
+          <w:right w:val="single" w:sz="8" w:space="0" w:color="FFFFFF" w:themeColor="background1"/>
+          <w:insideH w:val="nil"/>
+          <w:insideV w:val="single" w:sz="8" w:space="0" w:color="FFFFFF" w:themeColor="background1"/>
         </w:tcBorders>
         <w:shd w:val="clear" w:color="auto" w:fill="000000" w:themeFill="text1"/>
       </w:tcPr>
@@ -10744,8 +10727,8 @@
       <w:tblPr/>
       <w:tcPr>
         <w:tcBorders>
-          <w:left w:val="single" w:color="FFFFFF" w:themeColor="background1" w:sz="8" w:space="0"/>
-          <w:right w:val="single" w:color="FFFFFF" w:themeColor="background1" w:sz="24" w:space="0"/>
+          <w:left w:val="single" w:sz="8" w:space="0" w:color="FFFFFF" w:themeColor="background1"/>
+          <w:right w:val="single" w:sz="24" w:space="0" w:color="FFFFFF" w:themeColor="background1"/>
           <w:insideH w:val="nil"/>
           <w:insideV w:val="nil"/>
         </w:tcBorders>
@@ -10764,7 +10747,7 @@
       <w:tcPr>
         <w:tcBorders>
           <w:top w:val="nil"/>
-          <w:left w:val="single" w:color="FFFFFF" w:themeColor="background1" w:sz="24" w:space="0"/>
+          <w:left w:val="single" w:sz="24" w:space="0" w:color="FFFFFF" w:themeColor="background1"/>
           <w:bottom w:val="nil"/>
           <w:right w:val="nil"/>
           <w:insideH w:val="nil"/>
@@ -10777,10 +10760,10 @@
       <w:tblPr/>
       <w:tcPr>
         <w:tcBorders>
-          <w:top w:val="single" w:color="FFFFFF" w:themeColor="background1" w:sz="8" w:space="0"/>
-          <w:left w:val="single" w:color="FFFFFF" w:themeColor="background1" w:sz="8" w:space="0"/>
-          <w:bottom w:val="single" w:color="FFFFFF" w:themeColor="background1" w:sz="8" w:space="0"/>
-          <w:right w:val="single" w:color="FFFFFF" w:themeColor="background1" w:sz="8" w:space="0"/>
+          <w:top w:val="single" w:sz="8" w:space="0" w:color="FFFFFF" w:themeColor="background1"/>
+          <w:left w:val="single" w:sz="8" w:space="0" w:color="FFFFFF" w:themeColor="background1"/>
+          <w:bottom w:val="single" w:sz="8" w:space="0" w:color="FFFFFF" w:themeColor="background1"/>
+          <w:right w:val="single" w:sz="8" w:space="0" w:color="FFFFFF" w:themeColor="background1"/>
           <w:insideH w:val="nil"/>
           <w:insideV w:val="nil"/>
         </w:tcBorders>
@@ -10791,12 +10774,12 @@
       <w:tblPr/>
       <w:tcPr>
         <w:tcBorders>
-          <w:top w:val="single" w:color="FFFFFF" w:themeColor="background1" w:sz="8" w:space="0"/>
-          <w:left w:val="single" w:color="FFFFFF" w:themeColor="background1" w:sz="8" w:space="0"/>
-          <w:bottom w:val="single" w:color="FFFFFF" w:themeColor="background1" w:sz="8" w:space="0"/>
-          <w:right w:val="single" w:color="FFFFFF" w:themeColor="background1" w:sz="8" w:space="0"/>
-          <w:insideH w:val="single" w:color="FFFFFF" w:themeColor="background1" w:sz="8" w:space="0"/>
-          <w:insideV w:val="single" w:color="FFFFFF" w:themeColor="background1" w:sz="8" w:space="0"/>
+          <w:top w:val="single" w:sz="8" w:space="0" w:color="FFFFFF" w:themeColor="background1"/>
+          <w:left w:val="single" w:sz="8" w:space="0" w:color="FFFFFF" w:themeColor="background1"/>
+          <w:bottom w:val="single" w:sz="8" w:space="0" w:color="FFFFFF" w:themeColor="background1"/>
+          <w:right w:val="single" w:sz="8" w:space="0" w:color="FFFFFF" w:themeColor="background1"/>
+          <w:insideH w:val="single" w:sz="8" w:space="0" w:color="FFFFFF" w:themeColor="background1"/>
+          <w:insideV w:val="single" w:sz="8" w:space="0" w:color="FFFFFF" w:themeColor="background1"/>
         </w:tcBorders>
         <w:shd w:val="clear" w:color="auto" w:fill="808080" w:themeFill="text1" w:themeFillTint="7F"/>
       </w:tcPr>
@@ -10814,12 +10797,12 @@
       <w:tblStyleRowBandSize w:val="1"/>
       <w:tblStyleColBandSize w:val="1"/>
       <w:tblBorders>
-        <w:top w:val="single" w:color="FFFFFF" w:themeColor="background1" w:sz="8" w:space="0"/>
-        <w:left w:val="single" w:color="FFFFFF" w:themeColor="background1" w:sz="8" w:space="0"/>
-        <w:bottom w:val="single" w:color="FFFFFF" w:themeColor="background1" w:sz="8" w:space="0"/>
-        <w:right w:val="single" w:color="FFFFFF" w:themeColor="background1" w:sz="8" w:space="0"/>
-        <w:insideH w:val="single" w:color="FFFFFF" w:themeColor="background1" w:sz="6" w:space="0"/>
-        <w:insideV w:val="single" w:color="FFFFFF" w:themeColor="background1" w:sz="6" w:space="0"/>
+        <w:top w:val="single" w:sz="8" w:space="0" w:color="FFFFFF" w:themeColor="background1"/>
+        <w:left w:val="single" w:sz="8" w:space="0" w:color="FFFFFF" w:themeColor="background1"/>
+        <w:bottom w:val="single" w:sz="8" w:space="0" w:color="FFFFFF" w:themeColor="background1"/>
+        <w:right w:val="single" w:sz="8" w:space="0" w:color="FFFFFF" w:themeColor="background1"/>
+        <w:insideH w:val="single" w:sz="6" w:space="0" w:color="FFFFFF" w:themeColor="background1"/>
+        <w:insideV w:val="single" w:sz="6" w:space="0" w:color="FFFFFF" w:themeColor="background1"/>
       </w:tblBorders>
     </w:tblPr>
     <w:tcPr>
@@ -10836,12 +10819,12 @@
       <w:tblPr/>
       <w:tcPr>
         <w:tcBorders>
-          <w:top w:val="single" w:color="FFFFFF" w:themeColor="background1" w:sz="8" w:space="0"/>
-          <w:left w:val="single" w:color="FFFFFF" w:themeColor="background1" w:sz="8" w:space="0"/>
-          <w:bottom w:val="single" w:color="FFFFFF" w:themeColor="background1" w:sz="24" w:space="0"/>
-          <w:right w:val="single" w:color="FFFFFF" w:themeColor="background1" w:sz="8" w:space="0"/>
-          <w:insideH w:val="nil"/>
-          <w:insideV w:val="single" w:color="FFFFFF" w:themeColor="background1" w:sz="8" w:space="0"/>
+          <w:top w:val="single" w:sz="8" w:space="0" w:color="FFFFFF" w:themeColor="background1"/>
+          <w:left w:val="single" w:sz="8" w:space="0" w:color="FFFFFF" w:themeColor="background1"/>
+          <w:bottom w:val="single" w:sz="24" w:space="0" w:color="FFFFFF" w:themeColor="background1"/>
+          <w:right w:val="single" w:sz="8" w:space="0" w:color="FFFFFF" w:themeColor="background1"/>
+          <w:insideH w:val="nil"/>
+          <w:insideV w:val="single" w:sz="8" w:space="0" w:color="FFFFFF" w:themeColor="background1"/>
         </w:tcBorders>
         <w:shd w:val="clear" w:color="auto" w:fill="4F81BD" w:themeFill="accent1"/>
       </w:tcPr>
@@ -10857,12 +10840,12 @@
       <w:tblPr/>
       <w:tcPr>
         <w:tcBorders>
-          <w:top w:val="single" w:color="FFFFFF" w:themeColor="background1" w:sz="24" w:space="0"/>
-          <w:left w:val="single" w:color="FFFFFF" w:themeColor="background1" w:sz="8" w:space="0"/>
-          <w:bottom w:val="single" w:color="FFFFFF" w:themeColor="background1" w:sz="8" w:space="0"/>
-          <w:right w:val="single" w:color="FFFFFF" w:themeColor="background1" w:sz="8" w:space="0"/>
-          <w:insideH w:val="nil"/>
-          <w:insideV w:val="single" w:color="FFFFFF" w:themeColor="background1" w:sz="8" w:space="0"/>
+          <w:top w:val="single" w:sz="24" w:space="0" w:color="FFFFFF" w:themeColor="background1"/>
+          <w:left w:val="single" w:sz="8" w:space="0" w:color="FFFFFF" w:themeColor="background1"/>
+          <w:bottom w:val="single" w:sz="8" w:space="0" w:color="FFFFFF" w:themeColor="background1"/>
+          <w:right w:val="single" w:sz="8" w:space="0" w:color="FFFFFF" w:themeColor="background1"/>
+          <w:insideH w:val="nil"/>
+          <w:insideV w:val="single" w:sz="8" w:space="0" w:color="FFFFFF" w:themeColor="background1"/>
         </w:tcBorders>
         <w:shd w:val="clear" w:color="auto" w:fill="4F81BD" w:themeFill="accent1"/>
       </w:tcPr>
@@ -10878,8 +10861,8 @@
       <w:tblPr/>
       <w:tcPr>
         <w:tcBorders>
-          <w:left w:val="single" w:color="FFFFFF" w:themeColor="background1" w:sz="8" w:space="0"/>
-          <w:right w:val="single" w:color="FFFFFF" w:themeColor="background1" w:sz="24" w:space="0"/>
+          <w:left w:val="single" w:sz="8" w:space="0" w:color="FFFFFF" w:themeColor="background1"/>
+          <w:right w:val="single" w:sz="24" w:space="0" w:color="FFFFFF" w:themeColor="background1"/>
           <w:insideH w:val="nil"/>
           <w:insideV w:val="nil"/>
         </w:tcBorders>
@@ -10898,7 +10881,7 @@
       <w:tcPr>
         <w:tcBorders>
           <w:top w:val="nil"/>
-          <w:left w:val="single" w:color="FFFFFF" w:themeColor="background1" w:sz="24" w:space="0"/>
+          <w:left w:val="single" w:sz="24" w:space="0" w:color="FFFFFF" w:themeColor="background1"/>
           <w:bottom w:val="nil"/>
           <w:right w:val="nil"/>
           <w:insideH w:val="nil"/>
@@ -10911,10 +10894,10 @@
       <w:tblPr/>
       <w:tcPr>
         <w:tcBorders>
-          <w:top w:val="single" w:color="FFFFFF" w:themeColor="background1" w:sz="8" w:space="0"/>
-          <w:left w:val="single" w:color="FFFFFF" w:themeColor="background1" w:sz="8" w:space="0"/>
-          <w:bottom w:val="single" w:color="FFFFFF" w:themeColor="background1" w:sz="8" w:space="0"/>
-          <w:right w:val="single" w:color="FFFFFF" w:themeColor="background1" w:sz="8" w:space="0"/>
+          <w:top w:val="single" w:sz="8" w:space="0" w:color="FFFFFF" w:themeColor="background1"/>
+          <w:left w:val="single" w:sz="8" w:space="0" w:color="FFFFFF" w:themeColor="background1"/>
+          <w:bottom w:val="single" w:sz="8" w:space="0" w:color="FFFFFF" w:themeColor="background1"/>
+          <w:right w:val="single" w:sz="8" w:space="0" w:color="FFFFFF" w:themeColor="background1"/>
           <w:insideH w:val="nil"/>
           <w:insideV w:val="nil"/>
         </w:tcBorders>
@@ -10925,12 +10908,12 @@
       <w:tblPr/>
       <w:tcPr>
         <w:tcBorders>
-          <w:top w:val="single" w:color="FFFFFF" w:themeColor="background1" w:sz="8" w:space="0"/>
-          <w:left w:val="single" w:color="FFFFFF" w:themeColor="background1" w:sz="8" w:space="0"/>
-          <w:bottom w:val="single" w:color="FFFFFF" w:themeColor="background1" w:sz="8" w:space="0"/>
-          <w:right w:val="single" w:color="FFFFFF" w:themeColor="background1" w:sz="8" w:space="0"/>
-          <w:insideH w:val="single" w:color="FFFFFF" w:themeColor="background1" w:sz="8" w:space="0"/>
-          <w:insideV w:val="single" w:color="FFFFFF" w:themeColor="background1" w:sz="8" w:space="0"/>
+          <w:top w:val="single" w:sz="8" w:space="0" w:color="FFFFFF" w:themeColor="background1"/>
+          <w:left w:val="single" w:sz="8" w:space="0" w:color="FFFFFF" w:themeColor="background1"/>
+          <w:bottom w:val="single" w:sz="8" w:space="0" w:color="FFFFFF" w:themeColor="background1"/>
+          <w:right w:val="single" w:sz="8" w:space="0" w:color="FFFFFF" w:themeColor="background1"/>
+          <w:insideH w:val="single" w:sz="8" w:space="0" w:color="FFFFFF" w:themeColor="background1"/>
+          <w:insideV w:val="single" w:sz="8" w:space="0" w:color="FFFFFF" w:themeColor="background1"/>
         </w:tcBorders>
         <w:shd w:val="clear" w:color="auto" w:fill="A7BFDE" w:themeFill="accent1" w:themeFillTint="7F"/>
       </w:tcPr>
@@ -10948,12 +10931,12 @@
       <w:tblStyleRowBandSize w:val="1"/>
       <w:tblStyleColBandSize w:val="1"/>
       <w:tblBorders>
-        <w:top w:val="single" w:color="FFFFFF" w:themeColor="background1" w:sz="8" w:space="0"/>
-        <w:left w:val="single" w:color="FFFFFF" w:themeColor="background1" w:sz="8" w:space="0"/>
-        <w:bottom w:val="single" w:color="FFFFFF" w:themeColor="background1" w:sz="8" w:space="0"/>
-        <w:right w:val="single" w:color="FFFFFF" w:themeColor="background1" w:sz="8" w:space="0"/>
-        <w:insideH w:val="single" w:color="FFFFFF" w:themeColor="background1" w:sz="6" w:space="0"/>
-        <w:insideV w:val="single" w:color="FFFFFF" w:themeColor="background1" w:sz="6" w:space="0"/>
+        <w:top w:val="single" w:sz="8" w:space="0" w:color="FFFFFF" w:themeColor="background1"/>
+        <w:left w:val="single" w:sz="8" w:space="0" w:color="FFFFFF" w:themeColor="background1"/>
+        <w:bottom w:val="single" w:sz="8" w:space="0" w:color="FFFFFF" w:themeColor="background1"/>
+        <w:right w:val="single" w:sz="8" w:space="0" w:color="FFFFFF" w:themeColor="background1"/>
+        <w:insideH w:val="single" w:sz="6" w:space="0" w:color="FFFFFF" w:themeColor="background1"/>
+        <w:insideV w:val="single" w:sz="6" w:space="0" w:color="FFFFFF" w:themeColor="background1"/>
       </w:tblBorders>
     </w:tblPr>
     <w:tcPr>
@@ -10970,12 +10953,12 @@
       <w:tblPr/>
       <w:tcPr>
         <w:tcBorders>
-          <w:top w:val="single" w:color="FFFFFF" w:themeColor="background1" w:sz="8" w:space="0"/>
-          <w:left w:val="single" w:color="FFFFFF" w:themeColor="background1" w:sz="8" w:space="0"/>
-          <w:bottom w:val="single" w:color="FFFFFF" w:themeColor="background1" w:sz="24" w:space="0"/>
-          <w:right w:val="single" w:color="FFFFFF" w:themeColor="background1" w:sz="8" w:space="0"/>
-          <w:insideH w:val="nil"/>
-          <w:insideV w:val="single" w:color="FFFFFF" w:themeColor="background1" w:sz="8" w:space="0"/>
+          <w:top w:val="single" w:sz="8" w:space="0" w:color="FFFFFF" w:themeColor="background1"/>
+          <w:left w:val="single" w:sz="8" w:space="0" w:color="FFFFFF" w:themeColor="background1"/>
+          <w:bottom w:val="single" w:sz="24" w:space="0" w:color="FFFFFF" w:themeColor="background1"/>
+          <w:right w:val="single" w:sz="8" w:space="0" w:color="FFFFFF" w:themeColor="background1"/>
+          <w:insideH w:val="nil"/>
+          <w:insideV w:val="single" w:sz="8" w:space="0" w:color="FFFFFF" w:themeColor="background1"/>
         </w:tcBorders>
         <w:shd w:val="clear" w:color="auto" w:fill="C0504D" w:themeFill="accent2"/>
       </w:tcPr>
@@ -10991,12 +10974,12 @@
       <w:tblPr/>
       <w:tcPr>
         <w:tcBorders>
-          <w:top w:val="single" w:color="FFFFFF" w:themeColor="background1" w:sz="24" w:space="0"/>
-          <w:left w:val="single" w:color="FFFFFF" w:themeColor="background1" w:sz="8" w:space="0"/>
-          <w:bottom w:val="single" w:color="FFFFFF" w:themeColor="background1" w:sz="8" w:space="0"/>
-          <w:right w:val="single" w:color="FFFFFF" w:themeColor="background1" w:sz="8" w:space="0"/>
-          <w:insideH w:val="nil"/>
-          <w:insideV w:val="single" w:color="FFFFFF" w:themeColor="background1" w:sz="8" w:space="0"/>
+          <w:top w:val="single" w:sz="24" w:space="0" w:color="FFFFFF" w:themeColor="background1"/>
+          <w:left w:val="single" w:sz="8" w:space="0" w:color="FFFFFF" w:themeColor="background1"/>
+          <w:bottom w:val="single" w:sz="8" w:space="0" w:color="FFFFFF" w:themeColor="background1"/>
+          <w:right w:val="single" w:sz="8" w:space="0" w:color="FFFFFF" w:themeColor="background1"/>
+          <w:insideH w:val="nil"/>
+          <w:insideV w:val="single" w:sz="8" w:space="0" w:color="FFFFFF" w:themeColor="background1"/>
         </w:tcBorders>
         <w:shd w:val="clear" w:color="auto" w:fill="C0504D" w:themeFill="accent2"/>
       </w:tcPr>
@@ -11012,8 +10995,8 @@
       <w:tblPr/>
       <w:tcPr>
         <w:tcBorders>
-          <w:left w:val="single" w:color="FFFFFF" w:themeColor="background1" w:sz="8" w:space="0"/>
-          <w:right w:val="single" w:color="FFFFFF" w:themeColor="background1" w:sz="24" w:space="0"/>
+          <w:left w:val="single" w:sz="8" w:space="0" w:color="FFFFFF" w:themeColor="background1"/>
+          <w:right w:val="single" w:sz="24" w:space="0" w:color="FFFFFF" w:themeColor="background1"/>
           <w:insideH w:val="nil"/>
           <w:insideV w:val="nil"/>
         </w:tcBorders>
@@ -11032,7 +11015,7 @@
       <w:tcPr>
         <w:tcBorders>
           <w:top w:val="nil"/>
-          <w:left w:val="single" w:color="FFFFFF" w:themeColor="background1" w:sz="24" w:space="0"/>
+          <w:left w:val="single" w:sz="24" w:space="0" w:color="FFFFFF" w:themeColor="background1"/>
           <w:bottom w:val="nil"/>
           <w:right w:val="nil"/>
           <w:insideH w:val="nil"/>
@@ -11045,10 +11028,10 @@
       <w:tblPr/>
       <w:tcPr>
         <w:tcBorders>
-          <w:top w:val="single" w:color="FFFFFF" w:themeColor="background1" w:sz="8" w:space="0"/>
-          <w:left w:val="single" w:color="FFFFFF" w:themeColor="background1" w:sz="8" w:space="0"/>
-          <w:bottom w:val="single" w:color="FFFFFF" w:themeColor="background1" w:sz="8" w:space="0"/>
-          <w:right w:val="single" w:color="FFFFFF" w:themeColor="background1" w:sz="8" w:space="0"/>
+          <w:top w:val="single" w:sz="8" w:space="0" w:color="FFFFFF" w:themeColor="background1"/>
+          <w:left w:val="single" w:sz="8" w:space="0" w:color="FFFFFF" w:themeColor="background1"/>
+          <w:bottom w:val="single" w:sz="8" w:space="0" w:color="FFFFFF" w:themeColor="background1"/>
+          <w:right w:val="single" w:sz="8" w:space="0" w:color="FFFFFF" w:themeColor="background1"/>
           <w:insideH w:val="nil"/>
           <w:insideV w:val="nil"/>
         </w:tcBorders>
@@ -11059,12 +11042,12 @@
       <w:tblPr/>
       <w:tcPr>
         <w:tcBorders>
-          <w:top w:val="single" w:color="FFFFFF" w:themeColor="background1" w:sz="8" w:space="0"/>
-          <w:left w:val="single" w:color="FFFFFF" w:themeColor="background1" w:sz="8" w:space="0"/>
-          <w:bottom w:val="single" w:color="FFFFFF" w:themeColor="background1" w:sz="8" w:space="0"/>
-          <w:right w:val="single" w:color="FFFFFF" w:themeColor="background1" w:sz="8" w:space="0"/>
-          <w:insideH w:val="single" w:color="FFFFFF" w:themeColor="background1" w:sz="8" w:space="0"/>
-          <w:insideV w:val="single" w:color="FFFFFF" w:themeColor="background1" w:sz="8" w:space="0"/>
+          <w:top w:val="single" w:sz="8" w:space="0" w:color="FFFFFF" w:themeColor="background1"/>
+          <w:left w:val="single" w:sz="8" w:space="0" w:color="FFFFFF" w:themeColor="background1"/>
+          <w:bottom w:val="single" w:sz="8" w:space="0" w:color="FFFFFF" w:themeColor="background1"/>
+          <w:right w:val="single" w:sz="8" w:space="0" w:color="FFFFFF" w:themeColor="background1"/>
+          <w:insideH w:val="single" w:sz="8" w:space="0" w:color="FFFFFF" w:themeColor="background1"/>
+          <w:insideV w:val="single" w:sz="8" w:space="0" w:color="FFFFFF" w:themeColor="background1"/>
         </w:tcBorders>
         <w:shd w:val="clear" w:color="auto" w:fill="DFA7A6" w:themeFill="accent2" w:themeFillTint="7F"/>
       </w:tcPr>
@@ -11082,12 +11065,12 @@
       <w:tblStyleRowBandSize w:val="1"/>
       <w:tblStyleColBandSize w:val="1"/>
       <w:tblBorders>
-        <w:top w:val="single" w:color="FFFFFF" w:themeColor="background1" w:sz="8" w:space="0"/>
-        <w:left w:val="single" w:color="FFFFFF" w:themeColor="background1" w:sz="8" w:space="0"/>
-        <w:bottom w:val="single" w:color="FFFFFF" w:themeColor="background1" w:sz="8" w:space="0"/>
-        <w:right w:val="single" w:color="FFFFFF" w:themeColor="background1" w:sz="8" w:space="0"/>
-        <w:insideH w:val="single" w:color="FFFFFF" w:themeColor="background1" w:sz="6" w:space="0"/>
-        <w:insideV w:val="single" w:color="FFFFFF" w:themeColor="background1" w:sz="6" w:space="0"/>
+        <w:top w:val="single" w:sz="8" w:space="0" w:color="FFFFFF" w:themeColor="background1"/>
+        <w:left w:val="single" w:sz="8" w:space="0" w:color="FFFFFF" w:themeColor="background1"/>
+        <w:bottom w:val="single" w:sz="8" w:space="0" w:color="FFFFFF" w:themeColor="background1"/>
+        <w:right w:val="single" w:sz="8" w:space="0" w:color="FFFFFF" w:themeColor="background1"/>
+        <w:insideH w:val="single" w:sz="6" w:space="0" w:color="FFFFFF" w:themeColor="background1"/>
+        <w:insideV w:val="single" w:sz="6" w:space="0" w:color="FFFFFF" w:themeColor="background1"/>
       </w:tblBorders>
     </w:tblPr>
     <w:tcPr>
@@ -11104,12 +11087,12 @@
       <w:tblPr/>
       <w:tcPr>
         <w:tcBorders>
-          <w:top w:val="single" w:color="FFFFFF" w:themeColor="background1" w:sz="8" w:space="0"/>
-          <w:left w:val="single" w:color="FFFFFF" w:themeColor="background1" w:sz="8" w:space="0"/>
-          <w:bottom w:val="single" w:color="FFFFFF" w:themeColor="background1" w:sz="24" w:space="0"/>
-          <w:right w:val="single" w:color="FFFFFF" w:themeColor="background1" w:sz="8" w:space="0"/>
-          <w:insideH w:val="nil"/>
-          <w:insideV w:val="single" w:color="FFFFFF" w:themeColor="background1" w:sz="8" w:space="0"/>
+          <w:top w:val="single" w:sz="8" w:space="0" w:color="FFFFFF" w:themeColor="background1"/>
+          <w:left w:val="single" w:sz="8" w:space="0" w:color="FFFFFF" w:themeColor="background1"/>
+          <w:bottom w:val="single" w:sz="24" w:space="0" w:color="FFFFFF" w:themeColor="background1"/>
+          <w:right w:val="single" w:sz="8" w:space="0" w:color="FFFFFF" w:themeColor="background1"/>
+          <w:insideH w:val="nil"/>
+          <w:insideV w:val="single" w:sz="8" w:space="0" w:color="FFFFFF" w:themeColor="background1"/>
         </w:tcBorders>
         <w:shd w:val="clear" w:color="auto" w:fill="9BBB59" w:themeFill="accent3"/>
       </w:tcPr>
@@ -11125,12 +11108,12 @@
       <w:tblPr/>
       <w:tcPr>
         <w:tcBorders>
-          <w:top w:val="single" w:color="FFFFFF" w:themeColor="background1" w:sz="24" w:space="0"/>
-          <w:left w:val="single" w:color="FFFFFF" w:themeColor="background1" w:sz="8" w:space="0"/>
-          <w:bottom w:val="single" w:color="FFFFFF" w:themeColor="background1" w:sz="8" w:space="0"/>
-          <w:right w:val="single" w:color="FFFFFF" w:themeColor="background1" w:sz="8" w:space="0"/>
-          <w:insideH w:val="nil"/>
-          <w:insideV w:val="single" w:color="FFFFFF" w:themeColor="background1" w:sz="8" w:space="0"/>
+          <w:top w:val="single" w:sz="24" w:space="0" w:color="FFFFFF" w:themeColor="background1"/>
+          <w:left w:val="single" w:sz="8" w:space="0" w:color="FFFFFF" w:themeColor="background1"/>
+          <w:bottom w:val="single" w:sz="8" w:space="0" w:color="FFFFFF" w:themeColor="background1"/>
+          <w:right w:val="single" w:sz="8" w:space="0" w:color="FFFFFF" w:themeColor="background1"/>
+          <w:insideH w:val="nil"/>
+          <w:insideV w:val="single" w:sz="8" w:space="0" w:color="FFFFFF" w:themeColor="background1"/>
         </w:tcBorders>
         <w:shd w:val="clear" w:color="auto" w:fill="9BBB59" w:themeFill="accent3"/>
       </w:tcPr>
@@ -11146,8 +11129,8 @@
       <w:tblPr/>
       <w:tcPr>
         <w:tcBorders>
-          <w:left w:val="single" w:color="FFFFFF" w:themeColor="background1" w:sz="8" w:space="0"/>
-          <w:right w:val="single" w:color="FFFFFF" w:themeColor="background1" w:sz="24" w:space="0"/>
+          <w:left w:val="single" w:sz="8" w:space="0" w:color="FFFFFF" w:themeColor="background1"/>
+          <w:right w:val="single" w:sz="24" w:space="0" w:color="FFFFFF" w:themeColor="background1"/>
           <w:insideH w:val="nil"/>
           <w:insideV w:val="nil"/>
         </w:tcBorders>
@@ -11166,7 +11149,7 @@
       <w:tcPr>
         <w:tcBorders>
           <w:top w:val="nil"/>
-          <w:left w:val="single" w:color="FFFFFF" w:themeColor="background1" w:sz="24" w:space="0"/>
+          <w:left w:val="single" w:sz="24" w:space="0" w:color="FFFFFF" w:themeColor="background1"/>
           <w:bottom w:val="nil"/>
           <w:right w:val="nil"/>
           <w:insideH w:val="nil"/>
@@ -11179,10 +11162,10 @@
       <w:tblPr/>
       <w:tcPr>
         <w:tcBorders>
-          <w:top w:val="single" w:color="FFFFFF" w:themeColor="background1" w:sz="8" w:space="0"/>
-          <w:left w:val="single" w:color="FFFFFF" w:themeColor="background1" w:sz="8" w:space="0"/>
-          <w:bottom w:val="single" w:color="FFFFFF" w:themeColor="background1" w:sz="8" w:space="0"/>
-          <w:right w:val="single" w:color="FFFFFF" w:themeColor="background1" w:sz="8" w:space="0"/>
+          <w:top w:val="single" w:sz="8" w:space="0" w:color="FFFFFF" w:themeColor="background1"/>
+          <w:left w:val="single" w:sz="8" w:space="0" w:color="FFFFFF" w:themeColor="background1"/>
+          <w:bottom w:val="single" w:sz="8" w:space="0" w:color="FFFFFF" w:themeColor="background1"/>
+          <w:right w:val="single" w:sz="8" w:space="0" w:color="FFFFFF" w:themeColor="background1"/>
           <w:insideH w:val="nil"/>
           <w:insideV w:val="nil"/>
         </w:tcBorders>
@@ -11193,12 +11176,12 @@
       <w:tblPr/>
       <w:tcPr>
         <w:tcBorders>
-          <w:top w:val="single" w:color="FFFFFF" w:themeColor="background1" w:sz="8" w:space="0"/>
-          <w:left w:val="single" w:color="FFFFFF" w:themeColor="background1" w:sz="8" w:space="0"/>
-          <w:bottom w:val="single" w:color="FFFFFF" w:themeColor="background1" w:sz="8" w:space="0"/>
-          <w:right w:val="single" w:color="FFFFFF" w:themeColor="background1" w:sz="8" w:space="0"/>
-          <w:insideH w:val="single" w:color="FFFFFF" w:themeColor="background1" w:sz="8" w:space="0"/>
-          <w:insideV w:val="single" w:color="FFFFFF" w:themeColor="background1" w:sz="8" w:space="0"/>
+          <w:top w:val="single" w:sz="8" w:space="0" w:color="FFFFFF" w:themeColor="background1"/>
+          <w:left w:val="single" w:sz="8" w:space="0" w:color="FFFFFF" w:themeColor="background1"/>
+          <w:bottom w:val="single" w:sz="8" w:space="0" w:color="FFFFFF" w:themeColor="background1"/>
+          <w:right w:val="single" w:sz="8" w:space="0" w:color="FFFFFF" w:themeColor="background1"/>
+          <w:insideH w:val="single" w:sz="8" w:space="0" w:color="FFFFFF" w:themeColor="background1"/>
+          <w:insideV w:val="single" w:sz="8" w:space="0" w:color="FFFFFF" w:themeColor="background1"/>
         </w:tcBorders>
         <w:shd w:val="clear" w:color="auto" w:fill="CDDDAC" w:themeFill="accent3" w:themeFillTint="7F"/>
       </w:tcPr>
@@ -11216,12 +11199,12 @@
       <w:tblStyleRowBandSize w:val="1"/>
       <w:tblStyleColBandSize w:val="1"/>
       <w:tblBorders>
-        <w:top w:val="single" w:color="FFFFFF" w:themeColor="background1" w:sz="8" w:space="0"/>
-        <w:left w:val="single" w:color="FFFFFF" w:themeColor="background1" w:sz="8" w:space="0"/>
-        <w:bottom w:val="single" w:color="FFFFFF" w:themeColor="background1" w:sz="8" w:space="0"/>
-        <w:right w:val="single" w:color="FFFFFF" w:themeColor="background1" w:sz="8" w:space="0"/>
-        <w:insideH w:val="single" w:color="FFFFFF" w:themeColor="background1" w:sz="6" w:space="0"/>
-        <w:insideV w:val="single" w:color="FFFFFF" w:themeColor="background1" w:sz="6" w:space="0"/>
+        <w:top w:val="single" w:sz="8" w:space="0" w:color="FFFFFF" w:themeColor="background1"/>
+        <w:left w:val="single" w:sz="8" w:space="0" w:color="FFFFFF" w:themeColor="background1"/>
+        <w:bottom w:val="single" w:sz="8" w:space="0" w:color="FFFFFF" w:themeColor="background1"/>
+        <w:right w:val="single" w:sz="8" w:space="0" w:color="FFFFFF" w:themeColor="background1"/>
+        <w:insideH w:val="single" w:sz="6" w:space="0" w:color="FFFFFF" w:themeColor="background1"/>
+        <w:insideV w:val="single" w:sz="6" w:space="0" w:color="FFFFFF" w:themeColor="background1"/>
       </w:tblBorders>
     </w:tblPr>
     <w:tcPr>
@@ -11238,12 +11221,12 @@
       <w:tblPr/>
       <w:tcPr>
         <w:tcBorders>
-          <w:top w:val="single" w:color="FFFFFF" w:themeColor="background1" w:sz="8" w:space="0"/>
-          <w:left w:val="single" w:color="FFFFFF" w:themeColor="background1" w:sz="8" w:space="0"/>
-          <w:bottom w:val="single" w:color="FFFFFF" w:themeColor="background1" w:sz="24" w:space="0"/>
-          <w:right w:val="single" w:color="FFFFFF" w:themeColor="background1" w:sz="8" w:space="0"/>
-          <w:insideH w:val="nil"/>
-          <w:insideV w:val="single" w:color="FFFFFF" w:themeColor="background1" w:sz="8" w:space="0"/>
+          <w:top w:val="single" w:sz="8" w:space="0" w:color="FFFFFF" w:themeColor="background1"/>
+          <w:left w:val="single" w:sz="8" w:space="0" w:color="FFFFFF" w:themeColor="background1"/>
+          <w:bottom w:val="single" w:sz="24" w:space="0" w:color="FFFFFF" w:themeColor="background1"/>
+          <w:right w:val="single" w:sz="8" w:space="0" w:color="FFFFFF" w:themeColor="background1"/>
+          <w:insideH w:val="nil"/>
+          <w:insideV w:val="single" w:sz="8" w:space="0" w:color="FFFFFF" w:themeColor="background1"/>
         </w:tcBorders>
         <w:shd w:val="clear" w:color="auto" w:fill="8064A2" w:themeFill="accent4"/>
       </w:tcPr>
@@ -11259,12 +11242,12 @@
       <w:tblPr/>
       <w:tcPr>
         <w:tcBorders>
-          <w:top w:val="single" w:color="FFFFFF" w:themeColor="background1" w:sz="24" w:space="0"/>
-          <w:left w:val="single" w:color="FFFFFF" w:themeColor="background1" w:sz="8" w:space="0"/>
-          <w:bottom w:val="single" w:color="FFFFFF" w:themeColor="background1" w:sz="8" w:space="0"/>
-          <w:right w:val="single" w:color="FFFFFF" w:themeColor="background1" w:sz="8" w:space="0"/>
-          <w:insideH w:val="nil"/>
-          <w:insideV w:val="single" w:color="FFFFFF" w:themeColor="background1" w:sz="8" w:space="0"/>
+          <w:top w:val="single" w:sz="24" w:space="0" w:color="FFFFFF" w:themeColor="background1"/>
+          <w:left w:val="single" w:sz="8" w:space="0" w:color="FFFFFF" w:themeColor="background1"/>
+          <w:bottom w:val="single" w:sz="8" w:space="0" w:color="FFFFFF" w:themeColor="background1"/>
+          <w:right w:val="single" w:sz="8" w:space="0" w:color="FFFFFF" w:themeColor="background1"/>
+          <w:insideH w:val="nil"/>
+          <w:insideV w:val="single" w:sz="8" w:space="0" w:color="FFFFFF" w:themeColor="background1"/>
         </w:tcBorders>
         <w:shd w:val="clear" w:color="auto" w:fill="8064A2" w:themeFill="accent4"/>
       </w:tcPr>
@@ -11280,8 +11263,8 @@
       <w:tblPr/>
       <w:tcPr>
         <w:tcBorders>
-          <w:left w:val="single" w:color="FFFFFF" w:themeColor="background1" w:sz="8" w:space="0"/>
-          <w:right w:val="single" w:color="FFFFFF" w:themeColor="background1" w:sz="24" w:space="0"/>
+          <w:left w:val="single" w:sz="8" w:space="0" w:color="FFFFFF" w:themeColor="background1"/>
+          <w:right w:val="single" w:sz="24" w:space="0" w:color="FFFFFF" w:themeColor="background1"/>
           <w:insideH w:val="nil"/>
           <w:insideV w:val="nil"/>
         </w:tcBorders>
@@ -11300,7 +11283,7 @@
       <w:tcPr>
         <w:tcBorders>
           <w:top w:val="nil"/>
-          <w:left w:val="single" w:color="FFFFFF" w:themeColor="background1" w:sz="24" w:space="0"/>
+          <w:left w:val="single" w:sz="24" w:space="0" w:color="FFFFFF" w:themeColor="background1"/>
           <w:bottom w:val="nil"/>
           <w:right w:val="nil"/>
           <w:insideH w:val="nil"/>
@@ -11313,10 +11296,10 @@
       <w:tblPr/>
       <w:tcPr>
         <w:tcBorders>
-          <w:top w:val="single" w:color="FFFFFF" w:themeColor="background1" w:sz="8" w:space="0"/>
-          <w:left w:val="single" w:color="FFFFFF" w:themeColor="background1" w:sz="8" w:space="0"/>
-          <w:bottom w:val="single" w:color="FFFFFF" w:themeColor="background1" w:sz="8" w:space="0"/>
-          <w:right w:val="single" w:color="FFFFFF" w:themeColor="background1" w:sz="8" w:space="0"/>
+          <w:top w:val="single" w:sz="8" w:space="0" w:color="FFFFFF" w:themeColor="background1"/>
+          <w:left w:val="single" w:sz="8" w:space="0" w:color="FFFFFF" w:themeColor="background1"/>
+          <w:bottom w:val="single" w:sz="8" w:space="0" w:color="FFFFFF" w:themeColor="background1"/>
+          <w:right w:val="single" w:sz="8" w:space="0" w:color="FFFFFF" w:themeColor="background1"/>
           <w:insideH w:val="nil"/>
           <w:insideV w:val="nil"/>
         </w:tcBorders>
@@ -11327,12 +11310,12 @@
       <w:tblPr/>
       <w:tcPr>
         <w:tcBorders>
-          <w:top w:val="single" w:color="FFFFFF" w:themeColor="background1" w:sz="8" w:space="0"/>
-          <w:left w:val="single" w:color="FFFFFF" w:themeColor="background1" w:sz="8" w:space="0"/>
-          <w:bottom w:val="single" w:color="FFFFFF" w:themeColor="background1" w:sz="8" w:space="0"/>
-          <w:right w:val="single" w:color="FFFFFF" w:themeColor="background1" w:sz="8" w:space="0"/>
-          <w:insideH w:val="single" w:color="FFFFFF" w:themeColor="background1" w:sz="8" w:space="0"/>
-          <w:insideV w:val="single" w:color="FFFFFF" w:themeColor="background1" w:sz="8" w:space="0"/>
+          <w:top w:val="single" w:sz="8" w:space="0" w:color="FFFFFF" w:themeColor="background1"/>
+          <w:left w:val="single" w:sz="8" w:space="0" w:color="FFFFFF" w:themeColor="background1"/>
+          <w:bottom w:val="single" w:sz="8" w:space="0" w:color="FFFFFF" w:themeColor="background1"/>
+          <w:right w:val="single" w:sz="8" w:space="0" w:color="FFFFFF" w:themeColor="background1"/>
+          <w:insideH w:val="single" w:sz="8" w:space="0" w:color="FFFFFF" w:themeColor="background1"/>
+          <w:insideV w:val="single" w:sz="8" w:space="0" w:color="FFFFFF" w:themeColor="background1"/>
         </w:tcBorders>
         <w:shd w:val="clear" w:color="auto" w:fill="BFB1D0" w:themeFill="accent4" w:themeFillTint="7F"/>
       </w:tcPr>
@@ -11350,12 +11333,12 @@
       <w:tblStyleRowBandSize w:val="1"/>
       <w:tblStyleColBandSize w:val="1"/>
       <w:tblBorders>
-        <w:top w:val="single" w:color="FFFFFF" w:themeColor="background1" w:sz="8" w:space="0"/>
-        <w:left w:val="single" w:color="FFFFFF" w:themeColor="background1" w:sz="8" w:space="0"/>
-        <w:bottom w:val="single" w:color="FFFFFF" w:themeColor="background1" w:sz="8" w:space="0"/>
-        <w:right w:val="single" w:color="FFFFFF" w:themeColor="background1" w:sz="8" w:space="0"/>
-        <w:insideH w:val="single" w:color="FFFFFF" w:themeColor="background1" w:sz="6" w:space="0"/>
-        <w:insideV w:val="single" w:color="FFFFFF" w:themeColor="background1" w:sz="6" w:space="0"/>
+        <w:top w:val="single" w:sz="8" w:space="0" w:color="FFFFFF" w:themeColor="background1"/>
+        <w:left w:val="single" w:sz="8" w:space="0" w:color="FFFFFF" w:themeColor="background1"/>
+        <w:bottom w:val="single" w:sz="8" w:space="0" w:color="FFFFFF" w:themeColor="background1"/>
+        <w:right w:val="single" w:sz="8" w:space="0" w:color="FFFFFF" w:themeColor="background1"/>
+        <w:insideH w:val="single" w:sz="6" w:space="0" w:color="FFFFFF" w:themeColor="background1"/>
+        <w:insideV w:val="single" w:sz="6" w:space="0" w:color="FFFFFF" w:themeColor="background1"/>
       </w:tblBorders>
     </w:tblPr>
     <w:tcPr>
@@ -11372,12 +11355,12 @@
       <w:tblPr/>
       <w:tcPr>
         <w:tcBorders>
-          <w:top w:val="single" w:color="FFFFFF" w:themeColor="background1" w:sz="8" w:space="0"/>
-          <w:left w:val="single" w:color="FFFFFF" w:themeColor="background1" w:sz="8" w:space="0"/>
-          <w:bottom w:val="single" w:color="FFFFFF" w:themeColor="background1" w:sz="24" w:space="0"/>
-          <w:right w:val="single" w:color="FFFFFF" w:themeColor="background1" w:sz="8" w:space="0"/>
-          <w:insideH w:val="nil"/>
-          <w:insideV w:val="single" w:color="FFFFFF" w:themeColor="background1" w:sz="8" w:space="0"/>
+          <w:top w:val="single" w:sz="8" w:space="0" w:color="FFFFFF" w:themeColor="background1"/>
+          <w:left w:val="single" w:sz="8" w:space="0" w:color="FFFFFF" w:themeColor="background1"/>
+          <w:bottom w:val="single" w:sz="24" w:space="0" w:color="FFFFFF" w:themeColor="background1"/>
+          <w:right w:val="single" w:sz="8" w:space="0" w:color="FFFFFF" w:themeColor="background1"/>
+          <w:insideH w:val="nil"/>
+          <w:insideV w:val="single" w:sz="8" w:space="0" w:color="FFFFFF" w:themeColor="background1"/>
         </w:tcBorders>
         <w:shd w:val="clear" w:color="auto" w:fill="4BACC6" w:themeFill="accent5"/>
       </w:tcPr>
@@ -11393,12 +11376,12 @@
       <w:tblPr/>
       <w:tcPr>
         <w:tcBorders>
-          <w:top w:val="single" w:color="FFFFFF" w:themeColor="background1" w:sz="24" w:space="0"/>
-          <w:left w:val="single" w:color="FFFFFF" w:themeColor="background1" w:sz="8" w:space="0"/>
-          <w:bottom w:val="single" w:color="FFFFFF" w:themeColor="background1" w:sz="8" w:space="0"/>
-          <w:right w:val="single" w:color="FFFFFF" w:themeColor="background1" w:sz="8" w:space="0"/>
-          <w:insideH w:val="nil"/>
-          <w:insideV w:val="single" w:color="FFFFFF" w:themeColor="background1" w:sz="8" w:space="0"/>
+          <w:top w:val="single" w:sz="24" w:space="0" w:color="FFFFFF" w:themeColor="background1"/>
+          <w:left w:val="single" w:sz="8" w:space="0" w:color="FFFFFF" w:themeColor="background1"/>
+          <w:bottom w:val="single" w:sz="8" w:space="0" w:color="FFFFFF" w:themeColor="background1"/>
+          <w:right w:val="single" w:sz="8" w:space="0" w:color="FFFFFF" w:themeColor="background1"/>
+          <w:insideH w:val="nil"/>
+          <w:insideV w:val="single" w:sz="8" w:space="0" w:color="FFFFFF" w:themeColor="background1"/>
         </w:tcBorders>
         <w:shd w:val="clear" w:color="auto" w:fill="4BACC6" w:themeFill="accent5"/>
       </w:tcPr>
@@ -11414,8 +11397,8 @@
       <w:tblPr/>
       <w:tcPr>
         <w:tcBorders>
-          <w:left w:val="single" w:color="FFFFFF" w:themeColor="background1" w:sz="8" w:space="0"/>
-          <w:right w:val="single" w:color="FFFFFF" w:themeColor="background1" w:sz="24" w:space="0"/>
+          <w:left w:val="single" w:sz="8" w:space="0" w:color="FFFFFF" w:themeColor="background1"/>
+          <w:right w:val="single" w:sz="24" w:space="0" w:color="FFFFFF" w:themeColor="background1"/>
           <w:insideH w:val="nil"/>
           <w:insideV w:val="nil"/>
         </w:tcBorders>
@@ -11434,7 +11417,7 @@
       <w:tcPr>
         <w:tcBorders>
           <w:top w:val="nil"/>
-          <w:left w:val="single" w:color="FFFFFF" w:themeColor="background1" w:sz="24" w:space="0"/>
+          <w:left w:val="single" w:sz="24" w:space="0" w:color="FFFFFF" w:themeColor="background1"/>
           <w:bottom w:val="nil"/>
           <w:right w:val="nil"/>
           <w:insideH w:val="nil"/>
@@ -11447,10 +11430,10 @@
       <w:tblPr/>
       <w:tcPr>
         <w:tcBorders>
-          <w:top w:val="single" w:color="FFFFFF" w:themeColor="background1" w:sz="8" w:space="0"/>
-          <w:left w:val="single" w:color="FFFFFF" w:themeColor="background1" w:sz="8" w:space="0"/>
-          <w:bottom w:val="single" w:color="FFFFFF" w:themeColor="background1" w:sz="8" w:space="0"/>
-          <w:right w:val="single" w:color="FFFFFF" w:themeColor="background1" w:sz="8" w:space="0"/>
+          <w:top w:val="single" w:sz="8" w:space="0" w:color="FFFFFF" w:themeColor="background1"/>
+          <w:left w:val="single" w:sz="8" w:space="0" w:color="FFFFFF" w:themeColor="background1"/>
+          <w:bottom w:val="single" w:sz="8" w:space="0" w:color="FFFFFF" w:themeColor="background1"/>
+          <w:right w:val="single" w:sz="8" w:space="0" w:color="FFFFFF" w:themeColor="background1"/>
           <w:insideH w:val="nil"/>
           <w:insideV w:val="nil"/>
         </w:tcBorders>
@@ -11461,12 +11444,12 @@
       <w:tblPr/>
       <w:tcPr>
         <w:tcBorders>
-          <w:top w:val="single" w:color="FFFFFF" w:themeColor="background1" w:sz="8" w:space="0"/>
-          <w:left w:val="single" w:color="FFFFFF" w:themeColor="background1" w:sz="8" w:space="0"/>
-          <w:bottom w:val="single" w:color="FFFFFF" w:themeColor="background1" w:sz="8" w:space="0"/>
-          <w:right w:val="single" w:color="FFFFFF" w:themeColor="background1" w:sz="8" w:space="0"/>
-          <w:insideH w:val="single" w:color="FFFFFF" w:themeColor="background1" w:sz="8" w:space="0"/>
-          <w:insideV w:val="single" w:color="FFFFFF" w:themeColor="background1" w:sz="8" w:space="0"/>
+          <w:top w:val="single" w:sz="8" w:space="0" w:color="FFFFFF" w:themeColor="background1"/>
+          <w:left w:val="single" w:sz="8" w:space="0" w:color="FFFFFF" w:themeColor="background1"/>
+          <w:bottom w:val="single" w:sz="8" w:space="0" w:color="FFFFFF" w:themeColor="background1"/>
+          <w:right w:val="single" w:sz="8" w:space="0" w:color="FFFFFF" w:themeColor="background1"/>
+          <w:insideH w:val="single" w:sz="8" w:space="0" w:color="FFFFFF" w:themeColor="background1"/>
+          <w:insideV w:val="single" w:sz="8" w:space="0" w:color="FFFFFF" w:themeColor="background1"/>
         </w:tcBorders>
         <w:shd w:val="clear" w:color="auto" w:fill="A5D5E2" w:themeFill="accent5" w:themeFillTint="7F"/>
       </w:tcPr>
@@ -11484,12 +11467,12 @@
       <w:tblStyleRowBandSize w:val="1"/>
       <w:tblStyleColBandSize w:val="1"/>
       <w:tblBorders>
-        <w:top w:val="single" w:color="FFFFFF" w:themeColor="background1" w:sz="8" w:space="0"/>
-        <w:left w:val="single" w:color="FFFFFF" w:themeColor="background1" w:sz="8" w:space="0"/>
-        <w:bottom w:val="single" w:color="FFFFFF" w:themeColor="background1" w:sz="8" w:space="0"/>
-        <w:right w:val="single" w:color="FFFFFF" w:themeColor="background1" w:sz="8" w:space="0"/>
-        <w:insideH w:val="single" w:color="FFFFFF" w:themeColor="background1" w:sz="6" w:space="0"/>
-        <w:insideV w:val="single" w:color="FFFFFF" w:themeColor="background1" w:sz="6" w:space="0"/>
+        <w:top w:val="single" w:sz="8" w:space="0" w:color="FFFFFF" w:themeColor="background1"/>
+        <w:left w:val="single" w:sz="8" w:space="0" w:color="FFFFFF" w:themeColor="background1"/>
+        <w:bottom w:val="single" w:sz="8" w:space="0" w:color="FFFFFF" w:themeColor="background1"/>
+        <w:right w:val="single" w:sz="8" w:space="0" w:color="FFFFFF" w:themeColor="background1"/>
+        <w:insideH w:val="single" w:sz="6" w:space="0" w:color="FFFFFF" w:themeColor="background1"/>
+        <w:insideV w:val="single" w:sz="6" w:space="0" w:color="FFFFFF" w:themeColor="background1"/>
       </w:tblBorders>
     </w:tblPr>
     <w:tcPr>
@@ -11506,12 +11489,12 @@
       <w:tblPr/>
       <w:tcPr>
         <w:tcBorders>
-          <w:top w:val="single" w:color="FFFFFF" w:themeColor="background1" w:sz="8" w:space="0"/>
-          <w:left w:val="single" w:color="FFFFFF" w:themeColor="background1" w:sz="8" w:space="0"/>
-          <w:bottom w:val="single" w:color="FFFFFF" w:themeColor="background1" w:sz="24" w:space="0"/>
-          <w:right w:val="single" w:color="FFFFFF" w:themeColor="background1" w:sz="8" w:space="0"/>
-          <w:insideH w:val="nil"/>
-          <w:insideV w:val="single" w:color="FFFFFF" w:themeColor="background1" w:sz="8" w:space="0"/>
+          <w:top w:val="single" w:sz="8" w:space="0" w:color="FFFFFF" w:themeColor="background1"/>
+          <w:left w:val="single" w:sz="8" w:space="0" w:color="FFFFFF" w:themeColor="background1"/>
+          <w:bottom w:val="single" w:sz="24" w:space="0" w:color="FFFFFF" w:themeColor="background1"/>
+          <w:right w:val="single" w:sz="8" w:space="0" w:color="FFFFFF" w:themeColor="background1"/>
+          <w:insideH w:val="nil"/>
+          <w:insideV w:val="single" w:sz="8" w:space="0" w:color="FFFFFF" w:themeColor="background1"/>
         </w:tcBorders>
         <w:shd w:val="clear" w:color="auto" w:fill="F79646" w:themeFill="accent6"/>
       </w:tcPr>
@@ -11527,12 +11510,12 @@
       <w:tblPr/>
       <w:tcPr>
         <w:tcBorders>
-          <w:top w:val="single" w:color="FFFFFF" w:themeColor="background1" w:sz="24" w:space="0"/>
-          <w:left w:val="single" w:color="FFFFFF" w:themeColor="background1" w:sz="8" w:space="0"/>
-          <w:bottom w:val="single" w:color="FFFFFF" w:themeColor="background1" w:sz="8" w:space="0"/>
-          <w:right w:val="single" w:color="FFFFFF" w:themeColor="background1" w:sz="8" w:space="0"/>
-          <w:insideH w:val="nil"/>
-          <w:insideV w:val="single" w:color="FFFFFF" w:themeColor="background1" w:sz="8" w:space="0"/>
+          <w:top w:val="single" w:sz="24" w:space="0" w:color="FFFFFF" w:themeColor="background1"/>
+          <w:left w:val="single" w:sz="8" w:space="0" w:color="FFFFFF" w:themeColor="background1"/>
+          <w:bottom w:val="single" w:sz="8" w:space="0" w:color="FFFFFF" w:themeColor="background1"/>
+          <w:right w:val="single" w:sz="8" w:space="0" w:color="FFFFFF" w:themeColor="background1"/>
+          <w:insideH w:val="nil"/>
+          <w:insideV w:val="single" w:sz="8" w:space="0" w:color="FFFFFF" w:themeColor="background1"/>
         </w:tcBorders>
         <w:shd w:val="clear" w:color="auto" w:fill="F79646" w:themeFill="accent6"/>
       </w:tcPr>
@@ -11548,8 +11531,8 @@
       <w:tblPr/>
       <w:tcPr>
         <w:tcBorders>
-          <w:left w:val="single" w:color="FFFFFF" w:themeColor="background1" w:sz="8" w:space="0"/>
-          <w:right w:val="single" w:color="FFFFFF" w:themeColor="background1" w:sz="24" w:space="0"/>
+          <w:left w:val="single" w:sz="8" w:space="0" w:color="FFFFFF" w:themeColor="background1"/>
+          <w:right w:val="single" w:sz="24" w:space="0" w:color="FFFFFF" w:themeColor="background1"/>
           <w:insideH w:val="nil"/>
           <w:insideV w:val="nil"/>
         </w:tcBorders>
@@ -11568,7 +11551,7 @@
       <w:tcPr>
         <w:tcBorders>
           <w:top w:val="nil"/>
-          <w:left w:val="single" w:color="FFFFFF" w:themeColor="background1" w:sz="24" w:space="0"/>
+          <w:left w:val="single" w:sz="24" w:space="0" w:color="FFFFFF" w:themeColor="background1"/>
           <w:bottom w:val="nil"/>
           <w:right w:val="nil"/>
           <w:insideH w:val="nil"/>
@@ -11581,10 +11564,10 @@
       <w:tblPr/>
       <w:tcPr>
         <w:tcBorders>
-          <w:top w:val="single" w:color="FFFFFF" w:themeColor="background1" w:sz="8" w:space="0"/>
-          <w:left w:val="single" w:color="FFFFFF" w:themeColor="background1" w:sz="8" w:space="0"/>
-          <w:bottom w:val="single" w:color="FFFFFF" w:themeColor="background1" w:sz="8" w:space="0"/>
-          <w:right w:val="single" w:color="FFFFFF" w:themeColor="background1" w:sz="8" w:space="0"/>
+          <w:top w:val="single" w:sz="8" w:space="0" w:color="FFFFFF" w:themeColor="background1"/>
+          <w:left w:val="single" w:sz="8" w:space="0" w:color="FFFFFF" w:themeColor="background1"/>
+          <w:bottom w:val="single" w:sz="8" w:space="0" w:color="FFFFFF" w:themeColor="background1"/>
+          <w:right w:val="single" w:sz="8" w:space="0" w:color="FFFFFF" w:themeColor="background1"/>
           <w:insideH w:val="nil"/>
           <w:insideV w:val="nil"/>
         </w:tcBorders>
@@ -11595,12 +11578,12 @@
       <w:tblPr/>
       <w:tcPr>
         <w:tcBorders>
-          <w:top w:val="single" w:color="FFFFFF" w:themeColor="background1" w:sz="8" w:space="0"/>
-          <w:left w:val="single" w:color="FFFFFF" w:themeColor="background1" w:sz="8" w:space="0"/>
-          <w:bottom w:val="single" w:color="FFFFFF" w:themeColor="background1" w:sz="8" w:space="0"/>
-          <w:right w:val="single" w:color="FFFFFF" w:themeColor="background1" w:sz="8" w:space="0"/>
-          <w:insideH w:val="single" w:color="FFFFFF" w:themeColor="background1" w:sz="8" w:space="0"/>
-          <w:insideV w:val="single" w:color="FFFFFF" w:themeColor="background1" w:sz="8" w:space="0"/>
+          <w:top w:val="single" w:sz="8" w:space="0" w:color="FFFFFF" w:themeColor="background1"/>
+          <w:left w:val="single" w:sz="8" w:space="0" w:color="FFFFFF" w:themeColor="background1"/>
+          <w:bottom w:val="single" w:sz="8" w:space="0" w:color="FFFFFF" w:themeColor="background1"/>
+          <w:right w:val="single" w:sz="8" w:space="0" w:color="FFFFFF" w:themeColor="background1"/>
+          <w:insideH w:val="single" w:sz="8" w:space="0" w:color="FFFFFF" w:themeColor="background1"/>
+          <w:insideV w:val="single" w:sz="8" w:space="0" w:color="FFFFFF" w:themeColor="background1"/>
         </w:tcBorders>
         <w:shd w:val="clear" w:color="auto" w:fill="FBCAA2" w:themeFill="accent6" w:themeFillTint="7F"/>
       </w:tcPr>
@@ -11634,7 +11617,7 @@
         <w:tcBorders>
           <w:top w:val="nil"/>
           <w:left w:val="nil"/>
-          <w:bottom w:val="single" w:color="FFFFFF" w:themeColor="background1" w:sz="18" w:space="0"/>
+          <w:bottom w:val="single" w:sz="18" w:space="0" w:color="FFFFFF" w:themeColor="background1"/>
           <w:right w:val="nil"/>
           <w:insideH w:val="nil"/>
           <w:insideV w:val="nil"/>
@@ -11646,7 +11629,7 @@
       <w:tblPr/>
       <w:tcPr>
         <w:tcBorders>
-          <w:top w:val="single" w:color="FFFFFF" w:themeColor="background1" w:sz="18" w:space="0"/>
+          <w:top w:val="single" w:sz="18" w:space="0" w:color="FFFFFF" w:themeColor="background1"/>
           <w:left w:val="nil"/>
           <w:bottom w:val="nil"/>
           <w:right w:val="nil"/>
@@ -11663,7 +11646,7 @@
           <w:top w:val="nil"/>
           <w:left w:val="nil"/>
           <w:bottom w:val="nil"/>
-          <w:right w:val="single" w:color="FFFFFF" w:themeColor="background1" w:sz="18" w:space="0"/>
+          <w:right w:val="single" w:sz="18" w:space="0" w:color="FFFFFF" w:themeColor="background1"/>
           <w:insideH w:val="nil"/>
           <w:insideV w:val="nil"/>
         </w:tcBorders>
@@ -11675,7 +11658,7 @@
       <w:tcPr>
         <w:tcBorders>
           <w:top w:val="nil"/>
-          <w:left w:val="single" w:color="FFFFFF" w:themeColor="background1" w:sz="18" w:space="0"/>
+          <w:left w:val="single" w:sz="18" w:space="0" w:color="FFFFFF" w:themeColor="background1"/>
           <w:bottom w:val="nil"/>
           <w:right w:val="nil"/>
           <w:insideH w:val="nil"/>
@@ -11741,7 +11724,7 @@
         <w:tcBorders>
           <w:top w:val="nil"/>
           <w:left w:val="nil"/>
-          <w:bottom w:val="single" w:color="FFFFFF" w:themeColor="background1" w:sz="18" w:space="0"/>
+          <w:bottom w:val="single" w:sz="18" w:space="0" w:color="FFFFFF" w:themeColor="background1"/>
           <w:right w:val="nil"/>
           <w:insideH w:val="nil"/>
           <w:insideV w:val="nil"/>
@@ -11753,7 +11736,7 @@
       <w:tblPr/>
       <w:tcPr>
         <w:tcBorders>
-          <w:top w:val="single" w:color="FFFFFF" w:themeColor="background1" w:sz="18" w:space="0"/>
+          <w:top w:val="single" w:sz="18" w:space="0" w:color="FFFFFF" w:themeColor="background1"/>
           <w:left w:val="nil"/>
           <w:bottom w:val="nil"/>
           <w:right w:val="nil"/>
@@ -11770,7 +11753,7 @@
           <w:top w:val="nil"/>
           <w:left w:val="nil"/>
           <w:bottom w:val="nil"/>
-          <w:right w:val="single" w:color="FFFFFF" w:themeColor="background1" w:sz="18" w:space="0"/>
+          <w:right w:val="single" w:sz="18" w:space="0" w:color="FFFFFF" w:themeColor="background1"/>
           <w:insideH w:val="nil"/>
           <w:insideV w:val="nil"/>
         </w:tcBorders>
@@ -11782,7 +11765,7 @@
       <w:tcPr>
         <w:tcBorders>
           <w:top w:val="nil"/>
-          <w:left w:val="single" w:color="FFFFFF" w:themeColor="background1" w:sz="18" w:space="0"/>
+          <w:left w:val="single" w:sz="18" w:space="0" w:color="FFFFFF" w:themeColor="background1"/>
           <w:bottom w:val="nil"/>
           <w:right w:val="nil"/>
           <w:insideH w:val="nil"/>
@@ -11848,7 +11831,7 @@
         <w:tcBorders>
           <w:top w:val="nil"/>
           <w:left w:val="nil"/>
-          <w:bottom w:val="single" w:color="FFFFFF" w:themeColor="background1" w:sz="18" w:space="0"/>
+          <w:bottom w:val="single" w:sz="18" w:space="0" w:color="FFFFFF" w:themeColor="background1"/>
           <w:right w:val="nil"/>
           <w:insideH w:val="nil"/>
           <w:insideV w:val="nil"/>
@@ -11860,7 +11843,7 @@
       <w:tblPr/>
       <w:tcPr>
         <w:tcBorders>
-          <w:top w:val="single" w:color="FFFFFF" w:themeColor="background1" w:sz="18" w:space="0"/>
+          <w:top w:val="single" w:sz="18" w:space="0" w:color="FFFFFF" w:themeColor="background1"/>
           <w:left w:val="nil"/>
           <w:bottom w:val="nil"/>
           <w:right w:val="nil"/>
@@ -11877,7 +11860,7 @@
           <w:top w:val="nil"/>
           <w:left w:val="nil"/>
           <w:bottom w:val="nil"/>
-          <w:right w:val="single" w:color="FFFFFF" w:themeColor="background1" w:sz="18" w:space="0"/>
+          <w:right w:val="single" w:sz="18" w:space="0" w:color="FFFFFF" w:themeColor="background1"/>
           <w:insideH w:val="nil"/>
           <w:insideV w:val="nil"/>
         </w:tcBorders>
@@ -11889,7 +11872,7 @@
       <w:tcPr>
         <w:tcBorders>
           <w:top w:val="nil"/>
-          <w:left w:val="single" w:color="FFFFFF" w:themeColor="background1" w:sz="18" w:space="0"/>
+          <w:left w:val="single" w:sz="18" w:space="0" w:color="FFFFFF" w:themeColor="background1"/>
           <w:bottom w:val="nil"/>
           <w:right w:val="nil"/>
           <w:insideH w:val="nil"/>
@@ -11955,7 +11938,7 @@
         <w:tcBorders>
           <w:top w:val="nil"/>
           <w:left w:val="nil"/>
-          <w:bottom w:val="single" w:color="FFFFFF" w:themeColor="background1" w:sz="18" w:space="0"/>
+          <w:bottom w:val="single" w:sz="18" w:space="0" w:color="FFFFFF" w:themeColor="background1"/>
           <w:right w:val="nil"/>
           <w:insideH w:val="nil"/>
           <w:insideV w:val="nil"/>
@@ -11967,7 +11950,7 @@
       <w:tblPr/>
       <w:tcPr>
         <w:tcBorders>
-          <w:top w:val="single" w:color="FFFFFF" w:themeColor="background1" w:sz="18" w:space="0"/>
+          <w:top w:val="single" w:sz="18" w:space="0" w:color="FFFFFF" w:themeColor="background1"/>
           <w:left w:val="nil"/>
           <w:bottom w:val="nil"/>
           <w:right w:val="nil"/>
@@ -11984,7 +11967,7 @@
           <w:top w:val="nil"/>
           <w:left w:val="nil"/>
           <w:bottom w:val="nil"/>
-          <w:right w:val="single" w:color="FFFFFF" w:themeColor="background1" w:sz="18" w:space="0"/>
+          <w:right w:val="single" w:sz="18" w:space="0" w:color="FFFFFF" w:themeColor="background1"/>
           <w:insideH w:val="nil"/>
           <w:insideV w:val="nil"/>
         </w:tcBorders>
@@ -11996,7 +11979,7 @@
       <w:tcPr>
         <w:tcBorders>
           <w:top w:val="nil"/>
-          <w:left w:val="single" w:color="FFFFFF" w:themeColor="background1" w:sz="18" w:space="0"/>
+          <w:left w:val="single" w:sz="18" w:space="0" w:color="FFFFFF" w:themeColor="background1"/>
           <w:bottom w:val="nil"/>
           <w:right w:val="nil"/>
           <w:insideH w:val="nil"/>
@@ -12062,7 +12045,7 @@
         <w:tcBorders>
           <w:top w:val="nil"/>
           <w:left w:val="nil"/>
-          <w:bottom w:val="single" w:color="FFFFFF" w:themeColor="background1" w:sz="18" w:space="0"/>
+          <w:bottom w:val="single" w:sz="18" w:space="0" w:color="FFFFFF" w:themeColor="background1"/>
           <w:right w:val="nil"/>
           <w:insideH w:val="nil"/>
           <w:insideV w:val="nil"/>
@@ -12074,7 +12057,7 @@
       <w:tblPr/>
       <w:tcPr>
         <w:tcBorders>
-          <w:top w:val="single" w:color="FFFFFF" w:themeColor="background1" w:sz="18" w:space="0"/>
+          <w:top w:val="single" w:sz="18" w:space="0" w:color="FFFFFF" w:themeColor="background1"/>
           <w:left w:val="nil"/>
           <w:bottom w:val="nil"/>
           <w:right w:val="nil"/>
@@ -12091,7 +12074,7 @@
           <w:top w:val="nil"/>
           <w:left w:val="nil"/>
           <w:bottom w:val="nil"/>
-          <w:right w:val="single" w:color="FFFFFF" w:themeColor="background1" w:sz="18" w:space="0"/>
+          <w:right w:val="single" w:sz="18" w:space="0" w:color="FFFFFF" w:themeColor="background1"/>
           <w:insideH w:val="nil"/>
           <w:insideV w:val="nil"/>
         </w:tcBorders>
@@ -12103,7 +12086,7 @@
       <w:tcPr>
         <w:tcBorders>
           <w:top w:val="nil"/>
-          <w:left w:val="single" w:color="FFFFFF" w:themeColor="background1" w:sz="18" w:space="0"/>
+          <w:left w:val="single" w:sz="18" w:space="0" w:color="FFFFFF" w:themeColor="background1"/>
           <w:bottom w:val="nil"/>
           <w:right w:val="nil"/>
           <w:insideH w:val="nil"/>
@@ -12169,7 +12152,7 @@
         <w:tcBorders>
           <w:top w:val="nil"/>
           <w:left w:val="nil"/>
-          <w:bottom w:val="single" w:color="FFFFFF" w:themeColor="background1" w:sz="18" w:space="0"/>
+          <w:bottom w:val="single" w:sz="18" w:space="0" w:color="FFFFFF" w:themeColor="background1"/>
           <w:right w:val="nil"/>
           <w:insideH w:val="nil"/>
           <w:insideV w:val="nil"/>
@@ -12181,7 +12164,7 @@
       <w:tblPr/>
       <w:tcPr>
         <w:tcBorders>
-          <w:top w:val="single" w:color="FFFFFF" w:themeColor="background1" w:sz="18" w:space="0"/>
+          <w:top w:val="single" w:sz="18" w:space="0" w:color="FFFFFF" w:themeColor="background1"/>
           <w:left w:val="nil"/>
           <w:bottom w:val="nil"/>
           <w:right w:val="nil"/>
@@ -12198,7 +12181,7 @@
           <w:top w:val="nil"/>
           <w:left w:val="nil"/>
           <w:bottom w:val="nil"/>
-          <w:right w:val="single" w:color="FFFFFF" w:themeColor="background1" w:sz="18" w:space="0"/>
+          <w:right w:val="single" w:sz="18" w:space="0" w:color="FFFFFF" w:themeColor="background1"/>
           <w:insideH w:val="nil"/>
           <w:insideV w:val="nil"/>
         </w:tcBorders>
@@ -12210,7 +12193,7 @@
       <w:tcPr>
         <w:tcBorders>
           <w:top w:val="nil"/>
-          <w:left w:val="single" w:color="FFFFFF" w:themeColor="background1" w:sz="18" w:space="0"/>
+          <w:left w:val="single" w:sz="18" w:space="0" w:color="FFFFFF" w:themeColor="background1"/>
           <w:bottom w:val="nil"/>
           <w:right w:val="nil"/>
           <w:insideH w:val="nil"/>
@@ -12276,7 +12259,7 @@
         <w:tcBorders>
           <w:top w:val="nil"/>
           <w:left w:val="nil"/>
-          <w:bottom w:val="single" w:color="FFFFFF" w:themeColor="background1" w:sz="18" w:space="0"/>
+          <w:bottom w:val="single" w:sz="18" w:space="0" w:color="FFFFFF" w:themeColor="background1"/>
           <w:right w:val="nil"/>
           <w:insideH w:val="nil"/>
           <w:insideV w:val="nil"/>
@@ -12288,7 +12271,7 @@
       <w:tblPr/>
       <w:tcPr>
         <w:tcBorders>
-          <w:top w:val="single" w:color="FFFFFF" w:themeColor="background1" w:sz="18" w:space="0"/>
+          <w:top w:val="single" w:sz="18" w:space="0" w:color="FFFFFF" w:themeColor="background1"/>
           <w:left w:val="nil"/>
           <w:bottom w:val="nil"/>
           <w:right w:val="nil"/>
@@ -12305,7 +12288,7 @@
           <w:top w:val="nil"/>
           <w:left w:val="nil"/>
           <w:bottom w:val="nil"/>
-          <w:right w:val="single" w:color="FFFFFF" w:themeColor="background1" w:sz="18" w:space="0"/>
+          <w:right w:val="single" w:sz="18" w:space="0" w:color="FFFFFF" w:themeColor="background1"/>
           <w:insideH w:val="nil"/>
           <w:insideV w:val="nil"/>
         </w:tcBorders>
@@ -12317,7 +12300,7 @@
       <w:tcPr>
         <w:tcBorders>
           <w:top w:val="nil"/>
-          <w:left w:val="single" w:color="FFFFFF" w:themeColor="background1" w:sz="18" w:space="0"/>
+          <w:left w:val="single" w:sz="18" w:space="0" w:color="FFFFFF" w:themeColor="background1"/>
           <w:bottom w:val="nil"/>
           <w:right w:val="nil"/>
           <w:insideH w:val="nil"/>
@@ -12370,12 +12353,12 @@
       <w:tblStyleRowBandSize w:val="1"/>
       <w:tblStyleColBandSize w:val="1"/>
       <w:tblBorders>
-        <w:top w:val="single" w:color="C0504D" w:themeColor="accent2" w:sz="24" w:space="0"/>
-        <w:left w:val="single" w:color="000000" w:themeColor="text1" w:sz="4" w:space="0"/>
-        <w:bottom w:val="single" w:color="000000" w:themeColor="text1" w:sz="4" w:space="0"/>
-        <w:right w:val="single" w:color="000000" w:themeColor="text1" w:sz="4" w:space="0"/>
-        <w:insideH w:val="single" w:color="FFFFFF" w:themeColor="background1" w:sz="4" w:space="0"/>
-        <w:insideV w:val="single" w:color="FFFFFF" w:themeColor="background1" w:sz="4" w:space="0"/>
+        <w:top w:val="single" w:sz="24" w:space="0" w:color="C0504D" w:themeColor="accent2"/>
+        <w:left w:val="single" w:sz="4" w:space="0" w:color="000000" w:themeColor="text1"/>
+        <w:bottom w:val="single" w:sz="4" w:space="0" w:color="000000" w:themeColor="text1"/>
+        <w:right w:val="single" w:sz="4" w:space="0" w:color="000000" w:themeColor="text1"/>
+        <w:insideH w:val="single" w:sz="4" w:space="0" w:color="FFFFFF" w:themeColor="background1"/>
+        <w:insideV w:val="single" w:sz="4" w:space="0" w:color="FFFFFF" w:themeColor="background1"/>
       </w:tblBorders>
     </w:tblPr>
     <w:tcPr>
@@ -12391,7 +12374,7 @@
         <w:tcBorders>
           <w:top w:val="nil"/>
           <w:left w:val="nil"/>
-          <w:bottom w:val="single" w:color="C0504D" w:themeColor="accent2" w:sz="24" w:space="0"/>
+          <w:bottom w:val="single" w:sz="24" w:space="0" w:color="C0504D" w:themeColor="accent2"/>
           <w:right w:val="nil"/>
           <w:insideH w:val="nil"/>
           <w:insideV w:val="nil"/>
@@ -12408,7 +12391,7 @@
       <w:tblPr/>
       <w:tcPr>
         <w:tcBorders>
-          <w:top w:val="single" w:color="FFFFFF" w:themeColor="background1" w:sz="6" w:space="0"/>
+          <w:top w:val="single" w:sz="6" w:space="0" w:color="FFFFFF" w:themeColor="background1"/>
         </w:tcBorders>
         <w:shd w:val="clear" w:color="auto" w:fill="000000" w:themeFill="text1" w:themeFillShade="99"/>
       </w:tcPr>
@@ -12424,7 +12407,7 @@
           <w:left w:val="nil"/>
           <w:bottom w:val="nil"/>
           <w:right w:val="nil"/>
-          <w:insideH w:val="single" w:color="000000" w:themeColor="text1" w:themeShade="99" w:sz="4" w:space="0"/>
+          <w:insideH w:val="single" w:sz="4" w:space="0" w:color="000000" w:themeColor="text1" w:themeShade="99"/>
           <w:insideV w:val="nil"/>
         </w:tcBorders>
         <w:shd w:val="clear" w:color="auto" w:fill="000000" w:themeFill="text1" w:themeFillShade="99"/>
@@ -12485,12 +12468,12 @@
       <w:tblStyleRowBandSize w:val="1"/>
       <w:tblStyleColBandSize w:val="1"/>
       <w:tblBorders>
-        <w:top w:val="single" w:color="C0504D" w:themeColor="accent2" w:sz="24" w:space="0"/>
-        <w:left w:val="single" w:color="4F81BD" w:themeColor="accent1" w:sz="4" w:space="0"/>
-        <w:bottom w:val="single" w:color="4F81BD" w:themeColor="accent1" w:sz="4" w:space="0"/>
-        <w:right w:val="single" w:color="4F81BD" w:themeColor="accent1" w:sz="4" w:space="0"/>
-        <w:insideH w:val="single" w:color="FFFFFF" w:themeColor="background1" w:sz="4" w:space="0"/>
-        <w:insideV w:val="single" w:color="FFFFFF" w:themeColor="background1" w:sz="4" w:space="0"/>
+        <w:top w:val="single" w:sz="24" w:space="0" w:color="C0504D" w:themeColor="accent2"/>
+        <w:left w:val="single" w:sz="4" w:space="0" w:color="4F81BD" w:themeColor="accent1"/>
+        <w:bottom w:val="single" w:sz="4" w:space="0" w:color="4F81BD" w:themeColor="accent1"/>
+        <w:right w:val="single" w:sz="4" w:space="0" w:color="4F81BD" w:themeColor="accent1"/>
+        <w:insideH w:val="single" w:sz="4" w:space="0" w:color="FFFFFF" w:themeColor="background1"/>
+        <w:insideV w:val="single" w:sz="4" w:space="0" w:color="FFFFFF" w:themeColor="background1"/>
       </w:tblBorders>
     </w:tblPr>
     <w:tcPr>
@@ -12506,7 +12489,7 @@
         <w:tcBorders>
           <w:top w:val="nil"/>
           <w:left w:val="nil"/>
-          <w:bottom w:val="single" w:color="C0504D" w:themeColor="accent2" w:sz="24" w:space="0"/>
+          <w:bottom w:val="single" w:sz="24" w:space="0" w:color="C0504D" w:themeColor="accent2"/>
           <w:right w:val="nil"/>
           <w:insideH w:val="nil"/>
           <w:insideV w:val="nil"/>
@@ -12523,7 +12506,7 @@
       <w:tblPr/>
       <w:tcPr>
         <w:tcBorders>
-          <w:top w:val="single" w:color="FFFFFF" w:themeColor="background1" w:sz="6" w:space="0"/>
+          <w:top w:val="single" w:sz="6" w:space="0" w:color="FFFFFF" w:themeColor="background1"/>
         </w:tcBorders>
         <w:shd w:val="clear" w:color="auto" w:fill="2C4C74" w:themeFill="accent1" w:themeFillShade="99"/>
       </w:tcPr>
@@ -12539,7 +12522,7 @@
           <w:left w:val="nil"/>
           <w:bottom w:val="nil"/>
           <w:right w:val="nil"/>
-          <w:insideH w:val="single" w:color="2C4C74" w:themeColor="accent1" w:themeShade="99" w:sz="4" w:space="0"/>
+          <w:insideH w:val="single" w:sz="4" w:space="0" w:color="2C4C74" w:themeColor="accent1" w:themeShade="99"/>
           <w:insideV w:val="nil"/>
         </w:tcBorders>
         <w:shd w:val="clear" w:color="auto" w:fill="2C4C74" w:themeFill="accent1" w:themeFillShade="99"/>
@@ -12600,12 +12583,12 @@
       <w:tblStyleRowBandSize w:val="1"/>
       <w:tblStyleColBandSize w:val="1"/>
       <w:tblBorders>
-        <w:top w:val="single" w:color="C0504D" w:themeColor="accent2" w:sz="24" w:space="0"/>
-        <w:left w:val="single" w:color="C0504D" w:themeColor="accent2" w:sz="4" w:space="0"/>
-        <w:bottom w:val="single" w:color="C0504D" w:themeColor="accent2" w:sz="4" w:space="0"/>
-        <w:right w:val="single" w:color="C0504D" w:themeColor="accent2" w:sz="4" w:space="0"/>
-        <w:insideH w:val="single" w:color="FFFFFF" w:themeColor="background1" w:sz="4" w:space="0"/>
-        <w:insideV w:val="single" w:color="FFFFFF" w:themeColor="background1" w:sz="4" w:space="0"/>
+        <w:top w:val="single" w:sz="24" w:space="0" w:color="C0504D" w:themeColor="accent2"/>
+        <w:left w:val="single" w:sz="4" w:space="0" w:color="C0504D" w:themeColor="accent2"/>
+        <w:bottom w:val="single" w:sz="4" w:space="0" w:color="C0504D" w:themeColor="accent2"/>
+        <w:right w:val="single" w:sz="4" w:space="0" w:color="C0504D" w:themeColor="accent2"/>
+        <w:insideH w:val="single" w:sz="4" w:space="0" w:color="FFFFFF" w:themeColor="background1"/>
+        <w:insideV w:val="single" w:sz="4" w:space="0" w:color="FFFFFF" w:themeColor="background1"/>
       </w:tblBorders>
     </w:tblPr>
     <w:tcPr>
@@ -12621,7 +12604,7 @@
         <w:tcBorders>
           <w:top w:val="nil"/>
           <w:left w:val="nil"/>
-          <w:bottom w:val="single" w:color="C0504D" w:themeColor="accent2" w:sz="24" w:space="0"/>
+          <w:bottom w:val="single" w:sz="24" w:space="0" w:color="C0504D" w:themeColor="accent2"/>
           <w:right w:val="nil"/>
           <w:insideH w:val="nil"/>
           <w:insideV w:val="nil"/>
@@ -12638,7 +12621,7 @@
       <w:tblPr/>
       <w:tcPr>
         <w:tcBorders>
-          <w:top w:val="single" w:color="FFFFFF" w:themeColor="background1" w:sz="6" w:space="0"/>
+          <w:top w:val="single" w:sz="6" w:space="0" w:color="FFFFFF" w:themeColor="background1"/>
         </w:tcBorders>
         <w:shd w:val="clear" w:color="auto" w:fill="772C2A" w:themeFill="accent2" w:themeFillShade="99"/>
       </w:tcPr>
@@ -12654,7 +12637,7 @@
           <w:left w:val="nil"/>
           <w:bottom w:val="nil"/>
           <w:right w:val="nil"/>
-          <w:insideH w:val="single" w:color="772C2A" w:themeColor="accent2" w:themeShade="99" w:sz="4" w:space="0"/>
+          <w:insideH w:val="single" w:sz="4" w:space="0" w:color="772C2A" w:themeColor="accent2" w:themeShade="99"/>
           <w:insideV w:val="nil"/>
         </w:tcBorders>
         <w:shd w:val="clear" w:color="auto" w:fill="772C2A" w:themeFill="accent2" w:themeFillShade="99"/>
@@ -12715,12 +12698,12 @@
       <w:tblStyleRowBandSize w:val="1"/>
       <w:tblStyleColBandSize w:val="1"/>
       <w:tblBorders>
-        <w:top w:val="single" w:color="8064A2" w:themeColor="accent4" w:sz="24" w:space="0"/>
-        <w:left w:val="single" w:color="9BBB59" w:themeColor="accent3" w:sz="4" w:space="0"/>
-        <w:bottom w:val="single" w:color="9BBB59" w:themeColor="accent3" w:sz="4" w:space="0"/>
-        <w:right w:val="single" w:color="9BBB59" w:themeColor="accent3" w:sz="4" w:space="0"/>
-        <w:insideH w:val="single" w:color="FFFFFF" w:themeColor="background1" w:sz="4" w:space="0"/>
-        <w:insideV w:val="single" w:color="FFFFFF" w:themeColor="background1" w:sz="4" w:space="0"/>
+        <w:top w:val="single" w:sz="24" w:space="0" w:color="8064A2" w:themeColor="accent4"/>
+        <w:left w:val="single" w:sz="4" w:space="0" w:color="9BBB59" w:themeColor="accent3"/>
+        <w:bottom w:val="single" w:sz="4" w:space="0" w:color="9BBB59" w:themeColor="accent3"/>
+        <w:right w:val="single" w:sz="4" w:space="0" w:color="9BBB59" w:themeColor="accent3"/>
+        <w:insideH w:val="single" w:sz="4" w:space="0" w:color="FFFFFF" w:themeColor="background1"/>
+        <w:insideV w:val="single" w:sz="4" w:space="0" w:color="FFFFFF" w:themeColor="background1"/>
       </w:tblBorders>
     </w:tblPr>
     <w:tcPr>
@@ -12736,7 +12719,7 @@
         <w:tcBorders>
           <w:top w:val="nil"/>
           <w:left w:val="nil"/>
-          <w:bottom w:val="single" w:color="8064A2" w:themeColor="accent4" w:sz="24" w:space="0"/>
+          <w:bottom w:val="single" w:sz="24" w:space="0" w:color="8064A2" w:themeColor="accent4"/>
           <w:right w:val="nil"/>
           <w:insideH w:val="nil"/>
           <w:insideV w:val="nil"/>
@@ -12753,7 +12736,7 @@
       <w:tblPr/>
       <w:tcPr>
         <w:tcBorders>
-          <w:top w:val="single" w:color="FFFFFF" w:themeColor="background1" w:sz="6" w:space="0"/>
+          <w:top w:val="single" w:sz="6" w:space="0" w:color="FFFFFF" w:themeColor="background1"/>
         </w:tcBorders>
         <w:shd w:val="clear" w:color="auto" w:fill="5E7530" w:themeFill="accent3" w:themeFillShade="99"/>
       </w:tcPr>
@@ -12769,7 +12752,7 @@
           <w:left w:val="nil"/>
           <w:bottom w:val="nil"/>
           <w:right w:val="nil"/>
-          <w:insideH w:val="single" w:color="5E7530" w:themeColor="accent3" w:themeShade="99" w:sz="4" w:space="0"/>
+          <w:insideH w:val="single" w:sz="4" w:space="0" w:color="5E7530" w:themeColor="accent3" w:themeShade="99"/>
           <w:insideV w:val="nil"/>
         </w:tcBorders>
         <w:shd w:val="clear" w:color="auto" w:fill="5E7530" w:themeFill="accent3" w:themeFillShade="99"/>
@@ -12820,12 +12803,12 @@
       <w:tblStyleRowBandSize w:val="1"/>
       <w:tblStyleColBandSize w:val="1"/>
       <w:tblBorders>
-        <w:top w:val="single" w:color="9BBB59" w:themeColor="accent3" w:sz="24" w:space="0"/>
-        <w:left w:val="single" w:color="8064A2" w:themeColor="accent4" w:sz="4" w:space="0"/>
-        <w:bottom w:val="single" w:color="8064A2" w:themeColor="accent4" w:sz="4" w:space="0"/>
-        <w:right w:val="single" w:color="8064A2" w:themeColor="accent4" w:sz="4" w:space="0"/>
-        <w:insideH w:val="single" w:color="FFFFFF" w:themeColor="background1" w:sz="4" w:space="0"/>
-        <w:insideV w:val="single" w:color="FFFFFF" w:themeColor="background1" w:sz="4" w:space="0"/>
+        <w:top w:val="single" w:sz="24" w:space="0" w:color="9BBB59" w:themeColor="accent3"/>
+        <w:left w:val="single" w:sz="4" w:space="0" w:color="8064A2" w:themeColor="accent4"/>
+        <w:bottom w:val="single" w:sz="4" w:space="0" w:color="8064A2" w:themeColor="accent4"/>
+        <w:right w:val="single" w:sz="4" w:space="0" w:color="8064A2" w:themeColor="accent4"/>
+        <w:insideH w:val="single" w:sz="4" w:space="0" w:color="FFFFFF" w:themeColor="background1"/>
+        <w:insideV w:val="single" w:sz="4" w:space="0" w:color="FFFFFF" w:themeColor="background1"/>
       </w:tblBorders>
     </w:tblPr>
     <w:tcPr>
@@ -12841,7 +12824,7 @@
         <w:tcBorders>
           <w:top w:val="nil"/>
           <w:left w:val="nil"/>
-          <w:bottom w:val="single" w:color="9BBB59" w:themeColor="accent3" w:sz="24" w:space="0"/>
+          <w:bottom w:val="single" w:sz="24" w:space="0" w:color="9BBB59" w:themeColor="accent3"/>
           <w:right w:val="nil"/>
           <w:insideH w:val="nil"/>
           <w:insideV w:val="nil"/>
@@ -12858,7 +12841,7 @@
       <w:tblPr/>
       <w:tcPr>
         <w:tcBorders>
-          <w:top w:val="single" w:color="FFFFFF" w:themeColor="background1" w:sz="6" w:space="0"/>
+          <w:top w:val="single" w:sz="6" w:space="0" w:color="FFFFFF" w:themeColor="background1"/>
         </w:tcBorders>
         <w:shd w:val="clear" w:color="auto" w:fill="4C3B62" w:themeFill="accent4" w:themeFillShade="99"/>
       </w:tcPr>
@@ -12874,7 +12857,7 @@
           <w:left w:val="nil"/>
           <w:bottom w:val="nil"/>
           <w:right w:val="nil"/>
-          <w:insideH w:val="single" w:color="4C3B62" w:themeColor="accent4" w:themeShade="99" w:sz="4" w:space="0"/>
+          <w:insideH w:val="single" w:sz="4" w:space="0" w:color="4C3B62" w:themeColor="accent4" w:themeShade="99"/>
           <w:insideV w:val="nil"/>
         </w:tcBorders>
         <w:shd w:val="clear" w:color="auto" w:fill="4C3B62" w:themeFill="accent4" w:themeFillShade="99"/>
@@ -12935,12 +12918,12 @@
       <w:tblStyleRowBandSize w:val="1"/>
       <w:tblStyleColBandSize w:val="1"/>
       <w:tblBorders>
-        <w:top w:val="single" w:color="F79646" w:themeColor="accent6" w:sz="24" w:space="0"/>
-        <w:left w:val="single" w:color="4BACC6" w:themeColor="accent5" w:sz="4" w:space="0"/>
-        <w:bottom w:val="single" w:color="4BACC6" w:themeColor="accent5" w:sz="4" w:space="0"/>
-        <w:right w:val="single" w:color="4BACC6" w:themeColor="accent5" w:sz="4" w:space="0"/>
-        <w:insideH w:val="single" w:color="FFFFFF" w:themeColor="background1" w:sz="4" w:space="0"/>
-        <w:insideV w:val="single" w:color="FFFFFF" w:themeColor="background1" w:sz="4" w:space="0"/>
+        <w:top w:val="single" w:sz="24" w:space="0" w:color="F79646" w:themeColor="accent6"/>
+        <w:left w:val="single" w:sz="4" w:space="0" w:color="4BACC6" w:themeColor="accent5"/>
+        <w:bottom w:val="single" w:sz="4" w:space="0" w:color="4BACC6" w:themeColor="accent5"/>
+        <w:right w:val="single" w:sz="4" w:space="0" w:color="4BACC6" w:themeColor="accent5"/>
+        <w:insideH w:val="single" w:sz="4" w:space="0" w:color="FFFFFF" w:themeColor="background1"/>
+        <w:insideV w:val="single" w:sz="4" w:space="0" w:color="FFFFFF" w:themeColor="background1"/>
       </w:tblBorders>
     </w:tblPr>
     <w:tcPr>
@@ -12956,7 +12939,7 @@
         <w:tcBorders>
           <w:top w:val="nil"/>
           <w:left w:val="nil"/>
-          <w:bottom w:val="single" w:color="F79646" w:themeColor="accent6" w:sz="24" w:space="0"/>
+          <w:bottom w:val="single" w:sz="24" w:space="0" w:color="F79646" w:themeColor="accent6"/>
           <w:right w:val="nil"/>
           <w:insideH w:val="nil"/>
           <w:insideV w:val="nil"/>
@@ -12973,7 +12956,7 @@
       <w:tblPr/>
       <w:tcPr>
         <w:tcBorders>
-          <w:top w:val="single" w:color="FFFFFF" w:themeColor="background1" w:sz="6" w:space="0"/>
+          <w:top w:val="single" w:sz="6" w:space="0" w:color="FFFFFF" w:themeColor="background1"/>
         </w:tcBorders>
         <w:shd w:val="clear" w:color="auto" w:fill="276A7C" w:themeFill="accent5" w:themeFillShade="99"/>
       </w:tcPr>
@@ -12989,7 +12972,7 @@
           <w:left w:val="nil"/>
           <w:bottom w:val="nil"/>
           <w:right w:val="nil"/>
-          <w:insideH w:val="single" w:color="276A7C" w:themeColor="accent5" w:themeShade="99" w:sz="4" w:space="0"/>
+          <w:insideH w:val="single" w:sz="4" w:space="0" w:color="276A7C" w:themeColor="accent5" w:themeShade="99"/>
           <w:insideV w:val="nil"/>
         </w:tcBorders>
         <w:shd w:val="clear" w:color="auto" w:fill="276A7C" w:themeFill="accent5" w:themeFillShade="99"/>
@@ -13050,12 +13033,12 @@
       <w:tblStyleRowBandSize w:val="1"/>
       <w:tblStyleColBandSize w:val="1"/>
       <w:tblBorders>
-        <w:top w:val="single" w:color="4BACC6" w:themeColor="accent5" w:sz="24" w:space="0"/>
-        <w:left w:val="single" w:color="F79646" w:themeColor="accent6" w:sz="4" w:space="0"/>
-        <w:bottom w:val="single" w:color="F79646" w:themeColor="accent6" w:sz="4" w:space="0"/>
-        <w:right w:val="single" w:color="F79646" w:themeColor="accent6" w:sz="4" w:space="0"/>
-        <w:insideH w:val="single" w:color="FFFFFF" w:themeColor="background1" w:sz="4" w:space="0"/>
-        <w:insideV w:val="single" w:color="FFFFFF" w:themeColor="background1" w:sz="4" w:space="0"/>
+        <w:top w:val="single" w:sz="24" w:space="0" w:color="4BACC6" w:themeColor="accent5"/>
+        <w:left w:val="single" w:sz="4" w:space="0" w:color="F79646" w:themeColor="accent6"/>
+        <w:bottom w:val="single" w:sz="4" w:space="0" w:color="F79646" w:themeColor="accent6"/>
+        <w:right w:val="single" w:sz="4" w:space="0" w:color="F79646" w:themeColor="accent6"/>
+        <w:insideH w:val="single" w:sz="4" w:space="0" w:color="FFFFFF" w:themeColor="background1"/>
+        <w:insideV w:val="single" w:sz="4" w:space="0" w:color="FFFFFF" w:themeColor="background1"/>
       </w:tblBorders>
     </w:tblPr>
     <w:tcPr>
@@ -13071,7 +13054,7 @@
         <w:tcBorders>
           <w:top w:val="nil"/>
           <w:left w:val="nil"/>
-          <w:bottom w:val="single" w:color="4BACC6" w:themeColor="accent5" w:sz="24" w:space="0"/>
+          <w:bottom w:val="single" w:sz="24" w:space="0" w:color="4BACC6" w:themeColor="accent5"/>
           <w:right w:val="nil"/>
           <w:insideH w:val="nil"/>
           <w:insideV w:val="nil"/>
@@ -13088,7 +13071,7 @@
       <w:tblPr/>
       <w:tcPr>
         <w:tcBorders>
-          <w:top w:val="single" w:color="FFFFFF" w:themeColor="background1" w:sz="6" w:space="0"/>
+          <w:top w:val="single" w:sz="6" w:space="0" w:color="FFFFFF" w:themeColor="background1"/>
         </w:tcBorders>
         <w:shd w:val="clear" w:color="auto" w:fill="B65608" w:themeFill="accent6" w:themeFillShade="99"/>
       </w:tcPr>
@@ -13104,7 +13087,7 @@
           <w:left w:val="nil"/>
           <w:bottom w:val="nil"/>
           <w:right w:val="nil"/>
-          <w:insideH w:val="single" w:color="B65608" w:themeColor="accent6" w:themeShade="99" w:sz="4" w:space="0"/>
+          <w:insideH w:val="single" w:sz="4" w:space="0" w:color="B65608" w:themeColor="accent6" w:themeShade="99"/>
           <w:insideV w:val="nil"/>
         </w:tcBorders>
         <w:shd w:val="clear" w:color="auto" w:fill="B65608" w:themeFill="accent6" w:themeFillShade="99"/>
@@ -13177,7 +13160,7 @@
       <w:tblPr/>
       <w:tcPr>
         <w:tcBorders>
-          <w:bottom w:val="single" w:color="FFFFFF" w:themeColor="background1" w:sz="12" w:space="0"/>
+          <w:bottom w:val="single" w:sz="12" w:space="0" w:color="FFFFFF" w:themeColor="background1"/>
         </w:tcBorders>
         <w:shd w:val="clear" w:color="auto" w:fill="9E3A38" w:themeFill="accent2" w:themeFillShade="CC"/>
       </w:tcPr>
@@ -13191,7 +13174,7 @@
       <w:tblPr/>
       <w:tcPr>
         <w:tcBorders>
-          <w:top w:val="single" w:color="000000" w:themeColor="text1" w:sz="12" w:space="0"/>
+          <w:top w:val="single" w:sz="12" w:space="0" w:color="000000" w:themeColor="text1"/>
         </w:tcBorders>
         <w:shd w:val="clear" w:color="auto" w:fill="FFFFFF" w:themeFill="background1"/>
       </w:tcPr>
@@ -13256,7 +13239,7 @@
       <w:tblPr/>
       <w:tcPr>
         <w:tcBorders>
-          <w:bottom w:val="single" w:color="FFFFFF" w:themeColor="background1" w:sz="12" w:space="0"/>
+          <w:bottom w:val="single" w:sz="12" w:space="0" w:color="FFFFFF" w:themeColor="background1"/>
         </w:tcBorders>
         <w:shd w:val="clear" w:color="auto" w:fill="9E3A38" w:themeFill="accent2" w:themeFillShade="CC"/>
       </w:tcPr>
@@ -13270,7 +13253,7 @@
       <w:tblPr/>
       <w:tcPr>
         <w:tcBorders>
-          <w:top w:val="single" w:color="000000" w:themeColor="text1" w:sz="12" w:space="0"/>
+          <w:top w:val="single" w:sz="12" w:space="0" w:color="000000" w:themeColor="text1"/>
         </w:tcBorders>
         <w:shd w:val="clear" w:color="auto" w:fill="FFFFFF" w:themeFill="background1"/>
       </w:tcPr>
@@ -13335,7 +13318,7 @@
       <w:tblPr/>
       <w:tcPr>
         <w:tcBorders>
-          <w:bottom w:val="single" w:color="FFFFFF" w:themeColor="background1" w:sz="12" w:space="0"/>
+          <w:bottom w:val="single" w:sz="12" w:space="0" w:color="FFFFFF" w:themeColor="background1"/>
         </w:tcBorders>
         <w:shd w:val="clear" w:color="auto" w:fill="9E3A38" w:themeFill="accent2" w:themeFillShade="CC"/>
       </w:tcPr>
@@ -13349,7 +13332,7 @@
       <w:tblPr/>
       <w:tcPr>
         <w:tcBorders>
-          <w:top w:val="single" w:color="000000" w:themeColor="text1" w:sz="12" w:space="0"/>
+          <w:top w:val="single" w:sz="12" w:space="0" w:color="000000" w:themeColor="text1"/>
         </w:tcBorders>
         <w:shd w:val="clear" w:color="auto" w:fill="FFFFFF" w:themeFill="background1"/>
       </w:tcPr>
@@ -13414,7 +13397,7 @@
       <w:tblPr/>
       <w:tcPr>
         <w:tcBorders>
-          <w:bottom w:val="single" w:color="FFFFFF" w:themeColor="background1" w:sz="12" w:space="0"/>
+          <w:bottom w:val="single" w:sz="12" w:space="0" w:color="FFFFFF" w:themeColor="background1"/>
         </w:tcBorders>
         <w:shd w:val="clear" w:color="auto" w:fill="664E82" w:themeFill="accent4" w:themeFillShade="CC"/>
       </w:tcPr>
@@ -13428,7 +13411,7 @@
       <w:tblPr/>
       <w:tcPr>
         <w:tcBorders>
-          <w:top w:val="single" w:color="000000" w:themeColor="text1" w:sz="12" w:space="0"/>
+          <w:top w:val="single" w:sz="12" w:space="0" w:color="000000" w:themeColor="text1"/>
         </w:tcBorders>
         <w:shd w:val="clear" w:color="auto" w:fill="FFFFFF" w:themeFill="background1"/>
       </w:tcPr>
@@ -13493,7 +13476,7 @@
       <w:tblPr/>
       <w:tcPr>
         <w:tcBorders>
-          <w:bottom w:val="single" w:color="FFFFFF" w:themeColor="background1" w:sz="12" w:space="0"/>
+          <w:bottom w:val="single" w:sz="12" w:space="0" w:color="FFFFFF" w:themeColor="background1"/>
         </w:tcBorders>
         <w:shd w:val="clear" w:color="auto" w:fill="7E9C40" w:themeFill="accent3" w:themeFillShade="CC"/>
       </w:tcPr>
@@ -13507,7 +13490,7 @@
       <w:tblPr/>
       <w:tcPr>
         <w:tcBorders>
-          <w:top w:val="single" w:color="000000" w:themeColor="text1" w:sz="12" w:space="0"/>
+          <w:top w:val="single" w:sz="12" w:space="0" w:color="000000" w:themeColor="text1"/>
         </w:tcBorders>
         <w:shd w:val="clear" w:color="auto" w:fill="FFFFFF" w:themeFill="background1"/>
       </w:tcPr>
@@ -13572,7 +13555,7 @@
       <w:tblPr/>
       <w:tcPr>
         <w:tcBorders>
-          <w:bottom w:val="single" w:color="FFFFFF" w:themeColor="background1" w:sz="12" w:space="0"/>
+          <w:bottom w:val="single" w:sz="12" w:space="0" w:color="FFFFFF" w:themeColor="background1"/>
         </w:tcBorders>
         <w:shd w:val="clear" w:color="auto" w:fill="F2730A" w:themeFill="accent6" w:themeFillShade="CC"/>
       </w:tcPr>
@@ -13586,7 +13569,7 @@
       <w:tblPr/>
       <w:tcPr>
         <w:tcBorders>
-          <w:top w:val="single" w:color="000000" w:themeColor="text1" w:sz="12" w:space="0"/>
+          <w:top w:val="single" w:sz="12" w:space="0" w:color="000000" w:themeColor="text1"/>
         </w:tcBorders>
         <w:shd w:val="clear" w:color="auto" w:fill="FFFFFF" w:themeFill="background1"/>
       </w:tcPr>
@@ -13651,7 +13634,7 @@
       <w:tblPr/>
       <w:tcPr>
         <w:tcBorders>
-          <w:bottom w:val="single" w:color="FFFFFF" w:themeColor="background1" w:sz="12" w:space="0"/>
+          <w:bottom w:val="single" w:sz="12" w:space="0" w:color="FFFFFF" w:themeColor="background1"/>
         </w:tcBorders>
         <w:shd w:val="clear" w:color="auto" w:fill="348DA5" w:themeFill="accent5" w:themeFillShade="CC"/>
       </w:tcPr>
@@ -13665,7 +13648,7 @@
       <w:tblPr/>
       <w:tcPr>
         <w:tcBorders>
-          <w:top w:val="single" w:color="000000" w:themeColor="text1" w:sz="12" w:space="0"/>
+          <w:top w:val="single" w:sz="12" w:space="0" w:color="000000" w:themeColor="text1"/>
         </w:tcBorders>
         <w:shd w:val="clear" w:color="auto" w:fill="FFFFFF" w:themeFill="background1"/>
       </w:tcPr>
@@ -13718,7 +13701,7 @@
       <w:tblStyleRowBandSize w:val="1"/>
       <w:tblStyleColBandSize w:val="1"/>
       <w:tblBorders>
-        <w:insideH w:val="single" w:color="FFFFFF" w:themeColor="background1" w:sz="4" w:space="0"/>
+        <w:insideH w:val="single" w:sz="4" w:space="0" w:color="FFFFFF" w:themeColor="background1"/>
       </w:tblBorders>
     </w:tblPr>
     <w:tcPr>
@@ -13791,7 +13774,7 @@
       <w:tblStyleRowBandSize w:val="1"/>
       <w:tblStyleColBandSize w:val="1"/>
       <w:tblBorders>
-        <w:insideH w:val="single" w:color="FFFFFF" w:themeColor="background1" w:sz="4" w:space="0"/>
+        <w:insideH w:val="single" w:sz="4" w:space="0" w:color="FFFFFF" w:themeColor="background1"/>
       </w:tblBorders>
     </w:tblPr>
     <w:tcPr>
@@ -13864,7 +13847,7 @@
       <w:tblStyleRowBandSize w:val="1"/>
       <w:tblStyleColBandSize w:val="1"/>
       <w:tblBorders>
-        <w:insideH w:val="single" w:color="FFFFFF" w:themeColor="background1" w:sz="4" w:space="0"/>
+        <w:insideH w:val="single" w:sz="4" w:space="0" w:color="FFFFFF" w:themeColor="background1"/>
       </w:tblBorders>
     </w:tblPr>
     <w:tcPr>
@@ -13937,7 +13920,7 @@
       <w:tblStyleRowBandSize w:val="1"/>
       <w:tblStyleColBandSize w:val="1"/>
       <w:tblBorders>
-        <w:insideH w:val="single" w:color="FFFFFF" w:themeColor="background1" w:sz="4" w:space="0"/>
+        <w:insideH w:val="single" w:sz="4" w:space="0" w:color="FFFFFF" w:themeColor="background1"/>
       </w:tblBorders>
     </w:tblPr>
     <w:tcPr>
@@ -14010,7 +13993,7 @@
       <w:tblStyleRowBandSize w:val="1"/>
       <w:tblStyleColBandSize w:val="1"/>
       <w:tblBorders>
-        <w:insideH w:val="single" w:color="FFFFFF" w:themeColor="background1" w:sz="4" w:space="0"/>
+        <w:insideH w:val="single" w:sz="4" w:space="0" w:color="FFFFFF" w:themeColor="background1"/>
       </w:tblBorders>
     </w:tblPr>
     <w:tcPr>
@@ -14083,7 +14066,7 @@
       <w:tblStyleRowBandSize w:val="1"/>
       <w:tblStyleColBandSize w:val="1"/>
       <w:tblBorders>
-        <w:insideH w:val="single" w:color="FFFFFF" w:themeColor="background1" w:sz="4" w:space="0"/>
+        <w:insideH w:val="single" w:sz="4" w:space="0" w:color="FFFFFF" w:themeColor="background1"/>
       </w:tblBorders>
     </w:tblPr>
     <w:tcPr>
@@ -14156,7 +14139,7 @@
       <w:tblStyleRowBandSize w:val="1"/>
       <w:tblStyleColBandSize w:val="1"/>
       <w:tblBorders>
-        <w:insideH w:val="single" w:color="FFFFFF" w:themeColor="background1" w:sz="4" w:space="0"/>
+        <w:insideH w:val="single" w:sz="4" w:space="0" w:color="FFFFFF" w:themeColor="background1"/>
       </w:tblBorders>
     </w:tblPr>
     <w:tcPr>
@@ -14228,7 +14211,7 @@
       <w:szCs w:val="20"/>
     </w:rPr>
   </w:style>
-  <w:style w:type="character" w:styleId="CommentTextChar" w:customStyle="1">
+  <w:style w:type="character" w:customStyle="1" w:styleId="CommentTextChar">
     <w:name w:val="Comment Text Char"/>
     <w:basedOn w:val="DefaultParagraphFont"/>
     <w:link w:val="CommentText"/>
@@ -14266,7 +14249,7 @@
       <w:bCs/>
     </w:rPr>
   </w:style>
-  <w:style w:type="character" w:styleId="CommentSubjectChar" w:customStyle="1">
+  <w:style w:type="character" w:customStyle="1" w:styleId="CommentSubjectChar">
     <w:name w:val="Comment Subject Char"/>
     <w:basedOn w:val="CommentTextChar"/>
     <w:link w:val="CommentSubject"/>

--- a/docs/Skillable-Intelligence-Executive-Briefing.docx
+++ b/docs/Skillable-Intelligence-Executive-Briefing.docx
@@ -1055,7 +1055,6 @@
           <w:color w:val="1A4D35"/>
           <w:sz w:val="24"/>
         </w:rPr>
-        <w:lastRenderedPageBreak/>
         <w:t>4.  Security — What SecOps Needs to Know</w:t>
       </w:r>
     </w:p>
@@ -1445,7 +1444,6 @@
           <w:color w:val="1A4D35"/>
           <w:sz w:val="24"/>
         </w:rPr>
-        <w:lastRenderedPageBreak/>
         <w:t>6.  Questions &amp; Recommendations</w:t>
       </w:r>
     </w:p>
@@ -1738,10 +1736,10 @@
     </w:tbl>
     <w:p/>
     <w:sectPr>
-      <w:headerReference w:type="default" r:id="rId12"/>
-      <w:footerReference w:type="even" r:id="rId13"/>
-      <w:footerReference w:type="default" r:id="rId14"/>
-      <w:footerReference w:type="first" r:id="rId15"/>
+      <w:headerReference w:type="default" r:id="rId11"/>
+      <w:footerReference w:type="even" r:id="rId12"/>
+      <w:footerReference w:type="default" r:id="rId13"/>
+      <w:footerReference w:type="first" r:id="rId14"/>
       <w:pgSz w:w="12240" w:h="15840"/>
       <w:pgMar w:top="1296" w:right="1224" w:bottom="1296" w:left="1224" w:header="504" w:footer="504" w:gutter="0"/>
       <w:cols w:space="720"/>
@@ -2060,6 +2058,9 @@
               <wp:wrapNone/>
               <wp:docPr id="288050050" name="Text Box 2" descr="Skillable INTERNAL">
                 <a:extLst xmlns:a="http://schemas.openxmlformats.org/drawingml/2006/main">
+                  <a:ext uri="{FF2B5EF4-FFF2-40B4-BE49-F238E27FC236}">
+                    <a16:creationId xmlns:a16="http://schemas.microsoft.com/office/drawing/2014/main" id="{20B25002-45D2-4C43-A217-60C11279A954}"/>
+                  </a:ext>
                   <a:ext uri="{5AE41FA2-C0FF-4470-9BD4-5FADCA87CBE2}">
                     <aclsh:classification xmlns:aclsh="http://schemas.microsoft.com/office/drawing/2020/classificationShape" classificationOutcomeType="ftr"/>
                   </a:ext>
@@ -2190,6 +2191,9 @@
               <wp:wrapNone/>
               <wp:docPr id="1542162736" name="Text Box 3" descr="Skillable INTERNAL">
                 <a:extLst xmlns:a="http://schemas.openxmlformats.org/drawingml/2006/main">
+                  <a:ext uri="{FF2B5EF4-FFF2-40B4-BE49-F238E27FC236}">
+                    <a16:creationId xmlns:a16="http://schemas.microsoft.com/office/drawing/2014/main" id="{D6593ED0-E0FF-455D-882B-BF5F2EEE1474}"/>
+                  </a:ext>
                   <a:ext uri="{5AE41FA2-C0FF-4470-9BD4-5FADCA87CBE2}">
                     <aclsh:classification xmlns:aclsh="http://schemas.microsoft.com/office/drawing/2020/classificationShape" classificationOutcomeType="ftr"/>
                   </a:ext>
@@ -2414,6 +2418,9 @@
               <wp:wrapNone/>
               <wp:docPr id="1781597553" name="Text Box 1" descr="Skillable INTERNAL">
                 <a:extLst xmlns:a="http://schemas.openxmlformats.org/drawingml/2006/main">
+                  <a:ext uri="{FF2B5EF4-FFF2-40B4-BE49-F238E27FC236}">
+                    <a16:creationId xmlns:a16="http://schemas.microsoft.com/office/drawing/2014/main" id="{0AD5889D-76C7-4F32-9457-4EB551F1668F}"/>
+                  </a:ext>
                   <a:ext uri="{5AE41FA2-C0FF-4470-9BD4-5FADCA87CBE2}">
                     <aclsh:classification xmlns:aclsh="http://schemas.microsoft.com/office/drawing/2020/classificationShape" classificationOutcomeType="ftr"/>
                   </a:ext>
@@ -2554,7 +2561,13 @@
         <wp:inline distT="0" distB="0" distL="0" distR="0" wp14:anchorId="163EA055" wp14:editId="07777777">
           <wp:extent cx="1005840" cy="334541"/>
           <wp:effectExtent l="0" t="0" r="0" b="0"/>
-          <wp:docPr id="1" name="Picture 1"/>
+          <wp:docPr id="1" name="Picture 1">
+            <a:extLst xmlns:a="http://schemas.openxmlformats.org/drawingml/2006/main">
+              <a:ext uri="{FF2B5EF4-FFF2-40B4-BE49-F238E27FC236}">
+                <a16:creationId xmlns:a16="http://schemas.microsoft.com/office/drawing/2014/main" id="{1BA77869-284F-4B65-9429-AA5CAFF7335D}"/>
+              </a:ext>
+            </a:extLst>
+          </wp:docPr>
           <wp:cNvGraphicFramePr>
             <a:graphicFrameLocks xmlns:a="http://schemas.openxmlformats.org/drawingml/2006/main" noChangeAspect="1"/>
           </wp:cNvGraphicFramePr>
@@ -2753,7 +2766,7 @@
   <w:abstractNum w:abstractNumId="8" w15:restartNumberingAfterBreak="0">
     <w:nsid w:val="FFFFFF89"/>
     <w:multiLevelType w:val="singleLevel"/>
-    <w:tmpl w:val="40E85542"/>
+    <w:tmpl w:val="05AAA874"/>
     <w:lvl w:ilvl="0">
       <w:start w:val="1"/>
       <w:numFmt w:val="bullet"/>
@@ -2771,32 +2784,32 @@
       </w:rPr>
     </w:lvl>
   </w:abstractNum>
-  <w:num w:numId="1" w16cid:durableId="2009016065">
-    <w:abstractNumId w:val="8"/>
-  </w:num>
-  <w:num w:numId="2" w16cid:durableId="1379008966">
+  <w:num w:numId="1" w16cid:durableId="1379008966">
     <w:abstractNumId w:val="6"/>
   </w:num>
-  <w:num w:numId="3" w16cid:durableId="325596468">
-    <w:abstractNumId w:val="5"/>
+  <w:num w:numId="2" w16cid:durableId="1515922994">
+    <w:abstractNumId w:val="4"/>
   </w:num>
-  <w:num w:numId="4" w16cid:durableId="1515922994">
-    <w:abstractNumId w:val="4"/>
+  <w:num w:numId="3" w16cid:durableId="1581064020">
+    <w:abstractNumId w:val="2"/>
+  </w:num>
+  <w:num w:numId="4" w16cid:durableId="1660839529">
+    <w:abstractNumId w:val="1"/>
   </w:num>
   <w:num w:numId="5" w16cid:durableId="1909614725">
     <w:abstractNumId w:val="7"/>
   </w:num>
-  <w:num w:numId="6" w16cid:durableId="640505467">
+  <w:num w:numId="6" w16cid:durableId="2009016065">
+    <w:abstractNumId w:val="8"/>
+  </w:num>
+  <w:num w:numId="7" w16cid:durableId="325596468">
+    <w:abstractNumId w:val="5"/>
+  </w:num>
+  <w:num w:numId="8" w16cid:durableId="500588357">
+    <w:abstractNumId w:val="0"/>
+  </w:num>
+  <w:num w:numId="9" w16cid:durableId="640505467">
     <w:abstractNumId w:val="3"/>
-  </w:num>
-  <w:num w:numId="7" w16cid:durableId="1581064020">
-    <w:abstractNumId w:val="2"/>
-  </w:num>
-  <w:num w:numId="8" w16cid:durableId="1660839529">
-    <w:abstractNumId w:val="1"/>
-  </w:num>
-  <w:num w:numId="9" w16cid:durableId="500588357">
-    <w:abstractNumId w:val="0"/>
   </w:num>
 </w:numbering>
 </file>
@@ -3732,7 +3745,7 @@
     <w:rsid w:val="00326F90"/>
     <w:pPr>
       <w:numPr>
-        <w:numId w:val="1"/>
+        <w:numId w:val="6"/>
       </w:numPr>
       <w:contextualSpacing/>
     </w:pPr>
@@ -3745,7 +3758,7 @@
     <w:rsid w:val="00326F90"/>
     <w:pPr>
       <w:numPr>
-        <w:numId w:val="2"/>
+        <w:numId w:val="1"/>
       </w:numPr>
       <w:contextualSpacing/>
     </w:pPr>
@@ -3758,7 +3771,7 @@
     <w:rsid w:val="00326F90"/>
     <w:pPr>
       <w:numPr>
-        <w:numId w:val="3"/>
+        <w:numId w:val="7"/>
       </w:numPr>
       <w:contextualSpacing/>
     </w:pPr>
@@ -3784,7 +3797,7 @@
     <w:rsid w:val="0029639D"/>
     <w:pPr>
       <w:numPr>
-        <w:numId w:val="6"/>
+        <w:numId w:val="9"/>
       </w:numPr>
       <w:contextualSpacing/>
     </w:pPr>
@@ -3797,7 +3810,7 @@
     <w:rsid w:val="0029639D"/>
     <w:pPr>
       <w:numPr>
-        <w:numId w:val="7"/>
+        <w:numId w:val="3"/>
       </w:numPr>
       <w:contextualSpacing/>
     </w:pPr>
@@ -14585,16 +14598,4 @@
   </a:objectDefaults>
   <a:extraClrSchemeLst/>
 </a:theme>
-</file>
-
-<file path=customXml/item1.xml><?xml version="1.0" encoding="utf-8"?>
-<b:Sources xmlns:b="http://schemas.openxmlformats.org/officeDocument/2006/bibliography" xmlns="http://schemas.openxmlformats.org/officeDocument/2006/bibliography" SelectedStyle="/APA.XSL" StyleName="APA"/>
-</file>
-
-<file path=customXml/itemProps1.xml><?xml version="1.0" encoding="utf-8"?>
-<ds:datastoreItem xmlns:ds="http://schemas.openxmlformats.org/officeDocument/2006/customXml" ds:itemID="{EF278816-EC6F-A645-907D-7F25AECB1D4A}">
-  <ds:schemaRefs>
-    <ds:schemaRef ds:uri="http://schemas.openxmlformats.org/officeDocument/2006/bibliography"/>
-  </ds:schemaRefs>
-</ds:datastoreItem>
 </file>